--- a/data/templates/claim.docx
+++ b/data/templates/claim.docx
@@ -4009,7 +4009,7 @@
           <w:shd w:fill="auto" w:val="clear"/>
           <w:vertAlign w:val="baseline"/>
         </w:rPr>
-        <w:t>по Договору № 05.403297-ТЭ от 01.08.2017:</w:t>
+        <w:t>по Договору 05.403297-ТЭ от 01.08.2017:</w:t>
       </w:r>
     </w:p>
     <w:p>
@@ -4285,47 +4285,7 @@
           <w:shd w:fill="auto" w:val="clear"/>
           <w:vertAlign w:val="baseline"/>
         </w:rPr>
-        <w:t xml:space="preserve">неустойку по день фактического исполнения обязательства, начиная с </w:t>
-      </w:r>
-      <w:r>
-        <w:rPr>
-          <w:rFonts w:eastAsia="Times New Roman" w:cs="Times New Roman" w:ascii="Times New Roman" w:hAnsi="Times New Roman"/>
-          <w:b w:val="false"/>
-          <w:i w:val="false"/>
-          <w:caps w:val="false"/>
-          <w:smallCaps w:val="false"/>
-          <w:strike w:val="false"/>
-          <w:dstrike w:val="false"/>
-          <w:color w:val="000000"/>
-          <w:position w:val="0"/>
-          <w:sz w:val="24"/>
-          <w:sz w:val="24"/>
-          <w:szCs w:val="24"/>
-          <w:u w:val="none"/>
-          <w:shd w:fill="auto" w:val="clear"/>
-          <w:vertAlign w:val="baseline"/>
-        </w:rPr>
-        <w:t xml:space="preserve"> /*начальная дата неустойки*/</w:t>
-      </w:r>
-      <w:r>
-        <w:rPr>
-          <w:rFonts w:eastAsia="Times New Roman" w:cs="Times New Roman" w:ascii="Times New Roman" w:hAnsi="Times New Roman"/>
-          <w:b w:val="false"/>
-          <w:i w:val="false"/>
-          <w:caps w:val="false"/>
-          <w:smallCaps w:val="false"/>
-          <w:strike w:val="false"/>
-          <w:dstrike w:val="false"/>
-          <w:color w:val="000000"/>
-          <w:position w:val="0"/>
-          <w:sz w:val="24"/>
-          <w:sz w:val="24"/>
-          <w:szCs w:val="24"/>
-          <w:u w:val="none"/>
-          <w:shd w:fill="auto" w:val="clear"/>
-          <w:vertAlign w:val="baseline"/>
-        </w:rPr>
-        <w:t xml:space="preserve"> года, рассчитанную исходя из 1/130 ставки рефинансирования Банка России;</w:t>
+        <w:t>неустойку по день фактического исполнения обязательства, начиная с  /*начальная дата неустойки*/ года, рассчитанную исходя из 1/130 ставки рефинансирования Банка России;</w:t>
       </w:r>
     </w:p>
     <w:p>

--- a/data/templates/claim.docx
+++ b/data/templates/claim.docx
@@ -1010,7 +1010,23 @@
           <w:sz w:val="24"/>
           <w:szCs w:val="24"/>
         </w:rPr>
-        <w:t>(далее – Ответчик) предметом которых является подача (поставка) Истцом Ответчику тепловой энергии и/или теплоносителя (далее – ТЭ), на условиях, определенных Договорами:</w:t>
+        <w:t>(далее – Ответчик) предметом которых является подача (поставка) Истцом Ответчи</w:t>
+      </w:r>
+      <w:r>
+        <w:rPr>
+          <w:rFonts w:eastAsia="Times New Roman" w:cs="Times New Roman" w:ascii="Times New Roman" w:hAnsi="Times New Roman"/>
+          <w:sz w:val="24"/>
+          <w:szCs w:val="24"/>
+        </w:rPr>
+        <w:t>ку /*поставляемые ресурсы*/,</w:t>
+      </w:r>
+      <w:r>
+        <w:rPr>
+          <w:rFonts w:eastAsia="Times New Roman" w:cs="Times New Roman" w:ascii="Times New Roman" w:hAnsi="Times New Roman"/>
+          <w:sz w:val="24"/>
+          <w:szCs w:val="24"/>
+        </w:rPr>
+        <w:t xml:space="preserve"> на условиях, определенных Договорами:</w:t>
       </w:r>
     </w:p>
     <w:tbl>
@@ -1666,35 +1682,47 @@
           <w:shd w:fill="auto" w:val="clear"/>
           <w:vertAlign w:val="baseline"/>
         </w:rPr>
-        <w:t xml:space="preserve">В соответствии с условиями Договоров в период, указанный в соответствующей графе вышеизложенной таблицы (далее – Период), Истец поставил Ответчику через присоединенную сеть в соответствии с Договором </w:t>
-      </w:r>
-      <w:r>
-        <w:rPr>
-          <w:rFonts w:eastAsia="Times New Roman" w:cs="Times New Roman" w:ascii="Times New Roman" w:hAnsi="Times New Roman"/>
-          <w:sz w:val="24"/>
-          <w:szCs w:val="24"/>
-        </w:rPr>
-        <w:t>/*тип договора*/</w:t>
-      </w:r>
-      <w:r>
-        <w:rPr>
-          <w:rFonts w:eastAsia="Times New Roman" w:cs="Times New Roman" w:ascii="Times New Roman" w:hAnsi="Times New Roman"/>
-          <w:b w:val="false"/>
-          <w:i w:val="false"/>
-          <w:caps w:val="false"/>
-          <w:smallCaps w:val="false"/>
-          <w:strike w:val="false"/>
-          <w:dstrike w:val="false"/>
-          <w:color w:val="000000"/>
-          <w:position w:val="0"/>
-          <w:sz w:val="24"/>
-          <w:sz w:val="24"/>
-          <w:szCs w:val="24"/>
-          <w:u w:val="none"/>
-          <w:shd w:fill="auto" w:val="clear"/>
-          <w:vertAlign w:val="baseline"/>
-        </w:rPr>
-        <w:t xml:space="preserve">, а Ответчик, соответственно, обязан оплатить полученные ресурсы на основании указанных Договоров и установленных тарифов для соответствующих групп потребителей. </w:t>
+        <w:t xml:space="preserve">В соответствии с условиями Договоров в период, указанный в соответствующей графе вышеизложенной таблицы (далее – Период), Истец поставил Ответчику через присоединенную сеть в соответствии </w:t>
+      </w:r>
+      <w:r>
+        <w:rPr>
+          <w:rFonts w:eastAsia="Times New Roman" w:cs="Times New Roman" w:ascii="Times New Roman" w:hAnsi="Times New Roman"/>
+          <w:b w:val="false"/>
+          <w:i w:val="false"/>
+          <w:caps w:val="false"/>
+          <w:smallCaps w:val="false"/>
+          <w:strike w:val="false"/>
+          <w:dstrike w:val="false"/>
+          <w:color w:val="000000"/>
+          <w:position w:val="0"/>
+          <w:sz w:val="24"/>
+          <w:sz w:val="24"/>
+          <w:szCs w:val="24"/>
+          <w:u w:val="none"/>
+          <w:shd w:fill="auto" w:val="clear"/>
+          <w:vertAlign w:val="baseline"/>
+        </w:rPr>
+        <w:t xml:space="preserve">с /*тип договора2*/, </w:t>
+      </w:r>
+      <w:r>
+        <w:rPr>
+          <w:rFonts w:eastAsia="Times New Roman" w:cs="Times New Roman" w:ascii="Times New Roman" w:hAnsi="Times New Roman"/>
+          <w:b w:val="false"/>
+          <w:i w:val="false"/>
+          <w:caps w:val="false"/>
+          <w:smallCaps w:val="false"/>
+          <w:strike w:val="false"/>
+          <w:dstrike w:val="false"/>
+          <w:color w:val="000000"/>
+          <w:position w:val="0"/>
+          <w:sz w:val="24"/>
+          <w:sz w:val="24"/>
+          <w:szCs w:val="24"/>
+          <w:u w:val="none"/>
+          <w:shd w:fill="auto" w:val="clear"/>
+          <w:vertAlign w:val="baseline"/>
+        </w:rPr>
+        <w:t xml:space="preserve">а Ответчик, соответственно, обязан оплатить полученные ресурсы на основании указанных Договоров и установленных тарифов для соответствующих групп потребителей. </w:t>
       </w:r>
     </w:p>
     <w:p>
@@ -2071,7 +2099,47 @@
           <w:shd w:fill="auto" w:val="clear"/>
           <w:vertAlign w:val="baseline"/>
         </w:rPr>
-        <w:t>Факт поставки тепловой энергии/теплоносителя в указанном в настоящем Иске количестве подтверждается соответствующими документами, прилагаемыми к настоящему иску, в том числе: актами приема-передачи энергоресурсов, счетами на оплату, счетами-фактурами.</w:t>
+        <w:t>Факт постав</w:t>
+      </w:r>
+      <w:r>
+        <w:rPr>
+          <w:rFonts w:eastAsia="Times New Roman" w:cs="Times New Roman" w:ascii="Times New Roman" w:hAnsi="Times New Roman"/>
+          <w:b w:val="false"/>
+          <w:i w:val="false"/>
+          <w:caps w:val="false"/>
+          <w:smallCaps w:val="false"/>
+          <w:strike w:val="false"/>
+          <w:dstrike w:val="false"/>
+          <w:color w:val="000000"/>
+          <w:position w:val="0"/>
+          <w:sz w:val="24"/>
+          <w:sz w:val="24"/>
+          <w:szCs w:val="24"/>
+          <w:u w:val="none"/>
+          <w:shd w:fill="auto" w:val="clear"/>
+          <w:vertAlign w:val="baseline"/>
+        </w:rPr>
+        <w:t xml:space="preserve">ки /*поставляемые ресурсы2*/ в </w:t>
+      </w:r>
+      <w:r>
+        <w:rPr>
+          <w:rFonts w:eastAsia="Times New Roman" w:cs="Times New Roman" w:ascii="Times New Roman" w:hAnsi="Times New Roman"/>
+          <w:b w:val="false"/>
+          <w:i w:val="false"/>
+          <w:caps w:val="false"/>
+          <w:smallCaps w:val="false"/>
+          <w:strike w:val="false"/>
+          <w:dstrike w:val="false"/>
+          <w:color w:val="000000"/>
+          <w:position w:val="0"/>
+          <w:sz w:val="24"/>
+          <w:sz w:val="24"/>
+          <w:szCs w:val="24"/>
+          <w:u w:val="none"/>
+          <w:shd w:fill="auto" w:val="clear"/>
+          <w:vertAlign w:val="baseline"/>
+        </w:rPr>
+        <w:t>указанном в настоящем Иске количестве подтверждается соответствующими документами, прилагаемыми к настоящему иску, в том числе: актами приема-передачи энергоресурсов, счетами на оплату, счетами-фактурами.</w:t>
       </w:r>
     </w:p>
     <w:p>
@@ -2122,9 +2190,47 @@
           <w:shd w:fill="auto" w:val="clear"/>
           <w:vertAlign w:val="baseline"/>
         </w:rPr>
-        <w:t xml:space="preserve">Таким образом, Истец свои обязательства по Договорам исполнил надлежащим образом и в полном объеме, поставив Ответчику тепловую энергию/теплоноситель </w:t>
-        <w:br/>
-        <w:t xml:space="preserve">в соответствии с принятыми на себя обязательствами в отношении количества, качества </w:t>
+        <w:t>Таким образом, Истец свои обязательства по Договорам исполнил надлежащим образом и в полном объеме, поставив Ответч</w:t>
+      </w:r>
+      <w:r>
+        <w:rPr>
+          <w:rFonts w:eastAsia="Times New Roman" w:cs="Times New Roman" w:ascii="Times New Roman" w:hAnsi="Times New Roman"/>
+          <w:b w:val="false"/>
+          <w:i w:val="false"/>
+          <w:caps w:val="false"/>
+          <w:smallCaps w:val="false"/>
+          <w:strike w:val="false"/>
+          <w:dstrike w:val="false"/>
+          <w:color w:val="000000"/>
+          <w:position w:val="0"/>
+          <w:sz w:val="24"/>
+          <w:sz w:val="24"/>
+          <w:szCs w:val="24"/>
+          <w:u w:val="none"/>
+          <w:shd w:fill="auto" w:val="clear"/>
+          <w:vertAlign w:val="baseline"/>
+        </w:rPr>
+        <w:t xml:space="preserve">ику /*поставляемые ресурсы3*/ в </w:t>
+      </w:r>
+      <w:r>
+        <w:rPr>
+          <w:rFonts w:eastAsia="Times New Roman" w:cs="Times New Roman" w:ascii="Times New Roman" w:hAnsi="Times New Roman"/>
+          <w:b w:val="false"/>
+          <w:i w:val="false"/>
+          <w:caps w:val="false"/>
+          <w:smallCaps w:val="false"/>
+          <w:strike w:val="false"/>
+          <w:dstrike w:val="false"/>
+          <w:color w:val="000000"/>
+          <w:position w:val="0"/>
+          <w:sz w:val="24"/>
+          <w:sz w:val="24"/>
+          <w:szCs w:val="24"/>
+          <w:u w:val="none"/>
+          <w:shd w:fill="auto" w:val="clear"/>
+          <w:vertAlign w:val="baseline"/>
+        </w:rPr>
+        <w:t xml:space="preserve">соответствии с принятыми на себя обязательствами в отношении количества, качества </w:t>
         <w:br/>
         <w:t>и сроков их поставки. Ответчик оплату в полном размере не произвел.</w:t>
       </w:r>
@@ -2387,7 +2493,47 @@
           <w:shd w:fill="auto" w:val="clear"/>
           <w:vertAlign w:val="baseline"/>
         </w:rPr>
-        <w:t xml:space="preserve">Поскольку Ответчик свои обязательства по оплате поставленной ТЭ исполнил ненадлежащим образом, Истцом направлены в его адрес </w:t>
+        <w:t>Поскольку Ответчик свои обязательства по оплате поставле</w:t>
+      </w:r>
+      <w:r>
+        <w:rPr>
+          <w:rFonts w:eastAsia="Times New Roman" w:cs="Times New Roman" w:ascii="Times New Roman" w:hAnsi="Times New Roman"/>
+          <w:b w:val="false"/>
+          <w:i w:val="false"/>
+          <w:caps w:val="false"/>
+          <w:smallCaps w:val="false"/>
+          <w:strike w:val="false"/>
+          <w:dstrike w:val="false"/>
+          <w:color w:val="000000"/>
+          <w:position w:val="0"/>
+          <w:sz w:val="24"/>
+          <w:sz w:val="24"/>
+          <w:szCs w:val="24"/>
+          <w:u w:val="none"/>
+          <w:shd w:fill="auto" w:val="clear"/>
+          <w:vertAlign w:val="baseline"/>
+        </w:rPr>
+        <w:t>нной /*поставляемые ресурсы4*/ ис</w:t>
+      </w:r>
+      <w:r>
+        <w:rPr>
+          <w:rFonts w:eastAsia="Times New Roman" w:cs="Times New Roman" w:ascii="Times New Roman" w:hAnsi="Times New Roman"/>
+          <w:b w:val="false"/>
+          <w:i w:val="false"/>
+          <w:caps w:val="false"/>
+          <w:smallCaps w:val="false"/>
+          <w:strike w:val="false"/>
+          <w:dstrike w:val="false"/>
+          <w:color w:val="000000"/>
+          <w:position w:val="0"/>
+          <w:sz w:val="24"/>
+          <w:sz w:val="24"/>
+          <w:szCs w:val="24"/>
+          <w:u w:val="none"/>
+          <w:shd w:fill="auto" w:val="clear"/>
+          <w:vertAlign w:val="baseline"/>
+        </w:rPr>
+        <w:t xml:space="preserve">полнил ненадлежащим образом, Истцом направлены в его адрес </w:t>
       </w:r>
       <w:r>
         <w:rPr>

--- a/data/templates/claim.docx
+++ b/data/templates/claim.docx
@@ -1010,23 +1010,7 @@
           <w:sz w:val="24"/>
           <w:szCs w:val="24"/>
         </w:rPr>
-        <w:t>(далее – Ответчик) предметом которых является подача (поставка) Истцом Ответчи</w:t>
-      </w:r>
-      <w:r>
-        <w:rPr>
-          <w:rFonts w:eastAsia="Times New Roman" w:cs="Times New Roman" w:ascii="Times New Roman" w:hAnsi="Times New Roman"/>
-          <w:sz w:val="24"/>
-          <w:szCs w:val="24"/>
-        </w:rPr>
-        <w:t>ку /*поставляемые ресурсы*/,</w:t>
-      </w:r>
-      <w:r>
-        <w:rPr>
-          <w:rFonts w:eastAsia="Times New Roman" w:cs="Times New Roman" w:ascii="Times New Roman" w:hAnsi="Times New Roman"/>
-          <w:sz w:val="24"/>
-          <w:szCs w:val="24"/>
-        </w:rPr>
-        <w:t xml:space="preserve"> на условиях, определенных Договорами:</w:t>
+        <w:t>(далее – Ответчик) предметом которых является подача (поставка) Истцом Ответчику /*поставляемые ресурсы*/, на условиях, определенных /*мн.ч.*/:</w:t>
       </w:r>
     </w:p>
     <w:tbl>
@@ -1550,7 +1534,7 @@
           <w:shd w:fill="auto" w:val="clear"/>
           <w:vertAlign w:val="baseline"/>
         </w:rPr>
-        <w:t>Поставка (подача) ресурсов производилась на условиях, определенных Договорами, за плату согласно действующим тарифам.</w:t>
+        <w:t>Поставка (подача) ресурсов производилась на условиях, определенных /*мн.ч.*/, за плату согласно действующим тарифам.</w:t>
       </w:r>
     </w:p>
     <w:p>
@@ -1601,7 +1585,7 @@
           <w:shd w:fill="auto" w:val="clear"/>
           <w:vertAlign w:val="baseline"/>
         </w:rPr>
-        <w:t>/*истец сокращенное имя*/ свои обязательства по Договорам исполнило в полном объеме, поставив ресурсы (</w:t>
+        <w:t>/*истец сокращенное имя*/ свои обязательства по /*мн.ч.2*/ исполнило в полном объеме, поставив ресурсы (</w:t>
       </w:r>
       <w:r>
         <w:rPr>
@@ -1631,7 +1615,7 @@
         </w:rPr>
         <w:t xml:space="preserve">) в соответствии с принятыми </w:t>
         <w:br/>
-        <w:t>на себя обязательствами. Точки поставки (адреса) указаны в названных Договорах.</w:t>
+        <w:t xml:space="preserve">на себя обязательствами. Точки поставки (адреса) указаны в /*мн.ч.3*/. </w:t>
       </w:r>
     </w:p>
     <w:p>
@@ -1682,47 +1666,7 @@
           <w:shd w:fill="auto" w:val="clear"/>
           <w:vertAlign w:val="baseline"/>
         </w:rPr>
-        <w:t xml:space="preserve">В соответствии с условиями Договоров в период, указанный в соответствующей графе вышеизложенной таблицы (далее – Период), Истец поставил Ответчику через присоединенную сеть в соответствии </w:t>
-      </w:r>
-      <w:r>
-        <w:rPr>
-          <w:rFonts w:eastAsia="Times New Roman" w:cs="Times New Roman" w:ascii="Times New Roman" w:hAnsi="Times New Roman"/>
-          <w:b w:val="false"/>
-          <w:i w:val="false"/>
-          <w:caps w:val="false"/>
-          <w:smallCaps w:val="false"/>
-          <w:strike w:val="false"/>
-          <w:dstrike w:val="false"/>
-          <w:color w:val="000000"/>
-          <w:position w:val="0"/>
-          <w:sz w:val="24"/>
-          <w:sz w:val="24"/>
-          <w:szCs w:val="24"/>
-          <w:u w:val="none"/>
-          <w:shd w:fill="auto" w:val="clear"/>
-          <w:vertAlign w:val="baseline"/>
-        </w:rPr>
-        <w:t xml:space="preserve">с /*тип договора2*/, </w:t>
-      </w:r>
-      <w:r>
-        <w:rPr>
-          <w:rFonts w:eastAsia="Times New Roman" w:cs="Times New Roman" w:ascii="Times New Roman" w:hAnsi="Times New Roman"/>
-          <w:b w:val="false"/>
-          <w:i w:val="false"/>
-          <w:caps w:val="false"/>
-          <w:smallCaps w:val="false"/>
-          <w:strike w:val="false"/>
-          <w:dstrike w:val="false"/>
-          <w:color w:val="000000"/>
-          <w:position w:val="0"/>
-          <w:sz w:val="24"/>
-          <w:sz w:val="24"/>
-          <w:szCs w:val="24"/>
-          <w:u w:val="none"/>
-          <w:shd w:fill="auto" w:val="clear"/>
-          <w:vertAlign w:val="baseline"/>
-        </w:rPr>
-        <w:t xml:space="preserve">а Ответчик, соответственно, обязан оплатить полученные ресурсы на основании указанных Договоров и установленных тарифов для соответствующих групп потребителей. </w:t>
+        <w:t xml:space="preserve">В соответствии с условиями /*мн.ч.4*/ в период, указанный в соответствующей графе вышеизложенной таблицы (далее – Период), Истец поставил Ответчику через присоединенную сеть в соответствии с /*тип договора2*/, а Ответчик, соответственно, обязан оплатить полученные ресурсы на основании /*мн.ч.5*/ и установленных тарифов для соответствующих групп потребителей. </w:t>
       </w:r>
     </w:p>
     <w:p>
@@ -1777,7 +1721,7 @@
           <w:shd w:fill="auto" w:val="clear"/>
           <w:vertAlign w:val="baseline"/>
         </w:rPr>
-        <w:t xml:space="preserve">За Ответчиком по названным Договорам образовалась задолженность </w:t>
+        <w:t xml:space="preserve">За Ответчиком по /*мн.ч.6*/ образовалась задолженность </w:t>
         <w:br/>
         <w:t xml:space="preserve">за потребленные ресурсы (тепловую энергию и/или теплоноситель) в сумме </w:t>
       </w:r>
@@ -1864,30 +1808,19 @@
         <w:spacing w:lineRule="auto" w:line="240" w:before="0" w:after="0"/>
         <w:ind w:firstLine="709" w:left="0" w:right="0"/>
         <w:jc w:val="both"/>
-        <w:rPr>
-          <w:highlight w:val="none"/>
-          <w:shd w:fill="auto" w:val="clear"/>
-        </w:rPr>
-      </w:pPr>
-      <w:r>
-        <w:rPr>
-          <w:rFonts w:eastAsia="Times New Roman" w:cs="Times New Roman" w:ascii="Times New Roman" w:hAnsi="Times New Roman"/>
-          <w:b w:val="false"/>
-          <w:i w:val="false"/>
-          <w:caps w:val="false"/>
-          <w:smallCaps w:val="false"/>
-          <w:strike w:val="false"/>
-          <w:dstrike w:val="false"/>
-          <w:color w:val="000000"/>
-          <w:position w:val="0"/>
-          <w:sz w:val="24"/>
-          <w:sz w:val="24"/>
-          <w:szCs w:val="24"/>
-          <w:u w:val="none"/>
-          <w:shd w:fill="auto" w:val="clear"/>
-          <w:vertAlign w:val="baseline"/>
-        </w:rPr>
-        <w:t xml:space="preserve">Договорами: </w:t>
+        <w:rPr/>
+      </w:pPr>
+      <w:r>
+        <w:rPr/>
+        <w:t xml:space="preserve"> </w:t>
+      </w:r>
+      <w:r>
+        <w:rPr>
+          <w:rFonts w:eastAsia="Times New Roman" w:cs="Times New Roman" w:ascii="Times New Roman" w:hAnsi="Times New Roman"/>
+          <w:sz w:val="24"/>
+          <w:szCs w:val="24"/>
+        </w:rPr>
+        <w:t>/*мн.ч.*/</w:t>
       </w:r>
     </w:p>
     <w:p>
@@ -2099,47 +2032,7 @@
           <w:shd w:fill="auto" w:val="clear"/>
           <w:vertAlign w:val="baseline"/>
         </w:rPr>
-        <w:t>Факт постав</w:t>
-      </w:r>
-      <w:r>
-        <w:rPr>
-          <w:rFonts w:eastAsia="Times New Roman" w:cs="Times New Roman" w:ascii="Times New Roman" w:hAnsi="Times New Roman"/>
-          <w:b w:val="false"/>
-          <w:i w:val="false"/>
-          <w:caps w:val="false"/>
-          <w:smallCaps w:val="false"/>
-          <w:strike w:val="false"/>
-          <w:dstrike w:val="false"/>
-          <w:color w:val="000000"/>
-          <w:position w:val="0"/>
-          <w:sz w:val="24"/>
-          <w:sz w:val="24"/>
-          <w:szCs w:val="24"/>
-          <w:u w:val="none"/>
-          <w:shd w:fill="auto" w:val="clear"/>
-          <w:vertAlign w:val="baseline"/>
-        </w:rPr>
-        <w:t xml:space="preserve">ки /*поставляемые ресурсы2*/ в </w:t>
-      </w:r>
-      <w:r>
-        <w:rPr>
-          <w:rFonts w:eastAsia="Times New Roman" w:cs="Times New Roman" w:ascii="Times New Roman" w:hAnsi="Times New Roman"/>
-          <w:b w:val="false"/>
-          <w:i w:val="false"/>
-          <w:caps w:val="false"/>
-          <w:smallCaps w:val="false"/>
-          <w:strike w:val="false"/>
-          <w:dstrike w:val="false"/>
-          <w:color w:val="000000"/>
-          <w:position w:val="0"/>
-          <w:sz w:val="24"/>
-          <w:sz w:val="24"/>
-          <w:szCs w:val="24"/>
-          <w:u w:val="none"/>
-          <w:shd w:fill="auto" w:val="clear"/>
-          <w:vertAlign w:val="baseline"/>
-        </w:rPr>
-        <w:t>указанном в настоящем Иске количестве подтверждается соответствующими документами, прилагаемыми к настоящему иску, в том числе: актами приема-передачи энергоресурсов, счетами на оплату, счетами-фактурами.</w:t>
+        <w:t>Факт поставки /*поставляемые ресурсы2*/ в указанном в настоящем Иске количестве подтверждается соответствующими документами, прилагаемыми к настоящему иску, в том числе: актами приема-передачи энергоресурсов, счетами на оплату, счетами-фактурами.</w:t>
       </w:r>
     </w:p>
     <w:p>
@@ -2190,47 +2083,7 @@
           <w:shd w:fill="auto" w:val="clear"/>
           <w:vertAlign w:val="baseline"/>
         </w:rPr>
-        <w:t>Таким образом, Истец свои обязательства по Договорам исполнил надлежащим образом и в полном объеме, поставив Ответч</w:t>
-      </w:r>
-      <w:r>
-        <w:rPr>
-          <w:rFonts w:eastAsia="Times New Roman" w:cs="Times New Roman" w:ascii="Times New Roman" w:hAnsi="Times New Roman"/>
-          <w:b w:val="false"/>
-          <w:i w:val="false"/>
-          <w:caps w:val="false"/>
-          <w:smallCaps w:val="false"/>
-          <w:strike w:val="false"/>
-          <w:dstrike w:val="false"/>
-          <w:color w:val="000000"/>
-          <w:position w:val="0"/>
-          <w:sz w:val="24"/>
-          <w:sz w:val="24"/>
-          <w:szCs w:val="24"/>
-          <w:u w:val="none"/>
-          <w:shd w:fill="auto" w:val="clear"/>
-          <w:vertAlign w:val="baseline"/>
-        </w:rPr>
-        <w:t xml:space="preserve">ику /*поставляемые ресурсы3*/ в </w:t>
-      </w:r>
-      <w:r>
-        <w:rPr>
-          <w:rFonts w:eastAsia="Times New Roman" w:cs="Times New Roman" w:ascii="Times New Roman" w:hAnsi="Times New Roman"/>
-          <w:b w:val="false"/>
-          <w:i w:val="false"/>
-          <w:caps w:val="false"/>
-          <w:smallCaps w:val="false"/>
-          <w:strike w:val="false"/>
-          <w:dstrike w:val="false"/>
-          <w:color w:val="000000"/>
-          <w:position w:val="0"/>
-          <w:sz w:val="24"/>
-          <w:sz w:val="24"/>
-          <w:szCs w:val="24"/>
-          <w:u w:val="none"/>
-          <w:shd w:fill="auto" w:val="clear"/>
-          <w:vertAlign w:val="baseline"/>
-        </w:rPr>
-        <w:t xml:space="preserve">соответствии с принятыми на себя обязательствами в отношении количества, качества </w:t>
+        <w:t xml:space="preserve">Таким образом, Истец свои обязательства по /*мн.ч.2*/ исполнил надлежащим образом и в полном объеме, поставив Ответчику /*поставляемые ресурсы3*/ в соответствии с принятыми на себя обязательствами в отношении количества, качества </w:t>
         <w:br/>
         <w:t>и сроков их поставки. Ответчик оплату в полном размере не произвел.</w:t>
       </w:r>
@@ -2493,47 +2346,7 @@
           <w:shd w:fill="auto" w:val="clear"/>
           <w:vertAlign w:val="baseline"/>
         </w:rPr>
-        <w:t>Поскольку Ответчик свои обязательства по оплате поставле</w:t>
-      </w:r>
-      <w:r>
-        <w:rPr>
-          <w:rFonts w:eastAsia="Times New Roman" w:cs="Times New Roman" w:ascii="Times New Roman" w:hAnsi="Times New Roman"/>
-          <w:b w:val="false"/>
-          <w:i w:val="false"/>
-          <w:caps w:val="false"/>
-          <w:smallCaps w:val="false"/>
-          <w:strike w:val="false"/>
-          <w:dstrike w:val="false"/>
-          <w:color w:val="000000"/>
-          <w:position w:val="0"/>
-          <w:sz w:val="24"/>
-          <w:sz w:val="24"/>
-          <w:szCs w:val="24"/>
-          <w:u w:val="none"/>
-          <w:shd w:fill="auto" w:val="clear"/>
-          <w:vertAlign w:val="baseline"/>
-        </w:rPr>
-        <w:t>нной /*поставляемые ресурсы4*/ ис</w:t>
-      </w:r>
-      <w:r>
-        <w:rPr>
-          <w:rFonts w:eastAsia="Times New Roman" w:cs="Times New Roman" w:ascii="Times New Roman" w:hAnsi="Times New Roman"/>
-          <w:b w:val="false"/>
-          <w:i w:val="false"/>
-          <w:caps w:val="false"/>
-          <w:smallCaps w:val="false"/>
-          <w:strike w:val="false"/>
-          <w:dstrike w:val="false"/>
-          <w:color w:val="000000"/>
-          <w:position w:val="0"/>
-          <w:sz w:val="24"/>
-          <w:sz w:val="24"/>
-          <w:szCs w:val="24"/>
-          <w:u w:val="none"/>
-          <w:shd w:fill="auto" w:val="clear"/>
-          <w:vertAlign w:val="baseline"/>
-        </w:rPr>
-        <w:t xml:space="preserve">полнил ненадлежащим образом, Истцом направлены в его адрес </w:t>
+        <w:t xml:space="preserve">Поскольку Ответчик свои обязательства по оплате поставленной /*поставляемые ресурсы4*/ исполнил ненадлежащим образом, Истцом направлены в его адрес </w:t>
       </w:r>
       <w:r>
         <w:rPr>
@@ -2940,17 +2753,25 @@
           <w:sz w:val="24"/>
           <w:szCs w:val="24"/>
         </w:rPr>
-        <w:t>неустойка</w:t>
-      </w:r>
-      <w:r>
-        <w:rPr>
-          <w:rFonts w:eastAsia="Times New Roman" w:cs="Times New Roman" w:ascii="Times New Roman" w:hAnsi="Times New Roman"/>
-          <w:sz w:val="24"/>
-          <w:szCs w:val="24"/>
-        </w:rPr>
-        <w:t xml:space="preserve"> </w:t>
-        <w:br/>
-        <w:t>по Договорам составляет:</w:t>
+        <w:t xml:space="preserve">неустойка </w:t>
+      </w:r>
+      <w:r>
+        <w:rPr>
+          <w:rFonts w:eastAsia="Times New Roman" w:cs="Times New Roman" w:ascii="Times New Roman" w:hAnsi="Times New Roman"/>
+          <w:b w:val="false"/>
+          <w:bCs w:val="false"/>
+          <w:sz w:val="24"/>
+          <w:szCs w:val="24"/>
+        </w:rPr>
+        <w:t>по /*мн.ч.2*/ сос</w:t>
+      </w:r>
+      <w:r>
+        <w:rPr>
+          <w:rFonts w:eastAsia="Times New Roman" w:cs="Times New Roman" w:ascii="Times New Roman" w:hAnsi="Times New Roman"/>
+          <w:sz w:val="24"/>
+          <w:szCs w:val="24"/>
+        </w:rPr>
+        <w:t>тавляет:</w:t>
       </w:r>
     </w:p>
     <w:tbl>
@@ -3851,9 +3672,52 @@
           <w:shd w:fill="auto" w:val="clear"/>
           <w:vertAlign w:val="baseline"/>
         </w:rPr>
-        <w:t xml:space="preserve">На основании вышеизложенного, в соответствии со статьями 309, 310, 395, 539, 541, 544 Гражданского кодекса РФ, ст. 15 Федерального закона от 27.07.2010 № 190-ФЗ </w:t>
+        <w:t xml:space="preserve">На основании вышеизложенного, в соответствии со статьями 309, 310, 395, 539, 541, 544 Гражданского кодекса РФ, </w:t>
+      </w:r>
+      <w:bookmarkStart w:id="5" w:name="docs-internal-guid-af111a12-7fff-ff2f-0e"/>
+      <w:bookmarkEnd w:id="5"/>
+      <w:r>
+        <w:rPr>
+          <w:rFonts w:eastAsia="Times New Roman" w:cs="Times New Roman" w:ascii="Times New Roman;serif" w:hAnsi="Times New Roman;serif"/>
+          <w:b w:val="false"/>
+          <w:i w:val="false"/>
+          <w:caps w:val="false"/>
+          <w:smallCaps w:val="false"/>
+          <w:strike w:val="false"/>
+          <w:dstrike w:val="false"/>
+          <w:color w:val="000000"/>
+          <w:position w:val="0"/>
+          <w:sz w:val="24"/>
+          <w:sz w:val="24"/>
+          <w:szCs w:val="24"/>
+          <w:u w:val="none"/>
+          <w:effect w:val="none"/>
+          <w:shd w:fill="auto" w:val="clear"/>
+          <w:vertAlign w:val="baseline"/>
+        </w:rPr>
+        <w:t xml:space="preserve">ст. 13 Федерального закона от 07.12.2011 № 416-ФЗ </w:t>
         <w:br/>
-        <w:t>«О теплоснабжении», статьями 4, 125 Арбитражного процессуального кодекса Российской Федерации,</w:t>
+        <w:t>«О водоснабжении и водоотведении»</w:t>
+      </w:r>
+      <w:r>
+        <w:rPr>
+          <w:rFonts w:eastAsia="Times New Roman" w:cs="Times New Roman" w:ascii="Times New Roman" w:hAnsi="Times New Roman"/>
+          <w:b w:val="false"/>
+          <w:i w:val="false"/>
+          <w:caps w:val="false"/>
+          <w:smallCaps w:val="false"/>
+          <w:strike w:val="false"/>
+          <w:dstrike w:val="false"/>
+          <w:color w:val="000000"/>
+          <w:position w:val="0"/>
+          <w:sz w:val="24"/>
+          <w:sz w:val="24"/>
+          <w:szCs w:val="24"/>
+          <w:u w:val="none"/>
+          <w:shd w:fill="auto" w:val="clear"/>
+          <w:vertAlign w:val="baseline"/>
+        </w:rPr>
+        <w:t>, статьями 4, 125 Арбитражного процессуального кодекса Российской Федерации,</w:t>
       </w:r>
     </w:p>
     <w:p>
@@ -4065,7 +3929,7 @@
         </w:rPr>
         <w:t xml:space="preserve">) в пользу Публичного акционерного общества «Московская объединенная энергетическая компания» (ОГРН /*истец огрн*/, </w:t>
         <w:br/>
-        <w:t>ИНН /*истец инн*/) задолженность (основной долг) и неустойку по Договорам в общем размере</w:t>
+        <w:t>ИНН /*истец инн*/) задолженность (основной долг) и неустойку по /*мн.ч.2*/ в общем размере</w:t>
       </w:r>
       <w:r>
         <w:rPr>
@@ -4411,8 +4275,8 @@
           <w:shd w:fill="auto" w:val="clear"/>
         </w:rPr>
       </w:pPr>
-      <w:bookmarkStart w:id="5" w:name="_heading=h.5z6qu5hcxdqu"/>
-      <w:bookmarkEnd w:id="5"/>
+      <w:bookmarkStart w:id="6" w:name="_heading=h.5z6qu5hcxdqu"/>
+      <w:bookmarkEnd w:id="6"/>
       <w:r>
         <w:rPr>
           <w:rFonts w:eastAsia="Times New Roman" w:cs="Times New Roman" w:ascii="Times New Roman" w:hAnsi="Times New Roman"/>

--- a/data/templates/claim.docx
+++ b/data/templates/claim.docx
@@ -274,26 +274,26 @@
               <w:spacing w:lineRule="auto" w:line="240" w:before="0" w:after="0"/>
               <w:jc w:val="both"/>
               <w:rPr>
-                <w:rFonts w:ascii="Times New Roman" w:hAnsi="Times New Roman" w:cs="Times New Roman"/>
+                <w:b w:val="false"/>
+                <w:bCs w:val="false"/>
+              </w:rPr>
+            </w:pPr>
+            <w:r>
+              <w:rPr>
+                <w:rFonts w:eastAsia="Times New Roman" w:cs="Times New Roman" w:ascii="Times New Roman" w:hAnsi="Times New Roman"/>
+                <w:b w:val="false"/>
+                <w:bCs w:val="false"/>
                 <w:sz w:val="24"/>
                 <w:szCs w:val="24"/>
                 <w:lang w:eastAsia="ru-RU"/>
               </w:rPr>
-            </w:pPr>
-            <w:r>
-              <w:rPr>
-                <w:rFonts w:eastAsia="Times New Roman" w:cs="Times New Roman" w:ascii="Times New Roman" w:hAnsi="Times New Roman"/>
-                <w:b/>
-                <w:sz w:val="24"/>
-                <w:szCs w:val="24"/>
-                <w:lang w:eastAsia="ru-RU"/>
-              </w:rPr>
               <w:t>(</w:t>
             </w:r>
             <w:r>
               <w:rPr>
                 <w:rFonts w:eastAsia="Times New Roman" w:cs="Times New Roman" w:ascii="Times New Roman" w:hAnsi="Times New Roman"/>
-                <w:b/>
+                <w:b w:val="false"/>
+                <w:bCs w:val="false"/>
                 <w:sz w:val="24"/>
                 <w:szCs w:val="24"/>
                 <w:shd w:fill="FFFFFF" w:val="clear"/>
@@ -303,7 +303,8 @@
             <w:r>
               <w:rPr>
                 <w:rFonts w:eastAsia="Times New Roman" w:cs="Times New Roman" w:ascii="Times New Roman" w:hAnsi="Times New Roman"/>
-                <w:b/>
+                <w:b w:val="false"/>
+                <w:bCs w:val="false"/>
                 <w:sz w:val="24"/>
                 <w:szCs w:val="24"/>
                 <w:lang w:eastAsia="ru-RU"/>
@@ -420,13 +421,14 @@
           </w:tcPr>
           <w:p>
             <w:pPr>
-              <w:pStyle w:val="normal1"/>
+              <w:pStyle w:val="Normal"/>
               <w:spacing w:lineRule="auto" w:line="240" w:before="0" w:after="0"/>
               <w:jc w:val="both"/>
               <w:rPr>
-                <w:rFonts w:ascii="Times New Roman" w:hAnsi="Times New Roman" w:eastAsia="Times New Roman" w:cs="Times New Roman"/>
+                <w:rFonts w:ascii="Times New Roman" w:hAnsi="Times New Roman" w:cs="Times New Roman"/>
                 <w:sz w:val="24"/>
                 <w:szCs w:val="24"/>
+                <w:lang w:eastAsia="ru-RU"/>
               </w:rPr>
             </w:pPr>
             <w:r>
@@ -435,7 +437,9 @@
                 <w:sz w:val="24"/>
                 <w:szCs w:val="24"/>
               </w:rPr>
-              <w:t>121596, г. Москва, а/я 19</w:t>
+              <w:t xml:space="preserve">121596, г. Москва, ул. Горбунова, д. 2, стр. 3, </w:t>
+              <w:br/>
+              <w:t>офис В613</w:t>
             </w:r>
           </w:p>
         </w:tc>
@@ -1010,7 +1014,24 @@
           <w:sz w:val="24"/>
           <w:szCs w:val="24"/>
         </w:rPr>
-        <w:t>(далее – Ответчик) предметом которых является подача (поставка) Истцом Ответчику /*поставляемые ресурсы*/, на условиях, определенных /*мн.ч.*/:</w:t>
+        <w:t xml:space="preserve">(далее – Ответчик) были </w:t>
+      </w:r>
+      <w:r>
+        <w:rPr>
+          <w:rFonts w:eastAsia="Times New Roman" w:cs="Times New Roman" w:ascii="Times New Roman" w:hAnsi="Times New Roman"/>
+          <w:sz w:val="24"/>
+          <w:szCs w:val="24"/>
+          <w:lang w:eastAsia="ru-RU"/>
+        </w:rPr>
+        <w:t xml:space="preserve">заключены </w:t>
+      </w:r>
+      <w:r>
+        <w:rPr>
+          <w:rFonts w:eastAsia="Times New Roman" w:cs="Times New Roman" w:ascii="Times New Roman" w:hAnsi="Times New Roman"/>
+          <w:sz w:val="24"/>
+          <w:szCs w:val="24"/>
+        </w:rPr>
+        <w:t>следующие договоры (далее именуемые – Договоры), предметом которых является подача (поставка) Истцом Ответчику /*поставляемые ресурсы*/, на условиях, определенных /*мн.ч.*/:</w:t>
       </w:r>
     </w:p>
     <w:tbl>
@@ -1917,7 +1938,7 @@
           <w:shd w:fill="auto" w:val="clear"/>
           <w:vertAlign w:val="baseline"/>
         </w:rPr>
-        <w:t xml:space="preserve"> договора № </w:t>
+        <w:t xml:space="preserve"> договора </w:t>
       </w:r>
       <w:r>
         <w:rPr>
@@ -2563,6 +2584,35 @@
         <w:t xml:space="preserve">за днем наступления установленного срока оплаты, по день фактической оплаты пени уплачиваются в размере одной стотридцатой ставки рефинансирования Центрального банка Российской Федерации, действующей на день фактической оплаты, </w:t>
         <w:br/>
         <w:t>от не выплаченной в срок суммы за каждый день просрочки.</w:t>
+      </w:r>
+    </w:p>
+    <w:p>
+      <w:pPr>
+        <w:pStyle w:val="normal1"/>
+        <w:spacing w:lineRule="auto" w:line="240" w:before="0" w:after="0"/>
+        <w:ind w:firstLine="709"/>
+        <w:jc w:val="both"/>
+        <w:rPr>
+          <w:rFonts w:ascii="Times New Roman" w:hAnsi="Times New Roman" w:eastAsia="Times New Roman" w:cs="Times New Roman"/>
+          <w:sz w:val="24"/>
+          <w:szCs w:val="24"/>
+        </w:rPr>
+      </w:pPr>
+      <w:r>
+        <w:rPr>
+          <w:rFonts w:eastAsia="Times New Roman" w:cs="Times New Roman" w:ascii="Times New Roman" w:hAnsi="Times New Roman"/>
+          <w:sz w:val="24"/>
+          <w:szCs w:val="24"/>
+        </w:rPr>
+        <w:t>/</w:t>
+      </w:r>
+      <w:r>
+        <w:rPr>
+          <w:rFonts w:eastAsia="Times New Roman" w:cs="Times New Roman" w:ascii="Times New Roman" w:hAnsi="Times New Roman"/>
+          <w:sz w:val="24"/>
+          <w:szCs w:val="24"/>
+        </w:rPr>
+        <w:t>*абзац важный*/</w:t>
       </w:r>
     </w:p>
     <w:p>
@@ -3851,7 +3901,23 @@
           <w:sz w:val="24"/>
           <w:szCs w:val="24"/>
         </w:rPr>
-        <w:t xml:space="preserve">/*ответчик сокращенное имя*/ </w:t>
+        <w:t xml:space="preserve">/*ответчик </w:t>
+      </w:r>
+      <w:r>
+        <w:rPr>
+          <w:rFonts w:eastAsia="Times New Roman" w:cs="Times New Roman" w:ascii="Times New Roman" w:hAnsi="Times New Roman"/>
+          <w:sz w:val="24"/>
+          <w:szCs w:val="24"/>
+        </w:rPr>
+        <w:t>полное</w:t>
+      </w:r>
+      <w:r>
+        <w:rPr>
+          <w:rFonts w:eastAsia="Times New Roman" w:cs="Times New Roman" w:ascii="Times New Roman" w:hAnsi="Times New Roman"/>
+          <w:sz w:val="24"/>
+          <w:szCs w:val="24"/>
+        </w:rPr>
+        <w:t xml:space="preserve"> имя*/ </w:t>
       </w:r>
       <w:r>
         <w:rPr>

--- a/data/templates/claim.docx
+++ b/data/templates/claim.docx
@@ -1687,7 +1687,47 @@
           <w:shd w:fill="auto" w:val="clear"/>
           <w:vertAlign w:val="baseline"/>
         </w:rPr>
-        <w:t xml:space="preserve">В соответствии с условиями /*мн.ч.4*/ в период, указанный в соответствующей графе вышеизложенной таблицы (далее – Период), Истец поставил Ответчику через присоединенную сеть в соответствии с /*тип договора2*/, а Ответчик, соответственно, обязан оплатить полученные ресурсы на основании /*мн.ч.5*/ и установленных тарифов для соответствующих групп потребителей. </w:t>
+        <w:t xml:space="preserve">В соответствии с условиями /*мн.ч.4*/ в период, указанный в соответствующей графе вышеизложенной таблицы (далее – Период), Истец поставил Ответчику через присоединенную сеть в </w:t>
+      </w:r>
+      <w:r>
+        <w:rPr>
+          <w:rFonts w:eastAsia="Times New Roman" w:cs="Times New Roman" w:ascii="Times New Roman" w:hAnsi="Times New Roman"/>
+          <w:b w:val="false"/>
+          <w:i w:val="false"/>
+          <w:caps w:val="false"/>
+          <w:smallCaps w:val="false"/>
+          <w:strike w:val="false"/>
+          <w:dstrike w:val="false"/>
+          <w:color w:val="000000"/>
+          <w:position w:val="0"/>
+          <w:sz w:val="24"/>
+          <w:sz w:val="24"/>
+          <w:szCs w:val="24"/>
+          <w:u w:val="none"/>
+          <w:shd w:fill="auto" w:val="clear"/>
+          <w:vertAlign w:val="baseline"/>
+        </w:rPr>
+        <w:t>соответствии с /*мн.ч.*/ /*тип договора*/, а Ответчик</w:t>
+      </w:r>
+      <w:r>
+        <w:rPr>
+          <w:rFonts w:eastAsia="Times New Roman" w:cs="Times New Roman" w:ascii="Times New Roman" w:hAnsi="Times New Roman"/>
+          <w:b w:val="false"/>
+          <w:i w:val="false"/>
+          <w:caps w:val="false"/>
+          <w:smallCaps w:val="false"/>
+          <w:strike w:val="false"/>
+          <w:dstrike w:val="false"/>
+          <w:color w:val="000000"/>
+          <w:position w:val="0"/>
+          <w:sz w:val="24"/>
+          <w:sz w:val="24"/>
+          <w:szCs w:val="24"/>
+          <w:u w:val="none"/>
+          <w:shd w:fill="auto" w:val="clear"/>
+          <w:vertAlign w:val="baseline"/>
+        </w:rPr>
+        <w:t xml:space="preserve">, соответственно, обязан оплатить полученные ресурсы на основании /*мн.ч.5*/ и установленных тарифов для соответствующих групп потребителей. </w:t>
       </w:r>
     </w:p>
     <w:p>
@@ -2604,15 +2644,7 @@
           <w:sz w:val="24"/>
           <w:szCs w:val="24"/>
         </w:rPr>
-        <w:t>/</w:t>
-      </w:r>
-      <w:r>
-        <w:rPr>
-          <w:rFonts w:eastAsia="Times New Roman" w:cs="Times New Roman" w:ascii="Times New Roman" w:hAnsi="Times New Roman"/>
-          <w:sz w:val="24"/>
-          <w:szCs w:val="24"/>
-        </w:rPr>
-        <w:t>*абзац важный*/</w:t>
+        <w:t>/*абзац важный*/</w:t>
       </w:r>
     </w:p>
     <w:p>
@@ -3901,23 +3933,7 @@
           <w:sz w:val="24"/>
           <w:szCs w:val="24"/>
         </w:rPr>
-        <w:t xml:space="preserve">/*ответчик </w:t>
-      </w:r>
-      <w:r>
-        <w:rPr>
-          <w:rFonts w:eastAsia="Times New Roman" w:cs="Times New Roman" w:ascii="Times New Roman" w:hAnsi="Times New Roman"/>
-          <w:sz w:val="24"/>
-          <w:szCs w:val="24"/>
-        </w:rPr>
-        <w:t>полное</w:t>
-      </w:r>
-      <w:r>
-        <w:rPr>
-          <w:rFonts w:eastAsia="Times New Roman" w:cs="Times New Roman" w:ascii="Times New Roman" w:hAnsi="Times New Roman"/>
-          <w:sz w:val="24"/>
-          <w:szCs w:val="24"/>
-        </w:rPr>
-        <w:t xml:space="preserve"> имя*/ </w:t>
+        <w:t xml:space="preserve">/*ответчик полное имя*/ </w:t>
       </w:r>
       <w:r>
         <w:rPr>
@@ -4436,35 +4452,7 @@
           <w:shd w:fill="auto" w:val="clear"/>
           <w:vertAlign w:val="baseline"/>
         </w:rPr>
-        <w:t xml:space="preserve"> с </w:t>
-      </w:r>
-      <w:r>
-        <w:rPr>
-          <w:rFonts w:eastAsia="Times New Roman" w:cs="Times New Roman" w:ascii="Times New Roman" w:hAnsi="Times New Roman"/>
-          <w:sz w:val="24"/>
-          <w:szCs w:val="24"/>
-        </w:rPr>
-        <w:t>/*ответчик полное имя*/</w:t>
-      </w:r>
-      <w:r>
-        <w:rPr>
-          <w:rFonts w:eastAsia="Times New Roman" w:cs="Times New Roman" w:ascii="Times New Roman" w:hAnsi="Times New Roman"/>
-          <w:b w:val="false"/>
-          <w:i w:val="false"/>
-          <w:caps w:val="false"/>
-          <w:smallCaps w:val="false"/>
-          <w:strike w:val="false"/>
-          <w:dstrike w:val="false"/>
-          <w:color w:val="000000"/>
-          <w:position w:val="0"/>
-          <w:sz w:val="24"/>
-          <w:sz w:val="24"/>
-          <w:szCs w:val="24"/>
-          <w:u w:val="none"/>
-          <w:shd w:fill="auto" w:val="clear"/>
-          <w:vertAlign w:val="baseline"/>
-        </w:rPr>
-        <w:t xml:space="preserve"> (ОГРН </w:t>
+        <w:t xml:space="preserve"> с /*ответчик полное имя*/ (ОГРН </w:t>
       </w:r>
       <w:r>
         <w:rPr>

--- a/data/templates/claim.docx
+++ b/data/templates/claim.docx
@@ -1687,47 +1687,7 @@
           <w:shd w:fill="auto" w:val="clear"/>
           <w:vertAlign w:val="baseline"/>
         </w:rPr>
-        <w:t xml:space="preserve">В соответствии с условиями /*мн.ч.4*/ в период, указанный в соответствующей графе вышеизложенной таблицы (далее – Период), Истец поставил Ответчику через присоединенную сеть в </w:t>
-      </w:r>
-      <w:r>
-        <w:rPr>
-          <w:rFonts w:eastAsia="Times New Roman" w:cs="Times New Roman" w:ascii="Times New Roman" w:hAnsi="Times New Roman"/>
-          <w:b w:val="false"/>
-          <w:i w:val="false"/>
-          <w:caps w:val="false"/>
-          <w:smallCaps w:val="false"/>
-          <w:strike w:val="false"/>
-          <w:dstrike w:val="false"/>
-          <w:color w:val="000000"/>
-          <w:position w:val="0"/>
-          <w:sz w:val="24"/>
-          <w:sz w:val="24"/>
-          <w:szCs w:val="24"/>
-          <w:u w:val="none"/>
-          <w:shd w:fill="auto" w:val="clear"/>
-          <w:vertAlign w:val="baseline"/>
-        </w:rPr>
-        <w:t>соответствии с /*мн.ч.*/ /*тип договора*/, а Ответчик</w:t>
-      </w:r>
-      <w:r>
-        <w:rPr>
-          <w:rFonts w:eastAsia="Times New Roman" w:cs="Times New Roman" w:ascii="Times New Roman" w:hAnsi="Times New Roman"/>
-          <w:b w:val="false"/>
-          <w:i w:val="false"/>
-          <w:caps w:val="false"/>
-          <w:smallCaps w:val="false"/>
-          <w:strike w:val="false"/>
-          <w:dstrike w:val="false"/>
-          <w:color w:val="000000"/>
-          <w:position w:val="0"/>
-          <w:sz w:val="24"/>
-          <w:sz w:val="24"/>
-          <w:szCs w:val="24"/>
-          <w:u w:val="none"/>
-          <w:shd w:fill="auto" w:val="clear"/>
-          <w:vertAlign w:val="baseline"/>
-        </w:rPr>
-        <w:t xml:space="preserve">, соответственно, обязан оплатить полученные ресурсы на основании /*мн.ч.5*/ и установленных тарифов для соответствующих групп потребителей. </w:t>
+        <w:t xml:space="preserve">В соответствии с условиями /*мн.ч.4*/ в период, указанный в соответствующей графе вышеизложенной таблицы (далее – Период), Истец поставил Ответчику через присоединенную сеть в соответствии с /*мн.ч.*/ /*тип договора*/, а Ответчик, соответственно, обязан оплатить полученные ресурсы на основании /*мн.ч.5*/ и установленных тарифов для соответствующих групп потребителей. </w:t>
       </w:r>
     </w:p>
     <w:p>
@@ -3754,52 +3714,47 @@
           <w:shd w:fill="auto" w:val="clear"/>
           <w:vertAlign w:val="baseline"/>
         </w:rPr>
-        <w:t xml:space="preserve">На основании вышеизложенного, в соответствии со статьями 309, 310, 395, 539, 541, 544 Гражданского кодекса РФ, </w:t>
-      </w:r>
-      <w:bookmarkStart w:id="5" w:name="docs-internal-guid-af111a12-7fff-ff2f-0e"/>
-      <w:bookmarkEnd w:id="5"/>
-      <w:r>
-        <w:rPr>
-          <w:rFonts w:eastAsia="Times New Roman" w:cs="Times New Roman" w:ascii="Times New Roman;serif" w:hAnsi="Times New Roman;serif"/>
-          <w:b w:val="false"/>
-          <w:i w:val="false"/>
-          <w:caps w:val="false"/>
-          <w:smallCaps w:val="false"/>
-          <w:strike w:val="false"/>
-          <w:dstrike w:val="false"/>
-          <w:color w:val="000000"/>
-          <w:position w:val="0"/>
-          <w:sz w:val="24"/>
-          <w:sz w:val="24"/>
-          <w:szCs w:val="24"/>
-          <w:u w:val="none"/>
-          <w:effect w:val="none"/>
-          <w:shd w:fill="auto" w:val="clear"/>
-          <w:vertAlign w:val="baseline"/>
-        </w:rPr>
-        <w:t xml:space="preserve">ст. 13 Федерального закона от 07.12.2011 № 416-ФЗ </w:t>
-        <w:br/>
-        <w:t>«О водоснабжении и водоотведении»</w:t>
-      </w:r>
-      <w:r>
-        <w:rPr>
-          <w:rFonts w:eastAsia="Times New Roman" w:cs="Times New Roman" w:ascii="Times New Roman" w:hAnsi="Times New Roman"/>
-          <w:b w:val="false"/>
-          <w:i w:val="false"/>
-          <w:caps w:val="false"/>
-          <w:smallCaps w:val="false"/>
-          <w:strike w:val="false"/>
-          <w:dstrike w:val="false"/>
-          <w:color w:val="000000"/>
-          <w:position w:val="0"/>
-          <w:sz w:val="24"/>
-          <w:sz w:val="24"/>
-          <w:szCs w:val="24"/>
-          <w:u w:val="none"/>
-          <w:shd w:fill="auto" w:val="clear"/>
-          <w:vertAlign w:val="baseline"/>
-        </w:rPr>
-        <w:t>, статьями 4, 125 Арбитражного процессуального кодекса Российской Федерации,</w:t>
+        <w:t xml:space="preserve">На основании вышеизложенного, в соответствии со статьями 309, 310, 395, 539, 541, 544 Гражданского </w:t>
+      </w:r>
+      <w:r>
+        <w:rPr>
+          <w:rFonts w:eastAsia="Times New Roman" w:cs="Times New Roman" w:ascii="Times New Roman" w:hAnsi="Times New Roman"/>
+          <w:b w:val="false"/>
+          <w:i w:val="false"/>
+          <w:caps w:val="false"/>
+          <w:smallCaps w:val="false"/>
+          <w:strike w:val="false"/>
+          <w:dstrike w:val="false"/>
+          <w:color w:val="000000"/>
+          <w:position w:val="0"/>
+          <w:sz w:val="24"/>
+          <w:sz w:val="24"/>
+          <w:szCs w:val="24"/>
+          <w:u w:val="none"/>
+          <w:shd w:fill="auto" w:val="clear"/>
+          <w:vertAlign w:val="baseline"/>
+        </w:rPr>
+        <w:t>кодекса РФ, /*нужная статья*/, статьями 4, 125 Арбитражного</w:t>
+      </w:r>
+      <w:r>
+        <w:rPr>
+          <w:rFonts w:eastAsia="Times New Roman" w:cs="Times New Roman" w:ascii="Times New Roman" w:hAnsi="Times New Roman"/>
+          <w:b w:val="false"/>
+          <w:i w:val="false"/>
+          <w:caps w:val="false"/>
+          <w:smallCaps w:val="false"/>
+          <w:strike w:val="false"/>
+          <w:dstrike w:val="false"/>
+          <w:color w:val="000000"/>
+          <w:position w:val="0"/>
+          <w:sz w:val="24"/>
+          <w:sz w:val="24"/>
+          <w:szCs w:val="24"/>
+          <w:u w:val="none"/>
+          <w:shd w:fill="auto" w:val="clear"/>
+          <w:vertAlign w:val="baseline"/>
+        </w:rPr>
+        <w:t xml:space="preserve"> процессуального кодекса Российской Федерации,</w:t>
       </w:r>
     </w:p>
     <w:p>
@@ -4357,8 +4312,8 @@
           <w:shd w:fill="auto" w:val="clear"/>
         </w:rPr>
       </w:pPr>
-      <w:bookmarkStart w:id="6" w:name="_heading=h.5z6qu5hcxdqu"/>
-      <w:bookmarkEnd w:id="6"/>
+      <w:bookmarkStart w:id="5" w:name="_heading=h.5z6qu5hcxdqu"/>
+      <w:bookmarkEnd w:id="5"/>
       <w:r>
         <w:rPr>
           <w:rFonts w:eastAsia="Times New Roman" w:cs="Times New Roman" w:ascii="Times New Roman" w:hAnsi="Times New Roman"/>

--- a/data/templates/claim.docx
+++ b/data/templates/claim.docx
@@ -891,7 +891,7 @@
           <w:sz w:val="24"/>
           <w:szCs w:val="24"/>
         </w:rPr>
-        <w:t>о взыскании задолженности за тепловую энергию и теплоноситель</w:t>
+        <w:t>о взыскании задолженности за /*поставляемые ресурсы5*/</w:t>
       </w:r>
     </w:p>
     <w:p>
@@ -1014,24 +1014,7 @@
           <w:sz w:val="24"/>
           <w:szCs w:val="24"/>
         </w:rPr>
-        <w:t xml:space="preserve">(далее – Ответчик) были </w:t>
-      </w:r>
-      <w:r>
-        <w:rPr>
-          <w:rFonts w:eastAsia="Times New Roman" w:cs="Times New Roman" w:ascii="Times New Roman" w:hAnsi="Times New Roman"/>
-          <w:sz w:val="24"/>
-          <w:szCs w:val="24"/>
-          <w:lang w:eastAsia="ru-RU"/>
-        </w:rPr>
-        <w:t xml:space="preserve">заключены </w:t>
-      </w:r>
-      <w:r>
-        <w:rPr>
-          <w:rFonts w:eastAsia="Times New Roman" w:cs="Times New Roman" w:ascii="Times New Roman" w:hAnsi="Times New Roman"/>
-          <w:sz w:val="24"/>
-          <w:szCs w:val="24"/>
-        </w:rPr>
-        <w:t>следующие договоры (далее именуемые – Договоры), предметом которых является подача (поставка) Истцом Ответчику /*поставляемые ресурсы*/, на условиях, определенных /*мн.ч.*/:</w:t>
+        <w:t>(далее – Ответчик) /*мн.ч.7*/ является подача (поставка) Истцом Ответчику /*поставляемые ресурсы*/:</w:t>
       </w:r>
     </w:p>
     <w:tbl>
@@ -1687,7 +1670,27 @@
           <w:shd w:fill="auto" w:val="clear"/>
           <w:vertAlign w:val="baseline"/>
         </w:rPr>
-        <w:t xml:space="preserve">В соответствии с условиями /*мн.ч.4*/ в период, указанный в соответствующей графе вышеизложенной таблицы (далее – Период), Истец поставил Ответчику через присоединенную сеть в соответствии с /*мн.ч.*/ /*тип договора*/, а Ответчик, соответственно, обязан оплатить полученные ресурсы на основании /*мн.ч.5*/ и установленных тарифов для соответствующих групп потребителей. </w:t>
+        <w:t>В</w:t>
+      </w:r>
+      <w:r>
+        <w:rPr>
+          <w:rFonts w:eastAsia="Times New Roman" w:cs="Times New Roman" w:ascii="Times New Roman" w:hAnsi="Times New Roman"/>
+          <w:b w:val="false"/>
+          <w:i w:val="false"/>
+          <w:caps w:val="false"/>
+          <w:smallCaps w:val="false"/>
+          <w:strike w:val="false"/>
+          <w:dstrike w:val="false"/>
+          <w:color w:val="000000"/>
+          <w:position w:val="0"/>
+          <w:sz w:val="24"/>
+          <w:sz w:val="24"/>
+          <w:szCs w:val="24"/>
+          <w:u w:val="none"/>
+          <w:shd w:fill="auto" w:val="clear"/>
+          <w:vertAlign w:val="baseline"/>
+        </w:rPr>
+        <w:t xml:space="preserve"> соответствии с условиями /*мн.ч.4*/ в период, указанный в соответствующей графе вышеизложенной таблицы (далее – Период), Истец поставил Ответчику через присоединенную сеть в соответствии с /*мн.ч.*/ /*тип договора*/, а Ответчик, соответственно, обязан оплатить полученные ресурсы на основании /*мн.ч.5*/ и установленных тарифов для соответствующих групп потребителей. </w:t>
       </w:r>
     </w:p>
     <w:p>
@@ -1706,22 +1709,9 @@
         <w:ind w:firstLine="709" w:left="0" w:right="0"/>
         <w:jc w:val="both"/>
         <w:rPr>
-          <w:rFonts w:ascii="Times New Roman" w:hAnsi="Times New Roman" w:eastAsia="Times New Roman" w:cs="Times New Roman"/>
-          <w:b w:val="false"/>
-          <w:i w:val="false"/>
-          <w:i w:val="false"/>
-          <w:caps w:val="false"/>
-          <w:smallCaps w:val="false"/>
-          <w:strike w:val="false"/>
-          <w:dstrike w:val="false"/>
-          <w:color w:val="000000"/>
-          <w:position w:val="0"/>
-          <w:sz w:val="24"/>
-          <w:sz w:val="24"/>
-          <w:szCs w:val="24"/>
-          <w:u w:val="none"/>
-          <w:shd w:fill="auto" w:val="clear"/>
-          <w:vertAlign w:val="baseline"/>
+          <w:rFonts w:ascii="Times New Roman" w:hAnsi="Times New Roman"/>
+          <w:sz w:val="24"/>
+          <w:szCs w:val="24"/>
         </w:rPr>
       </w:pPr>
       <w:r>
@@ -1750,6 +1740,8 @@
         <w:rPr>
           <w:rFonts w:eastAsia="Times New Roman" w:cs="Times New Roman" w:ascii="Times New Roman" w:hAnsi="Times New Roman"/>
           <w:b/>
+          <w:sz w:val="24"/>
+          <w:szCs w:val="24"/>
         </w:rPr>
         <w:t xml:space="preserve">/*сумма долга*/ </w:t>
       </w:r>
@@ -1829,10 +1821,18 @@
         <w:spacing w:lineRule="auto" w:line="240" w:before="0" w:after="0"/>
         <w:ind w:firstLine="709" w:left="0" w:right="0"/>
         <w:jc w:val="both"/>
-        <w:rPr/>
-      </w:pPr>
-      <w:r>
-        <w:rPr/>
+        <w:rPr>
+          <w:rFonts w:ascii="Times New Roman" w:hAnsi="Times New Roman"/>
+          <w:sz w:val="24"/>
+          <w:szCs w:val="24"/>
+        </w:rPr>
+      </w:pPr>
+      <w:r>
+        <w:rPr>
+          <w:rFonts w:ascii="Times New Roman" w:hAnsi="Times New Roman"/>
+          <w:sz w:val="24"/>
+          <w:szCs w:val="24"/>
+        </w:rPr>
         <w:t xml:space="preserve"> </w:t>
       </w:r>
       <w:r>
@@ -1841,149 +1841,17 @@
           <w:sz w:val="24"/>
           <w:szCs w:val="24"/>
         </w:rPr>
-        <w:t>/*мн.ч.*/</w:t>
-      </w:r>
-    </w:p>
-    <w:p>
-      <w:pPr>
-        <w:pStyle w:val="normal1"/>
-        <w:keepNext w:val="false"/>
-        <w:keepLines w:val="false"/>
-        <w:pageBreakBefore w:val="false"/>
-        <w:widowControl/>
-        <w:numPr>
-          <w:ilvl w:val="0"/>
-          <w:numId w:val="5"/>
-        </w:numPr>
-        <w:shd w:val="clear" w:fill="auto"/>
-        <w:spacing w:lineRule="auto" w:line="240" w:before="0" w:after="0"/>
-        <w:ind w:hanging="360" w:left="720" w:right="0"/>
-        <w:jc w:val="both"/>
-        <w:rPr>
-          <w:highlight w:val="none"/>
-          <w:shd w:fill="auto" w:val="clear"/>
-        </w:rPr>
-      </w:pPr>
-      <w:r>
-        <w:rPr>
-          <w:rFonts w:eastAsia="Times New Roman" w:cs="Times New Roman" w:ascii="Times New Roman" w:hAnsi="Times New Roman"/>
-          <w:b w:val="false"/>
-          <w:i w:val="false"/>
-          <w:caps w:val="false"/>
-          <w:smallCaps w:val="false"/>
-          <w:strike w:val="false"/>
-          <w:dstrike w:val="false"/>
-          <w:color w:val="000000"/>
-          <w:position w:val="0"/>
-          <w:sz w:val="24"/>
-          <w:sz w:val="24"/>
-          <w:szCs w:val="24"/>
-          <w:u w:val="none"/>
-          <w:shd w:fill="auto" w:val="clear"/>
-          <w:vertAlign w:val="baseline"/>
-        </w:rPr>
-        <w:t>раздел</w:t>
-      </w:r>
-      <w:r>
-        <w:rPr>
-          <w:rFonts w:eastAsia="Times New Roman" w:cs="Times New Roman" w:ascii="Times New Roman" w:hAnsi="Times New Roman"/>
-          <w:sz w:val="24"/>
-          <w:szCs w:val="24"/>
-          <w:shd w:fill="auto" w:val="clear"/>
-        </w:rPr>
-        <w:t xml:space="preserve"> /*номер раздела*/</w:t>
-      </w:r>
-      <w:r>
-        <w:rPr>
-          <w:rFonts w:eastAsia="Times New Roman" w:cs="Times New Roman" w:ascii="Times New Roman" w:hAnsi="Times New Roman"/>
-          <w:b w:val="false"/>
-          <w:i w:val="false"/>
-          <w:caps w:val="false"/>
-          <w:smallCaps w:val="false"/>
-          <w:strike w:val="false"/>
-          <w:dstrike w:val="false"/>
-          <w:color w:val="000000"/>
-          <w:position w:val="0"/>
-          <w:sz w:val="24"/>
-          <w:sz w:val="24"/>
-          <w:szCs w:val="24"/>
-          <w:u w:val="none"/>
-          <w:shd w:fill="auto" w:val="clear"/>
-          <w:vertAlign w:val="baseline"/>
-        </w:rPr>
-        <w:t xml:space="preserve">, в том числе пункт </w:t>
-      </w:r>
-      <w:r>
-        <w:rPr>
-          <w:rFonts w:eastAsia="Times New Roman" w:cs="Times New Roman" w:ascii="Times New Roman" w:hAnsi="Times New Roman"/>
-          <w:shd w:fill="auto" w:val="clear"/>
-        </w:rPr>
-        <w:t>/*пункт*/</w:t>
-      </w:r>
-      <w:r>
-        <w:rPr>
-          <w:rFonts w:eastAsia="Times New Roman" w:cs="Times New Roman" w:ascii="Times New Roman" w:hAnsi="Times New Roman"/>
-          <w:b w:val="false"/>
-          <w:i w:val="false"/>
-          <w:caps w:val="false"/>
-          <w:smallCaps w:val="false"/>
-          <w:strike w:val="false"/>
-          <w:dstrike w:val="false"/>
-          <w:color w:val="000000"/>
-          <w:position w:val="0"/>
-          <w:sz w:val="24"/>
-          <w:sz w:val="24"/>
-          <w:szCs w:val="24"/>
-          <w:u w:val="none"/>
-          <w:shd w:fill="auto" w:val="clear"/>
-          <w:vertAlign w:val="baseline"/>
-        </w:rPr>
-        <w:t xml:space="preserve"> договора </w:t>
-      </w:r>
-      <w:r>
-        <w:rPr>
-          <w:rFonts w:eastAsia="Times New Roman" w:cs="Times New Roman" w:ascii="Times New Roman" w:hAnsi="Times New Roman"/>
-          <w:sz w:val="24"/>
-          <w:szCs w:val="24"/>
-          <w:shd w:fill="auto" w:val="clear"/>
-        </w:rPr>
-        <w:t>/*номер договора*/</w:t>
-      </w:r>
-    </w:p>
-    <w:p>
-      <w:pPr>
-        <w:pStyle w:val="normal1"/>
-        <w:keepNext w:val="false"/>
-        <w:keepLines w:val="false"/>
-        <w:pageBreakBefore w:val="false"/>
-        <w:widowControl w:val="false"/>
-        <w:shd w:val="clear" w:fill="auto"/>
-        <w:tabs>
-          <w:tab w:val="clear" w:pos="720"/>
-          <w:tab w:val="left" w:pos="1136" w:leader="none"/>
-        </w:tabs>
-        <w:spacing w:lineRule="auto" w:line="240" w:before="0" w:after="0"/>
-        <w:ind w:firstLine="709" w:left="0" w:right="0"/>
-        <w:jc w:val="both"/>
-        <w:rPr>
-          <w:rFonts w:ascii="Times New Roman" w:hAnsi="Times New Roman" w:eastAsia="Times New Roman" w:cs="Times New Roman"/>
-          <w:b w:val="false"/>
-          <w:i w:val="false"/>
-          <w:i w:val="false"/>
-          <w:caps w:val="false"/>
-          <w:smallCaps w:val="false"/>
-          <w:strike w:val="false"/>
-          <w:dstrike w:val="false"/>
-          <w:color w:val="000000"/>
-          <w:position w:val="0"/>
-          <w:sz w:val="24"/>
-          <w:sz w:val="24"/>
-          <w:szCs w:val="24"/>
-          <w:u w:val="none"/>
-          <w:shd w:fill="auto" w:val="clear"/>
-          <w:vertAlign w:val="baseline"/>
-        </w:rPr>
-      </w:pPr>
+        <w:t xml:space="preserve">/*мн.ч.*/ </w:t>
+      </w:r>
+      <w:r>
+        <w:rPr>
+          <w:rFonts w:eastAsia="Times New Roman" w:cs="Times New Roman" w:ascii="Times New Roman" w:hAnsi="Times New Roman"/>
+          <w:sz w:val="24"/>
+          <w:szCs w:val="24"/>
+          <w:shd w:fill="auto" w:val="clear"/>
+        </w:rPr>
+        <w:t xml:space="preserve">/*список разделов*/ </w:t>
+      </w:r>
       <w:r>
         <w:rPr>
           <w:rFonts w:eastAsia="Times New Roman" w:cs="Times New Roman" w:ascii="Times New Roman" w:hAnsi="Times New Roman"/>
@@ -2017,22 +1885,7 @@
         <w:ind w:firstLine="709" w:left="0" w:right="0"/>
         <w:jc w:val="both"/>
         <w:rPr>
-          <w:rFonts w:ascii="Times New Roman" w:hAnsi="Times New Roman" w:eastAsia="Times New Roman" w:cs="Times New Roman"/>
-          <w:b w:val="false"/>
-          <w:i w:val="false"/>
-          <w:i w:val="false"/>
-          <w:caps w:val="false"/>
-          <w:smallCaps w:val="false"/>
-          <w:strike w:val="false"/>
-          <w:dstrike w:val="false"/>
-          <w:color w:val="000000"/>
-          <w:position w:val="0"/>
-          <w:sz w:val="24"/>
-          <w:sz w:val="24"/>
-          <w:szCs w:val="24"/>
-          <w:u w:val="none"/>
-          <w:shd w:fill="auto" w:val="clear"/>
-          <w:vertAlign w:val="baseline"/>
+          <w:rFonts w:ascii="Times New Roman" w:hAnsi="Times New Roman"/>
         </w:rPr>
       </w:pPr>
       <w:r>
@@ -2104,60 +1957,116 @@
           <w:shd w:fill="auto" w:val="clear"/>
           <w:vertAlign w:val="baseline"/>
         </w:rPr>
-        <w:t xml:space="preserve">Таким образом, Истец свои обязательства по /*мн.ч.2*/ исполнил надлежащим образом и в полном объеме, поставив Ответчику /*поставляемые ресурсы3*/ в соответствии с принятыми на себя обязательствами в отношении количества, качества </w:t>
+        <w:t xml:space="preserve">Таким образом, Истец свои обязательства по /*мн.ч.2*/ исполнил надлежащим образом и в полном объеме, поставив Ответчику </w:t>
+      </w:r>
+      <w:r>
+        <w:rPr>
+          <w:rFonts w:eastAsia="Times New Roman" w:cs="Times New Roman" w:ascii="Times New Roman" w:hAnsi="Times New Roman"/>
+          <w:b w:val="false"/>
+          <w:i w:val="false"/>
+          <w:caps w:val="false"/>
+          <w:smallCaps w:val="false"/>
+          <w:strike w:val="false"/>
+          <w:dstrike w:val="false"/>
+          <w:color w:val="000000"/>
+          <w:position w:val="0"/>
+          <w:sz w:val="24"/>
+          <w:sz w:val="24"/>
+          <w:szCs w:val="24"/>
+          <w:u w:val="none"/>
+          <w:shd w:fill="auto" w:val="clear"/>
+          <w:vertAlign w:val="baseline"/>
+        </w:rPr>
+        <w:t xml:space="preserve">/*поставляемые ресурсы3*/ в соответствии с принятыми на себя обязательствами в отношении количества, качества </w:t>
         <w:br/>
         <w:t>и сроков их поставки. Ответчик оплату в полном размере не произвел.</w:t>
       </w:r>
     </w:p>
     <w:p>
       <w:pPr>
-        <w:pStyle w:val="normal1"/>
-        <w:keepNext w:val="false"/>
-        <w:keepLines w:val="false"/>
+        <w:pStyle w:val="NoSpacing"/>
+        <w:ind w:firstLine="709"/>
+        <w:jc w:val="both"/>
+        <w:rPr>
+          <w:rFonts w:ascii="Times New Roman" w:hAnsi="Times New Roman" w:cs="Times New Roman"/>
+          <w:sz w:val="24"/>
+          <w:szCs w:val="24"/>
+        </w:rPr>
+      </w:pPr>
+      <w:r>
+        <w:rPr>
+          <w:rFonts w:cs="Times New Roman" w:ascii="Times New Roman" w:hAnsi="Times New Roman"/>
+          <w:sz w:val="24"/>
+          <w:szCs w:val="24"/>
+        </w:rPr>
+        <w:t xml:space="preserve">Как следует из содержания п. 2 ст. 421, ст. 426, п. 4 ст. 445 Гражданского кодекса Российской Федерации (далее - ГК РФ) принуждать потребителя к заключению договора энергоснабжения теплоснабжающая организация не вправе. В тех случаях, когда потребитель пользуется услугами энергоснабжения, однако от заключения договора уклоняется, фактическое пользование абонентом тепловой энергией расценивается </w:t>
+        <w:br/>
+        <w:t>в соответствии с п. 3 ст. 438 ГК РФ как акцепт абонентом оферты.</w:t>
+      </w:r>
+    </w:p>
+    <w:p>
+      <w:pPr>
+        <w:pStyle w:val="NoSpacing"/>
+        <w:ind w:firstLine="709"/>
+        <w:jc w:val="both"/>
+        <w:rPr>
+          <w:rFonts w:ascii="Times New Roman" w:hAnsi="Times New Roman" w:cs="Times New Roman"/>
+          <w:sz w:val="24"/>
+          <w:szCs w:val="24"/>
+        </w:rPr>
+      </w:pPr>
+      <w:r>
+        <w:rPr>
+          <w:rFonts w:eastAsia="Times New Roman" w:cs="Times New Roman" w:ascii="Times New Roman" w:hAnsi="Times New Roman"/>
+          <w:b w:val="false"/>
+          <w:i w:val="false"/>
+          <w:caps w:val="false"/>
+          <w:smallCaps w:val="false"/>
+          <w:strike w:val="false"/>
+          <w:dstrike w:val="false"/>
+          <w:color w:val="000000"/>
+          <w:position w:val="0"/>
+          <w:sz w:val="24"/>
+          <w:sz w:val="24"/>
+          <w:szCs w:val="24"/>
+          <w:u w:val="none"/>
+          <w:shd w:fill="auto" w:val="clear"/>
+          <w:vertAlign w:val="baseline"/>
+        </w:rPr>
+        <w:t>Согласно п. 3 Информационного письма Президиума ВАС РФ от 17.02.1998 г. № 30 «Обзор практики разрешения споров, связанных с договором энергоснабжения» отсутствие договорных отношений с организацией, чьи теплопотребляющие установки присоединены к сетям энергоснабжающей организации не освобождает потребителя обязанности возместить стоимость отпущенной ему тепловой энергии.</w:t>
+      </w:r>
+    </w:p>
+    <w:p>
+      <w:pPr>
+        <w:pStyle w:val="NoSpacing"/>
         <w:pageBreakBefore w:val="false"/>
-        <w:widowControl/>
-        <w:shd w:val="clear" w:fill="auto"/>
-        <w:spacing w:lineRule="auto" w:line="240" w:before="0" w:after="0"/>
-        <w:ind w:firstLine="709" w:left="0" w:right="0"/>
+        <w:ind w:firstLine="709"/>
         <w:jc w:val="both"/>
         <w:rPr>
-          <w:rFonts w:ascii="Times New Roman" w:hAnsi="Times New Roman" w:eastAsia="Times New Roman" w:cs="Times New Roman"/>
+          <w:rFonts w:ascii="Times New Roman" w:hAnsi="Times New Roman" w:cs="Times New Roman"/>
+          <w:sz w:val="24"/>
+          <w:szCs w:val="24"/>
+        </w:rPr>
+      </w:pPr>
+      <w:r>
+        <w:rPr>
+          <w:rFonts w:eastAsia="Times New Roman" w:cs="Times New Roman" w:ascii="Times New Roman" w:hAnsi="Times New Roman"/>
           <w:b w:val="false"/>
           <w:i w:val="false"/>
-          <w:i w:val="false"/>
-          <w:caps w:val="false"/>
-          <w:smallCaps w:val="false"/>
-          <w:strike w:val="false"/>
-          <w:dstrike w:val="false"/>
-          <w:color w:val="000000"/>
-          <w:position w:val="0"/>
-          <w:sz w:val="24"/>
-          <w:sz w:val="24"/>
-          <w:szCs w:val="24"/>
-          <w:u w:val="none"/>
-          <w:shd w:fill="auto" w:val="clear"/>
-          <w:vertAlign w:val="baseline"/>
-        </w:rPr>
-      </w:pPr>
-      <w:r>
-        <w:rPr>
-          <w:rFonts w:eastAsia="Times New Roman" w:cs="Times New Roman" w:ascii="Times New Roman" w:hAnsi="Times New Roman"/>
-          <w:b w:val="false"/>
-          <w:i w:val="false"/>
-          <w:caps w:val="false"/>
-          <w:smallCaps w:val="false"/>
-          <w:strike w:val="false"/>
-          <w:dstrike w:val="false"/>
-          <w:color w:val="000000"/>
-          <w:position w:val="0"/>
-          <w:sz w:val="24"/>
-          <w:sz w:val="24"/>
-          <w:szCs w:val="24"/>
-          <w:u w:val="none"/>
-          <w:shd w:fill="auto" w:val="clear"/>
-          <w:vertAlign w:val="baseline"/>
-        </w:rPr>
-        <w:t>В соответствии с п. 1 ст. 539 Гражданского кодекса Российской Федерации (далее – «ГК РФ») по договору энергоснабжения энергоснабжающая организация обязуется подавать абоненту (потребителю) через присоединенную сеть энергию, а абонент обязуется оплачивать принятую энергию, а также соблюдать предусмотренный договором режим ее потребления, обеспечивать безопасность эксплуатации находящихся в его ведении энергетических сетей и исправность используемых им приборов и оборудования, связанных с потреблением энергии.</w:t>
+          <w:caps w:val="false"/>
+          <w:smallCaps w:val="false"/>
+          <w:strike w:val="false"/>
+          <w:dstrike w:val="false"/>
+          <w:color w:val="000000"/>
+          <w:position w:val="0"/>
+          <w:sz w:val="24"/>
+          <w:sz w:val="24"/>
+          <w:szCs w:val="24"/>
+          <w:u w:val="none"/>
+          <w:shd w:fill="auto" w:val="clear"/>
+          <w:vertAlign w:val="baseline"/>
+        </w:rPr>
+        <w:t>В соответствии с п. 1 ст. 539 ГК РФ по договору энергоснабжения энергоснабжающая организация обязуется подавать абоненту (потребителю) через присоединенную сеть энергию, а абонент обязуется оплачивать принятую энергию, а также соблюдать предусмотренный договором режим ее потребления, обеспечивать безопасность эксплуатации находящихся в его ведении энергетических сетей и исправность используемых им приборов и оборудования, связанных с потреблением энергии.</w:t>
       </w:r>
     </w:p>
     <w:p>
@@ -2569,41 +2478,6 @@
           <w:sz w:val="24"/>
           <w:szCs w:val="24"/>
         </w:rPr>
-        <w:t xml:space="preserve">В соответствии с частью 9.3 статьи 15 Федерального закона от 27.07.2010 </w:t>
-        <w:br/>
-        <w:t xml:space="preserve">№ 190-ФЗ «О теплоснабжении» управляющие организации, приобретающие тепловую энергию (мощность) и (или) теплоноситель для целей предоставления коммунальных услуг, организации, осуществляющие горячее водоснабжение, холодное водоснабжение и (или) водоотведение по договорам горячего водоснабжения и договорам поставки горячей воды, а также теплоснабжающие организации, приобретающие тепловую энергию (мощность) </w:t>
-        <w:br/>
-        <w:t xml:space="preserve">и (или) теплоноситель по договору поставки тепловой энергии (мощности) и (или) теплоносителя, в случае несвоевременной и (или) неполной оплаты тепловой энергии (мощности) и (или) теплоносителя уплачивают единой теплоснабжающей организации (теплоснабжающей организации) пени в размере одной трехсотой ставки рефинансирования Центрального банка Российской Федерации, действующей на день фактической оплаты, от не выплаченной в срок суммы за каждый день просрочки начиная со дня, следующего за днем наступления установленного срока оплаты, по день фактической оплаты, произведенной в течение шестидесяти календарных дней со дня наступления установленного срока оплаты, либо до истечения шестидесяти календарных дней после дня наступления установленного срока оплаты, если в шестидесятидневный срок оплата не произведена. Начиная с шестьдесят первого дня, следующего за днем наступления установленного срока оплаты, по день фактической оплаты, произведенной </w:t>
-        <w:br/>
-        <w:t xml:space="preserve">в течение девяноста календарных дней со дня наступления установленного срока оплаты, либо до истечения девяноста календарных дней после дня наступления установленного срока оплаты, если в девяностодневный срок оплата не произведена, пени уплачиваются </w:t>
-        <w:br/>
-        <w:t xml:space="preserve">в размере одной стосемидесятой ставки рефинансирования Центрального банка Российской Федерации, действующей на день фактической оплаты, от не выплаченной </w:t>
-        <w:br/>
-        <w:t xml:space="preserve">в срок суммы за каждый день просрочки. Начиная с девяносто первого дня, следующего </w:t>
-        <w:br/>
-        <w:t xml:space="preserve">за днем наступления установленного срока оплаты, по день фактической оплаты пени уплачиваются в размере одной стотридцатой ставки рефинансирования Центрального банка Российской Федерации, действующей на день фактической оплаты, </w:t>
-        <w:br/>
-        <w:t>от не выплаченной в срок суммы за каждый день просрочки.</w:t>
-      </w:r>
-    </w:p>
-    <w:p>
-      <w:pPr>
-        <w:pStyle w:val="normal1"/>
-        <w:spacing w:lineRule="auto" w:line="240" w:before="0" w:after="0"/>
-        <w:ind w:firstLine="709"/>
-        <w:jc w:val="both"/>
-        <w:rPr>
-          <w:rFonts w:ascii="Times New Roman" w:hAnsi="Times New Roman" w:eastAsia="Times New Roman" w:cs="Times New Roman"/>
-          <w:sz w:val="24"/>
-          <w:szCs w:val="24"/>
-        </w:rPr>
-      </w:pPr>
-      <w:r>
-        <w:rPr>
-          <w:rFonts w:eastAsia="Times New Roman" w:cs="Times New Roman" w:ascii="Times New Roman" w:hAnsi="Times New Roman"/>
-          <w:sz w:val="24"/>
-          <w:szCs w:val="24"/>
-        </w:rPr>
         <w:t>/*абзац важный*/</w:t>
       </w:r>
     </w:p>
@@ -2627,15 +2501,11 @@
           <w:sz w:val="24"/>
           <w:szCs w:val="24"/>
         </w:rPr>
-        <w:t>Пунктом 1 Постановления Правительства РФ от 26 марта 2022 г. № 474</w:t>
+        <w:t>Пунктом 1 Постановления Правительства РФ от 26.03.2022 г. № 474</w:t>
         <w:br/>
-        <w:t xml:space="preserve">«О некоторых особенностях регулирования жилищных отношений в 2022 - 2024 годах» </w:t>
+        <w:t xml:space="preserve">«О некоторых особенностях регулирования жилищных отношений в 2022 - 2024 годах», пунктом 1 Постановления Правительства РФ от 29 декабря 2023 г. № 2382 </w:t>
         <w:br/>
-        <w:t xml:space="preserve">(в ред. пп. «б» п. 1 Постановления Правительства РФ от 29 декабря 2023 г. № 2382 </w:t>
-        <w:br/>
-        <w:t>«О внесении изменений в постановление Правительства Российской Федерации от 26 марта 2022 г. № 474»), пунктом 1 Постановления Правительства РФ от 18 марта 2025 г. № 329</w:t>
-        <w:br/>
-        <w:t xml:space="preserve">«О некоторых особенностях регулирования жилищных отношений в 2025 - 2026 годах» установлено, что </w:t>
+        <w:t xml:space="preserve">«О внесении изменений в постановление Правительства Российской Федерации от 26 марта 2022 г. № 474»), пунктом 1 Постановления Правительства РФ от 18 марта 2025 г. № 329 «О некоторых особенностях регулирования жилищных отношений в 2025 - 2026 годах» установлено, что </w:t>
       </w:r>
       <w:r>
         <w:rPr>
@@ -2652,9 +2522,7 @@
           <w:sz w:val="24"/>
           <w:szCs w:val="24"/>
         </w:rPr>
-        <w:t xml:space="preserve"> начисление </w:t>
-        <w:br/>
-        <w:t xml:space="preserve">и уплата пени в случае неполного и (или) несвоевременного внесения платы за жилое помещение и коммунальные услуги, взносов на капитальный ремонт, установленных жилищным законодательством Российской Федерации, а также </w:t>
+        <w:t xml:space="preserve"> начисление и уплата пени в случае неполного и (или) несвоевременного внесения платы за жилое помещение и коммунальные услуги, взносов на капитальный ремонт, установленных жилищным законодательством Российской Федерации, а также </w:t>
       </w:r>
       <w:r>
         <w:rPr>
@@ -2680,11 +2548,7 @@
           <w:sz w:val="24"/>
           <w:szCs w:val="24"/>
         </w:rPr>
-        <w:t xml:space="preserve"> обязательство </w:t>
-        <w:br/>
-        <w:t xml:space="preserve">по оплате услуг, предоставляемых на основании договоров в соответствии </w:t>
-        <w:br/>
-        <w:t>с законодательством Российской Федерации</w:t>
+        <w:t xml:space="preserve"> обязательство по оплате услуг, предоставляемых на основании договоров в соответствии с законодательством Российской Федерации</w:t>
       </w:r>
       <w:r>
         <w:rPr>
@@ -2693,7 +2557,6 @@
           <w:szCs w:val="24"/>
         </w:rPr>
         <w:t xml:space="preserve"> о газоснабжении, об электроэнергетике, </w:t>
-        <w:br/>
       </w:r>
       <w:r>
         <w:rPr>
@@ -2763,9 +2626,7 @@
           <w:szCs w:val="24"/>
           <w:u w:val="single"/>
         </w:rPr>
-        <w:t xml:space="preserve">ключевая ставка Центрального банка Российской Федерации, действующая </w:t>
-        <w:br/>
-        <w:t>по состоянию на 27 февраля 2022 г., и ключевая ставка Банка России, действующая на день фактической оплаты.</w:t>
+        <w:t>ключевая ставка Центрального банка Российской Федерации, действующая по состоянию на 27 февраля 2022 г., и ключевая ставка Банка России, действующая на день фактической оплаты.</w:t>
       </w:r>
     </w:p>
     <w:p>
@@ -3714,47 +3575,7 @@
           <w:shd w:fill="auto" w:val="clear"/>
           <w:vertAlign w:val="baseline"/>
         </w:rPr>
-        <w:t xml:space="preserve">На основании вышеизложенного, в соответствии со статьями 309, 310, 395, 539, 541, 544 Гражданского </w:t>
-      </w:r>
-      <w:r>
-        <w:rPr>
-          <w:rFonts w:eastAsia="Times New Roman" w:cs="Times New Roman" w:ascii="Times New Roman" w:hAnsi="Times New Roman"/>
-          <w:b w:val="false"/>
-          <w:i w:val="false"/>
-          <w:caps w:val="false"/>
-          <w:smallCaps w:val="false"/>
-          <w:strike w:val="false"/>
-          <w:dstrike w:val="false"/>
-          <w:color w:val="000000"/>
-          <w:position w:val="0"/>
-          <w:sz w:val="24"/>
-          <w:sz w:val="24"/>
-          <w:szCs w:val="24"/>
-          <w:u w:val="none"/>
-          <w:shd w:fill="auto" w:val="clear"/>
-          <w:vertAlign w:val="baseline"/>
-        </w:rPr>
-        <w:t>кодекса РФ, /*нужная статья*/, статьями 4, 125 Арбитражного</w:t>
-      </w:r>
-      <w:r>
-        <w:rPr>
-          <w:rFonts w:eastAsia="Times New Roman" w:cs="Times New Roman" w:ascii="Times New Roman" w:hAnsi="Times New Roman"/>
-          <w:b w:val="false"/>
-          <w:i w:val="false"/>
-          <w:caps w:val="false"/>
-          <w:smallCaps w:val="false"/>
-          <w:strike w:val="false"/>
-          <w:dstrike w:val="false"/>
-          <w:color w:val="000000"/>
-          <w:position w:val="0"/>
-          <w:sz w:val="24"/>
-          <w:sz w:val="24"/>
-          <w:szCs w:val="24"/>
-          <w:u w:val="none"/>
-          <w:shd w:fill="auto" w:val="clear"/>
-          <w:vertAlign w:val="baseline"/>
-        </w:rPr>
-        <w:t xml:space="preserve"> процессуального кодекса Российской Федерации,</w:t>
+        <w:t>На основании вышеизложенного, в соответствии со статьями 309, 310, 395, 539, 541, 544 Гражданского кодекса РФ, /*нужная статья*/, статьями 4, 125 Арбитражного процессуального кодекса Российской Федерации,</w:t>
       </w:r>
     </w:p>
     <w:p>
@@ -4605,7 +4426,7 @@
         <w:widowControl/>
         <w:numPr>
           <w:ilvl w:val="0"/>
-          <w:numId w:val="6"/>
+          <w:numId w:val="5"/>
         </w:numPr>
         <w:shd w:val="clear" w:fill="auto"/>
         <w:spacing w:lineRule="auto" w:line="240" w:before="0" w:after="0"/>
@@ -5784,143 +5605,6 @@
   <w:abstractNum w:abstractNumId="5">
     <w:lvl w:ilvl="0">
       <w:start w:val="1"/>
-      <w:numFmt w:val="bullet"/>
-      <w:lvlText w:val="⎯"/>
-      <w:lvlJc w:val="left"/>
-      <w:pPr>
-        <w:tabs>
-          <w:tab w:val="num" w:pos="0"/>
-        </w:tabs>
-        <w:ind w:left="720" w:hanging="360"/>
-      </w:pPr>
-      <w:rPr>
-        <w:rFonts w:ascii="Noto Sans Symbols" w:hAnsi="Noto Sans Symbols" w:cs="Noto Sans Symbols" w:hint="default"/>
-      </w:rPr>
-    </w:lvl>
-    <w:lvl w:ilvl="1">
-      <w:start w:val="1"/>
-      <w:numFmt w:val="bullet"/>
-      <w:lvlText w:val="o"/>
-      <w:lvlJc w:val="left"/>
-      <w:pPr>
-        <w:tabs>
-          <w:tab w:val="num" w:pos="0"/>
-        </w:tabs>
-        <w:ind w:left="1440" w:hanging="360"/>
-      </w:pPr>
-      <w:rPr>
-        <w:rFonts w:ascii="Courier New" w:hAnsi="Courier New" w:cs="Courier New" w:hint="default"/>
-      </w:rPr>
-    </w:lvl>
-    <w:lvl w:ilvl="2">
-      <w:start w:val="1"/>
-      <w:numFmt w:val="bullet"/>
-      <w:lvlText w:val="▪"/>
-      <w:lvlJc w:val="left"/>
-      <w:pPr>
-        <w:tabs>
-          <w:tab w:val="num" w:pos="0"/>
-        </w:tabs>
-        <w:ind w:left="2160" w:hanging="360"/>
-      </w:pPr>
-      <w:rPr>
-        <w:rFonts w:ascii="Noto Sans Symbols" w:hAnsi="Noto Sans Symbols" w:cs="Noto Sans Symbols" w:hint="default"/>
-      </w:rPr>
-    </w:lvl>
-    <w:lvl w:ilvl="3">
-      <w:start w:val="1"/>
-      <w:numFmt w:val="bullet"/>
-      <w:lvlText w:val="●"/>
-      <w:lvlJc w:val="left"/>
-      <w:pPr>
-        <w:tabs>
-          <w:tab w:val="num" w:pos="0"/>
-        </w:tabs>
-        <w:ind w:left="2880" w:hanging="360"/>
-      </w:pPr>
-      <w:rPr>
-        <w:rFonts w:ascii="Noto Sans Symbols" w:hAnsi="Noto Sans Symbols" w:cs="Noto Sans Symbols" w:hint="default"/>
-      </w:rPr>
-    </w:lvl>
-    <w:lvl w:ilvl="4">
-      <w:start w:val="1"/>
-      <w:numFmt w:val="bullet"/>
-      <w:lvlText w:val="o"/>
-      <w:lvlJc w:val="left"/>
-      <w:pPr>
-        <w:tabs>
-          <w:tab w:val="num" w:pos="0"/>
-        </w:tabs>
-        <w:ind w:left="3600" w:hanging="360"/>
-      </w:pPr>
-      <w:rPr>
-        <w:rFonts w:ascii="Courier New" w:hAnsi="Courier New" w:cs="Courier New" w:hint="default"/>
-      </w:rPr>
-    </w:lvl>
-    <w:lvl w:ilvl="5">
-      <w:start w:val="1"/>
-      <w:numFmt w:val="bullet"/>
-      <w:lvlText w:val="▪"/>
-      <w:lvlJc w:val="left"/>
-      <w:pPr>
-        <w:tabs>
-          <w:tab w:val="num" w:pos="0"/>
-        </w:tabs>
-        <w:ind w:left="4320" w:hanging="360"/>
-      </w:pPr>
-      <w:rPr>
-        <w:rFonts w:ascii="Noto Sans Symbols" w:hAnsi="Noto Sans Symbols" w:cs="Noto Sans Symbols" w:hint="default"/>
-      </w:rPr>
-    </w:lvl>
-    <w:lvl w:ilvl="6">
-      <w:start w:val="1"/>
-      <w:numFmt w:val="bullet"/>
-      <w:lvlText w:val="●"/>
-      <w:lvlJc w:val="left"/>
-      <w:pPr>
-        <w:tabs>
-          <w:tab w:val="num" w:pos="0"/>
-        </w:tabs>
-        <w:ind w:left="5040" w:hanging="360"/>
-      </w:pPr>
-      <w:rPr>
-        <w:rFonts w:ascii="Noto Sans Symbols" w:hAnsi="Noto Sans Symbols" w:cs="Noto Sans Symbols" w:hint="default"/>
-      </w:rPr>
-    </w:lvl>
-    <w:lvl w:ilvl="7">
-      <w:start w:val="1"/>
-      <w:numFmt w:val="bullet"/>
-      <w:lvlText w:val="o"/>
-      <w:lvlJc w:val="left"/>
-      <w:pPr>
-        <w:tabs>
-          <w:tab w:val="num" w:pos="0"/>
-        </w:tabs>
-        <w:ind w:left="5760" w:hanging="360"/>
-      </w:pPr>
-      <w:rPr>
-        <w:rFonts w:ascii="Courier New" w:hAnsi="Courier New" w:cs="Courier New" w:hint="default"/>
-      </w:rPr>
-    </w:lvl>
-    <w:lvl w:ilvl="8">
-      <w:start w:val="1"/>
-      <w:numFmt w:val="bullet"/>
-      <w:lvlText w:val="▪"/>
-      <w:lvlJc w:val="left"/>
-      <w:pPr>
-        <w:tabs>
-          <w:tab w:val="num" w:pos="0"/>
-        </w:tabs>
-        <w:ind w:left="6480" w:hanging="360"/>
-      </w:pPr>
-      <w:rPr>
-        <w:rFonts w:ascii="Noto Sans Symbols" w:hAnsi="Noto Sans Symbols" w:cs="Noto Sans Symbols" w:hint="default"/>
-      </w:rPr>
-    </w:lvl>
-  </w:abstractNum>
-  <w:abstractNum w:abstractNumId="6">
-    <w:lvl w:ilvl="0">
-      <w:start w:val="1"/>
       <w:numFmt w:val="decimal"/>
       <w:lvlText w:val="%1)"/>
       <w:lvlJc w:val="left"/>
@@ -6037,7 +5721,7 @@
       <w:rPr/>
     </w:lvl>
   </w:abstractNum>
-  <w:abstractNum w:abstractNumId="7">
+  <w:abstractNum w:abstractNumId="6">
     <w:lvl w:ilvl="0">
       <w:start w:val="1"/>
       <w:numFmt w:val="none"/>
@@ -6173,9 +5857,6 @@
   </w:num>
   <w:num w:numId="6">
     <w:abstractNumId w:val="6"/>
-  </w:num>
-  <w:num w:numId="7">
-    <w:abstractNumId w:val="7"/>
   </w:num>
 </w:numbering>
 </file>

--- a/data/templates/claim.docx
+++ b/data/templates/claim.docx
@@ -1617,9 +1617,7 @@
           <w:shd w:fill="auto" w:val="clear"/>
           <w:vertAlign w:val="baseline"/>
         </w:rPr>
-        <w:t xml:space="preserve">) в соответствии с принятыми </w:t>
-        <w:br/>
-        <w:t xml:space="preserve">на себя обязательствами. Точки поставки (адреса) указаны в /*мн.ч.3*/. </w:t>
+        <w:t xml:space="preserve">) в соответствии с принятыми на себя обязательствами. Точки поставки (адреса) указаны в /*мн.ч.3*/. </w:t>
       </w:r>
     </w:p>
     <w:p>
@@ -1670,27 +1668,7 @@
           <w:shd w:fill="auto" w:val="clear"/>
           <w:vertAlign w:val="baseline"/>
         </w:rPr>
-        <w:t>В</w:t>
-      </w:r>
-      <w:r>
-        <w:rPr>
-          <w:rFonts w:eastAsia="Times New Roman" w:cs="Times New Roman" w:ascii="Times New Roman" w:hAnsi="Times New Roman"/>
-          <w:b w:val="false"/>
-          <w:i w:val="false"/>
-          <w:caps w:val="false"/>
-          <w:smallCaps w:val="false"/>
-          <w:strike w:val="false"/>
-          <w:dstrike w:val="false"/>
-          <w:color w:val="000000"/>
-          <w:position w:val="0"/>
-          <w:sz w:val="24"/>
-          <w:sz w:val="24"/>
-          <w:szCs w:val="24"/>
-          <w:u w:val="none"/>
-          <w:shd w:fill="auto" w:val="clear"/>
-          <w:vertAlign w:val="baseline"/>
-        </w:rPr>
-        <w:t xml:space="preserve"> соответствии с условиями /*мн.ч.4*/ в период, указанный в соответствующей графе вышеизложенной таблицы (далее – Период), Истец поставил Ответчику через присоединенную сеть в соответствии с /*мн.ч.*/ /*тип договора*/, а Ответчик, соответственно, обязан оплатить полученные ресурсы на основании /*мн.ч.5*/ и установленных тарифов для соответствующих групп потребителей. </w:t>
+        <w:t xml:space="preserve">В соответствии с условиями /*мн.ч.4*/ в период, указанный в соответствующей графе вышеизложенной таблицы (далее – Период), Истец поставил Ответчику через присоединенную сеть в соответствии с /*мн.ч.*/ /*тип договора*/, а Ответчик, соответственно, обязан оплатить полученные ресурсы на основании /*мн.ч.5*/ и установленных тарифов для соответствующих групп потребителей. </w:t>
       </w:r>
     </w:p>
     <w:p>
@@ -1734,7 +1712,47 @@
         </w:rPr>
         <w:t xml:space="preserve">За Ответчиком по /*мн.ч.6*/ образовалась задолженность </w:t>
         <w:br/>
-        <w:t xml:space="preserve">за потребленные ресурсы (тепловую энергию и/или теплоноситель) в сумме </w:t>
+        <w:t xml:space="preserve">за потребленные </w:t>
+      </w:r>
+      <w:r>
+        <w:rPr>
+          <w:rFonts w:eastAsia="Times New Roman" w:cs="Times New Roman" w:ascii="Times New Roman" w:hAnsi="Times New Roman"/>
+          <w:b w:val="false"/>
+          <w:i w:val="false"/>
+          <w:caps w:val="false"/>
+          <w:smallCaps w:val="false"/>
+          <w:strike w:val="false"/>
+          <w:dstrike w:val="false"/>
+          <w:color w:val="000000"/>
+          <w:position w:val="0"/>
+          <w:sz w:val="24"/>
+          <w:sz w:val="24"/>
+          <w:szCs w:val="24"/>
+          <w:u w:val="none"/>
+          <w:shd w:fill="auto" w:val="clear"/>
+          <w:vertAlign w:val="baseline"/>
+        </w:rPr>
+        <w:t>ресурсы (/*поставляемые ресурсы3*/) в сум</w:t>
+      </w:r>
+      <w:r>
+        <w:rPr>
+          <w:rFonts w:eastAsia="Times New Roman" w:cs="Times New Roman" w:ascii="Times New Roman" w:hAnsi="Times New Roman"/>
+          <w:b w:val="false"/>
+          <w:i w:val="false"/>
+          <w:caps w:val="false"/>
+          <w:smallCaps w:val="false"/>
+          <w:strike w:val="false"/>
+          <w:dstrike w:val="false"/>
+          <w:color w:val="000000"/>
+          <w:position w:val="0"/>
+          <w:sz w:val="24"/>
+          <w:sz w:val="24"/>
+          <w:szCs w:val="24"/>
+          <w:u w:val="none"/>
+          <w:shd w:fill="auto" w:val="clear"/>
+          <w:vertAlign w:val="baseline"/>
+        </w:rPr>
+        <w:t xml:space="preserve">ме </w:t>
       </w:r>
       <w:r>
         <w:rPr>
@@ -1957,27 +1975,7 @@
           <w:shd w:fill="auto" w:val="clear"/>
           <w:vertAlign w:val="baseline"/>
         </w:rPr>
-        <w:t xml:space="preserve">Таким образом, Истец свои обязательства по /*мн.ч.2*/ исполнил надлежащим образом и в полном объеме, поставив Ответчику </w:t>
-      </w:r>
-      <w:r>
-        <w:rPr>
-          <w:rFonts w:eastAsia="Times New Roman" w:cs="Times New Roman" w:ascii="Times New Roman" w:hAnsi="Times New Roman"/>
-          <w:b w:val="false"/>
-          <w:i w:val="false"/>
-          <w:caps w:val="false"/>
-          <w:smallCaps w:val="false"/>
-          <w:strike w:val="false"/>
-          <w:dstrike w:val="false"/>
-          <w:color w:val="000000"/>
-          <w:position w:val="0"/>
-          <w:sz w:val="24"/>
-          <w:sz w:val="24"/>
-          <w:szCs w:val="24"/>
-          <w:u w:val="none"/>
-          <w:shd w:fill="auto" w:val="clear"/>
-          <w:vertAlign w:val="baseline"/>
-        </w:rPr>
-        <w:t xml:space="preserve">/*поставляемые ресурсы3*/ в соответствии с принятыми на себя обязательствами в отношении количества, качества </w:t>
+        <w:t xml:space="preserve">Таким образом, Истец свои обязательства по /*мн.ч.2*/ исполнил надлежащим образом и в полном объеме, поставив Ответчику /*поставляемые ресурсы3*/ в соответствии с принятыми на себя обязательствами в отношении количества, качества </w:t>
         <w:br/>
         <w:t>и сроков их поставки. Ответчик оплату в полном размере не произвел.</w:t>
       </w:r>

--- a/data/templates/claim.docx
+++ b/data/templates/claim.docx
@@ -977,7 +977,7 @@
           <w:sz w:val="24"/>
           <w:szCs w:val="24"/>
         </w:rPr>
-        <w:t>/*истец полное имя*/</w:t>
+        <w:t>ПАО «Московская объединенная энергетическая компания»</w:t>
       </w:r>
       <w:r>
         <w:rPr>
@@ -987,7 +987,7 @@
         </w:rPr>
         <w:t xml:space="preserve"> (далее – </w:t>
         <w:br/>
-        <w:t xml:space="preserve">/*истец сокращенное имя*/, Истец) и </w:t>
+        <w:t xml:space="preserve">ПАО «МОЭК», Истец) и </w:t>
       </w:r>
       <w:r>
         <w:rPr>
@@ -1014,7 +1014,35 @@
           <w:sz w:val="24"/>
           <w:szCs w:val="24"/>
         </w:rPr>
-        <w:t>(далее – Ответчик) /*мн.ч.7*/ является подача (поставка) Истцом Ответчику /*поставляемые ресурсы*/:</w:t>
+        <w:t xml:space="preserve">(далее – Ответчик) /*мн.ч.7*/ является подача (поставка) Истцом Ответчику /*поставляемые ресурсы*/, на условиях, определенных </w:t>
+      </w:r>
+      <w:r>
+        <w:rPr>
+          <w:rFonts w:eastAsia="Times New Roman" w:cs="Times New Roman" w:ascii="Times New Roman" w:hAnsi="Times New Roman"/>
+          <w:b w:val="false"/>
+          <w:i w:val="false"/>
+          <w:caps w:val="false"/>
+          <w:smallCaps w:val="false"/>
+          <w:strike w:val="false"/>
+          <w:dstrike w:val="false"/>
+          <w:color w:val="000000"/>
+          <w:position w:val="0"/>
+          <w:sz w:val="24"/>
+          <w:sz w:val="24"/>
+          <w:szCs w:val="24"/>
+          <w:u w:val="none"/>
+          <w:shd w:fill="auto" w:val="clear"/>
+          <w:vertAlign w:val="baseline"/>
+        </w:rPr>
+        <w:t>/*мн.ч.*/</w:t>
+      </w:r>
+      <w:r>
+        <w:rPr>
+          <w:rFonts w:eastAsia="Times New Roman" w:cs="Times New Roman" w:ascii="Times New Roman" w:hAnsi="Times New Roman"/>
+          <w:sz w:val="24"/>
+          <w:szCs w:val="24"/>
+        </w:rPr>
+        <w:t>:</w:t>
       </w:r>
     </w:p>
     <w:tbl>
@@ -1712,47 +1740,7 @@
         </w:rPr>
         <w:t xml:space="preserve">За Ответчиком по /*мн.ч.6*/ образовалась задолженность </w:t>
         <w:br/>
-        <w:t xml:space="preserve">за потребленные </w:t>
-      </w:r>
-      <w:r>
-        <w:rPr>
-          <w:rFonts w:eastAsia="Times New Roman" w:cs="Times New Roman" w:ascii="Times New Roman" w:hAnsi="Times New Roman"/>
-          <w:b w:val="false"/>
-          <w:i w:val="false"/>
-          <w:caps w:val="false"/>
-          <w:smallCaps w:val="false"/>
-          <w:strike w:val="false"/>
-          <w:dstrike w:val="false"/>
-          <w:color w:val="000000"/>
-          <w:position w:val="0"/>
-          <w:sz w:val="24"/>
-          <w:sz w:val="24"/>
-          <w:szCs w:val="24"/>
-          <w:u w:val="none"/>
-          <w:shd w:fill="auto" w:val="clear"/>
-          <w:vertAlign w:val="baseline"/>
-        </w:rPr>
-        <w:t>ресурсы (/*поставляемые ресурсы3*/) в сум</w:t>
-      </w:r>
-      <w:r>
-        <w:rPr>
-          <w:rFonts w:eastAsia="Times New Roman" w:cs="Times New Roman" w:ascii="Times New Roman" w:hAnsi="Times New Roman"/>
-          <w:b w:val="false"/>
-          <w:i w:val="false"/>
-          <w:caps w:val="false"/>
-          <w:smallCaps w:val="false"/>
-          <w:strike w:val="false"/>
-          <w:dstrike w:val="false"/>
-          <w:color w:val="000000"/>
-          <w:position w:val="0"/>
-          <w:sz w:val="24"/>
-          <w:sz w:val="24"/>
-          <w:szCs w:val="24"/>
-          <w:u w:val="none"/>
-          <w:shd w:fill="auto" w:val="clear"/>
-          <w:vertAlign w:val="baseline"/>
-        </w:rPr>
-        <w:t xml:space="preserve">ме </w:t>
+        <w:t xml:space="preserve">за потребленные ресурсы (/*поставляемые ресурсы3*/) в сумме </w:t>
       </w:r>
       <w:r>
         <w:rPr>
@@ -1975,63 +1963,7 @@
           <w:shd w:fill="auto" w:val="clear"/>
           <w:vertAlign w:val="baseline"/>
         </w:rPr>
-        <w:t xml:space="preserve">Таким образом, Истец свои обязательства по /*мн.ч.2*/ исполнил надлежащим образом и в полном объеме, поставив Ответчику /*поставляемые ресурсы3*/ в соответствии с принятыми на себя обязательствами в отношении количества, качества </w:t>
-        <w:br/>
-        <w:t>и сроков их поставки. Ответчик оплату в полном размере не произвел.</w:t>
-      </w:r>
-    </w:p>
-    <w:p>
-      <w:pPr>
-        <w:pStyle w:val="NoSpacing"/>
-        <w:ind w:firstLine="709"/>
-        <w:jc w:val="both"/>
-        <w:rPr>
-          <w:rFonts w:ascii="Times New Roman" w:hAnsi="Times New Roman" w:cs="Times New Roman"/>
-          <w:sz w:val="24"/>
-          <w:szCs w:val="24"/>
-        </w:rPr>
-      </w:pPr>
-      <w:r>
-        <w:rPr>
-          <w:rFonts w:cs="Times New Roman" w:ascii="Times New Roman" w:hAnsi="Times New Roman"/>
-          <w:sz w:val="24"/>
-          <w:szCs w:val="24"/>
-        </w:rPr>
-        <w:t xml:space="preserve">Как следует из содержания п. 2 ст. 421, ст. 426, п. 4 ст. 445 Гражданского кодекса Российской Федерации (далее - ГК РФ) принуждать потребителя к заключению договора энергоснабжения теплоснабжающая организация не вправе. В тех случаях, когда потребитель пользуется услугами энергоснабжения, однако от заключения договора уклоняется, фактическое пользование абонентом тепловой энергией расценивается </w:t>
-        <w:br/>
-        <w:t>в соответствии с п. 3 ст. 438 ГК РФ как акцепт абонентом оферты.</w:t>
-      </w:r>
-    </w:p>
-    <w:p>
-      <w:pPr>
-        <w:pStyle w:val="NoSpacing"/>
-        <w:ind w:firstLine="709"/>
-        <w:jc w:val="both"/>
-        <w:rPr>
-          <w:rFonts w:ascii="Times New Roman" w:hAnsi="Times New Roman" w:cs="Times New Roman"/>
-          <w:sz w:val="24"/>
-          <w:szCs w:val="24"/>
-        </w:rPr>
-      </w:pPr>
-      <w:r>
-        <w:rPr>
-          <w:rFonts w:eastAsia="Times New Roman" w:cs="Times New Roman" w:ascii="Times New Roman" w:hAnsi="Times New Roman"/>
-          <w:b w:val="false"/>
-          <w:i w:val="false"/>
-          <w:caps w:val="false"/>
-          <w:smallCaps w:val="false"/>
-          <w:strike w:val="false"/>
-          <w:dstrike w:val="false"/>
-          <w:color w:val="000000"/>
-          <w:position w:val="0"/>
-          <w:sz w:val="24"/>
-          <w:sz w:val="24"/>
-          <w:szCs w:val="24"/>
-          <w:u w:val="none"/>
-          <w:shd w:fill="auto" w:val="clear"/>
-          <w:vertAlign w:val="baseline"/>
-        </w:rPr>
-        <w:t>Согласно п. 3 Информационного письма Президиума ВАС РФ от 17.02.1998 г. № 30 «Обзор практики разрешения споров, связанных с договором энергоснабжения» отсутствие договорных отношений с организацией, чьи теплопотребляющие установки присоединены к сетям энергоснабжающей организации не освобождает потребителя обязанности возместить стоимость отпущенной ему тепловой энергии.</w:t>
+        <w:t>Таким образом, Истец свои обязательства по /*мн.ч.2*/ исполнил надлежащим образом и в полном объеме, поставив Ответчику /*поставляемые ресурсы3*/ в соответствии с принятыми на себя обязательствами в отношении количества, качества и сроков их поставки. Ответчик оплату в полном размере не произвел.</w:t>
       </w:r>
     </w:p>
     <w:p>
@@ -2398,9 +2330,7 @@
           <w:shd w:fill="auto" w:val="clear"/>
           <w:vertAlign w:val="baseline"/>
         </w:rPr>
-        <w:t xml:space="preserve">с предложением погасить образовавшуюся задолженность за ТЭ, которые оставлены Ответчиком без ответа. Задолженность в полном объеме не погашена. Копии претензий, </w:t>
-        <w:br/>
-        <w:t>а также документация в отношении направления/получения их Ответчиком, соблюдения претензионного порядка прилагаются к настоящему иску.</w:t>
+        <w:t>с предложением погасить образовавшуюся задолженность за /*поставляемые ресурсы4*/, которые оставлены Ответчиком без ответа. Задолженность в полном объеме не погашена. Копии претензий, а также документация в отношении направления/получения их Ответчиком, соблюдения претензионного порядка прилагаются к настоящему иску.</w:t>
       </w:r>
     </w:p>
     <w:p>
@@ -5012,7 +4942,7 @@
     </w:r>
     <w:r>
       <w:rPr/>
-      <w:t>4</w:t>
+      <w:t>3</w:t>
     </w:r>
     <w:r>
       <w:rPr/>
@@ -5073,7 +5003,7 @@
     </w:r>
     <w:r>
       <w:rPr/>
-      <w:t>4</w:t>
+      <w:t>3</w:t>
     </w:r>
     <w:r>
       <w:rPr/>

--- a/data/templates/claim.docx
+++ b/data/templates/claim.docx
@@ -1711,14 +1711,10 @@
           <w:tab w:val="clear" w:pos="720"/>
           <w:tab w:val="left" w:pos="1136" w:leader="none"/>
         </w:tabs>
-        <w:spacing w:lineRule="auto" w:line="271" w:before="0" w:after="0"/>
+        <w:spacing w:lineRule="auto" w:line="240" w:before="0" w:after="0"/>
         <w:ind w:firstLine="709" w:left="0" w:right="0"/>
         <w:jc w:val="both"/>
-        <w:rPr>
-          <w:rFonts w:ascii="Times New Roman" w:hAnsi="Times New Roman"/>
-          <w:sz w:val="24"/>
-          <w:szCs w:val="24"/>
-        </w:rPr>
+        <w:rPr/>
       </w:pPr>
       <w:r>
         <w:rPr>
@@ -1738,9 +1734,7 @@
           <w:shd w:fill="auto" w:val="clear"/>
           <w:vertAlign w:val="baseline"/>
         </w:rPr>
-        <w:t xml:space="preserve">За Ответчиком по /*мн.ч.6*/ образовалась задолженность </w:t>
-        <w:br/>
-        <w:t xml:space="preserve">за потребленные ресурсы (/*поставляемые ресурсы3*/) в сумме </w:t>
+        <w:t xml:space="preserve">За Ответчиком по /*мн.ч.6*/ образовалась задолженность за потребленные ресурсы (/*поставляемые ресурсы3*/) в сумме </w:t>
       </w:r>
       <w:r>
         <w:rPr>
@@ -3629,7 +3623,7 @@
           <w:shd w:fill="auto" w:val="clear"/>
           <w:vertAlign w:val="baseline"/>
         </w:rPr>
-        <w:t xml:space="preserve"> с </w:t>
+        <w:t xml:space="preserve"> с Ответчика </w:t>
       </w:r>
       <w:r>
         <w:rPr>
@@ -3713,9 +3707,7 @@
           <w:shd w:fill="auto" w:val="clear"/>
           <w:vertAlign w:val="baseline"/>
         </w:rPr>
-        <w:t xml:space="preserve">) в пользу Публичного акционерного общества «Московская объединенная энергетическая компания» (ОГРН /*истец огрн*/, </w:t>
-        <w:br/>
-        <w:t>ИНН /*истец инн*/) задолженность (основной долг) и неустойку по /*мн.ч.2*/ в общем размере</w:t>
+        <w:t>) в пользу Публичного акционерного общества «Московская объединенная энергетическая компания» (ОГРН /*истец огрн*/, ИНН /*истец инн*/) задолженность (основной долг) и неустойку по /*мн.ч.2*/ в общем размере</w:t>
       </w:r>
       <w:r>
         <w:rPr>
@@ -4081,7 +4073,7 @@
           <w:shd w:fill="auto" w:val="clear"/>
           <w:vertAlign w:val="baseline"/>
         </w:rPr>
-        <w:t>неустойку по день фактического исполнения обязательства, начиная с  /*начальная дата неустойки*/ года, рассчитанную исходя из 1/130 ставки рефинансирования Банка России;</w:t>
+        <w:t>неустойку по день фактического исполнения обязательства, начиная с /*начальная дата неустойки*/ года, рассчитанную исходя из 1/130 ставки рефинансирования Банка России;</w:t>
       </w:r>
     </w:p>
     <w:p>
@@ -4156,7 +4148,7 @@
           <w:shd w:fill="auto" w:val="clear"/>
           <w:vertAlign w:val="baseline"/>
         </w:rPr>
-        <w:t xml:space="preserve"> с /*ответчик полное имя*/ (ОГРН </w:t>
+        <w:t xml:space="preserve"> с Ответчика /*ответчик полное имя*/ (ОГРН </w:t>
       </w:r>
       <w:r>
         <w:rPr>
@@ -4212,9 +4204,7 @@
           <w:shd w:fill="auto" w:val="clear"/>
           <w:vertAlign w:val="baseline"/>
         </w:rPr>
-        <w:t xml:space="preserve">) в пользу Публичного акционерного общества «Московская объединенная энергетическая компания»  (ОГРН /*истец огрн*/, </w:t>
-        <w:br/>
-        <w:t xml:space="preserve">ИНН /*истец инн*/) расходы по оплате государственной пошлины  за подачу настоящего иска </w:t>
+        <w:t xml:space="preserve">) в пользу Публичного акционерного общества «Московская объединенная энергетическая компания»  (ОГРН /*истец огрн*/, ИНН /*истец инн*/) расходы по оплате государственной пошлины  за подачу настоящего иска </w:t>
       </w:r>
       <w:r>
         <w:rPr>

--- a/data/templates/claim.docx
+++ b/data/templates/claim.docx
@@ -1075,14 +1075,14 @@
         <w:tc>
           <w:tcPr>
             <w:tcW w:w="1962" w:type="dxa"/>
-            <w:tcBorders>
-              <w:top w:val="single" w:sz="6" w:space="0" w:color="000000"/>
-              <w:left w:val="single" w:sz="6" w:space="0" w:color="000000"/>
-              <w:bottom w:val="single" w:sz="6" w:space="0" w:color="000000"/>
-              <w:right w:val="single" w:sz="6" w:space="0" w:color="000000"/>
-            </w:tcBorders>
             <w:shd w:fill="FFFFFF" w:val="clear"/>
             <w:vAlign w:val="center"/>
+            <w:tcBorders>
+              <w:top w:val="double" w:sz="6" w:space="0" w:color="auto"/>
+              <w:left w:val="double" w:sz="6" w:space="0" w:color="auto"/>
+              <w:bottom w:val="double" w:sz="6" w:space="0" w:color="auto"/>
+              <w:right w:val="double" w:sz="6" w:space="0" w:color="auto"/>
+            </w:tcBorders>
           </w:tcPr>
           <w:p>
             <w:pPr>
@@ -1106,13 +1106,14 @@
         <w:tc>
           <w:tcPr>
             <w:tcW w:w="1843" w:type="dxa"/>
-            <w:tcBorders>
-              <w:top w:val="single" w:sz="6" w:space="0" w:color="000000"/>
-              <w:bottom w:val="single" w:sz="6" w:space="0" w:color="000000"/>
-              <w:right w:val="single" w:sz="6" w:space="0" w:color="000000"/>
-            </w:tcBorders>
             <w:shd w:fill="FFFFFF" w:val="clear"/>
             <w:vAlign w:val="center"/>
+            <w:tcBorders>
+              <w:top w:val="double" w:sz="6" w:space="0" w:color="auto"/>
+              <w:left w:val="nil"/>
+              <w:bottom w:val="double" w:sz="6" w:space="0" w:color="auto"/>
+              <w:right w:val="double" w:sz="6" w:space="0" w:color="auto"/>
+            </w:tcBorders>
           </w:tcPr>
           <w:p>
             <w:pPr>
@@ -1136,13 +1137,14 @@
         <w:tc>
           <w:tcPr>
             <w:tcW w:w="2395" w:type="dxa"/>
-            <w:tcBorders>
-              <w:top w:val="single" w:sz="6" w:space="0" w:color="000000"/>
-              <w:bottom w:val="single" w:sz="6" w:space="0" w:color="000000"/>
-              <w:right w:val="single" w:sz="6" w:space="0" w:color="000000"/>
-            </w:tcBorders>
             <w:shd w:fill="FFFFFF" w:val="clear"/>
             <w:vAlign w:val="center"/>
+            <w:tcBorders>
+              <w:top w:val="double" w:sz="6" w:space="0" w:color="auto"/>
+              <w:left w:val="nil"/>
+              <w:bottom w:val="double" w:sz="6" w:space="0" w:color="auto"/>
+              <w:right w:val="double" w:sz="6" w:space="0" w:color="auto"/>
+            </w:tcBorders>
           </w:tcPr>
           <w:p>
             <w:pPr>
@@ -1166,13 +1168,14 @@
         <w:tc>
           <w:tcPr>
             <w:tcW w:w="1840" w:type="dxa"/>
-            <w:tcBorders>
-              <w:top w:val="single" w:sz="6" w:space="0" w:color="000000"/>
-              <w:bottom w:val="single" w:sz="6" w:space="0" w:color="000000"/>
-              <w:right w:val="single" w:sz="6" w:space="0" w:color="000000"/>
-            </w:tcBorders>
             <w:shd w:fill="FFFFFF" w:val="clear"/>
             <w:vAlign w:val="center"/>
+            <w:tcBorders>
+              <w:top w:val="double" w:sz="6" w:space="0" w:color="auto"/>
+              <w:left w:val="nil"/>
+              <w:bottom w:val="double" w:sz="6" w:space="0" w:color="auto"/>
+              <w:right w:val="double" w:sz="6" w:space="0" w:color="auto"/>
+            </w:tcBorders>
           </w:tcPr>
           <w:p>
             <w:pPr>
@@ -1196,13 +1199,14 @@
         <w:tc>
           <w:tcPr>
             <w:tcW w:w="1268" w:type="dxa"/>
-            <w:tcBorders>
-              <w:top w:val="single" w:sz="6" w:space="0" w:color="000000"/>
-              <w:bottom w:val="single" w:sz="6" w:space="0" w:color="000000"/>
-              <w:right w:val="single" w:sz="6" w:space="0" w:color="000000"/>
-            </w:tcBorders>
             <w:shd w:fill="FFFFFF" w:val="clear"/>
             <w:vAlign w:val="center"/>
+            <w:tcBorders>
+              <w:top w:val="double" w:sz="6" w:space="0" w:color="auto"/>
+              <w:left w:val="nil"/>
+              <w:bottom w:val="double" w:sz="6" w:space="0" w:color="auto"/>
+              <w:right w:val="double" w:sz="6" w:space="0" w:color="auto"/>
+            </w:tcBorders>
           </w:tcPr>
           <w:p>
             <w:pPr>
@@ -1232,14 +1236,14 @@
         <w:tc>
           <w:tcPr>
             <w:tcW w:w="1962" w:type="dxa"/>
-            <w:tcBorders>
-              <w:top w:val="single" w:sz="6" w:space="0" w:color="000000"/>
-              <w:left w:val="single" w:sz="6" w:space="0" w:color="000000"/>
-              <w:bottom w:val="single" w:sz="6" w:space="0" w:color="000000"/>
-              <w:right w:val="single" w:sz="6" w:space="0" w:color="000000"/>
-            </w:tcBorders>
             <w:shd w:fill="FFFFFF" w:val="clear"/>
             <w:vAlign w:val="center"/>
+            <w:tcBorders>
+              <w:top w:val="double" w:sz="6" w:space="0" w:color="auto"/>
+              <w:left w:val="double" w:sz="6" w:space="0" w:color="auto"/>
+              <w:bottom w:val="double" w:sz="6" w:space="0" w:color="auto"/>
+              <w:right w:val="double" w:sz="6" w:space="0" w:color="auto"/>
+            </w:tcBorders>
           </w:tcPr>
           <w:p>
             <w:pPr>
@@ -1264,13 +1268,13 @@
         <w:tc>
           <w:tcPr>
             <w:tcW w:w="1843" w:type="dxa"/>
+            <w:vAlign w:val="center"/>
             <w:tcBorders>
-              <w:top w:val="single" w:sz="6" w:space="0" w:color="000000"/>
-              <w:left w:val="single" w:sz="6" w:space="0" w:color="000000"/>
-              <w:bottom w:val="single" w:sz="6" w:space="0" w:color="000000"/>
-              <w:right w:val="single" w:sz="6" w:space="0" w:color="000000"/>
+              <w:top w:val="double" w:sz="6" w:space="0" w:color="auto"/>
+              <w:left w:val="double" w:sz="6" w:space="0" w:color="auto"/>
+              <w:bottom w:val="double" w:sz="6" w:space="0" w:color="auto"/>
+              <w:right w:val="double" w:sz="6" w:space="0" w:color="auto"/>
             </w:tcBorders>
-            <w:vAlign w:val="center"/>
           </w:tcPr>
           <w:p>
             <w:pPr>
@@ -1294,13 +1298,13 @@
         <w:tc>
           <w:tcPr>
             <w:tcW w:w="2395" w:type="dxa"/>
+            <w:vAlign w:val="center"/>
             <w:tcBorders>
-              <w:top w:val="single" w:sz="6" w:space="0" w:color="000000"/>
-              <w:left w:val="single" w:sz="6" w:space="0" w:color="000000"/>
-              <w:bottom w:val="single" w:sz="6" w:space="0" w:color="000000"/>
-              <w:right w:val="single" w:sz="6" w:space="0" w:color="000000"/>
+              <w:top w:val="double" w:sz="6" w:space="0" w:color="auto"/>
+              <w:left w:val="double" w:sz="6" w:space="0" w:color="auto"/>
+              <w:bottom w:val="double" w:sz="6" w:space="0" w:color="auto"/>
+              <w:right w:val="double" w:sz="6" w:space="0" w:color="auto"/>
             </w:tcBorders>
-            <w:vAlign w:val="center"/>
           </w:tcPr>
           <w:p>
             <w:pPr>
@@ -1324,14 +1328,14 @@
         <w:tc>
           <w:tcPr>
             <w:tcW w:w="1840" w:type="dxa"/>
-            <w:tcBorders>
-              <w:top w:val="single" w:sz="6" w:space="0" w:color="000000"/>
-              <w:left w:val="single" w:sz="6" w:space="0" w:color="000000"/>
-              <w:bottom w:val="single" w:sz="6" w:space="0" w:color="000000"/>
-              <w:right w:val="single" w:sz="6" w:space="0" w:color="000000"/>
-            </w:tcBorders>
             <w:shd w:fill="FFFFFF" w:val="clear"/>
             <w:vAlign w:val="center"/>
+            <w:tcBorders>
+              <w:top w:val="double" w:sz="6" w:space="0" w:color="auto"/>
+              <w:left w:val="double" w:sz="6" w:space="0" w:color="auto"/>
+              <w:bottom w:val="double" w:sz="6" w:space="0" w:color="auto"/>
+              <w:right w:val="double" w:sz="6" w:space="0" w:color="auto"/>
+            </w:tcBorders>
           </w:tcPr>
           <w:p>
             <w:pPr>
@@ -1355,14 +1359,14 @@
         <w:tc>
           <w:tcPr>
             <w:tcW w:w="1268" w:type="dxa"/>
-            <w:tcBorders>
-              <w:top w:val="single" w:sz="6" w:space="0" w:color="000000"/>
-              <w:left w:val="single" w:sz="6" w:space="0" w:color="000000"/>
-              <w:bottom w:val="single" w:sz="6" w:space="0" w:color="000000"/>
-              <w:right w:val="single" w:sz="6" w:space="0" w:color="000000"/>
-            </w:tcBorders>
             <w:shd w:fill="FFFFFF" w:val="clear"/>
             <w:vAlign w:val="center"/>
+            <w:tcBorders>
+              <w:top w:val="double" w:sz="6" w:space="0" w:color="auto"/>
+              <w:left w:val="double" w:sz="6" w:space="0" w:color="auto"/>
+              <w:bottom w:val="double" w:sz="6" w:space="0" w:color="auto"/>
+              <w:right w:val="double" w:sz="6" w:space="0" w:color="auto"/>
+            </w:tcBorders>
           </w:tcPr>
           <w:p>
             <w:pPr>
@@ -1429,14 +1433,14 @@
           <w:tcPr>
             <w:tcW w:w="3805" w:type="dxa"/>
             <w:gridSpan w:val="2"/>
-            <w:tcBorders>
-              <w:top w:val="single" w:sz="6" w:space="0" w:color="000000"/>
-              <w:left w:val="single" w:sz="6" w:space="0" w:color="000000"/>
-              <w:bottom w:val="single" w:sz="4" w:space="0" w:color="000000"/>
-              <w:right w:val="single" w:sz="6" w:space="0" w:color="000000"/>
-            </w:tcBorders>
             <w:shd w:fill="FFFFFF" w:val="clear"/>
             <w:vAlign w:val="center"/>
+            <w:tcBorders>
+              <w:top w:val="double" w:sz="6" w:space="0" w:color="auto"/>
+              <w:left w:val="double" w:sz="6" w:space="0" w:color="auto"/>
+              <w:bottom w:val="double" w:sz="6" w:space="0" w:color="auto"/>
+              <w:right w:val="double" w:sz="6" w:space="0" w:color="auto"/>
+            </w:tcBorders>
           </w:tcPr>
           <w:p>
             <w:pPr>
@@ -1460,13 +1464,14 @@
         <w:tc>
           <w:tcPr>
             <w:tcW w:w="2395" w:type="dxa"/>
-            <w:tcBorders>
-              <w:top w:val="single" w:sz="6" w:space="0" w:color="000000"/>
-              <w:bottom w:val="single" w:sz="4" w:space="0" w:color="000000"/>
-              <w:right w:val="single" w:sz="6" w:space="0" w:color="000000"/>
-            </w:tcBorders>
             <w:shd w:fill="FFFFFF" w:val="clear"/>
             <w:vAlign w:val="center"/>
+            <w:tcBorders>
+              <w:top w:val="double" w:sz="6" w:space="0" w:color="auto"/>
+              <w:left w:val="double" w:sz="6" w:space="0" w:color="auto"/>
+              <w:bottom w:val="double" w:sz="6" w:space="0" w:color="auto"/>
+              <w:right w:val="double" w:sz="6" w:space="0" w:color="auto"/>
+            </w:tcBorders>
           </w:tcPr>
           <w:p>
             <w:pPr>
@@ -1491,12 +1496,13 @@
           <w:tcPr>
             <w:tcW w:w="3108" w:type="dxa"/>
             <w:gridSpan w:val="2"/>
+            <w:shd w:fill="FFFFFF" w:val="clear"/>
             <w:tcBorders>
-              <w:top w:val="single" w:sz="6" w:space="0" w:color="000000"/>
-              <w:bottom w:val="single" w:sz="4" w:space="0" w:color="000000"/>
-              <w:right w:val="single" w:sz="6" w:space="0" w:color="000000"/>
+              <w:top w:val="double" w:sz="6" w:space="0" w:color="auto"/>
+              <w:left w:val="double" w:sz="6" w:space="0" w:color="auto"/>
+              <w:bottom w:val="double" w:sz="6" w:space="0" w:color="auto"/>
+              <w:right w:val="double" w:sz="6" w:space="0" w:color="auto"/>
             </w:tcBorders>
-            <w:shd w:fill="FFFFFF" w:val="clear"/>
           </w:tcPr>
           <w:p>
             <w:pPr>
@@ -2634,13 +2640,13 @@
         <w:tc>
           <w:tcPr>
             <w:tcW w:w="2110" w:type="dxa"/>
+            <w:vAlign w:val="center"/>
             <w:tcBorders>
-              <w:top w:val="single" w:sz="4" w:space="0" w:color="000000"/>
-              <w:left w:val="single" w:sz="4" w:space="0" w:color="000000"/>
-              <w:bottom w:val="single" w:sz="4" w:space="0" w:color="000000"/>
-              <w:right w:val="single" w:sz="4" w:space="0" w:color="000000"/>
+              <w:top w:val="double" w:sz="4" w:space="0" w:color="auto"/>
+              <w:left w:val="double" w:sz="4" w:space="0" w:color="auto"/>
+              <w:bottom w:val="double" w:sz="4" w:space="0" w:color="auto"/>
+              <w:right w:val="double" w:sz="4" w:space="0" w:color="auto"/>
             </w:tcBorders>
-            <w:vAlign w:val="center"/>
           </w:tcPr>
           <w:p>
             <w:pPr>
@@ -2668,13 +2674,13 @@
         <w:tc>
           <w:tcPr>
             <w:tcW w:w="1847" w:type="dxa"/>
+            <w:vAlign w:val="center"/>
             <w:tcBorders>
-              <w:top w:val="single" w:sz="4" w:space="0" w:color="000000"/>
-              <w:left w:val="single" w:sz="4" w:space="0" w:color="000000"/>
-              <w:bottom w:val="single" w:sz="4" w:space="0" w:color="000000"/>
-              <w:right w:val="single" w:sz="4" w:space="0" w:color="000000"/>
+              <w:top w:val="double" w:sz="4" w:space="0" w:color="auto"/>
+              <w:left w:val="double" w:sz="4" w:space="0" w:color="auto"/>
+              <w:bottom w:val="double" w:sz="4" w:space="0" w:color="auto"/>
+              <w:right w:val="double" w:sz="4" w:space="0" w:color="auto"/>
             </w:tcBorders>
-            <w:vAlign w:val="center"/>
           </w:tcPr>
           <w:p>
             <w:pPr>
@@ -2702,13 +2708,13 @@
         <w:tc>
           <w:tcPr>
             <w:tcW w:w="1698" w:type="dxa"/>
+            <w:vAlign w:val="center"/>
             <w:tcBorders>
-              <w:top w:val="single" w:sz="4" w:space="0" w:color="000000"/>
-              <w:left w:val="single" w:sz="4" w:space="0" w:color="000000"/>
-              <w:bottom w:val="single" w:sz="4" w:space="0" w:color="000000"/>
-              <w:right w:val="single" w:sz="4" w:space="0" w:color="000000"/>
+              <w:top w:val="double" w:sz="4" w:space="0" w:color="auto"/>
+              <w:left w:val="double" w:sz="4" w:space="0" w:color="auto"/>
+              <w:bottom w:val="double" w:sz="4" w:space="0" w:color="auto"/>
+              <w:right w:val="double" w:sz="4" w:space="0" w:color="auto"/>
             </w:tcBorders>
-            <w:vAlign w:val="center"/>
           </w:tcPr>
           <w:p>
             <w:pPr>
@@ -2736,13 +2742,13 @@
         <w:tc>
           <w:tcPr>
             <w:tcW w:w="1420" w:type="dxa"/>
+            <w:vAlign w:val="center"/>
             <w:tcBorders>
-              <w:top w:val="single" w:sz="4" w:space="0" w:color="000000"/>
-              <w:left w:val="single" w:sz="4" w:space="0" w:color="000000"/>
-              <w:bottom w:val="single" w:sz="4" w:space="0" w:color="000000"/>
-              <w:right w:val="single" w:sz="4" w:space="0" w:color="000000"/>
+              <w:top w:val="double" w:sz="4" w:space="0" w:color="auto"/>
+              <w:left w:val="double" w:sz="4" w:space="0" w:color="auto"/>
+              <w:bottom w:val="double" w:sz="4" w:space="0" w:color="auto"/>
+              <w:right w:val="double" w:sz="4" w:space="0" w:color="auto"/>
             </w:tcBorders>
-            <w:vAlign w:val="center"/>
           </w:tcPr>
           <w:p>
             <w:pPr>
@@ -2792,13 +2798,13 @@
         <w:tc>
           <w:tcPr>
             <w:tcW w:w="2249" w:type="dxa"/>
+            <w:vAlign w:val="center"/>
             <w:tcBorders>
-              <w:top w:val="single" w:sz="4" w:space="0" w:color="000000"/>
-              <w:left w:val="single" w:sz="4" w:space="0" w:color="000000"/>
-              <w:bottom w:val="single" w:sz="4" w:space="0" w:color="000000"/>
-              <w:right w:val="single" w:sz="4" w:space="0" w:color="000000"/>
+              <w:top w:val="double" w:sz="4" w:space="0" w:color="auto"/>
+              <w:left w:val="double" w:sz="4" w:space="0" w:color="auto"/>
+              <w:bottom w:val="double" w:sz="4" w:space="0" w:color="auto"/>
+              <w:right w:val="double" w:sz="4" w:space="0" w:color="auto"/>
             </w:tcBorders>
-            <w:vAlign w:val="center"/>
           </w:tcPr>
           <w:p>
             <w:pPr>
@@ -2853,13 +2859,13 @@
         <w:tc>
           <w:tcPr>
             <w:tcW w:w="2110" w:type="dxa"/>
+            <w:vAlign w:val="center"/>
             <w:tcBorders>
-              <w:top w:val="single" w:sz="4" w:space="0" w:color="000000"/>
-              <w:left w:val="single" w:sz="4" w:space="0" w:color="000000"/>
-              <w:bottom w:val="single" w:sz="4" w:space="0" w:color="000000"/>
-              <w:right w:val="single" w:sz="4" w:space="0" w:color="000000"/>
+              <w:top w:val="double" w:sz="4" w:space="0" w:color="auto"/>
+              <w:left w:val="double" w:sz="4" w:space="0" w:color="auto"/>
+              <w:bottom w:val="double" w:sz="4" w:space="0" w:color="auto"/>
+              <w:right w:val="double" w:sz="4" w:space="0" w:color="auto"/>
             </w:tcBorders>
-            <w:vAlign w:val="center"/>
           </w:tcPr>
           <w:p>
             <w:pPr>
@@ -2884,13 +2890,13 @@
         <w:tc>
           <w:tcPr>
             <w:tcW w:w="1847" w:type="dxa"/>
+            <w:vAlign w:val="center"/>
             <w:tcBorders>
-              <w:top w:val="single" w:sz="4" w:space="0" w:color="000000"/>
-              <w:left w:val="single" w:sz="4" w:space="0" w:color="000000"/>
-              <w:bottom w:val="single" w:sz="4" w:space="0" w:color="000000"/>
-              <w:right w:val="single" w:sz="4" w:space="0" w:color="000000"/>
+              <w:top w:val="double" w:sz="4" w:space="0" w:color="auto"/>
+              <w:left w:val="double" w:sz="4" w:space="0" w:color="auto"/>
+              <w:bottom w:val="double" w:sz="4" w:space="0" w:color="auto"/>
+              <w:right w:val="double" w:sz="4" w:space="0" w:color="auto"/>
             </w:tcBorders>
-            <w:vAlign w:val="center"/>
           </w:tcPr>
           <w:p>
             <w:pPr>
@@ -2914,13 +2920,13 @@
         <w:tc>
           <w:tcPr>
             <w:tcW w:w="1698" w:type="dxa"/>
+            <w:vAlign w:val="center"/>
             <w:tcBorders>
-              <w:top w:val="single" w:sz="4" w:space="0" w:color="000000"/>
-              <w:left w:val="single" w:sz="4" w:space="0" w:color="000000"/>
-              <w:bottom w:val="single" w:sz="4" w:space="0" w:color="000000"/>
-              <w:right w:val="single" w:sz="4" w:space="0" w:color="000000"/>
+              <w:top w:val="double" w:sz="4" w:space="0" w:color="auto"/>
+              <w:left w:val="double" w:sz="4" w:space="0" w:color="auto"/>
+              <w:bottom w:val="double" w:sz="4" w:space="0" w:color="auto"/>
+              <w:right w:val="double" w:sz="4" w:space="0" w:color="auto"/>
             </w:tcBorders>
-            <w:vAlign w:val="center"/>
           </w:tcPr>
           <w:p>
             <w:pPr>
@@ -2944,13 +2950,13 @@
         <w:tc>
           <w:tcPr>
             <w:tcW w:w="1420" w:type="dxa"/>
+            <w:vAlign w:val="center"/>
             <w:tcBorders>
-              <w:top w:val="single" w:sz="4" w:space="0" w:color="000000"/>
-              <w:left w:val="single" w:sz="4" w:space="0" w:color="000000"/>
-              <w:bottom w:val="single" w:sz="4" w:space="0" w:color="000000"/>
-              <w:right w:val="single" w:sz="4" w:space="0" w:color="000000"/>
+              <w:top w:val="double" w:sz="4" w:space="0" w:color="auto"/>
+              <w:left w:val="double" w:sz="4" w:space="0" w:color="auto"/>
+              <w:bottom w:val="double" w:sz="4" w:space="0" w:color="auto"/>
+              <w:right w:val="double" w:sz="4" w:space="0" w:color="auto"/>
             </w:tcBorders>
-            <w:vAlign w:val="center"/>
           </w:tcPr>
           <w:p>
             <w:pPr>
@@ -2974,13 +2980,13 @@
         <w:tc>
           <w:tcPr>
             <w:tcW w:w="2249" w:type="dxa"/>
+            <w:vAlign w:val="center"/>
             <w:tcBorders>
-              <w:top w:val="single" w:sz="4" w:space="0" w:color="000000"/>
-              <w:left w:val="single" w:sz="4" w:space="0" w:color="000000"/>
-              <w:bottom w:val="single" w:sz="4" w:space="0" w:color="000000"/>
-              <w:right w:val="single" w:sz="4" w:space="0" w:color="000000"/>
+              <w:top w:val="double" w:sz="4" w:space="0" w:color="auto"/>
+              <w:left w:val="double" w:sz="4" w:space="0" w:color="auto"/>
+              <w:bottom w:val="double" w:sz="4" w:space="0" w:color="auto"/>
+              <w:right w:val="double" w:sz="4" w:space="0" w:color="auto"/>
             </w:tcBorders>
-            <w:vAlign w:val="center"/>
           </w:tcPr>
           <w:p>
             <w:pPr>
@@ -3010,13 +3016,13 @@
           <w:tcPr>
             <w:tcW w:w="3957" w:type="dxa"/>
             <w:gridSpan w:val="2"/>
+            <w:vAlign w:val="center"/>
             <w:tcBorders>
-              <w:top w:val="single" w:sz="4" w:space="0" w:color="000000"/>
-              <w:left w:val="single" w:sz="4" w:space="0" w:color="000000"/>
-              <w:bottom w:val="single" w:sz="4" w:space="0" w:color="000000"/>
-              <w:right w:val="single" w:sz="4" w:space="0" w:color="000000"/>
+              <w:top w:val="double" w:sz="4" w:space="0" w:color="auto"/>
+              <w:left w:val="double" w:sz="4" w:space="0" w:color="auto"/>
+              <w:bottom w:val="double" w:sz="4" w:space="0" w:color="auto"/>
+              <w:right w:val="double" w:sz="4" w:space="0" w:color="auto"/>
             </w:tcBorders>
-            <w:vAlign w:val="center"/>
           </w:tcPr>
           <w:p>
             <w:pPr>
@@ -3040,13 +3046,13 @@
         <w:tc>
           <w:tcPr>
             <w:tcW w:w="1698" w:type="dxa"/>
+            <w:vAlign w:val="center"/>
             <w:tcBorders>
-              <w:top w:val="single" w:sz="4" w:space="0" w:color="000000"/>
-              <w:left w:val="single" w:sz="4" w:space="0" w:color="000000"/>
-              <w:bottom w:val="single" w:sz="4" w:space="0" w:color="000000"/>
-              <w:right w:val="single" w:sz="4" w:space="0" w:color="000000"/>
+              <w:top w:val="double" w:sz="4" w:space="0" w:color="auto"/>
+              <w:left w:val="double" w:sz="4" w:space="0" w:color="auto"/>
+              <w:bottom w:val="double" w:sz="4" w:space="0" w:color="auto"/>
+              <w:right w:val="double" w:sz="4" w:space="0" w:color="auto"/>
             </w:tcBorders>
-            <w:vAlign w:val="center"/>
           </w:tcPr>
           <w:p>
             <w:pPr>
@@ -3070,13 +3076,13 @@
         <w:tc>
           <w:tcPr>
             <w:tcW w:w="1420" w:type="dxa"/>
+            <w:vAlign w:val="center"/>
             <w:tcBorders>
-              <w:top w:val="single" w:sz="4" w:space="0" w:color="000000"/>
-              <w:left w:val="single" w:sz="4" w:space="0" w:color="000000"/>
-              <w:bottom w:val="single" w:sz="4" w:space="0" w:color="000000"/>
-              <w:right w:val="single" w:sz="4" w:space="0" w:color="000000"/>
+              <w:top w:val="double" w:sz="4" w:space="0" w:color="auto"/>
+              <w:left w:val="double" w:sz="4" w:space="0" w:color="auto"/>
+              <w:bottom w:val="double" w:sz="4" w:space="0" w:color="auto"/>
+              <w:right w:val="double" w:sz="4" w:space="0" w:color="auto"/>
             </w:tcBorders>
-            <w:vAlign w:val="center"/>
           </w:tcPr>
           <w:p>
             <w:pPr>
@@ -3100,13 +3106,13 @@
         <w:tc>
           <w:tcPr>
             <w:tcW w:w="2249" w:type="dxa"/>
+            <w:vAlign w:val="center"/>
             <w:tcBorders>
-              <w:top w:val="single" w:sz="4" w:space="0" w:color="000000"/>
-              <w:left w:val="single" w:sz="4" w:space="0" w:color="000000"/>
-              <w:bottom w:val="single" w:sz="4" w:space="0" w:color="000000"/>
-              <w:right w:val="single" w:sz="4" w:space="0" w:color="000000"/>
+              <w:top w:val="double" w:sz="4" w:space="0" w:color="auto"/>
+              <w:left w:val="double" w:sz="4" w:space="0" w:color="auto"/>
+              <w:bottom w:val="double" w:sz="4" w:space="0" w:color="auto"/>
+              <w:right w:val="double" w:sz="4" w:space="0" w:color="auto"/>
             </w:tcBorders>
-            <w:vAlign w:val="center"/>
           </w:tcPr>
           <w:p>
             <w:pPr>
@@ -3713,9 +3719,7 @@
           <w:shd w:fill="auto" w:val="clear"/>
           <w:vertAlign w:val="baseline"/>
         </w:rPr>
-        <w:t xml:space="preserve">) в пользу Публичного акционерного общества «Московская объединенная энергетическая компания» (ОГРН /*истец огрн*/, </w:t>
-        <w:br/>
-        <w:t>ИНН /*истец инн*/) задолженность (основной долг) и неустойку по /*мн.ч.2*/ в общем размере</w:t>
+        <w:t>) в пользу Публичного акционерного общества «Московская объединенная энергетическая компания» (ОГРН /*истец огрн*/, ИНН /*истец инн*/) задолженность (основной долг) и неустойку по /*мн.ч.2*/ в общем размере</w:t>
       </w:r>
       <w:r>
         <w:rPr>
@@ -4212,9 +4216,7 @@
           <w:shd w:fill="auto" w:val="clear"/>
           <w:vertAlign w:val="baseline"/>
         </w:rPr>
-        <w:t xml:space="preserve">) в пользу Публичного акционерного общества «Московская объединенная энергетическая компания»  (ОГРН /*истец огрн*/, </w:t>
-        <w:br/>
-        <w:t xml:space="preserve">ИНН /*истец инн*/) расходы по оплате государственной пошлины  за подачу настоящего иска </w:t>
+        <w:t xml:space="preserve">) в пользу Публичного акционерного общества «Московская объединенная энергетическая компания» (ОГРН /*истец огрн*/, ИНН /*истец инн*/) расходы по оплате государственной пошлины  за подачу настоящего иска </w:t>
       </w:r>
       <w:r>
         <w:rPr>

--- a/data/templates/claim.docx
+++ b/data/templates/claim.docx
@@ -1075,14 +1075,14 @@
         <w:tc>
           <w:tcPr>
             <w:tcW w:w="1962" w:type="dxa"/>
+            <w:tcBorders>
+              <w:top w:val="double" w:sz="6" w:space="0" w:color="000000"/>
+              <w:left w:val="double" w:sz="6" w:space="0" w:color="000000"/>
+              <w:bottom w:val="double" w:sz="6" w:space="0" w:color="000000"/>
+              <w:right w:val="double" w:sz="6" w:space="0" w:color="000000"/>
+            </w:tcBorders>
             <w:shd w:fill="FFFFFF" w:val="clear"/>
             <w:vAlign w:val="center"/>
-            <w:tcBorders>
-              <w:top w:val="double" w:sz="6" w:space="0" w:color="auto"/>
-              <w:left w:val="double" w:sz="6" w:space="0" w:color="auto"/>
-              <w:bottom w:val="double" w:sz="6" w:space="0" w:color="auto"/>
-              <w:right w:val="double" w:sz="6" w:space="0" w:color="auto"/>
-            </w:tcBorders>
           </w:tcPr>
           <w:p>
             <w:pPr>
@@ -1106,14 +1106,13 @@
         <w:tc>
           <w:tcPr>
             <w:tcW w:w="1843" w:type="dxa"/>
+            <w:tcBorders>
+              <w:top w:val="double" w:sz="6" w:space="0" w:color="000000"/>
+              <w:bottom w:val="double" w:sz="6" w:space="0" w:color="000000"/>
+              <w:right w:val="double" w:sz="6" w:space="0" w:color="000000"/>
+            </w:tcBorders>
             <w:shd w:fill="FFFFFF" w:val="clear"/>
             <w:vAlign w:val="center"/>
-            <w:tcBorders>
-              <w:top w:val="double" w:sz="6" w:space="0" w:color="auto"/>
-              <w:left w:val="nil"/>
-              <w:bottom w:val="double" w:sz="6" w:space="0" w:color="auto"/>
-              <w:right w:val="double" w:sz="6" w:space="0" w:color="auto"/>
-            </w:tcBorders>
           </w:tcPr>
           <w:p>
             <w:pPr>
@@ -1137,14 +1136,13 @@
         <w:tc>
           <w:tcPr>
             <w:tcW w:w="2395" w:type="dxa"/>
+            <w:tcBorders>
+              <w:top w:val="double" w:sz="6" w:space="0" w:color="000000"/>
+              <w:bottom w:val="double" w:sz="6" w:space="0" w:color="000000"/>
+              <w:right w:val="double" w:sz="6" w:space="0" w:color="000000"/>
+            </w:tcBorders>
             <w:shd w:fill="FFFFFF" w:val="clear"/>
             <w:vAlign w:val="center"/>
-            <w:tcBorders>
-              <w:top w:val="double" w:sz="6" w:space="0" w:color="auto"/>
-              <w:left w:val="nil"/>
-              <w:bottom w:val="double" w:sz="6" w:space="0" w:color="auto"/>
-              <w:right w:val="double" w:sz="6" w:space="0" w:color="auto"/>
-            </w:tcBorders>
           </w:tcPr>
           <w:p>
             <w:pPr>
@@ -1168,14 +1166,13 @@
         <w:tc>
           <w:tcPr>
             <w:tcW w:w="1840" w:type="dxa"/>
+            <w:tcBorders>
+              <w:top w:val="double" w:sz="6" w:space="0" w:color="000000"/>
+              <w:bottom w:val="double" w:sz="6" w:space="0" w:color="000000"/>
+              <w:right w:val="double" w:sz="6" w:space="0" w:color="000000"/>
+            </w:tcBorders>
             <w:shd w:fill="FFFFFF" w:val="clear"/>
             <w:vAlign w:val="center"/>
-            <w:tcBorders>
-              <w:top w:val="double" w:sz="6" w:space="0" w:color="auto"/>
-              <w:left w:val="nil"/>
-              <w:bottom w:val="double" w:sz="6" w:space="0" w:color="auto"/>
-              <w:right w:val="double" w:sz="6" w:space="0" w:color="auto"/>
-            </w:tcBorders>
           </w:tcPr>
           <w:p>
             <w:pPr>
@@ -1199,14 +1196,13 @@
         <w:tc>
           <w:tcPr>
             <w:tcW w:w="1268" w:type="dxa"/>
+            <w:tcBorders>
+              <w:top w:val="double" w:sz="6" w:space="0" w:color="000000"/>
+              <w:bottom w:val="double" w:sz="6" w:space="0" w:color="000000"/>
+              <w:right w:val="double" w:sz="6" w:space="0" w:color="000000"/>
+            </w:tcBorders>
             <w:shd w:fill="FFFFFF" w:val="clear"/>
             <w:vAlign w:val="center"/>
-            <w:tcBorders>
-              <w:top w:val="double" w:sz="6" w:space="0" w:color="auto"/>
-              <w:left w:val="nil"/>
-              <w:bottom w:val="double" w:sz="6" w:space="0" w:color="auto"/>
-              <w:right w:val="double" w:sz="6" w:space="0" w:color="auto"/>
-            </w:tcBorders>
           </w:tcPr>
           <w:p>
             <w:pPr>
@@ -1236,14 +1232,14 @@
         <w:tc>
           <w:tcPr>
             <w:tcW w:w="1962" w:type="dxa"/>
+            <w:tcBorders>
+              <w:top w:val="double" w:sz="6" w:space="0" w:color="000000"/>
+              <w:left w:val="double" w:sz="6" w:space="0" w:color="000000"/>
+              <w:bottom w:val="double" w:sz="6" w:space="0" w:color="000000"/>
+              <w:right w:val="double" w:sz="6" w:space="0" w:color="000000"/>
+            </w:tcBorders>
             <w:shd w:fill="FFFFFF" w:val="clear"/>
             <w:vAlign w:val="center"/>
-            <w:tcBorders>
-              <w:top w:val="double" w:sz="6" w:space="0" w:color="auto"/>
-              <w:left w:val="double" w:sz="6" w:space="0" w:color="auto"/>
-              <w:bottom w:val="double" w:sz="6" w:space="0" w:color="auto"/>
-              <w:right w:val="double" w:sz="6" w:space="0" w:color="auto"/>
-            </w:tcBorders>
           </w:tcPr>
           <w:p>
             <w:pPr>
@@ -1268,13 +1264,13 @@
         <w:tc>
           <w:tcPr>
             <w:tcW w:w="1843" w:type="dxa"/>
+            <w:tcBorders>
+              <w:top w:val="double" w:sz="6" w:space="0" w:color="000000"/>
+              <w:left w:val="double" w:sz="6" w:space="0" w:color="000000"/>
+              <w:bottom w:val="double" w:sz="6" w:space="0" w:color="000000"/>
+              <w:right w:val="double" w:sz="6" w:space="0" w:color="000000"/>
+            </w:tcBorders>
             <w:vAlign w:val="center"/>
-            <w:tcBorders>
-              <w:top w:val="double" w:sz="6" w:space="0" w:color="auto"/>
-              <w:left w:val="double" w:sz="6" w:space="0" w:color="auto"/>
-              <w:bottom w:val="double" w:sz="6" w:space="0" w:color="auto"/>
-              <w:right w:val="double" w:sz="6" w:space="0" w:color="auto"/>
-            </w:tcBorders>
           </w:tcPr>
           <w:p>
             <w:pPr>
@@ -1298,13 +1294,13 @@
         <w:tc>
           <w:tcPr>
             <w:tcW w:w="2395" w:type="dxa"/>
+            <w:tcBorders>
+              <w:top w:val="double" w:sz="6" w:space="0" w:color="000000"/>
+              <w:left w:val="double" w:sz="6" w:space="0" w:color="000000"/>
+              <w:bottom w:val="double" w:sz="6" w:space="0" w:color="000000"/>
+              <w:right w:val="double" w:sz="6" w:space="0" w:color="000000"/>
+            </w:tcBorders>
             <w:vAlign w:val="center"/>
-            <w:tcBorders>
-              <w:top w:val="double" w:sz="6" w:space="0" w:color="auto"/>
-              <w:left w:val="double" w:sz="6" w:space="0" w:color="auto"/>
-              <w:bottom w:val="double" w:sz="6" w:space="0" w:color="auto"/>
-              <w:right w:val="double" w:sz="6" w:space="0" w:color="auto"/>
-            </w:tcBorders>
           </w:tcPr>
           <w:p>
             <w:pPr>
@@ -1328,14 +1324,14 @@
         <w:tc>
           <w:tcPr>
             <w:tcW w:w="1840" w:type="dxa"/>
+            <w:tcBorders>
+              <w:top w:val="double" w:sz="6" w:space="0" w:color="000000"/>
+              <w:left w:val="double" w:sz="6" w:space="0" w:color="000000"/>
+              <w:bottom w:val="double" w:sz="6" w:space="0" w:color="000000"/>
+              <w:right w:val="double" w:sz="6" w:space="0" w:color="000000"/>
+            </w:tcBorders>
             <w:shd w:fill="FFFFFF" w:val="clear"/>
             <w:vAlign w:val="center"/>
-            <w:tcBorders>
-              <w:top w:val="double" w:sz="6" w:space="0" w:color="auto"/>
-              <w:left w:val="double" w:sz="6" w:space="0" w:color="auto"/>
-              <w:bottom w:val="double" w:sz="6" w:space="0" w:color="auto"/>
-              <w:right w:val="double" w:sz="6" w:space="0" w:color="auto"/>
-            </w:tcBorders>
           </w:tcPr>
           <w:p>
             <w:pPr>
@@ -1359,14 +1355,14 @@
         <w:tc>
           <w:tcPr>
             <w:tcW w:w="1268" w:type="dxa"/>
+            <w:tcBorders>
+              <w:top w:val="double" w:sz="6" w:space="0" w:color="000000"/>
+              <w:left w:val="double" w:sz="6" w:space="0" w:color="000000"/>
+              <w:bottom w:val="double" w:sz="6" w:space="0" w:color="000000"/>
+              <w:right w:val="double" w:sz="6" w:space="0" w:color="000000"/>
+            </w:tcBorders>
             <w:shd w:fill="FFFFFF" w:val="clear"/>
             <w:vAlign w:val="center"/>
-            <w:tcBorders>
-              <w:top w:val="double" w:sz="6" w:space="0" w:color="auto"/>
-              <w:left w:val="double" w:sz="6" w:space="0" w:color="auto"/>
-              <w:bottom w:val="double" w:sz="6" w:space="0" w:color="auto"/>
-              <w:right w:val="double" w:sz="6" w:space="0" w:color="auto"/>
-            </w:tcBorders>
           </w:tcPr>
           <w:p>
             <w:pPr>
@@ -1433,14 +1429,14 @@
           <w:tcPr>
             <w:tcW w:w="3805" w:type="dxa"/>
             <w:gridSpan w:val="2"/>
+            <w:tcBorders>
+              <w:top w:val="double" w:sz="6" w:space="0" w:color="000000"/>
+              <w:left w:val="double" w:sz="6" w:space="0" w:color="000000"/>
+              <w:bottom w:val="double" w:sz="6" w:space="0" w:color="000000"/>
+              <w:right w:val="double" w:sz="6" w:space="0" w:color="000000"/>
+            </w:tcBorders>
             <w:shd w:fill="FFFFFF" w:val="clear"/>
             <w:vAlign w:val="center"/>
-            <w:tcBorders>
-              <w:top w:val="double" w:sz="6" w:space="0" w:color="auto"/>
-              <w:left w:val="double" w:sz="6" w:space="0" w:color="auto"/>
-              <w:bottom w:val="double" w:sz="6" w:space="0" w:color="auto"/>
-              <w:right w:val="double" w:sz="6" w:space="0" w:color="auto"/>
-            </w:tcBorders>
           </w:tcPr>
           <w:p>
             <w:pPr>
@@ -1464,14 +1460,14 @@
         <w:tc>
           <w:tcPr>
             <w:tcW w:w="2395" w:type="dxa"/>
+            <w:tcBorders>
+              <w:top w:val="double" w:sz="6" w:space="0" w:color="000000"/>
+              <w:left w:val="double" w:sz="6" w:space="0" w:color="000000"/>
+              <w:bottom w:val="double" w:sz="6" w:space="0" w:color="000000"/>
+              <w:right w:val="double" w:sz="6" w:space="0" w:color="000000"/>
+            </w:tcBorders>
             <w:shd w:fill="FFFFFF" w:val="clear"/>
             <w:vAlign w:val="center"/>
-            <w:tcBorders>
-              <w:top w:val="double" w:sz="6" w:space="0" w:color="auto"/>
-              <w:left w:val="double" w:sz="6" w:space="0" w:color="auto"/>
-              <w:bottom w:val="double" w:sz="6" w:space="0" w:color="auto"/>
-              <w:right w:val="double" w:sz="6" w:space="0" w:color="auto"/>
-            </w:tcBorders>
           </w:tcPr>
           <w:p>
             <w:pPr>
@@ -1496,13 +1492,13 @@
           <w:tcPr>
             <w:tcW w:w="3108" w:type="dxa"/>
             <w:gridSpan w:val="2"/>
+            <w:tcBorders>
+              <w:top w:val="double" w:sz="6" w:space="0" w:color="000000"/>
+              <w:left w:val="double" w:sz="6" w:space="0" w:color="000000"/>
+              <w:bottom w:val="double" w:sz="6" w:space="0" w:color="000000"/>
+              <w:right w:val="double" w:sz="6" w:space="0" w:color="000000"/>
+            </w:tcBorders>
             <w:shd w:fill="FFFFFF" w:val="clear"/>
-            <w:tcBorders>
-              <w:top w:val="double" w:sz="6" w:space="0" w:color="auto"/>
-              <w:left w:val="double" w:sz="6" w:space="0" w:color="auto"/>
-              <w:bottom w:val="double" w:sz="6" w:space="0" w:color="auto"/>
-              <w:right w:val="double" w:sz="6" w:space="0" w:color="auto"/>
-            </w:tcBorders>
           </w:tcPr>
           <w:p>
             <w:pPr>
@@ -1703,119 +1699,6 @@
           <w:vertAlign w:val="baseline"/>
         </w:rPr>
         <w:t xml:space="preserve">В соответствии с условиями /*мн.ч.4*/ в период, указанный в соответствующей графе вышеизложенной таблицы (далее – Период), Истец поставил Ответчику через присоединенную сеть в соответствии с /*мн.ч.*/ /*тип договора*/, а Ответчик, соответственно, обязан оплатить полученные ресурсы на основании /*мн.ч.5*/ и установленных тарифов для соответствующих групп потребителей. </w:t>
-      </w:r>
-    </w:p>
-    <w:p>
-      <w:pPr>
-        <w:pStyle w:val="normal1"/>
-        <w:keepNext w:val="false"/>
-        <w:keepLines w:val="false"/>
-        <w:pageBreakBefore w:val="false"/>
-        <w:widowControl w:val="false"/>
-        <w:shd w:val="clear" w:fill="auto"/>
-        <w:tabs>
-          <w:tab w:val="clear" w:pos="720"/>
-          <w:tab w:val="left" w:pos="1136" w:leader="none"/>
-        </w:tabs>
-        <w:spacing w:lineRule="auto" w:line="271" w:before="0" w:after="0"/>
-        <w:ind w:firstLine="709" w:left="0" w:right="0"/>
-        <w:jc w:val="both"/>
-        <w:rPr>
-          <w:rFonts w:ascii="Times New Roman" w:hAnsi="Times New Roman"/>
-          <w:sz w:val="24"/>
-          <w:szCs w:val="24"/>
-        </w:rPr>
-      </w:pPr>
-      <w:r>
-        <w:rPr>
-          <w:rFonts w:eastAsia="Times New Roman" w:cs="Times New Roman" w:ascii="Times New Roman" w:hAnsi="Times New Roman"/>
-          <w:b w:val="false"/>
-          <w:i w:val="false"/>
-          <w:caps w:val="false"/>
-          <w:smallCaps w:val="false"/>
-          <w:strike w:val="false"/>
-          <w:dstrike w:val="false"/>
-          <w:color w:val="000000"/>
-          <w:position w:val="0"/>
-          <w:sz w:val="24"/>
-          <w:sz w:val="24"/>
-          <w:szCs w:val="24"/>
-          <w:u w:val="none"/>
-          <w:shd w:fill="auto" w:val="clear"/>
-          <w:vertAlign w:val="baseline"/>
-        </w:rPr>
-        <w:t xml:space="preserve">За Ответчиком по /*мн.ч.6*/ образовалась задолженность </w:t>
-        <w:br/>
-        <w:t xml:space="preserve">за потребленные ресурсы (/*поставляемые ресурсы3*/) в сумме </w:t>
-      </w:r>
-      <w:r>
-        <w:rPr>
-          <w:rFonts w:eastAsia="Times New Roman" w:cs="Times New Roman" w:ascii="Times New Roman" w:hAnsi="Times New Roman"/>
-          <w:b/>
-          <w:sz w:val="24"/>
-          <w:szCs w:val="24"/>
-        </w:rPr>
-        <w:t xml:space="preserve">/*сумма долга*/ </w:t>
-      </w:r>
-      <w:r>
-        <w:rPr>
-          <w:rFonts w:eastAsia="Times New Roman" w:cs="Times New Roman" w:ascii="Times New Roman" w:hAnsi="Times New Roman"/>
-          <w:b w:val="false"/>
-          <w:i w:val="false"/>
-          <w:caps w:val="false"/>
-          <w:smallCaps w:val="false"/>
-          <w:strike w:val="false"/>
-          <w:dstrike w:val="false"/>
-          <w:color w:val="000000"/>
-          <w:position w:val="0"/>
-          <w:sz w:val="24"/>
-          <w:sz w:val="24"/>
-          <w:szCs w:val="24"/>
-          <w:u w:val="none"/>
-          <w:shd w:fill="auto" w:val="clear"/>
-          <w:vertAlign w:val="baseline"/>
-        </w:rPr>
-        <w:t>рублей</w:t>
-      </w:r>
-      <w:r>
-        <w:rPr>
-          <w:rFonts w:eastAsia="Times New Roman" w:cs="Times New Roman" w:ascii="Times New Roman" w:hAnsi="Times New Roman"/>
-          <w:b/>
-          <w:i w:val="false"/>
-          <w:caps w:val="false"/>
-          <w:smallCaps w:val="false"/>
-          <w:strike w:val="false"/>
-          <w:dstrike w:val="false"/>
-          <w:color w:val="000000"/>
-          <w:position w:val="0"/>
-          <w:sz w:val="24"/>
-          <w:sz w:val="24"/>
-          <w:szCs w:val="24"/>
-          <w:u w:val="none"/>
-          <w:shd w:fill="auto" w:val="clear"/>
-          <w:vertAlign w:val="baseline"/>
-        </w:rPr>
-        <w:t xml:space="preserve"> </w:t>
-      </w:r>
-      <w:r>
-        <w:rPr>
-          <w:rFonts w:eastAsia="Times New Roman" w:cs="Times New Roman" w:ascii="Times New Roman" w:hAnsi="Times New Roman"/>
-          <w:b w:val="false"/>
-          <w:i w:val="false"/>
-          <w:caps w:val="false"/>
-          <w:smallCaps w:val="false"/>
-          <w:strike w:val="false"/>
-          <w:dstrike w:val="false"/>
-          <w:color w:val="000000"/>
-          <w:position w:val="0"/>
-          <w:sz w:val="24"/>
-          <w:sz w:val="24"/>
-          <w:szCs w:val="24"/>
-          <w:u w:val="none"/>
-          <w:shd w:fill="auto" w:val="clear"/>
-          <w:vertAlign w:val="baseline"/>
-        </w:rPr>
-        <w:t>за указанный выше Период.</w:t>
       </w:r>
     </w:p>
     <w:p>
@@ -1833,6 +1716,115 @@
         <w:spacing w:lineRule="auto" w:line="240" w:before="0" w:after="0"/>
         <w:ind w:firstLine="709" w:left="0" w:right="0"/>
         <w:jc w:val="both"/>
+        <w:rPr/>
+      </w:pPr>
+      <w:r>
+        <w:rPr>
+          <w:rFonts w:eastAsia="Times New Roman" w:cs="Times New Roman" w:ascii="Times New Roman" w:hAnsi="Times New Roman"/>
+          <w:b w:val="false"/>
+          <w:i w:val="false"/>
+          <w:caps w:val="false"/>
+          <w:smallCaps w:val="false"/>
+          <w:strike w:val="false"/>
+          <w:dstrike w:val="false"/>
+          <w:color w:val="000000"/>
+          <w:position w:val="0"/>
+          <w:sz w:val="24"/>
+          <w:sz w:val="24"/>
+          <w:szCs w:val="24"/>
+          <w:u w:val="none"/>
+          <w:shd w:fill="auto" w:val="clear"/>
+          <w:vertAlign w:val="baseline"/>
+        </w:rPr>
+        <w:t xml:space="preserve">За Ответчиком по /*мн.ч.6*/ образовалась задолженность </w:t>
+        <w:br/>
+        <w:t xml:space="preserve">за потребленные ресурсы (/*поставляемые ресурсы3*/) в сумме </w:t>
+      </w:r>
+      <w:r>
+        <w:rPr>
+          <w:rFonts w:eastAsia="Times New Roman" w:cs="Times New Roman" w:ascii="Times New Roman" w:hAnsi="Times New Roman"/>
+          <w:b/>
+          <w:sz w:val="24"/>
+          <w:szCs w:val="24"/>
+        </w:rPr>
+        <w:t xml:space="preserve">/*сумма долга*/ </w:t>
+      </w:r>
+      <w:r>
+        <w:rPr>
+          <w:rFonts w:eastAsia="Times New Roman" w:cs="Times New Roman" w:ascii="Times New Roman" w:hAnsi="Times New Roman"/>
+          <w:b w:val="false"/>
+          <w:i w:val="false"/>
+          <w:caps w:val="false"/>
+          <w:smallCaps w:val="false"/>
+          <w:strike w:val="false"/>
+          <w:dstrike w:val="false"/>
+          <w:color w:val="000000"/>
+          <w:position w:val="0"/>
+          <w:sz w:val="24"/>
+          <w:sz w:val="24"/>
+          <w:szCs w:val="24"/>
+          <w:u w:val="none"/>
+          <w:shd w:fill="auto" w:val="clear"/>
+          <w:vertAlign w:val="baseline"/>
+        </w:rPr>
+        <w:t>рублей</w:t>
+      </w:r>
+      <w:r>
+        <w:rPr>
+          <w:rFonts w:eastAsia="Times New Roman" w:cs="Times New Roman" w:ascii="Times New Roman" w:hAnsi="Times New Roman"/>
+          <w:b/>
+          <w:i w:val="false"/>
+          <w:caps w:val="false"/>
+          <w:smallCaps w:val="false"/>
+          <w:strike w:val="false"/>
+          <w:dstrike w:val="false"/>
+          <w:color w:val="000000"/>
+          <w:position w:val="0"/>
+          <w:sz w:val="24"/>
+          <w:sz w:val="24"/>
+          <w:szCs w:val="24"/>
+          <w:u w:val="none"/>
+          <w:shd w:fill="auto" w:val="clear"/>
+          <w:vertAlign w:val="baseline"/>
+        </w:rPr>
+        <w:t xml:space="preserve"> </w:t>
+      </w:r>
+      <w:r>
+        <w:rPr>
+          <w:rFonts w:eastAsia="Times New Roman" w:cs="Times New Roman" w:ascii="Times New Roman" w:hAnsi="Times New Roman"/>
+          <w:b w:val="false"/>
+          <w:i w:val="false"/>
+          <w:caps w:val="false"/>
+          <w:smallCaps w:val="false"/>
+          <w:strike w:val="false"/>
+          <w:dstrike w:val="false"/>
+          <w:color w:val="000000"/>
+          <w:position w:val="0"/>
+          <w:sz w:val="24"/>
+          <w:sz w:val="24"/>
+          <w:szCs w:val="24"/>
+          <w:u w:val="none"/>
+          <w:shd w:fill="auto" w:val="clear"/>
+          <w:vertAlign w:val="baseline"/>
+        </w:rPr>
+        <w:t>за указанный выше Период.</w:t>
+      </w:r>
+    </w:p>
+    <w:p>
+      <w:pPr>
+        <w:pStyle w:val="normal1"/>
+        <w:keepNext w:val="false"/>
+        <w:keepLines w:val="false"/>
+        <w:pageBreakBefore w:val="false"/>
+        <w:widowControl w:val="false"/>
+        <w:shd w:val="clear" w:fill="auto"/>
+        <w:tabs>
+          <w:tab w:val="clear" w:pos="720"/>
+          <w:tab w:val="left" w:pos="1136" w:leader="none"/>
+        </w:tabs>
+        <w:spacing w:lineRule="auto" w:line="240" w:before="0" w:after="0"/>
+        <w:ind w:firstLine="709" w:left="0" w:right="0"/>
+        <w:jc w:val="both"/>
         <w:rPr>
           <w:rFonts w:ascii="Times New Roman" w:hAnsi="Times New Roman"/>
           <w:sz w:val="24"/>
@@ -2002,7 +1994,7 @@
           <w:shd w:fill="auto" w:val="clear"/>
           <w:vertAlign w:val="baseline"/>
         </w:rPr>
-        <w:t>В соответствии с п. 1 ст. 539 ГК РФ по договору энергоснабжения энергоснабжающая организация обязуется подавать абоненту (потребителю) через присоединенную сеть энергию, а абонент обязуется оплачивать принятую энергию, а также соблюдать предусмотренный договором режим ее потребления, обеспечивать безопасность эксплуатации находящихся в его ведении энергетических сетей и исправность используемых им приборов и оборудования, связанных с потреблением энергии.</w:t>
+        <w:t>В соответствии с п. 1 ст. 539 Гражданского кодекса Российской Федерации (далее – «ГК РФ») по договору энергоснабжения энергоснабжающая организация обязуется подавать абоненту (потребителю) через присоединенную сеть энергию, а абонент обязуется оплачивать принятую энергию, а также соблюдать предусмотренный договором режим ее потребления, обеспечивать безопасность эксплуатации находящихся в его ведении энергетических сетей и исправность используемых им приборов и оборудования, связанных с потреблением энергии.</w:t>
       </w:r>
     </w:p>
     <w:p>
@@ -2212,7 +2204,7 @@
           <w:shd w:fill="auto" w:val="clear"/>
           <w:vertAlign w:val="baseline"/>
         </w:rPr>
-        <w:t xml:space="preserve">Поскольку Ответчик свои обязательства по оплате поставленной /*поставляемые ресурсы4*/ исполнил ненадлежащим образом, Истцом направлены в его адрес </w:t>
+        <w:t xml:space="preserve">Поскольку Ответчик свои обязательства по оплате поставленной /*поставляемые ресурсы4*/ исполнил ненадлежащим образом, Истцом направлен/*направлен окончание*/ в его адрес </w:t>
       </w:r>
       <w:r>
         <w:rPr>
@@ -2232,7 +2224,7 @@
           <w:shd w:fill="auto" w:val="clear"/>
           <w:vertAlign w:val="baseline"/>
         </w:rPr>
-        <w:t>претензии:</w:t>
+        <w:t>претензи/*претензия окончание и.п*/:</w:t>
       </w:r>
     </w:p>
     <w:p>
@@ -2336,7 +2328,7 @@
           <w:shd w:fill="auto" w:val="clear"/>
           <w:vertAlign w:val="baseline"/>
         </w:rPr>
-        <w:t>с предложением погасить образовавшуюся задолженность за /*поставляемые ресурсы4*/, которые оставлены Ответчиком без ответа. Задолженность в полном объеме не погашена. Копии претензий, а также документация в отношении направления/получения их Ответчиком, соблюдения претензионного порядка прилагаются к настоящему иску.</w:t>
+        <w:t>с предложением погасить образовавшуюся задолженность за /*поставляемые ресурсы4*/, котор/*которая окончание*/ оставлен/*оставлен окончание*/ Ответчиком без ответа. Задолженность в полном объеме не погашена. Копи/*копия окончание*/ претензи/*претензии окончание р.п*/, а также документация в отношении направления/получения /*её число*/ Ответчиком, соблюдения претензионного порядка прилагаются к настоящему иску.</w:t>
       </w:r>
     </w:p>
     <w:p>
@@ -2640,13 +2632,13 @@
         <w:tc>
           <w:tcPr>
             <w:tcW w:w="2110" w:type="dxa"/>
+            <w:tcBorders>
+              <w:top w:val="double" w:sz="4" w:space="0" w:color="000000"/>
+              <w:left w:val="double" w:sz="4" w:space="0" w:color="000000"/>
+              <w:bottom w:val="double" w:sz="4" w:space="0" w:color="000000"/>
+              <w:right w:val="double" w:sz="4" w:space="0" w:color="000000"/>
+            </w:tcBorders>
             <w:vAlign w:val="center"/>
-            <w:tcBorders>
-              <w:top w:val="double" w:sz="4" w:space="0" w:color="auto"/>
-              <w:left w:val="double" w:sz="4" w:space="0" w:color="auto"/>
-              <w:bottom w:val="double" w:sz="4" w:space="0" w:color="auto"/>
-              <w:right w:val="double" w:sz="4" w:space="0" w:color="auto"/>
-            </w:tcBorders>
           </w:tcPr>
           <w:p>
             <w:pPr>
@@ -2674,13 +2666,13 @@
         <w:tc>
           <w:tcPr>
             <w:tcW w:w="1847" w:type="dxa"/>
+            <w:tcBorders>
+              <w:top w:val="double" w:sz="4" w:space="0" w:color="000000"/>
+              <w:left w:val="double" w:sz="4" w:space="0" w:color="000000"/>
+              <w:bottom w:val="double" w:sz="4" w:space="0" w:color="000000"/>
+              <w:right w:val="double" w:sz="4" w:space="0" w:color="000000"/>
+            </w:tcBorders>
             <w:vAlign w:val="center"/>
-            <w:tcBorders>
-              <w:top w:val="double" w:sz="4" w:space="0" w:color="auto"/>
-              <w:left w:val="double" w:sz="4" w:space="0" w:color="auto"/>
-              <w:bottom w:val="double" w:sz="4" w:space="0" w:color="auto"/>
-              <w:right w:val="double" w:sz="4" w:space="0" w:color="auto"/>
-            </w:tcBorders>
           </w:tcPr>
           <w:p>
             <w:pPr>
@@ -2708,13 +2700,13 @@
         <w:tc>
           <w:tcPr>
             <w:tcW w:w="1698" w:type="dxa"/>
+            <w:tcBorders>
+              <w:top w:val="double" w:sz="4" w:space="0" w:color="000000"/>
+              <w:left w:val="double" w:sz="4" w:space="0" w:color="000000"/>
+              <w:bottom w:val="double" w:sz="4" w:space="0" w:color="000000"/>
+              <w:right w:val="double" w:sz="4" w:space="0" w:color="000000"/>
+            </w:tcBorders>
             <w:vAlign w:val="center"/>
-            <w:tcBorders>
-              <w:top w:val="double" w:sz="4" w:space="0" w:color="auto"/>
-              <w:left w:val="double" w:sz="4" w:space="0" w:color="auto"/>
-              <w:bottom w:val="double" w:sz="4" w:space="0" w:color="auto"/>
-              <w:right w:val="double" w:sz="4" w:space="0" w:color="auto"/>
-            </w:tcBorders>
           </w:tcPr>
           <w:p>
             <w:pPr>
@@ -2742,13 +2734,13 @@
         <w:tc>
           <w:tcPr>
             <w:tcW w:w="1420" w:type="dxa"/>
+            <w:tcBorders>
+              <w:top w:val="double" w:sz="4" w:space="0" w:color="000000"/>
+              <w:left w:val="double" w:sz="4" w:space="0" w:color="000000"/>
+              <w:bottom w:val="double" w:sz="4" w:space="0" w:color="000000"/>
+              <w:right w:val="double" w:sz="4" w:space="0" w:color="000000"/>
+            </w:tcBorders>
             <w:vAlign w:val="center"/>
-            <w:tcBorders>
-              <w:top w:val="double" w:sz="4" w:space="0" w:color="auto"/>
-              <w:left w:val="double" w:sz="4" w:space="0" w:color="auto"/>
-              <w:bottom w:val="double" w:sz="4" w:space="0" w:color="auto"/>
-              <w:right w:val="double" w:sz="4" w:space="0" w:color="auto"/>
-            </w:tcBorders>
           </w:tcPr>
           <w:p>
             <w:pPr>
@@ -2798,13 +2790,13 @@
         <w:tc>
           <w:tcPr>
             <w:tcW w:w="2249" w:type="dxa"/>
+            <w:tcBorders>
+              <w:top w:val="double" w:sz="4" w:space="0" w:color="000000"/>
+              <w:left w:val="double" w:sz="4" w:space="0" w:color="000000"/>
+              <w:bottom w:val="double" w:sz="4" w:space="0" w:color="000000"/>
+              <w:right w:val="double" w:sz="4" w:space="0" w:color="000000"/>
+            </w:tcBorders>
             <w:vAlign w:val="center"/>
-            <w:tcBorders>
-              <w:top w:val="double" w:sz="4" w:space="0" w:color="auto"/>
-              <w:left w:val="double" w:sz="4" w:space="0" w:color="auto"/>
-              <w:bottom w:val="double" w:sz="4" w:space="0" w:color="auto"/>
-              <w:right w:val="double" w:sz="4" w:space="0" w:color="auto"/>
-            </w:tcBorders>
           </w:tcPr>
           <w:p>
             <w:pPr>
@@ -2859,13 +2851,13 @@
         <w:tc>
           <w:tcPr>
             <w:tcW w:w="2110" w:type="dxa"/>
+            <w:tcBorders>
+              <w:top w:val="double" w:sz="4" w:space="0" w:color="000000"/>
+              <w:left w:val="double" w:sz="4" w:space="0" w:color="000000"/>
+              <w:bottom w:val="double" w:sz="4" w:space="0" w:color="000000"/>
+              <w:right w:val="double" w:sz="4" w:space="0" w:color="000000"/>
+            </w:tcBorders>
             <w:vAlign w:val="center"/>
-            <w:tcBorders>
-              <w:top w:val="double" w:sz="4" w:space="0" w:color="auto"/>
-              <w:left w:val="double" w:sz="4" w:space="0" w:color="auto"/>
-              <w:bottom w:val="double" w:sz="4" w:space="0" w:color="auto"/>
-              <w:right w:val="double" w:sz="4" w:space="0" w:color="auto"/>
-            </w:tcBorders>
           </w:tcPr>
           <w:p>
             <w:pPr>
@@ -2890,13 +2882,13 @@
         <w:tc>
           <w:tcPr>
             <w:tcW w:w="1847" w:type="dxa"/>
+            <w:tcBorders>
+              <w:top w:val="double" w:sz="4" w:space="0" w:color="000000"/>
+              <w:left w:val="double" w:sz="4" w:space="0" w:color="000000"/>
+              <w:bottom w:val="double" w:sz="4" w:space="0" w:color="000000"/>
+              <w:right w:val="double" w:sz="4" w:space="0" w:color="000000"/>
+            </w:tcBorders>
             <w:vAlign w:val="center"/>
-            <w:tcBorders>
-              <w:top w:val="double" w:sz="4" w:space="0" w:color="auto"/>
-              <w:left w:val="double" w:sz="4" w:space="0" w:color="auto"/>
-              <w:bottom w:val="double" w:sz="4" w:space="0" w:color="auto"/>
-              <w:right w:val="double" w:sz="4" w:space="0" w:color="auto"/>
-            </w:tcBorders>
           </w:tcPr>
           <w:p>
             <w:pPr>
@@ -2920,13 +2912,13 @@
         <w:tc>
           <w:tcPr>
             <w:tcW w:w="1698" w:type="dxa"/>
+            <w:tcBorders>
+              <w:top w:val="double" w:sz="4" w:space="0" w:color="000000"/>
+              <w:left w:val="double" w:sz="4" w:space="0" w:color="000000"/>
+              <w:bottom w:val="double" w:sz="4" w:space="0" w:color="000000"/>
+              <w:right w:val="double" w:sz="4" w:space="0" w:color="000000"/>
+            </w:tcBorders>
             <w:vAlign w:val="center"/>
-            <w:tcBorders>
-              <w:top w:val="double" w:sz="4" w:space="0" w:color="auto"/>
-              <w:left w:val="double" w:sz="4" w:space="0" w:color="auto"/>
-              <w:bottom w:val="double" w:sz="4" w:space="0" w:color="auto"/>
-              <w:right w:val="double" w:sz="4" w:space="0" w:color="auto"/>
-            </w:tcBorders>
           </w:tcPr>
           <w:p>
             <w:pPr>
@@ -2950,13 +2942,13 @@
         <w:tc>
           <w:tcPr>
             <w:tcW w:w="1420" w:type="dxa"/>
+            <w:tcBorders>
+              <w:top w:val="double" w:sz="4" w:space="0" w:color="000000"/>
+              <w:left w:val="double" w:sz="4" w:space="0" w:color="000000"/>
+              <w:bottom w:val="double" w:sz="4" w:space="0" w:color="000000"/>
+              <w:right w:val="double" w:sz="4" w:space="0" w:color="000000"/>
+            </w:tcBorders>
             <w:vAlign w:val="center"/>
-            <w:tcBorders>
-              <w:top w:val="double" w:sz="4" w:space="0" w:color="auto"/>
-              <w:left w:val="double" w:sz="4" w:space="0" w:color="auto"/>
-              <w:bottom w:val="double" w:sz="4" w:space="0" w:color="auto"/>
-              <w:right w:val="double" w:sz="4" w:space="0" w:color="auto"/>
-            </w:tcBorders>
           </w:tcPr>
           <w:p>
             <w:pPr>
@@ -2980,13 +2972,13 @@
         <w:tc>
           <w:tcPr>
             <w:tcW w:w="2249" w:type="dxa"/>
+            <w:tcBorders>
+              <w:top w:val="double" w:sz="4" w:space="0" w:color="000000"/>
+              <w:left w:val="double" w:sz="4" w:space="0" w:color="000000"/>
+              <w:bottom w:val="double" w:sz="4" w:space="0" w:color="000000"/>
+              <w:right w:val="double" w:sz="4" w:space="0" w:color="000000"/>
+            </w:tcBorders>
             <w:vAlign w:val="center"/>
-            <w:tcBorders>
-              <w:top w:val="double" w:sz="4" w:space="0" w:color="auto"/>
-              <w:left w:val="double" w:sz="4" w:space="0" w:color="auto"/>
-              <w:bottom w:val="double" w:sz="4" w:space="0" w:color="auto"/>
-              <w:right w:val="double" w:sz="4" w:space="0" w:color="auto"/>
-            </w:tcBorders>
           </w:tcPr>
           <w:p>
             <w:pPr>
@@ -3016,13 +3008,13 @@
           <w:tcPr>
             <w:tcW w:w="3957" w:type="dxa"/>
             <w:gridSpan w:val="2"/>
+            <w:tcBorders>
+              <w:top w:val="double" w:sz="4" w:space="0" w:color="000000"/>
+              <w:left w:val="double" w:sz="4" w:space="0" w:color="000000"/>
+              <w:bottom w:val="double" w:sz="4" w:space="0" w:color="000000"/>
+              <w:right w:val="double" w:sz="4" w:space="0" w:color="000000"/>
+            </w:tcBorders>
             <w:vAlign w:val="center"/>
-            <w:tcBorders>
-              <w:top w:val="double" w:sz="4" w:space="0" w:color="auto"/>
-              <w:left w:val="double" w:sz="4" w:space="0" w:color="auto"/>
-              <w:bottom w:val="double" w:sz="4" w:space="0" w:color="auto"/>
-              <w:right w:val="double" w:sz="4" w:space="0" w:color="auto"/>
-            </w:tcBorders>
           </w:tcPr>
           <w:p>
             <w:pPr>
@@ -3046,13 +3038,13 @@
         <w:tc>
           <w:tcPr>
             <w:tcW w:w="1698" w:type="dxa"/>
+            <w:tcBorders>
+              <w:top w:val="double" w:sz="4" w:space="0" w:color="000000"/>
+              <w:left w:val="double" w:sz="4" w:space="0" w:color="000000"/>
+              <w:bottom w:val="double" w:sz="4" w:space="0" w:color="000000"/>
+              <w:right w:val="double" w:sz="4" w:space="0" w:color="000000"/>
+            </w:tcBorders>
             <w:vAlign w:val="center"/>
-            <w:tcBorders>
-              <w:top w:val="double" w:sz="4" w:space="0" w:color="auto"/>
-              <w:left w:val="double" w:sz="4" w:space="0" w:color="auto"/>
-              <w:bottom w:val="double" w:sz="4" w:space="0" w:color="auto"/>
-              <w:right w:val="double" w:sz="4" w:space="0" w:color="auto"/>
-            </w:tcBorders>
           </w:tcPr>
           <w:p>
             <w:pPr>
@@ -3076,13 +3068,13 @@
         <w:tc>
           <w:tcPr>
             <w:tcW w:w="1420" w:type="dxa"/>
+            <w:tcBorders>
+              <w:top w:val="double" w:sz="4" w:space="0" w:color="000000"/>
+              <w:left w:val="double" w:sz="4" w:space="0" w:color="000000"/>
+              <w:bottom w:val="double" w:sz="4" w:space="0" w:color="000000"/>
+              <w:right w:val="double" w:sz="4" w:space="0" w:color="000000"/>
+            </w:tcBorders>
             <w:vAlign w:val="center"/>
-            <w:tcBorders>
-              <w:top w:val="double" w:sz="4" w:space="0" w:color="auto"/>
-              <w:left w:val="double" w:sz="4" w:space="0" w:color="auto"/>
-              <w:bottom w:val="double" w:sz="4" w:space="0" w:color="auto"/>
-              <w:right w:val="double" w:sz="4" w:space="0" w:color="auto"/>
-            </w:tcBorders>
           </w:tcPr>
           <w:p>
             <w:pPr>
@@ -3106,13 +3098,13 @@
         <w:tc>
           <w:tcPr>
             <w:tcW w:w="2249" w:type="dxa"/>
+            <w:tcBorders>
+              <w:top w:val="double" w:sz="4" w:space="0" w:color="000000"/>
+              <w:left w:val="double" w:sz="4" w:space="0" w:color="000000"/>
+              <w:bottom w:val="double" w:sz="4" w:space="0" w:color="000000"/>
+              <w:right w:val="double" w:sz="4" w:space="0" w:color="000000"/>
+            </w:tcBorders>
             <w:vAlign w:val="center"/>
-            <w:tcBorders>
-              <w:top w:val="double" w:sz="4" w:space="0" w:color="auto"/>
-              <w:left w:val="double" w:sz="4" w:space="0" w:color="auto"/>
-              <w:bottom w:val="double" w:sz="4" w:space="0" w:color="auto"/>
-              <w:right w:val="double" w:sz="4" w:space="0" w:color="auto"/>
-            </w:tcBorders>
           </w:tcPr>
           <w:p>
             <w:pPr>
@@ -3635,7 +3627,7 @@
           <w:shd w:fill="auto" w:val="clear"/>
           <w:vertAlign w:val="baseline"/>
         </w:rPr>
-        <w:t xml:space="preserve"> с </w:t>
+        <w:t xml:space="preserve"> с Ответчика </w:t>
       </w:r>
       <w:r>
         <w:rPr>
@@ -3719,7 +3711,7 @@
           <w:shd w:fill="auto" w:val="clear"/>
           <w:vertAlign w:val="baseline"/>
         </w:rPr>
-        <w:t>) в пользу Публичного акционерного общества «Московская объединенная энергетическая компания» (ОГРН /*истец огрн*/, ИНН /*истец инн*/) задолженность (основной долг) и неустойку по /*мн.ч.2*/ в общем размере</w:t>
+        <w:t>) в пользу Истца Публичное акционерное общество «Московская объединенная энергетическая компания» (ОГРН /*истец огрн*/, ИНН /*истец инн*/) задолженность (основной долг) и неустойку по /*мн.ч.2*/ в общем размере</w:t>
       </w:r>
       <w:r>
         <w:rPr>
@@ -4160,7 +4152,7 @@
           <w:shd w:fill="auto" w:val="clear"/>
           <w:vertAlign w:val="baseline"/>
         </w:rPr>
-        <w:t xml:space="preserve"> с /*ответчик полное имя*/ (ОГРН </w:t>
+        <w:t xml:space="preserve"> с Ответчика /*ответчик полное имя*/ (ОГРН </w:t>
       </w:r>
       <w:r>
         <w:rPr>
@@ -4216,7 +4208,7 @@
           <w:shd w:fill="auto" w:val="clear"/>
           <w:vertAlign w:val="baseline"/>
         </w:rPr>
-        <w:t xml:space="preserve">) в пользу Публичного акционерного общества «Московская объединенная энергетическая компания» (ОГРН /*истец огрн*/, ИНН /*истец инн*/) расходы по оплате государственной пошлины  за подачу настоящего иска </w:t>
+        <w:t xml:space="preserve">) в пользу Истца Публичное акционерное общество «Московская объединенная энергетическая компания» (ОГРН /*истец огрн*/, ИНН /*истец инн*/) расходы по оплате государственной пошлины  за подачу настоящего иска </w:t>
       </w:r>
       <w:r>
         <w:rPr>
@@ -6100,7 +6092,7 @@
       <w:widowControl/>
       <w:suppressAutoHyphens w:val="true"/>
       <w:bidi w:val="0"/>
-      <w:spacing w:lineRule="auto" w:line="276" w:before="0" w:after="200"/>
+      <w:spacing w:lineRule="auto" w:line="240" w:before="0" w:after="200"/>
       <w:jc w:val="left"/>
     </w:pPr>
     <w:rPr>

--- a/data/templates/claim.docx
+++ b/data/templates/claim.docx
@@ -3951,7 +3951,7 @@
           <w:vertAlign w:val="baseline"/>
           <w:lang w:eastAsia="ru-RU"/>
         </w:rPr>
-        <w:t xml:space="preserve"> руб. – доля годовой корректировки за 2024 год за период /*период корректировки*/</w:t>
+        <w:t xml:space="preserve"> руб. – доля годовой корректировки за /*год корректировки*/ год за период /*период корректировки*/</w:t>
       </w:r>
       <w:r>
         <w:rPr>

--- a/data/templates/claim.docx
+++ b/data/templates/claim.docx
@@ -1,6 +1,6 @@
 
 <file path=word/document.xml><?xml version="1.0" encoding="utf-8"?>
-<w:document xmlns:o="urn:schemas-microsoft-com:office:office" xmlns:r="http://schemas.openxmlformats.org/officeDocument/2006/relationships" xmlns:v="urn:schemas-microsoft-com:vml" xmlns:w="http://schemas.openxmlformats.org/wordprocessingml/2006/main" xmlns:w10="urn:schemas-microsoft-com:office:word" xmlns:wp="http://schemas.openxmlformats.org/drawingml/2006/wordprocessingDrawing" xmlns:wps="http://schemas.microsoft.com/office/word/2010/wordprocessingShape" xmlns:wpg="http://schemas.microsoft.com/office/word/2010/wordprocessingGroup" xmlns:mc="http://schemas.openxmlformats.org/markup-compatibility/2006" xmlns:wp14="http://schemas.microsoft.com/office/word/2010/wordprocessingDrawing" xmlns:w14="http://schemas.microsoft.com/office/word/2010/wordml" xmlns:w15="http://schemas.microsoft.com/office/word/2012/wordml" mc:Ignorable="w14 wp14 w15">
+<w:document xmlns:o="urn:schemas-microsoft-com:office:office" xmlns:r="http://schemas.openxmlformats.org/officeDocument/2006/relationships" xmlns:v="urn:schemas-microsoft-com:vml" xmlns:w="http://schemas.openxmlformats.org/wordprocessingml/2006/main" xmlns:w10="urn:schemas-microsoft-com:office:word" xmlns:wp="http://schemas.openxmlformats.org/drawingml/2006/wordprocessingDrawing" xmlns:pic="http://schemas.openxmlformats.org/drawingml/2006/picture" xmlns:wps="http://schemas.microsoft.com/office/word/2010/wordprocessingShape" xmlns:wpg="http://schemas.microsoft.com/office/word/2010/wordprocessingGroup" xmlns:mc="http://schemas.openxmlformats.org/markup-compatibility/2006" xmlns:wp14="http://schemas.microsoft.com/office/word/2010/wordprocessingDrawing" xmlns:w14="http://schemas.microsoft.com/office/word/2010/wordml" xmlns:w15="http://schemas.microsoft.com/office/word/2012/wordml" mc:Ignorable="w14 wp14 w15">
   <w:body>
     <w:p>
       <w:pPr>
@@ -69,7 +69,7 @@
       </w:tblPr>
       <w:tblGrid>
         <w:gridCol w:w="4033"/>
-        <w:gridCol w:w="5320"/>
+        <w:gridCol w:w="5321"/>
       </w:tblGrid>
       <w:tr>
         <w:trPr/>
@@ -103,7 +103,7 @@
         </w:tc>
         <w:tc>
           <w:tcPr>
-            <w:tcW w:w="5320" w:type="dxa"/>
+            <w:tcW w:w="5321" w:type="dxa"/>
             <w:tcBorders/>
           </w:tcPr>
           <w:p>
@@ -182,7 +182,7 @@
         </w:tc>
         <w:tc>
           <w:tcPr>
-            <w:tcW w:w="5320" w:type="dxa"/>
+            <w:tcW w:w="5321" w:type="dxa"/>
             <w:tcBorders/>
           </w:tcPr>
           <w:p>
@@ -240,7 +240,7 @@
         </w:tc>
         <w:tc>
           <w:tcPr>
-            <w:tcW w:w="5320" w:type="dxa"/>
+            <w:tcW w:w="5321" w:type="dxa"/>
             <w:tcBorders/>
           </w:tcPr>
           <w:p>
@@ -346,7 +346,7 @@
         </w:tc>
         <w:tc>
           <w:tcPr>
-            <w:tcW w:w="5320" w:type="dxa"/>
+            <w:tcW w:w="5321" w:type="dxa"/>
             <w:tcBorders/>
           </w:tcPr>
           <w:p>
@@ -416,7 +416,7 @@
         </w:tc>
         <w:tc>
           <w:tcPr>
-            <w:tcW w:w="5320" w:type="dxa"/>
+            <w:tcW w:w="5321" w:type="dxa"/>
             <w:tcBorders/>
           </w:tcPr>
           <w:p>
@@ -475,7 +475,7 @@
         </w:tc>
         <w:tc>
           <w:tcPr>
-            <w:tcW w:w="5320" w:type="dxa"/>
+            <w:tcW w:w="5321" w:type="dxa"/>
             <w:tcBorders/>
           </w:tcPr>
           <w:p>
@@ -533,7 +533,7 @@
         </w:tc>
         <w:tc>
           <w:tcPr>
-            <w:tcW w:w="5320" w:type="dxa"/>
+            <w:tcW w:w="5321" w:type="dxa"/>
             <w:tcBorders/>
           </w:tcPr>
           <w:p>
@@ -696,7 +696,7 @@
         </w:tc>
         <w:tc>
           <w:tcPr>
-            <w:tcW w:w="5320" w:type="dxa"/>
+            <w:tcW w:w="5321" w:type="dxa"/>
             <w:tcBorders/>
           </w:tcPr>
           <w:p>
@@ -1076,10 +1076,9 @@
           <w:tcPr>
             <w:tcW w:w="1962" w:type="dxa"/>
             <w:tcBorders>
-              <w:top w:val="double" w:sz="6" w:space="0" w:color="000000"/>
-              <w:left w:val="double" w:sz="6" w:space="0" w:color="000000"/>
-              <w:bottom w:val="double" w:sz="6" w:space="0" w:color="000000"/>
-              <w:right w:val="double" w:sz="6" w:space="0" w:color="000000"/>
+              <w:top w:val="double" w:sz="2" w:space="0" w:color="000000"/>
+              <w:left w:val="double" w:sz="2" w:space="0" w:color="000000"/>
+              <w:bottom w:val="double" w:sz="2" w:space="0" w:color="000000"/>
             </w:tcBorders>
             <w:shd w:fill="FFFFFF" w:val="clear"/>
             <w:vAlign w:val="center"/>
@@ -1107,9 +1106,9 @@
           <w:tcPr>
             <w:tcW w:w="1843" w:type="dxa"/>
             <w:tcBorders>
-              <w:top w:val="double" w:sz="6" w:space="0" w:color="000000"/>
-              <w:bottom w:val="double" w:sz="6" w:space="0" w:color="000000"/>
-              <w:right w:val="double" w:sz="6" w:space="0" w:color="000000"/>
+              <w:top w:val="double" w:sz="2" w:space="0" w:color="000000"/>
+              <w:left w:val="double" w:sz="2" w:space="0" w:color="000000"/>
+              <w:bottom w:val="double" w:sz="2" w:space="0" w:color="000000"/>
             </w:tcBorders>
             <w:shd w:fill="FFFFFF" w:val="clear"/>
             <w:vAlign w:val="center"/>
@@ -1137,9 +1136,9 @@
           <w:tcPr>
             <w:tcW w:w="2395" w:type="dxa"/>
             <w:tcBorders>
-              <w:top w:val="double" w:sz="6" w:space="0" w:color="000000"/>
-              <w:bottom w:val="double" w:sz="6" w:space="0" w:color="000000"/>
-              <w:right w:val="double" w:sz="6" w:space="0" w:color="000000"/>
+              <w:top w:val="double" w:sz="2" w:space="0" w:color="000000"/>
+              <w:left w:val="double" w:sz="2" w:space="0" w:color="000000"/>
+              <w:bottom w:val="double" w:sz="2" w:space="0" w:color="000000"/>
             </w:tcBorders>
             <w:shd w:fill="FFFFFF" w:val="clear"/>
             <w:vAlign w:val="center"/>
@@ -1167,9 +1166,9 @@
           <w:tcPr>
             <w:tcW w:w="1840" w:type="dxa"/>
             <w:tcBorders>
-              <w:top w:val="double" w:sz="6" w:space="0" w:color="000000"/>
-              <w:bottom w:val="double" w:sz="6" w:space="0" w:color="000000"/>
-              <w:right w:val="double" w:sz="6" w:space="0" w:color="000000"/>
+              <w:top w:val="double" w:sz="2" w:space="0" w:color="000000"/>
+              <w:left w:val="double" w:sz="2" w:space="0" w:color="000000"/>
+              <w:bottom w:val="double" w:sz="2" w:space="0" w:color="000000"/>
             </w:tcBorders>
             <w:shd w:fill="FFFFFF" w:val="clear"/>
             <w:vAlign w:val="center"/>
@@ -1197,9 +1196,10 @@
           <w:tcPr>
             <w:tcW w:w="1268" w:type="dxa"/>
             <w:tcBorders>
-              <w:top w:val="double" w:sz="6" w:space="0" w:color="000000"/>
-              <w:bottom w:val="double" w:sz="6" w:space="0" w:color="000000"/>
-              <w:right w:val="double" w:sz="6" w:space="0" w:color="000000"/>
+              <w:top w:val="double" w:sz="2" w:space="0" w:color="000000"/>
+              <w:left w:val="double" w:sz="2" w:space="0" w:color="000000"/>
+              <w:bottom w:val="double" w:sz="2" w:space="0" w:color="000000"/>
+              <w:right w:val="double" w:sz="2" w:space="0" w:color="000000"/>
             </w:tcBorders>
             <w:shd w:fill="FFFFFF" w:val="clear"/>
             <w:vAlign w:val="center"/>
@@ -1233,10 +1233,8 @@
           <w:tcPr>
             <w:tcW w:w="1962" w:type="dxa"/>
             <w:tcBorders>
-              <w:top w:val="double" w:sz="6" w:space="0" w:color="000000"/>
-              <w:left w:val="double" w:sz="6" w:space="0" w:color="000000"/>
-              <w:bottom w:val="double" w:sz="6" w:space="0" w:color="000000"/>
-              <w:right w:val="double" w:sz="6" w:space="0" w:color="000000"/>
+              <w:left w:val="double" w:sz="2" w:space="0" w:color="000000"/>
+              <w:bottom w:val="double" w:sz="2" w:space="0" w:color="000000"/>
             </w:tcBorders>
             <w:shd w:fill="FFFFFF" w:val="clear"/>
             <w:vAlign w:val="center"/>
@@ -1265,10 +1263,8 @@
           <w:tcPr>
             <w:tcW w:w="1843" w:type="dxa"/>
             <w:tcBorders>
-              <w:top w:val="double" w:sz="6" w:space="0" w:color="000000"/>
-              <w:left w:val="double" w:sz="6" w:space="0" w:color="000000"/>
-              <w:bottom w:val="double" w:sz="6" w:space="0" w:color="000000"/>
-              <w:right w:val="double" w:sz="6" w:space="0" w:color="000000"/>
+              <w:left w:val="double" w:sz="2" w:space="0" w:color="000000"/>
+              <w:bottom w:val="double" w:sz="2" w:space="0" w:color="000000"/>
             </w:tcBorders>
             <w:vAlign w:val="center"/>
           </w:tcPr>
@@ -1295,10 +1291,8 @@
           <w:tcPr>
             <w:tcW w:w="2395" w:type="dxa"/>
             <w:tcBorders>
-              <w:top w:val="double" w:sz="6" w:space="0" w:color="000000"/>
-              <w:left w:val="double" w:sz="6" w:space="0" w:color="000000"/>
-              <w:bottom w:val="double" w:sz="6" w:space="0" w:color="000000"/>
-              <w:right w:val="double" w:sz="6" w:space="0" w:color="000000"/>
+              <w:left w:val="double" w:sz="2" w:space="0" w:color="000000"/>
+              <w:bottom w:val="double" w:sz="2" w:space="0" w:color="000000"/>
             </w:tcBorders>
             <w:vAlign w:val="center"/>
           </w:tcPr>
@@ -1325,10 +1319,8 @@
           <w:tcPr>
             <w:tcW w:w="1840" w:type="dxa"/>
             <w:tcBorders>
-              <w:top w:val="double" w:sz="6" w:space="0" w:color="000000"/>
-              <w:left w:val="double" w:sz="6" w:space="0" w:color="000000"/>
-              <w:bottom w:val="double" w:sz="6" w:space="0" w:color="000000"/>
-              <w:right w:val="double" w:sz="6" w:space="0" w:color="000000"/>
+              <w:left w:val="double" w:sz="2" w:space="0" w:color="000000"/>
+              <w:bottom w:val="double" w:sz="2" w:space="0" w:color="000000"/>
             </w:tcBorders>
             <w:shd w:fill="FFFFFF" w:val="clear"/>
             <w:vAlign w:val="center"/>
@@ -1356,10 +1348,9 @@
           <w:tcPr>
             <w:tcW w:w="1268" w:type="dxa"/>
             <w:tcBorders>
-              <w:top w:val="double" w:sz="6" w:space="0" w:color="000000"/>
-              <w:left w:val="double" w:sz="6" w:space="0" w:color="000000"/>
-              <w:bottom w:val="double" w:sz="6" w:space="0" w:color="000000"/>
-              <w:right w:val="double" w:sz="6" w:space="0" w:color="000000"/>
+              <w:left w:val="double" w:sz="2" w:space="0" w:color="000000"/>
+              <w:bottom w:val="double" w:sz="2" w:space="0" w:color="000000"/>
+              <w:right w:val="double" w:sz="2" w:space="0" w:color="000000"/>
             </w:tcBorders>
             <w:shd w:fill="FFFFFF" w:val="clear"/>
             <w:vAlign w:val="center"/>
@@ -1430,10 +1421,8 @@
             <w:tcW w:w="3805" w:type="dxa"/>
             <w:gridSpan w:val="2"/>
             <w:tcBorders>
-              <w:top w:val="double" w:sz="6" w:space="0" w:color="000000"/>
-              <w:left w:val="double" w:sz="6" w:space="0" w:color="000000"/>
-              <w:bottom w:val="double" w:sz="6" w:space="0" w:color="000000"/>
-              <w:right w:val="double" w:sz="6" w:space="0" w:color="000000"/>
+              <w:left w:val="double" w:sz="2" w:space="0" w:color="000000"/>
+              <w:bottom w:val="double" w:sz="2" w:space="0" w:color="000000"/>
             </w:tcBorders>
             <w:shd w:fill="FFFFFF" w:val="clear"/>
             <w:vAlign w:val="center"/>
@@ -1461,10 +1450,8 @@
           <w:tcPr>
             <w:tcW w:w="2395" w:type="dxa"/>
             <w:tcBorders>
-              <w:top w:val="double" w:sz="6" w:space="0" w:color="000000"/>
-              <w:left w:val="double" w:sz="6" w:space="0" w:color="000000"/>
-              <w:bottom w:val="double" w:sz="6" w:space="0" w:color="000000"/>
-              <w:right w:val="double" w:sz="6" w:space="0" w:color="000000"/>
+              <w:left w:val="double" w:sz="2" w:space="0" w:color="000000"/>
+              <w:bottom w:val="double" w:sz="2" w:space="0" w:color="000000"/>
             </w:tcBorders>
             <w:shd w:fill="FFFFFF" w:val="clear"/>
             <w:vAlign w:val="center"/>
@@ -1493,10 +1480,9 @@
             <w:tcW w:w="3108" w:type="dxa"/>
             <w:gridSpan w:val="2"/>
             <w:tcBorders>
-              <w:top w:val="double" w:sz="6" w:space="0" w:color="000000"/>
-              <w:left w:val="double" w:sz="6" w:space="0" w:color="000000"/>
-              <w:bottom w:val="double" w:sz="6" w:space="0" w:color="000000"/>
-              <w:right w:val="double" w:sz="6" w:space="0" w:color="000000"/>
+              <w:left w:val="double" w:sz="2" w:space="0" w:color="000000"/>
+              <w:bottom w:val="double" w:sz="2" w:space="0" w:color="000000"/>
+              <w:right w:val="double" w:sz="2" w:space="0" w:color="000000"/>
             </w:tcBorders>
             <w:shd w:fill="FFFFFF" w:val="clear"/>
           </w:tcPr>
@@ -2633,10 +2619,9 @@
           <w:tcPr>
             <w:tcW w:w="2110" w:type="dxa"/>
             <w:tcBorders>
-              <w:top w:val="double" w:sz="4" w:space="0" w:color="000000"/>
-              <w:left w:val="double" w:sz="4" w:space="0" w:color="000000"/>
-              <w:bottom w:val="double" w:sz="4" w:space="0" w:color="000000"/>
-              <w:right w:val="double" w:sz="4" w:space="0" w:color="000000"/>
+              <w:top w:val="double" w:sz="2" w:space="0" w:color="000000"/>
+              <w:left w:val="double" w:sz="2" w:space="0" w:color="000000"/>
+              <w:bottom w:val="double" w:sz="2" w:space="0" w:color="000000"/>
             </w:tcBorders>
             <w:vAlign w:val="center"/>
           </w:tcPr>
@@ -2667,10 +2652,9 @@
           <w:tcPr>
             <w:tcW w:w="1847" w:type="dxa"/>
             <w:tcBorders>
-              <w:top w:val="double" w:sz="4" w:space="0" w:color="000000"/>
-              <w:left w:val="double" w:sz="4" w:space="0" w:color="000000"/>
-              <w:bottom w:val="double" w:sz="4" w:space="0" w:color="000000"/>
-              <w:right w:val="double" w:sz="4" w:space="0" w:color="000000"/>
+              <w:top w:val="double" w:sz="2" w:space="0" w:color="000000"/>
+              <w:left w:val="double" w:sz="2" w:space="0" w:color="000000"/>
+              <w:bottom w:val="double" w:sz="2" w:space="0" w:color="000000"/>
             </w:tcBorders>
             <w:vAlign w:val="center"/>
           </w:tcPr>
@@ -2701,10 +2685,9 @@
           <w:tcPr>
             <w:tcW w:w="1698" w:type="dxa"/>
             <w:tcBorders>
-              <w:top w:val="double" w:sz="4" w:space="0" w:color="000000"/>
-              <w:left w:val="double" w:sz="4" w:space="0" w:color="000000"/>
-              <w:bottom w:val="double" w:sz="4" w:space="0" w:color="000000"/>
-              <w:right w:val="double" w:sz="4" w:space="0" w:color="000000"/>
+              <w:top w:val="double" w:sz="2" w:space="0" w:color="000000"/>
+              <w:left w:val="double" w:sz="2" w:space="0" w:color="000000"/>
+              <w:bottom w:val="double" w:sz="2" w:space="0" w:color="000000"/>
             </w:tcBorders>
             <w:vAlign w:val="center"/>
           </w:tcPr>
@@ -2735,10 +2718,9 @@
           <w:tcPr>
             <w:tcW w:w="1420" w:type="dxa"/>
             <w:tcBorders>
-              <w:top w:val="double" w:sz="4" w:space="0" w:color="000000"/>
-              <w:left w:val="double" w:sz="4" w:space="0" w:color="000000"/>
-              <w:bottom w:val="double" w:sz="4" w:space="0" w:color="000000"/>
-              <w:right w:val="double" w:sz="4" w:space="0" w:color="000000"/>
+              <w:top w:val="double" w:sz="2" w:space="0" w:color="000000"/>
+              <w:left w:val="double" w:sz="2" w:space="0" w:color="000000"/>
+              <w:bottom w:val="double" w:sz="2" w:space="0" w:color="000000"/>
             </w:tcBorders>
             <w:vAlign w:val="center"/>
           </w:tcPr>
@@ -2791,10 +2773,10 @@
           <w:tcPr>
             <w:tcW w:w="2249" w:type="dxa"/>
             <w:tcBorders>
-              <w:top w:val="double" w:sz="4" w:space="0" w:color="000000"/>
-              <w:left w:val="double" w:sz="4" w:space="0" w:color="000000"/>
-              <w:bottom w:val="double" w:sz="4" w:space="0" w:color="000000"/>
-              <w:right w:val="double" w:sz="4" w:space="0" w:color="000000"/>
+              <w:top w:val="double" w:sz="2" w:space="0" w:color="000000"/>
+              <w:left w:val="double" w:sz="2" w:space="0" w:color="000000"/>
+              <w:bottom w:val="double" w:sz="2" w:space="0" w:color="000000"/>
+              <w:right w:val="double" w:sz="2" w:space="0" w:color="000000"/>
             </w:tcBorders>
             <w:vAlign w:val="center"/>
           </w:tcPr>
@@ -2852,10 +2834,8 @@
           <w:tcPr>
             <w:tcW w:w="2110" w:type="dxa"/>
             <w:tcBorders>
-              <w:top w:val="double" w:sz="4" w:space="0" w:color="000000"/>
-              <w:left w:val="double" w:sz="4" w:space="0" w:color="000000"/>
-              <w:bottom w:val="double" w:sz="4" w:space="0" w:color="000000"/>
-              <w:right w:val="double" w:sz="4" w:space="0" w:color="000000"/>
+              <w:left w:val="double" w:sz="2" w:space="0" w:color="000000"/>
+              <w:bottom w:val="double" w:sz="2" w:space="0" w:color="000000"/>
             </w:tcBorders>
             <w:vAlign w:val="center"/>
           </w:tcPr>
@@ -2883,10 +2863,8 @@
           <w:tcPr>
             <w:tcW w:w="1847" w:type="dxa"/>
             <w:tcBorders>
-              <w:top w:val="double" w:sz="4" w:space="0" w:color="000000"/>
-              <w:left w:val="double" w:sz="4" w:space="0" w:color="000000"/>
-              <w:bottom w:val="double" w:sz="4" w:space="0" w:color="000000"/>
-              <w:right w:val="double" w:sz="4" w:space="0" w:color="000000"/>
+              <w:left w:val="double" w:sz="2" w:space="0" w:color="000000"/>
+              <w:bottom w:val="double" w:sz="2" w:space="0" w:color="000000"/>
             </w:tcBorders>
             <w:vAlign w:val="center"/>
           </w:tcPr>
@@ -2913,10 +2891,8 @@
           <w:tcPr>
             <w:tcW w:w="1698" w:type="dxa"/>
             <w:tcBorders>
-              <w:top w:val="double" w:sz="4" w:space="0" w:color="000000"/>
-              <w:left w:val="double" w:sz="4" w:space="0" w:color="000000"/>
-              <w:bottom w:val="double" w:sz="4" w:space="0" w:color="000000"/>
-              <w:right w:val="double" w:sz="4" w:space="0" w:color="000000"/>
+              <w:left w:val="double" w:sz="2" w:space="0" w:color="000000"/>
+              <w:bottom w:val="double" w:sz="2" w:space="0" w:color="000000"/>
             </w:tcBorders>
             <w:vAlign w:val="center"/>
           </w:tcPr>
@@ -2943,10 +2919,8 @@
           <w:tcPr>
             <w:tcW w:w="1420" w:type="dxa"/>
             <w:tcBorders>
-              <w:top w:val="double" w:sz="4" w:space="0" w:color="000000"/>
-              <w:left w:val="double" w:sz="4" w:space="0" w:color="000000"/>
-              <w:bottom w:val="double" w:sz="4" w:space="0" w:color="000000"/>
-              <w:right w:val="double" w:sz="4" w:space="0" w:color="000000"/>
+              <w:left w:val="double" w:sz="2" w:space="0" w:color="000000"/>
+              <w:bottom w:val="double" w:sz="2" w:space="0" w:color="000000"/>
             </w:tcBorders>
             <w:vAlign w:val="center"/>
           </w:tcPr>
@@ -2973,10 +2947,9 @@
           <w:tcPr>
             <w:tcW w:w="2249" w:type="dxa"/>
             <w:tcBorders>
-              <w:top w:val="double" w:sz="4" w:space="0" w:color="000000"/>
-              <w:left w:val="double" w:sz="4" w:space="0" w:color="000000"/>
-              <w:bottom w:val="double" w:sz="4" w:space="0" w:color="000000"/>
-              <w:right w:val="double" w:sz="4" w:space="0" w:color="000000"/>
+              <w:left w:val="double" w:sz="2" w:space="0" w:color="000000"/>
+              <w:bottom w:val="double" w:sz="2" w:space="0" w:color="000000"/>
+              <w:right w:val="double" w:sz="2" w:space="0" w:color="000000"/>
             </w:tcBorders>
             <w:vAlign w:val="center"/>
           </w:tcPr>
@@ -3009,10 +2982,8 @@
             <w:tcW w:w="3957" w:type="dxa"/>
             <w:gridSpan w:val="2"/>
             <w:tcBorders>
-              <w:top w:val="double" w:sz="4" w:space="0" w:color="000000"/>
-              <w:left w:val="double" w:sz="4" w:space="0" w:color="000000"/>
-              <w:bottom w:val="double" w:sz="4" w:space="0" w:color="000000"/>
-              <w:right w:val="double" w:sz="4" w:space="0" w:color="000000"/>
+              <w:left w:val="double" w:sz="2" w:space="0" w:color="000000"/>
+              <w:bottom w:val="double" w:sz="2" w:space="0" w:color="000000"/>
             </w:tcBorders>
             <w:vAlign w:val="center"/>
           </w:tcPr>
@@ -3039,10 +3010,8 @@
           <w:tcPr>
             <w:tcW w:w="1698" w:type="dxa"/>
             <w:tcBorders>
-              <w:top w:val="double" w:sz="4" w:space="0" w:color="000000"/>
-              <w:left w:val="double" w:sz="4" w:space="0" w:color="000000"/>
-              <w:bottom w:val="double" w:sz="4" w:space="0" w:color="000000"/>
-              <w:right w:val="double" w:sz="4" w:space="0" w:color="000000"/>
+              <w:left w:val="double" w:sz="2" w:space="0" w:color="000000"/>
+              <w:bottom w:val="double" w:sz="2" w:space="0" w:color="000000"/>
             </w:tcBorders>
             <w:vAlign w:val="center"/>
           </w:tcPr>
@@ -3069,10 +3038,8 @@
           <w:tcPr>
             <w:tcW w:w="1420" w:type="dxa"/>
             <w:tcBorders>
-              <w:top w:val="double" w:sz="4" w:space="0" w:color="000000"/>
-              <w:left w:val="double" w:sz="4" w:space="0" w:color="000000"/>
-              <w:bottom w:val="double" w:sz="4" w:space="0" w:color="000000"/>
-              <w:right w:val="double" w:sz="4" w:space="0" w:color="000000"/>
+              <w:left w:val="double" w:sz="2" w:space="0" w:color="000000"/>
+              <w:bottom w:val="double" w:sz="2" w:space="0" w:color="000000"/>
             </w:tcBorders>
             <w:vAlign w:val="center"/>
           </w:tcPr>
@@ -3099,10 +3066,9 @@
           <w:tcPr>
             <w:tcW w:w="2249" w:type="dxa"/>
             <w:tcBorders>
-              <w:top w:val="double" w:sz="4" w:space="0" w:color="000000"/>
-              <w:left w:val="double" w:sz="4" w:space="0" w:color="000000"/>
-              <w:bottom w:val="double" w:sz="4" w:space="0" w:color="000000"/>
-              <w:right w:val="double" w:sz="4" w:space="0" w:color="000000"/>
+              <w:left w:val="double" w:sz="2" w:space="0" w:color="000000"/>
+              <w:bottom w:val="double" w:sz="2" w:space="0" w:color="000000"/>
+              <w:right w:val="double" w:sz="2" w:space="0" w:color="000000"/>
             </w:tcBorders>
             <w:vAlign w:val="center"/>
           </w:tcPr>
@@ -3711,7 +3677,7 @@
           <w:shd w:fill="auto" w:val="clear"/>
           <w:vertAlign w:val="baseline"/>
         </w:rPr>
-        <w:t>) в пользу Истца Публичное акционерное общество «Московская объединенная энергетическая компания» (ОГРН /*истец огрн*/, ИНН /*истец инн*/) задолженность (основной долг) и неустойку по /*мн.ч.2*/ в общем размере</w:t>
+        <w:t>) в пользу ПУБЛИЧНОЕ АКЦИОНЕРНОЕ ОБЩЕСТВО «МОСКОВСКАЯ ОБЪЕДИНЕННАЯ ЭНЕРГЕТИЧЕСКАЯ КОМПАНИЯ» (ОГРН /*истец огрн*/, ИНН /*истец инн*/) задолженность (основной долг) и неустойку по /*мн.ч.2*/ в общем размере</w:t>
       </w:r>
       <w:r>
         <w:rPr>
@@ -4077,7 +4043,7 @@
           <w:shd w:fill="auto" w:val="clear"/>
           <w:vertAlign w:val="baseline"/>
         </w:rPr>
-        <w:t>неустойку по день фактического исполнения обязательства, начиная с  /*начальная дата неустойки*/ года, рассчитанную исходя из 1/130 ставки рефинансирования Банка России;</w:t>
+        <w:t>неустойку по день фактического исполнения обязательства, начиная с /*начальная дата неустойки*/ года, рассчитанную исходя из 1/130 ставки рефинансирования Банка России;</w:t>
       </w:r>
     </w:p>
     <w:p>
@@ -4208,7 +4174,46 @@
           <w:shd w:fill="auto" w:val="clear"/>
           <w:vertAlign w:val="baseline"/>
         </w:rPr>
-        <w:t xml:space="preserve">) в пользу Истца Публичное акционерное общество «Московская объединенная энергетическая компания» (ОГРН /*истец огрн*/, ИНН /*истец инн*/) расходы по оплате государственной пошлины  за подачу настоящего иска </w:t>
+        <w:t>) в пользу Истца ПУБЛИЧНОЕ АКЦИОНЕРНОЕ ОБЩЕСТВО</w:t>
+      </w:r>
+      <w:r>
+        <w:rPr>
+          <w:rFonts w:eastAsia="Times New Roman" w:cs="Times New Roman" w:ascii="Times New Roman" w:hAnsi="Times New Roman"/>
+          <w:i w:val="false"/>
+          <w:caps w:val="false"/>
+          <w:smallCaps w:val="false"/>
+          <w:strike w:val="false"/>
+          <w:dstrike w:val="false"/>
+          <w:color w:val="000000"/>
+          <w:position w:val="0"/>
+          <w:sz w:val="24"/>
+          <w:sz w:val="24"/>
+          <w:szCs w:val="24"/>
+          <w:u w:val="none"/>
+          <w:shd w:fill="auto" w:val="clear"/>
+          <w:vertAlign w:val="baseline"/>
+        </w:rPr>
+        <w:t xml:space="preserve"> «МОСКОВСКАЯ ОБЪЕДИНЕННАЯ ЭНЕРГЕТИЧЕСКАЯ КОМПАНИЯ»</w:t>
+      </w:r>
+      <w:r>
+        <w:rPr>
+          <w:rFonts w:eastAsia="Times New Roman" w:cs="Times New Roman" w:ascii="Times New Roman" w:hAnsi="Times New Roman"/>
+          <w:b w:val="false"/>
+          <w:i w:val="false"/>
+          <w:caps w:val="false"/>
+          <w:smallCaps w:val="false"/>
+          <w:strike w:val="false"/>
+          <w:dstrike w:val="false"/>
+          <w:color w:val="000000"/>
+          <w:position w:val="0"/>
+          <w:sz w:val="24"/>
+          <w:sz w:val="24"/>
+          <w:szCs w:val="24"/>
+          <w:u w:val="none"/>
+          <w:shd w:fill="auto" w:val="clear"/>
+          <w:vertAlign w:val="baseline"/>
+        </w:rPr>
+        <w:t xml:space="preserve"> (ОГРН /*истец огрн*/, ИНН /*истец инн*/) расходы по оплате государственной пошлины  за подачу настоящего иска </w:t>
       </w:r>
       <w:r>
         <w:rPr>
@@ -4872,7 +4877,7 @@
 </file>
 
 <file path=word/footer1.xml><?xml version="1.0" encoding="utf-8"?>
-<w:ftr xmlns:o="urn:schemas-microsoft-com:office:office" xmlns:r="http://schemas.openxmlformats.org/officeDocument/2006/relationships" xmlns:v="urn:schemas-microsoft-com:vml" xmlns:w="http://schemas.openxmlformats.org/wordprocessingml/2006/main" xmlns:w10="urn:schemas-microsoft-com:office:word" xmlns:wp="http://schemas.openxmlformats.org/drawingml/2006/wordprocessingDrawing" xmlns:wps="http://schemas.microsoft.com/office/word/2010/wordprocessingShape" xmlns:wpg="http://schemas.microsoft.com/office/word/2010/wordprocessingGroup" xmlns:mc="http://schemas.openxmlformats.org/markup-compatibility/2006" xmlns:wp14="http://schemas.microsoft.com/office/word/2010/wordprocessingDrawing" xmlns:w14="http://schemas.microsoft.com/office/word/2010/wordml" xmlns:w15="http://schemas.microsoft.com/office/word/2012/wordml" mc:Ignorable="w14 wp14 w15">
+<w:ftr xmlns:o="urn:schemas-microsoft-com:office:office" xmlns:r="http://schemas.openxmlformats.org/officeDocument/2006/relationships" xmlns:v="urn:schemas-microsoft-com:vml" xmlns:w="http://schemas.openxmlformats.org/wordprocessingml/2006/main" xmlns:w10="urn:schemas-microsoft-com:office:word" xmlns:wp="http://schemas.openxmlformats.org/drawingml/2006/wordprocessingDrawing" xmlns:pic="http://schemas.openxmlformats.org/drawingml/2006/picture" xmlns:wps="http://schemas.microsoft.com/office/word/2010/wordprocessingShape" xmlns:wpg="http://schemas.microsoft.com/office/word/2010/wordprocessingGroup" xmlns:mc="http://schemas.openxmlformats.org/markup-compatibility/2006" xmlns:wp14="http://schemas.microsoft.com/office/word/2010/wordprocessingDrawing" xmlns:w14="http://schemas.microsoft.com/office/word/2010/wordml" xmlns:w15="http://schemas.microsoft.com/office/word/2012/wordml" mc:Ignorable="w14 wp14 w15">
   <w:p>
     <w:pPr>
       <w:pStyle w:val="Footer"/>
@@ -4886,7 +4891,7 @@
 </file>
 
 <file path=word/footer2.xml><?xml version="1.0" encoding="utf-8"?>
-<w:ftr xmlns:o="urn:schemas-microsoft-com:office:office" xmlns:r="http://schemas.openxmlformats.org/officeDocument/2006/relationships" xmlns:v="urn:schemas-microsoft-com:vml" xmlns:w="http://schemas.openxmlformats.org/wordprocessingml/2006/main" xmlns:w10="urn:schemas-microsoft-com:office:word" xmlns:wp="http://schemas.openxmlformats.org/drawingml/2006/wordprocessingDrawing" xmlns:wps="http://schemas.microsoft.com/office/word/2010/wordprocessingShape" xmlns:wpg="http://schemas.microsoft.com/office/word/2010/wordprocessingGroup" xmlns:mc="http://schemas.openxmlformats.org/markup-compatibility/2006" xmlns:wp14="http://schemas.microsoft.com/office/word/2010/wordprocessingDrawing" xmlns:w14="http://schemas.microsoft.com/office/word/2010/wordml" xmlns:w15="http://schemas.microsoft.com/office/word/2012/wordml" mc:Ignorable="w14 wp14 w15">
+<w:ftr xmlns:o="urn:schemas-microsoft-com:office:office" xmlns:r="http://schemas.openxmlformats.org/officeDocument/2006/relationships" xmlns:v="urn:schemas-microsoft-com:vml" xmlns:w="http://schemas.openxmlformats.org/wordprocessingml/2006/main" xmlns:w10="urn:schemas-microsoft-com:office:word" xmlns:wp="http://schemas.openxmlformats.org/drawingml/2006/wordprocessingDrawing" xmlns:pic="http://schemas.openxmlformats.org/drawingml/2006/picture" xmlns:wps="http://schemas.microsoft.com/office/word/2010/wordprocessingShape" xmlns:wpg="http://schemas.microsoft.com/office/word/2010/wordprocessingGroup" xmlns:mc="http://schemas.openxmlformats.org/markup-compatibility/2006" xmlns:wp14="http://schemas.microsoft.com/office/word/2010/wordprocessingDrawing" xmlns:w14="http://schemas.microsoft.com/office/word/2010/wordml" xmlns:w15="http://schemas.microsoft.com/office/word/2012/wordml" mc:Ignorable="w14 wp14 w15">
   <w:p>
     <w:pPr>
       <w:pStyle w:val="normal1"/>
@@ -4947,7 +4952,7 @@
 </file>
 
 <file path=word/footer3.xml><?xml version="1.0" encoding="utf-8"?>
-<w:ftr xmlns:o="urn:schemas-microsoft-com:office:office" xmlns:r="http://schemas.openxmlformats.org/officeDocument/2006/relationships" xmlns:v="urn:schemas-microsoft-com:vml" xmlns:w="http://schemas.openxmlformats.org/wordprocessingml/2006/main" xmlns:w10="urn:schemas-microsoft-com:office:word" xmlns:wp="http://schemas.openxmlformats.org/drawingml/2006/wordprocessingDrawing" xmlns:wps="http://schemas.microsoft.com/office/word/2010/wordprocessingShape" xmlns:wpg="http://schemas.microsoft.com/office/word/2010/wordprocessingGroup" xmlns:mc="http://schemas.openxmlformats.org/markup-compatibility/2006" xmlns:wp14="http://schemas.microsoft.com/office/word/2010/wordprocessingDrawing" xmlns:w14="http://schemas.microsoft.com/office/word/2010/wordml" xmlns:w15="http://schemas.microsoft.com/office/word/2012/wordml" mc:Ignorable="w14 wp14 w15">
+<w:ftr xmlns:o="urn:schemas-microsoft-com:office:office" xmlns:r="http://schemas.openxmlformats.org/officeDocument/2006/relationships" xmlns:v="urn:schemas-microsoft-com:vml" xmlns:w="http://schemas.openxmlformats.org/wordprocessingml/2006/main" xmlns:w10="urn:schemas-microsoft-com:office:word" xmlns:wp="http://schemas.openxmlformats.org/drawingml/2006/wordprocessingDrawing" xmlns:pic="http://schemas.openxmlformats.org/drawingml/2006/picture" xmlns:wps="http://schemas.microsoft.com/office/word/2010/wordprocessingShape" xmlns:wpg="http://schemas.microsoft.com/office/word/2010/wordprocessingGroup" xmlns:mc="http://schemas.openxmlformats.org/markup-compatibility/2006" xmlns:wp14="http://schemas.microsoft.com/office/word/2010/wordprocessingDrawing" xmlns:w14="http://schemas.microsoft.com/office/word/2010/wordml" xmlns:w15="http://schemas.microsoft.com/office/word/2012/wordml" mc:Ignorable="w14 wp14 w15">
   <w:p>
     <w:pPr>
       <w:pStyle w:val="normal1"/>
@@ -5820,7 +5825,7 @@
     </w:rPr>
   </w:style>
   <w:style w:type="paragraph" w:styleId="Heading1">
-    <w:name w:val="Heading 1"/>
+    <w:name w:val="heading 1"/>
     <w:basedOn w:val="normal1"/>
     <w:next w:val="normal1"/>
     <w:qFormat/>
@@ -5837,7 +5842,7 @@
     </w:rPr>
   </w:style>
   <w:style w:type="paragraph" w:styleId="Heading2">
-    <w:name w:val="Heading 2"/>
+    <w:name w:val="heading 2"/>
     <w:basedOn w:val="normal1"/>
     <w:next w:val="normal1"/>
     <w:qFormat/>
@@ -5854,7 +5859,7 @@
     </w:rPr>
   </w:style>
   <w:style w:type="paragraph" w:styleId="Heading3">
-    <w:name w:val="Heading 3"/>
+    <w:name w:val="heading 3"/>
     <w:basedOn w:val="normal1"/>
     <w:next w:val="normal1"/>
     <w:qFormat/>
@@ -5871,7 +5876,7 @@
     </w:rPr>
   </w:style>
   <w:style w:type="paragraph" w:styleId="Heading4">
-    <w:name w:val="Heading 4"/>
+    <w:name w:val="heading 4"/>
     <w:basedOn w:val="normal1"/>
     <w:next w:val="normal1"/>
     <w:qFormat/>
@@ -5888,7 +5893,7 @@
     </w:rPr>
   </w:style>
   <w:style w:type="paragraph" w:styleId="Heading5">
-    <w:name w:val="Heading 5"/>
+    <w:name w:val="heading 5"/>
     <w:basedOn w:val="normal1"/>
     <w:next w:val="normal1"/>
     <w:qFormat/>
@@ -5905,7 +5910,7 @@
     </w:rPr>
   </w:style>
   <w:style w:type="paragraph" w:styleId="Heading6">
-    <w:name w:val="Heading 6"/>
+    <w:name w:val="heading 6"/>
     <w:basedOn w:val="normal1"/>
     <w:next w:val="normal1"/>
     <w:qFormat/>
@@ -5974,7 +5979,7 @@
       <w:szCs w:val="18"/>
     </w:rPr>
   </w:style>
-  <w:style w:type="character" w:styleId="annotationreference">
+  <w:style w:type="character" w:styleId="CommentReference">
     <w:name w:val="annotation reference"/>
     <w:basedOn w:val="DefaultParagraphFont"/>
     <w:uiPriority w:val="99"/>
@@ -6024,11 +6029,26 @@
     <w:rPr/>
   </w:style>
   <w:style w:type="character" w:styleId="LineNumber">
-    <w:name w:val="Line Number"/>
+    <w:name w:val="line number"/>
     <w:rPr/>
   </w:style>
-  <w:style w:type="paragraph" w:styleId="Style13">
-    <w:name w:val="Заголовок"/>
+  <w:style w:type="character" w:styleId="Strong">
+    <w:name w:val="Strong"/>
+    <w:qFormat/>
+    <w:rPr>
+      <w:b/>
+      <w:bCs/>
+    </w:rPr>
+  </w:style>
+  <w:style w:type="character" w:styleId="SourceText">
+    <w:name w:val="Source Text"/>
+    <w:qFormat/>
+    <w:rPr>
+      <w:rFonts w:ascii="Liberation Mono" w:hAnsi="Liberation Mono" w:eastAsia="Noto Sans Mono CJK SC" w:cs="Liberation Mono"/>
+    </w:rPr>
+  </w:style>
+  <w:style w:type="paragraph" w:styleId="Heading">
+    <w:name w:val="Heading"/>
     <w:basedOn w:val="Normal"/>
     <w:next w:val="BodyText"/>
     <w:qFormat/>
@@ -6037,7 +6057,7 @@
       <w:spacing w:before="240" w:after="120"/>
     </w:pPr>
     <w:rPr>
-      <w:rFonts w:ascii="Liberation Sans" w:hAnsi="Liberation Sans" w:eastAsia="Noto Sans CJK SC" w:cs="Noto Sans Devanagari"/>
+      <w:rFonts w:ascii="Liberation Sans" w:hAnsi="Liberation Sans" w:eastAsia="Noto Sans CJK SC" w:cs="Liberation Sans"/>
       <w:sz w:val="28"/>
       <w:szCs w:val="28"/>
     </w:rPr>
@@ -6059,7 +6079,7 @@
     </w:rPr>
   </w:style>
   <w:style w:type="paragraph" w:styleId="Caption">
-    <w:name w:val="Caption"/>
+    <w:name w:val="caption"/>
     <w:basedOn w:val="Normal"/>
     <w:qFormat/>
     <w:pPr>
@@ -6072,6 +6092,32 @@
       <w:iCs/>
       <w:sz w:val="24"/>
       <w:szCs w:val="24"/>
+    </w:rPr>
+  </w:style>
+  <w:style w:type="paragraph" w:styleId="Index">
+    <w:name w:val="Index"/>
+    <w:basedOn w:val="Normal"/>
+    <w:qFormat/>
+    <w:pPr>
+      <w:suppressLineNumbers/>
+    </w:pPr>
+    <w:rPr>
+      <w:rFonts w:cs="Liberation Sans"/>
+    </w:rPr>
+  </w:style>
+  <w:style w:type="paragraph" w:styleId="Style13">
+    <w:name w:val="Заголовок"/>
+    <w:basedOn w:val="Normal"/>
+    <w:next w:val="BodyText"/>
+    <w:qFormat/>
+    <w:pPr>
+      <w:keepNext w:val="true"/>
+      <w:spacing w:before="240" w:after="120"/>
+    </w:pPr>
+    <w:rPr>
+      <w:rFonts w:ascii="Liberation Sans" w:hAnsi="Liberation Sans" w:eastAsia="Noto Sans CJK SC" w:cs="Noto Sans Devanagari"/>
+      <w:sz w:val="28"/>
+      <w:szCs w:val="28"/>
     </w:rPr>
   </w:style>
   <w:style w:type="paragraph" w:styleId="Style14">
@@ -6198,7 +6244,7 @@
     <w:rPr/>
   </w:style>
   <w:style w:type="paragraph" w:styleId="Header">
-    <w:name w:val="Header"/>
+    <w:name w:val="header"/>
     <w:basedOn w:val="HeaderandFooter"/>
     <w:link w:val="Style8"/>
     <w:uiPriority w:val="99"/>
@@ -6215,7 +6261,7 @@
     <w:rPr/>
   </w:style>
   <w:style w:type="paragraph" w:styleId="Footer">
-    <w:name w:val="Footer"/>
+    <w:name w:val="footer"/>
     <w:basedOn w:val="HeaderandFooter"/>
     <w:link w:val="Style9"/>
     <w:uiPriority w:val="99"/>
@@ -6277,8 +6323,8 @@
       <w:lang w:val="ru-RU" w:eastAsia="zh-CN" w:bidi="hi-IN"/>
     </w:rPr>
   </w:style>
-  <w:style w:type="paragraph" w:styleId="AnnotationText">
-    <w:name w:val="Annotation Text"/>
+  <w:style w:type="paragraph" w:styleId="CommentText">
+    <w:name w:val="annotation text"/>
     <w:basedOn w:val="BodyText"/>
     <w:link w:val="Style11"/>
     <w:uiPriority w:val="99"/>
@@ -6295,8 +6341,8 @@
   </w:style>
   <w:style w:type="paragraph" w:styleId="annotationsubject">
     <w:name w:val="annotation subject"/>
-    <w:basedOn w:val="AnnotationText"/>
-    <w:next w:val="AnnotationText"/>
+    <w:basedOn w:val="CommentText"/>
+    <w:next w:val="CommentText"/>
     <w:link w:val="Style12"/>
     <w:uiPriority w:val="99"/>
     <w:semiHidden/>
@@ -6341,6 +6387,29 @@
   <w:style w:type="paragraph" w:styleId="Style16">
     <w:name w:val="Заголовок таблицы"/>
     <w:basedOn w:val="Style15"/>
+    <w:qFormat/>
+    <w:pPr>
+      <w:suppressLineNumbers/>
+      <w:jc w:val="center"/>
+    </w:pPr>
+    <w:rPr>
+      <w:b/>
+      <w:bCs/>
+    </w:rPr>
+  </w:style>
+  <w:style w:type="paragraph" w:styleId="TableContents">
+    <w:name w:val="Table Contents"/>
+    <w:basedOn w:val="Normal"/>
+    <w:qFormat/>
+    <w:pPr>
+      <w:widowControl w:val="false"/>
+      <w:suppressLineNumbers/>
+    </w:pPr>
+    <w:rPr/>
+  </w:style>
+  <w:style w:type="paragraph" w:styleId="TableHeading">
+    <w:name w:val="Table Heading"/>
+    <w:basedOn w:val="TableContents"/>
     <w:qFormat/>
     <w:pPr>
       <w:suppressLineNumbers/>

--- a/data/templates/claim.docx
+++ b/data/templates/claim.docx
@@ -1,40 +1,90 @@
 
 <file path=word/document.xml><?xml version="1.0" encoding="utf-8"?>
-<w:document xmlns:wpc="http://schemas.microsoft.com/office/word/2010/wordprocessingCanvas" xmlns:cx="http://schemas.microsoft.com/office/drawing/2014/chartex" xmlns:cx1="http://schemas.microsoft.com/office/drawing/2015/9/8/chartex" xmlns:cx2="http://schemas.microsoft.com/office/drawing/2015/10/21/chartex" xmlns:cx3="http://schemas.microsoft.com/office/drawing/2016/5/9/chartex" xmlns:cx4="http://schemas.microsoft.com/office/drawing/2016/5/10/chartex" xmlns:cx5="http://schemas.microsoft.com/office/drawing/2016/5/11/chartex" xmlns:cx6="http://schemas.microsoft.com/office/drawing/2016/5/12/chartex" xmlns:cx7="http://schemas.microsoft.com/office/drawing/2016/5/13/chartex" xmlns:cx8="http://schemas.microsoft.com/office/drawing/2016/5/14/chartex" xmlns:mc="http://schemas.openxmlformats.org/markup-compatibility/2006" xmlns:aink="http://schemas.microsoft.com/office/drawing/2016/ink" xmlns:am3d="http://schemas.microsoft.com/office/drawing/2017/model3d" xmlns:o="urn:schemas-microsoft-com:office:office" xmlns:r="http://schemas.openxmlformats.org/officeDocument/2006/relationships" xmlns:m="http://schemas.openxmlformats.org/officeDocument/2006/math" xmlns:v="urn:schemas-microsoft-com:vml" xmlns:wp14="http://schemas.microsoft.com/office/word/2010/wordprocessingDrawing" xmlns:wp="http://schemas.openxmlformats.org/drawingml/2006/wordprocessingDrawing" xmlns:w10="urn:schemas-microsoft-com:office:word" xmlns:w="http://schemas.openxmlformats.org/wordprocessingml/2006/main" xmlns:w14="http://schemas.microsoft.com/office/word/2010/wordml" xmlns:w15="http://schemas.microsoft.com/office/word/2012/wordml" xmlns:w16cex="http://schemas.microsoft.com/office/word/2018/wordml/cex" xmlns:w16cid="http://schemas.microsoft.com/office/word/2016/wordml/cid" xmlns:w16="http://schemas.microsoft.com/office/word/2018/wordml" xmlns:w16se="http://schemas.microsoft.com/office/word/2015/wordml/symex" xmlns:wpg="http://schemas.microsoft.com/office/word/2010/wordprocessingGroup" xmlns:wpi="http://schemas.microsoft.com/office/word/2010/wordprocessingInk" xmlns:wne="http://schemas.microsoft.com/office/word/2006/wordml" xmlns:wps="http://schemas.microsoft.com/office/word/2010/wordprocessingShape" mc:Ignorable="w14 w15 w16se w16cid w16 w16cex wp14">
+<w:document xmlns:o="urn:schemas-microsoft-com:office:office" xmlns:r="http://schemas.openxmlformats.org/officeDocument/2006/relationships" xmlns:v="urn:schemas-microsoft-com:vml" xmlns:w="http://schemas.openxmlformats.org/wordprocessingml/2006/main" xmlns:w10="urn:schemas-microsoft-com:office:word" xmlns:wp="http://schemas.openxmlformats.org/drawingml/2006/wordprocessingDrawing" xmlns:pic="http://schemas.openxmlformats.org/drawingml/2006/picture" xmlns:wps="http://schemas.microsoft.com/office/word/2010/wordprocessingShape" xmlns:wpg="http://schemas.microsoft.com/office/word/2010/wordprocessingGroup" xmlns:mc="http://schemas.openxmlformats.org/markup-compatibility/2006" xmlns:wp14="http://schemas.microsoft.com/office/word/2010/wordprocessingDrawing" xmlns:w14="http://schemas.microsoft.com/office/word/2010/wordml" xmlns:w15="http://schemas.microsoft.com/office/word/2012/wordml" mc:Ignorable="w14 wp14 w15">
   <w:body>
     <w:p>
       <w:pPr>
         <w:pStyle w:val="normal1"/>
-        <w:widowControl w:val="0"/>
-        <w:spacing w:after="0" w:line="276" w:lineRule="auto"/>
-        <w:rPr>
-          <w:rFonts w:ascii="Arial" w:eastAsia="Arial" w:hAnsi="Arial" w:cs="Arial"/>
-          <w:color w:val="000000"/>
-        </w:rPr>
-      </w:pPr>
+        <w:keepNext w:val="false"/>
+        <w:keepLines w:val="false"/>
+        <w:pageBreakBefore w:val="false"/>
+        <w:widowControl w:val="false"/>
+        <w:shd w:val="clear" w:fill="auto"/>
+        <w:spacing w:lineRule="auto" w:line="276" w:before="0" w:after="0"/>
+        <w:ind w:hanging="0" w:left="0" w:right="0"/>
+        <w:jc w:val="left"/>
+        <w:rPr>
+          <w:rFonts w:ascii="Arial" w:hAnsi="Arial" w:eastAsia="Arial" w:cs="Arial"/>
+          <w:b w:val="false"/>
+          <w:i w:val="false"/>
+          <w:i w:val="false"/>
+          <w:caps w:val="false"/>
+          <w:smallCaps w:val="false"/>
+          <w:strike w:val="false"/>
+          <w:dstrike w:val="false"/>
+          <w:color w:val="000000"/>
+          <w:position w:val="0"/>
+          <w:sz w:val="22"/>
+          <w:sz w:val="22"/>
+          <w:szCs w:val="22"/>
+          <w:u w:val="none"/>
+          <w:shd w:fill="auto" w:val="clear"/>
+          <w:vertAlign w:val="baseline"/>
+        </w:rPr>
+      </w:pPr>
+      <w:r>
+        <w:rPr>
+          <w:rFonts w:eastAsia="Arial" w:cs="Arial" w:ascii="Arial" w:hAnsi="Arial"/>
+          <w:b w:val="false"/>
+          <w:i w:val="false"/>
+          <w:caps w:val="false"/>
+          <w:smallCaps w:val="false"/>
+          <w:strike w:val="false"/>
+          <w:dstrike w:val="false"/>
+          <w:color w:val="000000"/>
+          <w:position w:val="0"/>
+          <w:sz w:val="22"/>
+          <w:sz w:val="22"/>
+          <w:szCs w:val="22"/>
+          <w:u w:val="none"/>
+          <w:shd w:fill="auto" w:val="clear"/>
+          <w:vertAlign w:val="baseline"/>
+        </w:rPr>
+      </w:r>
     </w:p>
     <w:tbl>
       <w:tblPr>
+        <w:tblStyle w:val="Table1"/>
         <w:tblW w:w="9354" w:type="dxa"/>
+        <w:jc w:val="left"/>
+        <w:tblInd w:w="0" w:type="dxa"/>
         <w:tblLayout w:type="fixed"/>
-        <w:tblLook w:val="0000" w:firstRow="0" w:lastRow="0" w:firstColumn="0" w:lastColumn="0" w:noHBand="0" w:noVBand="0"/>
+        <w:tblCellMar>
+          <w:top w:w="0" w:type="dxa"/>
+          <w:left w:w="108" w:type="dxa"/>
+          <w:bottom w:w="0" w:type="dxa"/>
+          <w:right w:w="108" w:type="dxa"/>
+        </w:tblCellMar>
+        <w:tblLook w:val="0000"/>
       </w:tblPr>
       <w:tblGrid>
         <w:gridCol w:w="4033"/>
         <w:gridCol w:w="5321"/>
       </w:tblGrid>
       <w:tr>
+        <w:trPr/>
         <w:tc>
           <w:tcPr>
             <w:tcW w:w="4033" w:type="dxa"/>
+            <w:tcBorders/>
           </w:tcPr>
           <w:p>
             <w:pPr>
               <w:pStyle w:val="normal1"/>
-              <w:spacing w:after="0"/>
+              <w:spacing w:lineRule="auto" w:line="240" w:before="0" w:after="0"/>
               <w:jc w:val="right"/>
               <w:rPr>
-                <w:rFonts w:ascii="Times New Roman" w:eastAsia="Times New Roman" w:hAnsi="Times New Roman" w:cs="Times New Roman"/>
+                <w:rFonts w:ascii="Times New Roman" w:hAnsi="Times New Roman" w:eastAsia="Times New Roman" w:cs="Times New Roman"/>
                 <w:b/>
                 <w:sz w:val="24"/>
                 <w:szCs w:val="24"/>
@@ -42,7 +92,7 @@
             </w:pPr>
             <w:r>
               <w:rPr>
-                <w:rFonts w:ascii="Times New Roman" w:eastAsia="Times New Roman" w:hAnsi="Times New Roman" w:cs="Times New Roman"/>
+                <w:rFonts w:eastAsia="Times New Roman" w:cs="Times New Roman" w:ascii="Times New Roman" w:hAnsi="Times New Roman"/>
                 <w:b/>
                 <w:sz w:val="24"/>
                 <w:szCs w:val="24"/>
@@ -54,14 +104,15 @@
         <w:tc>
           <w:tcPr>
             <w:tcW w:w="5321" w:type="dxa"/>
+            <w:tcBorders/>
           </w:tcPr>
           <w:p>
             <w:pPr>
               <w:pStyle w:val="normal1"/>
-              <w:spacing w:after="0"/>
+              <w:spacing w:lineRule="auto" w:line="240" w:before="0" w:after="0"/>
               <w:jc w:val="both"/>
               <w:rPr>
-                <w:rFonts w:ascii="Times New Roman" w:eastAsia="Times New Roman" w:hAnsi="Times New Roman" w:cs="Times New Roman"/>
+                <w:rFonts w:ascii="Times New Roman" w:hAnsi="Times New Roman" w:eastAsia="Times New Roman" w:cs="Times New Roman"/>
                 <w:b/>
                 <w:sz w:val="24"/>
                 <w:szCs w:val="24"/>
@@ -69,7 +120,7 @@
             </w:pPr>
             <w:r>
               <w:rPr>
-                <w:rFonts w:ascii="Times New Roman" w:eastAsia="Times New Roman" w:hAnsi="Times New Roman" w:cs="Times New Roman"/>
+                <w:rFonts w:eastAsia="Times New Roman" w:cs="Times New Roman" w:ascii="Times New Roman" w:hAnsi="Times New Roman"/>
                 <w:b/>
                 <w:sz w:val="24"/>
                 <w:szCs w:val="24"/>
@@ -80,10 +131,10 @@
           <w:p>
             <w:pPr>
               <w:pStyle w:val="normal1"/>
-              <w:spacing w:after="0"/>
+              <w:spacing w:lineRule="auto" w:line="240" w:before="0" w:after="0"/>
               <w:jc w:val="both"/>
               <w:rPr>
-                <w:rFonts w:ascii="Times New Roman" w:eastAsia="Times New Roman" w:hAnsi="Times New Roman" w:cs="Times New Roman"/>
+                <w:rFonts w:ascii="Times New Roman" w:hAnsi="Times New Roman" w:eastAsia="Times New Roman" w:cs="Times New Roman"/>
                 <w:b/>
                 <w:sz w:val="24"/>
                 <w:szCs w:val="24"/>
@@ -91,7 +142,7 @@
             </w:pPr>
             <w:r>
               <w:rPr>
-                <w:rFonts w:ascii="Times New Roman" w:eastAsia="Times New Roman" w:hAnsi="Times New Roman" w:cs="Times New Roman"/>
+                <w:rFonts w:eastAsia="Times New Roman" w:cs="Times New Roman" w:ascii="Times New Roman" w:hAnsi="Times New Roman"/>
                 <w:sz w:val="24"/>
                 <w:szCs w:val="24"/>
               </w:rPr>
@@ -101,55 +152,76 @@
         </w:tc>
       </w:tr>
       <w:tr>
+        <w:trPr/>
         <w:tc>
           <w:tcPr>
             <w:tcW w:w="4033" w:type="dxa"/>
+            <w:tcBorders/>
           </w:tcPr>
           <w:p>
             <w:pPr>
               <w:pStyle w:val="normal1"/>
-              <w:spacing w:after="0"/>
+              <w:spacing w:lineRule="auto" w:line="240" w:before="0" w:after="0"/>
               <w:jc w:val="right"/>
               <w:rPr>
-                <w:rFonts w:ascii="Times New Roman" w:eastAsia="Times New Roman" w:hAnsi="Times New Roman" w:cs="Times New Roman"/>
+                <w:rFonts w:ascii="Times New Roman" w:hAnsi="Times New Roman" w:eastAsia="Times New Roman" w:cs="Times New Roman"/>
                 <w:b/>
                 <w:sz w:val="24"/>
                 <w:szCs w:val="24"/>
               </w:rPr>
             </w:pPr>
+            <w:r>
+              <w:rPr>
+                <w:rFonts w:eastAsia="Times New Roman" w:cs="Times New Roman" w:ascii="Times New Roman" w:hAnsi="Times New Roman"/>
+                <w:b/>
+                <w:sz w:val="24"/>
+                <w:szCs w:val="24"/>
+              </w:rPr>
+            </w:r>
           </w:p>
         </w:tc>
         <w:tc>
           <w:tcPr>
             <w:tcW w:w="5321" w:type="dxa"/>
+            <w:tcBorders/>
           </w:tcPr>
           <w:p>
             <w:pPr>
               <w:pStyle w:val="normal1"/>
-              <w:spacing w:after="0"/>
+              <w:spacing w:lineRule="auto" w:line="240" w:before="0" w:after="0"/>
               <w:jc w:val="both"/>
               <w:rPr>
-                <w:rFonts w:ascii="Times New Roman" w:eastAsia="Times New Roman" w:hAnsi="Times New Roman" w:cs="Times New Roman"/>
+                <w:rFonts w:ascii="Times New Roman" w:hAnsi="Times New Roman" w:eastAsia="Times New Roman" w:cs="Times New Roman"/>
                 <w:b/>
                 <w:sz w:val="24"/>
                 <w:szCs w:val="24"/>
               </w:rPr>
             </w:pPr>
+            <w:r>
+              <w:rPr>
+                <w:rFonts w:eastAsia="Times New Roman" w:cs="Times New Roman" w:ascii="Times New Roman" w:hAnsi="Times New Roman"/>
+                <w:b/>
+                <w:sz w:val="24"/>
+                <w:szCs w:val="24"/>
+              </w:rPr>
+            </w:r>
           </w:p>
         </w:tc>
       </w:tr>
       <w:tr>
+        <w:trPr/>
         <w:tc>
           <w:tcPr>
             <w:tcW w:w="4033" w:type="dxa"/>
+            <w:tcBorders/>
           </w:tcPr>
           <w:p>
             <w:pPr>
               <w:pStyle w:val="normal1"/>
-              <w:spacing w:after="0"/>
+              <w:spacing w:lineRule="auto" w:line="240" w:before="0" w:after="0"/>
               <w:jc w:val="right"/>
               <w:rPr>
-                <w:rFonts w:ascii="Times New Roman" w:eastAsia="Times New Roman" w:hAnsi="Times New Roman" w:cs="Times New Roman"/>
+                <w:rFonts w:ascii="Times New Roman" w:hAnsi="Times New Roman" w:eastAsia="Times New Roman" w:cs="Times New Roman"/>
                 <w:b/>
                 <w:sz w:val="24"/>
                 <w:szCs w:val="24"/>
@@ -157,7 +229,7 @@
             </w:pPr>
             <w:r>
               <w:rPr>
-                <w:rFonts w:ascii="Times New Roman" w:eastAsia="Times New Roman" w:hAnsi="Times New Roman" w:cs="Times New Roman"/>
+                <w:rFonts w:eastAsia="Times New Roman" w:cs="Times New Roman" w:ascii="Times New Roman" w:hAnsi="Times New Roman"/>
                 <w:b/>
                 <w:sz w:val="24"/>
                 <w:szCs w:val="24"/>
@@ -169,10 +241,12 @@
         <w:tc>
           <w:tcPr>
             <w:tcW w:w="5321" w:type="dxa"/>
+            <w:tcBorders/>
           </w:tcPr>
           <w:p>
             <w:pPr>
-              <w:spacing w:after="0" w:line="240" w:lineRule="auto"/>
+              <w:pStyle w:val="Normal"/>
+              <w:spacing w:lineRule="auto" w:line="240" w:before="0" w:after="0"/>
               <w:rPr>
                 <w:rFonts w:ascii="Times New Roman" w:hAnsi="Times New Roman" w:cs="Times New Roman"/>
                 <w:b/>
@@ -184,7 +258,7 @@
             </w:pPr>
             <w:r>
               <w:rPr>
-                <w:rFonts w:ascii="Times New Roman" w:hAnsi="Times New Roman" w:cs="Times New Roman"/>
+                <w:rFonts w:cs="Times New Roman" w:ascii="Times New Roman" w:hAnsi="Times New Roman"/>
                 <w:b/>
                 <w:bCs/>
                 <w:sz w:val="24"/>
@@ -196,12 +270,19 @@
           </w:p>
           <w:p>
             <w:pPr>
-              <w:spacing w:after="0" w:line="240" w:lineRule="auto"/>
+              <w:pStyle w:val="Normal"/>
+              <w:spacing w:lineRule="auto" w:line="240" w:before="0" w:after="0"/>
               <w:jc w:val="both"/>
+              <w:rPr>
+                <w:b w:val="false"/>
+                <w:bCs w:val="false"/>
+              </w:rPr>
             </w:pPr>
             <w:r>
               <w:rPr>
-                <w:rFonts w:ascii="Times New Roman" w:eastAsia="Times New Roman" w:hAnsi="Times New Roman" w:cs="Times New Roman"/>
+                <w:rFonts w:eastAsia="Times New Roman" w:cs="Times New Roman" w:ascii="Times New Roman" w:hAnsi="Times New Roman"/>
+                <w:b w:val="false"/>
+                <w:bCs w:val="false"/>
                 <w:sz w:val="24"/>
                 <w:szCs w:val="24"/>
                 <w:lang w:eastAsia="ru-RU"/>
@@ -210,77 +291,43 @@
             </w:r>
             <w:r>
               <w:rPr>
-                <w:rFonts w:ascii="Times New Roman" w:eastAsia="Times New Roman" w:hAnsi="Times New Roman" w:cs="Times New Roman"/>
+                <w:rFonts w:eastAsia="Times New Roman" w:cs="Times New Roman" w:ascii="Times New Roman" w:hAnsi="Times New Roman"/>
+                <w:b w:val="false"/>
+                <w:bCs w:val="false"/>
                 <w:sz w:val="24"/>
                 <w:szCs w:val="24"/>
-                <w:shd w:val="clear" w:color="auto" w:fill="FFFFFF"/>
-              </w:rPr>
-              <w:t xml:space="preserve">ОГРН /*истец </w:t>
-            </w:r>
-            <w:proofErr w:type="spellStart"/>
-            <w:r>
-              <w:rPr>
-                <w:rFonts w:ascii="Times New Roman" w:eastAsia="Times New Roman" w:hAnsi="Times New Roman" w:cs="Times New Roman"/>
-                <w:sz w:val="24"/>
-                <w:szCs w:val="24"/>
-                <w:shd w:val="clear" w:color="auto" w:fill="FFFFFF"/>
-              </w:rPr>
-              <w:t>огрн</w:t>
-            </w:r>
-            <w:proofErr w:type="spellEnd"/>
-            <w:r>
-              <w:rPr>
-                <w:rFonts w:ascii="Times New Roman" w:eastAsia="Times New Roman" w:hAnsi="Times New Roman" w:cs="Times New Roman"/>
-                <w:sz w:val="24"/>
-                <w:szCs w:val="24"/>
-                <w:shd w:val="clear" w:color="auto" w:fill="FFFFFF"/>
-              </w:rPr>
-              <w:t>*/,</w:t>
+                <w:shd w:fill="FFFFFF" w:val="clear"/>
+              </w:rPr>
+              <w:t>ОГРН /*истец огрн*/,</w:t>
             </w:r>
             <w:r>
               <w:rPr>
-                <w:rFonts w:ascii="Times New Roman" w:eastAsia="Times New Roman" w:hAnsi="Times New Roman" w:cs="Times New Roman"/>
+                <w:rFonts w:eastAsia="Times New Roman" w:cs="Times New Roman" w:ascii="Times New Roman" w:hAnsi="Times New Roman"/>
+                <w:b w:val="false"/>
+                <w:bCs w:val="false"/>
                 <w:sz w:val="24"/>
                 <w:szCs w:val="24"/>
                 <w:lang w:eastAsia="ru-RU"/>
               </w:rPr>
-              <w:t xml:space="preserve"> ИНН /*истец </w:t>
-            </w:r>
-            <w:proofErr w:type="spellStart"/>
-            <w:r>
-              <w:rPr>
-                <w:rFonts w:ascii="Times New Roman" w:eastAsia="Times New Roman" w:hAnsi="Times New Roman" w:cs="Times New Roman"/>
-                <w:sz w:val="24"/>
-                <w:szCs w:val="24"/>
-                <w:lang w:eastAsia="ru-RU"/>
-              </w:rPr>
-              <w:t>инн</w:t>
-            </w:r>
-            <w:proofErr w:type="spellEnd"/>
-            <w:r>
-              <w:rPr>
-                <w:rFonts w:ascii="Times New Roman" w:eastAsia="Times New Roman" w:hAnsi="Times New Roman" w:cs="Times New Roman"/>
-                <w:sz w:val="24"/>
-                <w:szCs w:val="24"/>
-                <w:lang w:eastAsia="ru-RU"/>
-              </w:rPr>
-              <w:t>*/)</w:t>
+              <w:t xml:space="preserve"> ИНН /*истец инн*/)</w:t>
             </w:r>
           </w:p>
         </w:tc>
       </w:tr>
       <w:tr>
+        <w:trPr/>
         <w:tc>
           <w:tcPr>
             <w:tcW w:w="4033" w:type="dxa"/>
+            <w:tcBorders/>
           </w:tcPr>
           <w:p>
             <w:pPr>
               <w:pStyle w:val="normal1"/>
-              <w:spacing w:after="0"/>
+              <w:spacing w:lineRule="auto" w:line="240" w:before="0" w:after="0"/>
               <w:jc w:val="right"/>
               <w:rPr>
-                <w:rFonts w:ascii="Times New Roman" w:eastAsia="Times New Roman" w:hAnsi="Times New Roman" w:cs="Times New Roman"/>
+                <w:rFonts w:ascii="Times New Roman" w:hAnsi="Times New Roman" w:eastAsia="Times New Roman" w:cs="Times New Roman"/>
                 <w:b/>
                 <w:sz w:val="24"/>
                 <w:szCs w:val="24"/>
@@ -288,7 +335,7 @@
             </w:pPr>
             <w:r>
               <w:rPr>
-                <w:rFonts w:ascii="Times New Roman" w:eastAsia="Times New Roman" w:hAnsi="Times New Roman" w:cs="Times New Roman"/>
+                <w:rFonts w:eastAsia="Times New Roman" w:cs="Times New Roman" w:ascii="Times New Roman" w:hAnsi="Times New Roman"/>
                 <w:b/>
                 <w:sz w:val="24"/>
                 <w:szCs w:val="24"/>
@@ -300,14 +347,15 @@
         <w:tc>
           <w:tcPr>
             <w:tcW w:w="5321" w:type="dxa"/>
+            <w:tcBorders/>
           </w:tcPr>
           <w:p>
             <w:pPr>
               <w:pStyle w:val="normal1"/>
-              <w:spacing w:after="0"/>
+              <w:spacing w:lineRule="auto" w:line="240" w:before="0" w:after="0"/>
               <w:jc w:val="both"/>
               <w:rPr>
-                <w:rFonts w:ascii="Times New Roman" w:eastAsia="Times New Roman" w:hAnsi="Times New Roman" w:cs="Times New Roman"/>
+                <w:rFonts w:ascii="Times New Roman" w:hAnsi="Times New Roman" w:eastAsia="Times New Roman" w:cs="Times New Roman"/>
                 <w:b/>
                 <w:sz w:val="24"/>
                 <w:szCs w:val="24"/>
@@ -315,28 +363,39 @@
             </w:pPr>
             <w:r>
               <w:rPr>
-                <w:rFonts w:ascii="Times New Roman" w:eastAsia="Times New Roman" w:hAnsi="Times New Roman" w:cs="Times New Roman"/>
+                <w:rFonts w:eastAsia="Times New Roman" w:cs="Times New Roman" w:ascii="Times New Roman" w:hAnsi="Times New Roman"/>
                 <w:sz w:val="24"/>
                 <w:szCs w:val="24"/>
                 <w:lang w:eastAsia="ru-RU"/>
               </w:rPr>
-              <w:t xml:space="preserve"> /*истец адрес*/</w:t>
+              <w:t xml:space="preserve"> </w:t>
+            </w:r>
+            <w:r>
+              <w:rPr>
+                <w:rFonts w:eastAsia="Times New Roman" w:cs="Times New Roman" w:ascii="Times New Roman" w:hAnsi="Times New Roman"/>
+                <w:sz w:val="24"/>
+                <w:szCs w:val="24"/>
+                <w:lang w:eastAsia="ru-RU"/>
+              </w:rPr>
+              <w:t>/*истец адрес*/</w:t>
             </w:r>
           </w:p>
         </w:tc>
       </w:tr>
       <w:tr>
+        <w:trPr/>
         <w:tc>
           <w:tcPr>
             <w:tcW w:w="4033" w:type="dxa"/>
+            <w:tcBorders/>
           </w:tcPr>
           <w:p>
             <w:pPr>
               <w:pStyle w:val="normal1"/>
-              <w:spacing w:after="0"/>
+              <w:spacing w:lineRule="auto" w:line="240" w:before="0" w:after="0"/>
               <w:jc w:val="right"/>
               <w:rPr>
-                <w:rFonts w:ascii="Times New Roman" w:eastAsia="Times New Roman" w:hAnsi="Times New Roman" w:cs="Times New Roman"/>
+                <w:rFonts w:ascii="Times New Roman" w:hAnsi="Times New Roman" w:eastAsia="Times New Roman" w:cs="Times New Roman"/>
                 <w:b/>
                 <w:sz w:val="24"/>
                 <w:szCs w:val="24"/>
@@ -345,7 +404,7 @@
             </w:pPr>
             <w:r>
               <w:rPr>
-                <w:rFonts w:ascii="Times New Roman" w:eastAsia="Times New Roman" w:hAnsi="Times New Roman" w:cs="Times New Roman"/>
+                <w:rFonts w:eastAsia="Times New Roman" w:cs="Times New Roman" w:ascii="Times New Roman" w:hAnsi="Times New Roman"/>
                 <w:b/>
                 <w:sz w:val="24"/>
                 <w:szCs w:val="24"/>
@@ -358,10 +417,12 @@
         <w:tc>
           <w:tcPr>
             <w:tcW w:w="5321" w:type="dxa"/>
+            <w:tcBorders/>
           </w:tcPr>
           <w:p>
             <w:pPr>
-              <w:spacing w:after="0" w:line="240" w:lineRule="auto"/>
+              <w:pStyle w:val="Normal"/>
+              <w:spacing w:lineRule="auto" w:line="240" w:before="0" w:after="0"/>
               <w:jc w:val="both"/>
               <w:rPr>
                 <w:rFonts w:ascii="Times New Roman" w:hAnsi="Times New Roman" w:cs="Times New Roman"/>
@@ -372,18 +433,11 @@
             </w:pPr>
             <w:r>
               <w:rPr>
-                <w:rFonts w:ascii="Times New Roman" w:eastAsia="Times New Roman" w:hAnsi="Times New Roman" w:cs="Times New Roman"/>
+                <w:rFonts w:eastAsia="Times New Roman" w:cs="Times New Roman" w:ascii="Times New Roman" w:hAnsi="Times New Roman"/>
                 <w:sz w:val="24"/>
                 <w:szCs w:val="24"/>
               </w:rPr>
               <w:t xml:space="preserve">121596, г. Москва, ул. Горбунова, д. 2, стр. 3, </w:t>
-            </w:r>
-            <w:r>
-              <w:rPr>
-                <w:rFonts w:ascii="Times New Roman" w:eastAsia="Times New Roman" w:hAnsi="Times New Roman" w:cs="Times New Roman"/>
-                <w:sz w:val="24"/>
-                <w:szCs w:val="24"/>
-              </w:rPr>
               <w:br/>
               <w:t>офис В613</w:t>
             </w:r>
@@ -391,55 +445,76 @@
         </w:tc>
       </w:tr>
       <w:tr>
+        <w:trPr/>
         <w:tc>
           <w:tcPr>
             <w:tcW w:w="4033" w:type="dxa"/>
+            <w:tcBorders/>
           </w:tcPr>
           <w:p>
             <w:pPr>
               <w:pStyle w:val="normal1"/>
-              <w:spacing w:after="0"/>
+              <w:spacing w:lineRule="auto" w:line="240" w:before="0" w:after="0"/>
               <w:jc w:val="right"/>
               <w:rPr>
-                <w:rFonts w:ascii="Times New Roman" w:eastAsia="Times New Roman" w:hAnsi="Times New Roman" w:cs="Times New Roman"/>
+                <w:rFonts w:ascii="Times New Roman" w:hAnsi="Times New Roman" w:eastAsia="Times New Roman" w:cs="Times New Roman"/>
                 <w:b/>
                 <w:sz w:val="24"/>
                 <w:szCs w:val="24"/>
               </w:rPr>
             </w:pPr>
+            <w:r>
+              <w:rPr>
+                <w:rFonts w:eastAsia="Times New Roman" w:cs="Times New Roman" w:ascii="Times New Roman" w:hAnsi="Times New Roman"/>
+                <w:b/>
+                <w:sz w:val="24"/>
+                <w:szCs w:val="24"/>
+              </w:rPr>
+            </w:r>
           </w:p>
         </w:tc>
         <w:tc>
           <w:tcPr>
             <w:tcW w:w="5321" w:type="dxa"/>
+            <w:tcBorders/>
           </w:tcPr>
           <w:p>
             <w:pPr>
               <w:pStyle w:val="normal1"/>
-              <w:spacing w:after="0"/>
+              <w:spacing w:lineRule="auto" w:line="240" w:before="0" w:after="0"/>
               <w:jc w:val="both"/>
               <w:rPr>
-                <w:rFonts w:ascii="Times New Roman" w:eastAsia="Times New Roman" w:hAnsi="Times New Roman" w:cs="Times New Roman"/>
+                <w:rFonts w:ascii="Times New Roman" w:hAnsi="Times New Roman" w:eastAsia="Times New Roman" w:cs="Times New Roman"/>
                 <w:b/>
                 <w:sz w:val="24"/>
                 <w:szCs w:val="24"/>
               </w:rPr>
             </w:pPr>
+            <w:r>
+              <w:rPr>
+                <w:rFonts w:eastAsia="Times New Roman" w:cs="Times New Roman" w:ascii="Times New Roman" w:hAnsi="Times New Roman"/>
+                <w:b/>
+                <w:sz w:val="24"/>
+                <w:szCs w:val="24"/>
+              </w:rPr>
+            </w:r>
           </w:p>
         </w:tc>
       </w:tr>
       <w:tr>
+        <w:trPr/>
         <w:tc>
           <w:tcPr>
             <w:tcW w:w="4033" w:type="dxa"/>
+            <w:tcBorders/>
           </w:tcPr>
           <w:p>
             <w:pPr>
               <w:pStyle w:val="normal1"/>
-              <w:spacing w:after="0"/>
+              <w:spacing w:lineRule="auto" w:line="240" w:before="0" w:after="0"/>
               <w:jc w:val="right"/>
               <w:rPr>
-                <w:rFonts w:ascii="Times New Roman" w:eastAsia="Times New Roman" w:hAnsi="Times New Roman" w:cs="Times New Roman"/>
+                <w:rFonts w:ascii="Times New Roman" w:hAnsi="Times New Roman" w:eastAsia="Times New Roman" w:cs="Times New Roman"/>
                 <w:b/>
                 <w:sz w:val="24"/>
                 <w:szCs w:val="24"/>
@@ -447,7 +522,7 @@
             </w:pPr>
             <w:r>
               <w:rPr>
-                <w:rFonts w:ascii="Times New Roman" w:eastAsia="Times New Roman" w:hAnsi="Times New Roman" w:cs="Times New Roman"/>
+                <w:rFonts w:eastAsia="Times New Roman" w:cs="Times New Roman" w:ascii="Times New Roman" w:hAnsi="Times New Roman"/>
                 <w:b/>
                 <w:sz w:val="24"/>
                 <w:szCs w:val="24"/>
@@ -459,10 +534,12 @@
         <w:tc>
           <w:tcPr>
             <w:tcW w:w="5321" w:type="dxa"/>
+            <w:tcBorders/>
           </w:tcPr>
           <w:p>
             <w:pPr>
-              <w:spacing w:after="0" w:line="240" w:lineRule="auto"/>
+              <w:pStyle w:val="Normal"/>
+              <w:spacing w:lineRule="auto" w:line="240" w:before="0" w:after="0"/>
               <w:rPr>
                 <w:rFonts w:ascii="Times New Roman" w:hAnsi="Times New Roman" w:cs="Times New Roman"/>
                 <w:b/>
@@ -474,24 +551,67 @@
             </w:pPr>
             <w:r>
               <w:rPr>
-                <w:rFonts w:ascii="Times New Roman" w:eastAsia="Times New Roman" w:hAnsi="Times New Roman" w:cs="Times New Roman"/>
+                <w:rFonts w:eastAsia="Times New Roman" w:cs="Times New Roman" w:ascii="Times New Roman" w:hAnsi="Times New Roman"/>
                 <w:b/>
                 <w:bCs/>
+                <w:i w:val="false"/>
+                <w:caps w:val="false"/>
+                <w:smallCaps w:val="false"/>
+                <w:strike w:val="false"/>
+                <w:dstrike w:val="false"/>
                 <w:color w:val="000000"/>
+                <w:position w:val="0"/>
+                <w:sz w:val="24"/>
                 <w:sz w:val="24"/>
                 <w:szCs w:val="24"/>
+                <w:u w:val="none"/>
+                <w:shd w:fill="auto" w:val="clear"/>
+                <w:vertAlign w:val="baseline"/>
                 <w:lang w:eastAsia="ru-RU"/>
               </w:rPr>
-              <w:t xml:space="preserve"> /*ответчик полное имя*/ </w:t>
+              <w:t xml:space="preserve"> </w:t>
+            </w:r>
+            <w:r>
+              <w:rPr>
+                <w:rFonts w:eastAsia="Times New Roman" w:cs="Times New Roman" w:ascii="Times New Roman" w:hAnsi="Times New Roman"/>
+                <w:b/>
+                <w:bCs/>
+                <w:i w:val="false"/>
+                <w:caps w:val="false"/>
+                <w:smallCaps w:val="false"/>
+                <w:strike w:val="false"/>
+                <w:dstrike w:val="false"/>
+                <w:color w:val="000000"/>
+                <w:position w:val="0"/>
+                <w:sz w:val="24"/>
+                <w:sz w:val="24"/>
+                <w:szCs w:val="24"/>
+                <w:u w:val="none"/>
+                <w:shd w:fill="auto" w:val="clear"/>
+                <w:vertAlign w:val="baseline"/>
+                <w:lang w:eastAsia="ru-RU"/>
+              </w:rPr>
+              <w:t xml:space="preserve">/*ответчик полное имя*/ </w:t>
             </w:r>
             <w:bookmarkStart w:id="0" w:name="_Hlk114824218"/>
             <w:r>
               <w:rPr>
-                <w:rFonts w:ascii="Times New Roman" w:eastAsia="Times New Roman" w:hAnsi="Times New Roman" w:cs="Times New Roman"/>
+                <w:rFonts w:eastAsia="Times New Roman" w:cs="Times New Roman" w:ascii="Times New Roman" w:hAnsi="Times New Roman"/>
+                <w:b w:val="false"/>
                 <w:bCs/>
+                <w:i w:val="false"/>
+                <w:caps w:val="false"/>
+                <w:smallCaps w:val="false"/>
+                <w:strike w:val="false"/>
+                <w:dstrike w:val="false"/>
                 <w:color w:val="000000"/>
+                <w:position w:val="0"/>
+                <w:sz w:val="24"/>
                 <w:sz w:val="24"/>
                 <w:szCs w:val="24"/>
+                <w:u w:val="none"/>
+                <w:shd w:fill="auto" w:val="clear"/>
+                <w:vertAlign w:val="baseline"/>
               </w:rPr>
               <w:br/>
               <w:t>(</w:t>
@@ -499,85 +619,65 @@
             <w:bookmarkStart w:id="1" w:name="_Hlk114824262"/>
             <w:r>
               <w:rPr>
-                <w:rFonts w:ascii="Times New Roman" w:eastAsia="Times New Roman" w:hAnsi="Times New Roman" w:cs="Times New Roman"/>
+                <w:rFonts w:eastAsia="Times New Roman" w:cs="Times New Roman" w:ascii="Times New Roman" w:hAnsi="Times New Roman"/>
+                <w:b w:val="false"/>
                 <w:bCs/>
+                <w:i w:val="false"/>
+                <w:caps w:val="false"/>
+                <w:smallCaps w:val="false"/>
+                <w:strike w:val="false"/>
+                <w:dstrike w:val="false"/>
                 <w:color w:val="000000"/>
+                <w:position w:val="0"/>
+                <w:sz w:val="24"/>
                 <w:sz w:val="24"/>
                 <w:szCs w:val="24"/>
-              </w:rPr>
-              <w:t xml:space="preserve">ОГРН /*ответчик </w:t>
-            </w:r>
-            <w:proofErr w:type="spellStart"/>
-            <w:r>
-              <w:rPr>
-                <w:rFonts w:ascii="Times New Roman" w:eastAsia="Times New Roman" w:hAnsi="Times New Roman" w:cs="Times New Roman"/>
-                <w:bCs/>
-                <w:color w:val="000000"/>
-                <w:sz w:val="24"/>
-                <w:szCs w:val="24"/>
-              </w:rPr>
-              <w:t>огрн</w:t>
-            </w:r>
-            <w:proofErr w:type="spellEnd"/>
-            <w:r>
-              <w:rPr>
-                <w:rFonts w:ascii="Times New Roman" w:eastAsia="Times New Roman" w:hAnsi="Times New Roman" w:cs="Times New Roman"/>
-                <w:bCs/>
-                <w:color w:val="000000"/>
-                <w:sz w:val="24"/>
-                <w:szCs w:val="24"/>
-              </w:rPr>
-              <w:t xml:space="preserve">*/, ИНН </w:t>
+                <w:u w:val="none"/>
+                <w:shd w:fill="auto" w:val="clear"/>
+                <w:vertAlign w:val="baseline"/>
+              </w:rPr>
+              <w:t xml:space="preserve">ОГРН /*ответчик огрн*/, ИНН </w:t>
             </w:r>
             <w:bookmarkEnd w:id="1"/>
             <w:r>
               <w:rPr>
-                <w:rFonts w:ascii="Times New Roman" w:eastAsia="Times New Roman" w:hAnsi="Times New Roman" w:cs="Times New Roman"/>
+                <w:rFonts w:eastAsia="Times New Roman" w:cs="Times New Roman" w:ascii="Times New Roman" w:hAnsi="Times New Roman"/>
+                <w:b w:val="false"/>
                 <w:bCs/>
+                <w:i w:val="false"/>
+                <w:caps w:val="false"/>
+                <w:smallCaps w:val="false"/>
+                <w:strike w:val="false"/>
+                <w:dstrike w:val="false"/>
                 <w:color w:val="000000"/>
+                <w:position w:val="0"/>
+                <w:sz w:val="24"/>
                 <w:sz w:val="24"/>
                 <w:szCs w:val="24"/>
-              </w:rPr>
-              <w:t xml:space="preserve">/*ответчик </w:t>
-            </w:r>
-            <w:proofErr w:type="spellStart"/>
-            <w:r>
-              <w:rPr>
-                <w:rFonts w:ascii="Times New Roman" w:eastAsia="Times New Roman" w:hAnsi="Times New Roman" w:cs="Times New Roman"/>
-                <w:bCs/>
-                <w:color w:val="000000"/>
-                <w:sz w:val="24"/>
-                <w:szCs w:val="24"/>
-              </w:rPr>
-              <w:t>инн</w:t>
-            </w:r>
-            <w:proofErr w:type="spellEnd"/>
-            <w:r>
-              <w:rPr>
-                <w:rFonts w:ascii="Times New Roman" w:eastAsia="Times New Roman" w:hAnsi="Times New Roman" w:cs="Times New Roman"/>
-                <w:bCs/>
-                <w:color w:val="000000"/>
-                <w:sz w:val="24"/>
-                <w:szCs w:val="24"/>
-              </w:rPr>
-              <w:t>*/)</w:t>
+                <w:u w:val="none"/>
+                <w:shd w:fill="auto" w:val="clear"/>
+                <w:vertAlign w:val="baseline"/>
+              </w:rPr>
+              <w:t>/*ответчик инн*/)</w:t>
             </w:r>
             <w:bookmarkEnd w:id="0"/>
           </w:p>
         </w:tc>
       </w:tr>
       <w:tr>
+        <w:trPr/>
         <w:tc>
           <w:tcPr>
             <w:tcW w:w="4033" w:type="dxa"/>
+            <w:tcBorders/>
           </w:tcPr>
           <w:p>
             <w:pPr>
               <w:pStyle w:val="normal1"/>
-              <w:spacing w:after="0"/>
+              <w:spacing w:lineRule="auto" w:line="240" w:before="0" w:after="0"/>
               <w:jc w:val="right"/>
               <w:rPr>
-                <w:rFonts w:ascii="Times New Roman" w:eastAsia="Times New Roman" w:hAnsi="Times New Roman" w:cs="Times New Roman"/>
+                <w:rFonts w:ascii="Times New Roman" w:hAnsi="Times New Roman" w:eastAsia="Times New Roman" w:cs="Times New Roman"/>
                 <w:b/>
                 <w:sz w:val="24"/>
                 <w:szCs w:val="24"/>
@@ -585,7 +685,7 @@
             </w:pPr>
             <w:r>
               <w:rPr>
-                <w:rFonts w:ascii="Times New Roman" w:eastAsia="Times New Roman" w:hAnsi="Times New Roman" w:cs="Times New Roman"/>
+                <w:rFonts w:eastAsia="Times New Roman" w:cs="Times New Roman" w:ascii="Times New Roman" w:hAnsi="Times New Roman"/>
                 <w:b/>
                 <w:sz w:val="24"/>
                 <w:szCs w:val="24"/>
@@ -597,10 +697,12 @@
         <w:tc>
           <w:tcPr>
             <w:tcW w:w="5321" w:type="dxa"/>
+            <w:tcBorders/>
           </w:tcPr>
           <w:p>
             <w:pPr>
-              <w:spacing w:after="0" w:line="240" w:lineRule="auto"/>
+              <w:pStyle w:val="Normal"/>
+              <w:spacing w:lineRule="auto" w:line="240" w:before="0" w:after="0"/>
               <w:rPr>
                 <w:rFonts w:ascii="Times New Roman" w:hAnsi="Times New Roman" w:cs="Times New Roman"/>
                 <w:sz w:val="24"/>
@@ -609,10 +711,21 @@
             </w:pPr>
             <w:r>
               <w:rPr>
-                <w:rFonts w:ascii="Times New Roman" w:eastAsia="Times New Roman" w:hAnsi="Times New Roman" w:cs="Times New Roman"/>
+                <w:rFonts w:eastAsia="Times New Roman" w:cs="Times New Roman" w:ascii="Times New Roman" w:hAnsi="Times New Roman"/>
+                <w:b w:val="false"/>
+                <w:i w:val="false"/>
+                <w:caps w:val="false"/>
+                <w:smallCaps w:val="false"/>
+                <w:strike w:val="false"/>
+                <w:dstrike w:val="false"/>
                 <w:color w:val="000000"/>
+                <w:position w:val="0"/>
+                <w:sz w:val="24"/>
                 <w:sz w:val="24"/>
                 <w:szCs w:val="24"/>
+                <w:u w:val="none"/>
+                <w:shd w:fill="auto" w:val="clear"/>
+                <w:vertAlign w:val="baseline"/>
               </w:rPr>
               <w:t>/*ответчик адрес*/</w:t>
             </w:r>
@@ -623,21 +736,28 @@
     <w:p>
       <w:pPr>
         <w:pStyle w:val="normal1"/>
-        <w:spacing w:after="0"/>
-        <w:rPr>
-          <w:rFonts w:ascii="Times New Roman" w:eastAsia="Times New Roman" w:hAnsi="Times New Roman" w:cs="Times New Roman"/>
-          <w:sz w:val="24"/>
-          <w:szCs w:val="24"/>
-        </w:rPr>
-      </w:pPr>
+        <w:spacing w:lineRule="auto" w:line="240" w:before="0" w:after="0"/>
+        <w:rPr>
+          <w:rFonts w:ascii="Times New Roman" w:hAnsi="Times New Roman" w:eastAsia="Times New Roman" w:cs="Times New Roman"/>
+          <w:sz w:val="24"/>
+          <w:szCs w:val="24"/>
+        </w:rPr>
+      </w:pPr>
+      <w:r>
+        <w:rPr>
+          <w:rFonts w:eastAsia="Times New Roman" w:cs="Times New Roman" w:ascii="Times New Roman" w:hAnsi="Times New Roman"/>
+          <w:sz w:val="24"/>
+          <w:szCs w:val="24"/>
+        </w:rPr>
+      </w:r>
     </w:p>
     <w:p>
       <w:pPr>
         <w:pStyle w:val="normal1"/>
-        <w:spacing w:after="0"/>
+        <w:spacing w:lineRule="auto" w:line="240" w:before="0" w:after="0"/>
         <w:ind w:firstLine="4111"/>
         <w:rPr>
-          <w:rFonts w:ascii="Times New Roman" w:eastAsia="Times New Roman" w:hAnsi="Times New Roman" w:cs="Times New Roman"/>
+          <w:rFonts w:ascii="Times New Roman" w:hAnsi="Times New Roman" w:eastAsia="Times New Roman" w:cs="Times New Roman"/>
           <w:b/>
           <w:sz w:val="24"/>
           <w:szCs w:val="24"/>
@@ -645,7 +765,7 @@
       </w:pPr>
       <w:r>
         <w:rPr>
-          <w:rFonts w:ascii="Times New Roman" w:eastAsia="Times New Roman" w:hAnsi="Times New Roman" w:cs="Times New Roman"/>
+          <w:rFonts w:eastAsia="Times New Roman" w:cs="Times New Roman" w:ascii="Times New Roman" w:hAnsi="Times New Roman"/>
           <w:b/>
           <w:sz w:val="24"/>
           <w:szCs w:val="24"/>
@@ -656,10 +776,10 @@
     <w:p>
       <w:pPr>
         <w:pStyle w:val="normal1"/>
-        <w:spacing w:after="0"/>
+        <w:spacing w:lineRule="auto" w:line="240" w:before="0" w:after="0"/>
         <w:ind w:firstLine="4111"/>
         <w:rPr>
-          <w:rFonts w:ascii="Times New Roman" w:eastAsia="Times New Roman" w:hAnsi="Times New Roman" w:cs="Times New Roman"/>
+          <w:rFonts w:ascii="Times New Roman" w:hAnsi="Times New Roman" w:eastAsia="Times New Roman" w:cs="Times New Roman"/>
           <w:b/>
           <w:sz w:val="24"/>
           <w:szCs w:val="24"/>
@@ -667,7 +787,7 @@
       </w:pPr>
       <w:r>
         <w:rPr>
-          <w:rFonts w:ascii="Times New Roman" w:eastAsia="Times New Roman" w:hAnsi="Times New Roman" w:cs="Times New Roman"/>
+          <w:rFonts w:eastAsia="Times New Roman" w:cs="Times New Roman" w:ascii="Times New Roman" w:hAnsi="Times New Roman"/>
           <w:b/>
           <w:sz w:val="24"/>
           <w:szCs w:val="24"/>
@@ -676,13 +796,13 @@
       </w:r>
       <w:r>
         <w:rPr>
-          <w:rFonts w:ascii="Times New Roman" w:eastAsia="Times New Roman" w:hAnsi="Times New Roman" w:cs="Times New Roman"/>
+          <w:rFonts w:eastAsia="Times New Roman" w:cs="Times New Roman" w:ascii="Times New Roman" w:hAnsi="Times New Roman"/>
         </w:rPr>
         <w:t xml:space="preserve"> </w:t>
       </w:r>
       <w:r>
         <w:rPr>
-          <w:rFonts w:ascii="Times New Roman" w:eastAsia="Times New Roman" w:hAnsi="Times New Roman" w:cs="Times New Roman"/>
+          <w:rFonts w:eastAsia="Times New Roman" w:cs="Times New Roman" w:ascii="Times New Roman" w:hAnsi="Times New Roman"/>
           <w:b/>
           <w:sz w:val="24"/>
           <w:szCs w:val="24"/>
@@ -693,34 +813,50 @@
     <w:p>
       <w:pPr>
         <w:pStyle w:val="normal1"/>
-        <w:spacing w:after="0"/>
-        <w:rPr>
-          <w:rFonts w:ascii="Times New Roman" w:eastAsia="Times New Roman" w:hAnsi="Times New Roman" w:cs="Times New Roman"/>
+        <w:spacing w:lineRule="auto" w:line="240" w:before="0" w:after="0"/>
+        <w:rPr>
+          <w:rFonts w:ascii="Times New Roman" w:hAnsi="Times New Roman" w:eastAsia="Times New Roman" w:cs="Times New Roman"/>
           <w:b/>
           <w:sz w:val="24"/>
           <w:szCs w:val="24"/>
         </w:rPr>
       </w:pPr>
+      <w:r>
+        <w:rPr>
+          <w:rFonts w:eastAsia="Times New Roman" w:cs="Times New Roman" w:ascii="Times New Roman" w:hAnsi="Times New Roman"/>
+          <w:b/>
+          <w:sz w:val="24"/>
+          <w:szCs w:val="24"/>
+        </w:rPr>
+      </w:r>
     </w:p>
     <w:p>
       <w:pPr>
         <w:pStyle w:val="normal1"/>
-        <w:spacing w:after="0"/>
-        <w:rPr>
-          <w:rFonts w:ascii="Times New Roman" w:eastAsia="Times New Roman" w:hAnsi="Times New Roman" w:cs="Times New Roman"/>
+        <w:spacing w:lineRule="auto" w:line="240" w:before="0" w:after="0"/>
+        <w:rPr>
+          <w:rFonts w:ascii="Times New Roman" w:hAnsi="Times New Roman" w:eastAsia="Times New Roman" w:cs="Times New Roman"/>
           <w:b/>
           <w:sz w:val="24"/>
           <w:szCs w:val="24"/>
         </w:rPr>
       </w:pPr>
+      <w:r>
+        <w:rPr>
+          <w:rFonts w:eastAsia="Times New Roman" w:cs="Times New Roman" w:ascii="Times New Roman" w:hAnsi="Times New Roman"/>
+          <w:b/>
+          <w:sz w:val="24"/>
+          <w:szCs w:val="24"/>
+        </w:rPr>
+      </w:r>
     </w:p>
     <w:p>
       <w:pPr>
         <w:pStyle w:val="normal1"/>
-        <w:spacing w:after="0"/>
+        <w:spacing w:lineRule="auto" w:line="240" w:before="0" w:after="0"/>
         <w:jc w:val="center"/>
         <w:rPr>
-          <w:rFonts w:ascii="Times New Roman" w:eastAsia="Times New Roman" w:hAnsi="Times New Roman" w:cs="Times New Roman"/>
+          <w:rFonts w:ascii="Times New Roman" w:hAnsi="Times New Roman" w:eastAsia="Times New Roman" w:cs="Times New Roman"/>
           <w:b/>
           <w:sz w:val="24"/>
           <w:szCs w:val="24"/>
@@ -728,7 +864,7 @@
       </w:pPr>
       <w:r>
         <w:rPr>
-          <w:rFonts w:ascii="Times New Roman" w:eastAsia="Times New Roman" w:hAnsi="Times New Roman" w:cs="Times New Roman"/>
+          <w:rFonts w:eastAsia="Times New Roman" w:cs="Times New Roman" w:ascii="Times New Roman" w:hAnsi="Times New Roman"/>
           <w:b/>
           <w:sz w:val="24"/>
           <w:szCs w:val="24"/>
@@ -739,10 +875,10 @@
     <w:p>
       <w:pPr>
         <w:pStyle w:val="normal1"/>
-        <w:spacing w:after="120"/>
+        <w:spacing w:lineRule="auto" w:line="240" w:before="0" w:after="120"/>
         <w:jc w:val="center"/>
         <w:rPr>
-          <w:rFonts w:ascii="Times New Roman" w:eastAsia="Times New Roman" w:hAnsi="Times New Roman" w:cs="Times New Roman"/>
+          <w:rFonts w:ascii="Times New Roman" w:hAnsi="Times New Roman" w:eastAsia="Times New Roman" w:cs="Times New Roman"/>
           <w:b/>
           <w:sz w:val="24"/>
           <w:szCs w:val="24"/>
@@ -750,7 +886,7 @@
       </w:pPr>
       <w:r>
         <w:rPr>
-          <w:rFonts w:ascii="Times New Roman" w:eastAsia="Times New Roman" w:hAnsi="Times New Roman" w:cs="Times New Roman"/>
+          <w:rFonts w:eastAsia="Times New Roman" w:cs="Times New Roman" w:ascii="Times New Roman" w:hAnsi="Times New Roman"/>
           <w:b/>
           <w:sz w:val="24"/>
           <w:szCs w:val="24"/>
@@ -761,28 +897,54 @@
     <w:p>
       <w:pPr>
         <w:pStyle w:val="normal1"/>
+        <w:keepNext w:val="false"/>
+        <w:keepLines w:val="false"/>
+        <w:pageBreakBefore w:val="false"/>
+        <w:widowControl/>
         <w:numPr>
           <w:ilvl w:val="0"/>
           <w:numId w:val="4"/>
         </w:numPr>
-        <w:spacing w:before="120" w:after="120"/>
-        <w:ind w:left="1066" w:hanging="357"/>
+        <w:shd w:val="clear" w:fill="auto"/>
+        <w:spacing w:lineRule="auto" w:line="240" w:before="120" w:after="120"/>
+        <w:ind w:hanging="357" w:left="1066" w:right="0"/>
         <w:jc w:val="both"/>
         <w:rPr>
-          <w:rFonts w:ascii="Times New Roman" w:eastAsia="Times New Roman" w:hAnsi="Times New Roman" w:cs="Times New Roman"/>
+          <w:rFonts w:ascii="Times New Roman" w:hAnsi="Times New Roman" w:eastAsia="Times New Roman" w:cs="Times New Roman"/>
           <w:b/>
-          <w:color w:val="000000"/>
-          <w:sz w:val="24"/>
-          <w:szCs w:val="24"/>
-        </w:rPr>
-      </w:pPr>
-      <w:r>
-        <w:rPr>
-          <w:rFonts w:ascii="Times New Roman" w:eastAsia="Times New Roman" w:hAnsi="Times New Roman" w:cs="Times New Roman"/>
+          <w:i w:val="false"/>
+          <w:i w:val="false"/>
+          <w:caps w:val="false"/>
+          <w:smallCaps w:val="false"/>
+          <w:strike w:val="false"/>
+          <w:dstrike w:val="false"/>
+          <w:color w:val="000000"/>
+          <w:position w:val="0"/>
+          <w:sz w:val="24"/>
+          <w:sz w:val="24"/>
+          <w:szCs w:val="24"/>
+          <w:u w:val="none"/>
+          <w:shd w:fill="auto" w:val="clear"/>
+          <w:vertAlign w:val="baseline"/>
+        </w:rPr>
+      </w:pPr>
+      <w:r>
+        <w:rPr>
+          <w:rFonts w:eastAsia="Times New Roman" w:cs="Times New Roman" w:ascii="Times New Roman" w:hAnsi="Times New Roman"/>
           <w:b/>
-          <w:color w:val="000000"/>
-          <w:sz w:val="24"/>
-          <w:szCs w:val="24"/>
+          <w:i w:val="false"/>
+          <w:caps w:val="false"/>
+          <w:smallCaps w:val="false"/>
+          <w:strike w:val="false"/>
+          <w:dstrike w:val="false"/>
+          <w:color w:val="000000"/>
+          <w:position w:val="0"/>
+          <w:sz w:val="24"/>
+          <w:sz w:val="24"/>
+          <w:szCs w:val="24"/>
+          <w:u w:val="none"/>
+          <w:shd w:fill="auto" w:val="clear"/>
+          <w:vertAlign w:val="baseline"/>
         </w:rPr>
         <w:t xml:space="preserve">Основной долг. </w:t>
       </w:r>
@@ -790,11 +952,11 @@
     <w:p>
       <w:pPr>
         <w:pStyle w:val="normal1"/>
-        <w:spacing w:after="120"/>
+        <w:spacing w:lineRule="auto" w:line="240" w:before="0" w:after="120"/>
         <w:ind w:firstLine="709"/>
         <w:jc w:val="both"/>
         <w:rPr>
-          <w:rFonts w:ascii="Times New Roman" w:eastAsia="Times New Roman" w:hAnsi="Times New Roman" w:cs="Times New Roman"/>
+          <w:rFonts w:ascii="Times New Roman" w:hAnsi="Times New Roman" w:eastAsia="Times New Roman" w:cs="Times New Roman"/>
           <w:b/>
           <w:sz w:val="24"/>
           <w:szCs w:val="24"/>
@@ -802,7 +964,7 @@
       </w:pPr>
       <w:r>
         <w:rPr>
-          <w:rFonts w:ascii="Times New Roman" w:eastAsia="Times New Roman" w:hAnsi="Times New Roman" w:cs="Times New Roman"/>
+          <w:rFonts w:eastAsia="Times New Roman" w:cs="Times New Roman" w:ascii="Times New Roman" w:hAnsi="Times New Roman"/>
           <w:sz w:val="24"/>
           <w:szCs w:val="24"/>
         </w:rPr>
@@ -810,7 +972,7 @@
       </w:r>
       <w:r>
         <w:rPr>
-          <w:rFonts w:ascii="Times New Roman" w:eastAsia="Times New Roman" w:hAnsi="Times New Roman" w:cs="Times New Roman"/>
+          <w:rFonts w:eastAsia="Times New Roman" w:cs="Times New Roman" w:ascii="Times New Roman" w:hAnsi="Times New Roman"/>
           <w:b/>
           <w:sz w:val="24"/>
           <w:szCs w:val="24"/>
@@ -819,26 +981,24 @@
       </w:r>
       <w:r>
         <w:rPr>
-          <w:rFonts w:ascii="Times New Roman" w:eastAsia="Times New Roman" w:hAnsi="Times New Roman" w:cs="Times New Roman"/>
-          <w:b/>
-          <w:sz w:val="24"/>
-          <w:szCs w:val="24"/>
-        </w:rPr>
-        <w:t xml:space="preserve">«МОСКОВСКАЯ ОБЪЕДИНЕННАЯ ЭНЕРГЕТИЧЕСКАЯ КОМПАНИЯ» </w:t>
-      </w:r>
-      <w:r>
-        <w:rPr>
-          <w:rFonts w:ascii="Times New Roman" w:eastAsia="Times New Roman" w:hAnsi="Times New Roman" w:cs="Times New Roman"/>
-          <w:sz w:val="24"/>
-          <w:szCs w:val="24"/>
-        </w:rPr>
-        <w:t xml:space="preserve">(далее – ПАО «МОЭК», Истец) и </w:t>
-      </w:r>
-      <w:r>
-        <w:rPr>
-          <w:rFonts w:ascii="Times New Roman" w:eastAsia="Times New Roman" w:hAnsi="Times New Roman" w:cs="Times New Roman"/>
           <w:b/>
           <w:bCs/>
+        </w:rPr>
+        <w:t>«МОСКОВСКАЯ ОБЪЕДИНЕННАЯ ЭНЕРГЕТИЧЕСКАЯ КОМПАНИЯ»</w:t>
+      </w:r>
+      <w:r>
+        <w:rPr>
+          <w:rFonts w:eastAsia="Times New Roman" w:cs="Times New Roman" w:ascii="Times New Roman" w:hAnsi="Times New Roman"/>
+          <w:sz w:val="24"/>
+          <w:szCs w:val="24"/>
+        </w:rPr>
+        <w:t xml:space="preserve"> (далее – ПАО «МОЭК», Истец) и </w:t>
+      </w:r>
+      <w:r>
+        <w:rPr>
+          <w:rFonts w:eastAsia="Times New Roman" w:cs="Times New Roman" w:ascii="Times New Roman" w:hAnsi="Times New Roman"/>
+          <w:b/>
+          <w:bCs/>
           <w:sz w:val="24"/>
           <w:szCs w:val="24"/>
         </w:rPr>
@@ -846,7 +1006,7 @@
       </w:r>
       <w:r>
         <w:rPr>
-          <w:rFonts w:ascii="Times New Roman" w:eastAsia="Times New Roman" w:hAnsi="Times New Roman" w:cs="Times New Roman"/>
+          <w:rFonts w:eastAsia="Times New Roman" w:cs="Times New Roman" w:ascii="Times New Roman" w:hAnsi="Times New Roman"/>
           <w:b/>
           <w:sz w:val="24"/>
           <w:szCs w:val="24"/>
@@ -855,7 +1015,7 @@
       </w:r>
       <w:r>
         <w:rPr>
-          <w:rFonts w:ascii="Times New Roman" w:eastAsia="Times New Roman" w:hAnsi="Times New Roman" w:cs="Times New Roman"/>
+          <w:rFonts w:eastAsia="Times New Roman" w:cs="Times New Roman" w:ascii="Times New Roman" w:hAnsi="Times New Roman"/>
           <w:sz w:val="24"/>
           <w:szCs w:val="24"/>
         </w:rPr>
@@ -863,36 +1023,27 @@
       </w:r>
       <w:r>
         <w:rPr>
-          <w:rFonts w:ascii="Times New Roman" w:eastAsia="Times New Roman" w:hAnsi="Times New Roman" w:cs="Times New Roman"/>
-          <w:color w:val="000000"/>
-          <w:sz w:val="24"/>
-          <w:szCs w:val="24"/>
-        </w:rPr>
-        <w:t>/*</w:t>
-      </w:r>
-      <w:proofErr w:type="spellStart"/>
-      <w:r>
-        <w:rPr>
-          <w:rFonts w:ascii="Times New Roman" w:eastAsia="Times New Roman" w:hAnsi="Times New Roman" w:cs="Times New Roman"/>
-          <w:color w:val="000000"/>
-          <w:sz w:val="24"/>
-          <w:szCs w:val="24"/>
-        </w:rPr>
-        <w:t>мн.ч</w:t>
-      </w:r>
-      <w:proofErr w:type="spellEnd"/>
-      <w:r>
-        <w:rPr>
-          <w:rFonts w:ascii="Times New Roman" w:eastAsia="Times New Roman" w:hAnsi="Times New Roman" w:cs="Times New Roman"/>
-          <w:color w:val="000000"/>
-          <w:sz w:val="24"/>
-          <w:szCs w:val="24"/>
-        </w:rPr>
-        <w:t>.*/</w:t>
-      </w:r>
-      <w:r>
-        <w:rPr>
-          <w:rFonts w:ascii="Times New Roman" w:eastAsia="Times New Roman" w:hAnsi="Times New Roman" w:cs="Times New Roman"/>
+          <w:rFonts w:eastAsia="Times New Roman" w:cs="Times New Roman" w:ascii="Times New Roman" w:hAnsi="Times New Roman"/>
+          <w:b w:val="false"/>
+          <w:i w:val="false"/>
+          <w:caps w:val="false"/>
+          <w:smallCaps w:val="false"/>
+          <w:strike w:val="false"/>
+          <w:dstrike w:val="false"/>
+          <w:color w:val="000000"/>
+          <w:position w:val="0"/>
+          <w:sz w:val="24"/>
+          <w:sz w:val="24"/>
+          <w:szCs w:val="24"/>
+          <w:u w:val="none"/>
+          <w:shd w:fill="auto" w:val="clear"/>
+          <w:vertAlign w:val="baseline"/>
+        </w:rPr>
+        <w:t>/*мн.ч.*/</w:t>
+      </w:r>
+      <w:r>
+        <w:rPr>
+          <w:rFonts w:eastAsia="Times New Roman" w:cs="Times New Roman" w:ascii="Times New Roman" w:hAnsi="Times New Roman"/>
           <w:sz w:val="24"/>
           <w:szCs w:val="24"/>
         </w:rPr>
@@ -901,9 +1052,18 @@
     </w:p>
     <w:tbl>
       <w:tblPr>
+        <w:tblStyle w:val="Table2"/>
         <w:tblW w:w="9308" w:type="dxa"/>
+        <w:jc w:val="left"/>
+        <w:tblInd w:w="0" w:type="dxa"/>
         <w:tblLayout w:type="fixed"/>
-        <w:tblLook w:val="0400" w:firstRow="0" w:lastRow="0" w:firstColumn="0" w:lastColumn="0" w:noHBand="0" w:noVBand="1"/>
+        <w:tblCellMar>
+          <w:top w:w="0" w:type="dxa"/>
+          <w:left w:w="108" w:type="dxa"/>
+          <w:bottom w:w="0" w:type="dxa"/>
+          <w:right w:w="108" w:type="dxa"/>
+        </w:tblCellMar>
+        <w:tblLook w:val="0400"/>
       </w:tblPr>
       <w:tblGrid>
         <w:gridCol w:w="1962"/>
@@ -914,8 +1074,8 @@
       </w:tblGrid>
       <w:tr>
         <w:trPr>
-          <w:cantSplit/>
-          <w:trHeight w:val="657"/>
+          <w:trHeight w:val="657" w:hRule="atLeast"/>
+          <w:cantSplit w:val="true"/>
         </w:trPr>
         <w:tc>
           <w:tcPr>
@@ -925,22 +1085,22 @@
               <w:left w:val="double" w:sz="2" w:space="0" w:color="000000"/>
               <w:bottom w:val="double" w:sz="2" w:space="0" w:color="000000"/>
             </w:tcBorders>
-            <w:shd w:val="clear" w:color="auto" w:fill="FFFFFF"/>
+            <w:shd w:fill="FFFFFF" w:val="clear"/>
             <w:vAlign w:val="center"/>
           </w:tcPr>
           <w:p>
             <w:pPr>
               <w:pStyle w:val="normal1"/>
-              <w:spacing w:after="0"/>
+              <w:spacing w:lineRule="auto" w:line="240" w:before="0" w:after="0"/>
               <w:jc w:val="center"/>
               <w:rPr>
-                <w:rFonts w:ascii="Times New Roman" w:eastAsia="Times New Roman" w:hAnsi="Times New Roman" w:cs="Times New Roman"/>
+                <w:rFonts w:ascii="Times New Roman" w:hAnsi="Times New Roman" w:eastAsia="Times New Roman" w:cs="Times New Roman"/>
                 <w:b/>
               </w:rPr>
             </w:pPr>
             <w:r>
               <w:rPr>
-                <w:rFonts w:ascii="Times New Roman" w:eastAsia="Times New Roman" w:hAnsi="Times New Roman" w:cs="Times New Roman"/>
+                <w:rFonts w:eastAsia="Times New Roman" w:cs="Times New Roman" w:ascii="Times New Roman" w:hAnsi="Times New Roman"/>
                 <w:b/>
               </w:rPr>
               <w:t>Реквизиты (номер) договора</w:t>
@@ -955,22 +1115,22 @@
               <w:left w:val="double" w:sz="2" w:space="0" w:color="000000"/>
               <w:bottom w:val="double" w:sz="2" w:space="0" w:color="000000"/>
             </w:tcBorders>
-            <w:shd w:val="clear" w:color="auto" w:fill="FFFFFF"/>
+            <w:shd w:fill="FFFFFF" w:val="clear"/>
             <w:vAlign w:val="center"/>
           </w:tcPr>
           <w:p>
             <w:pPr>
               <w:pStyle w:val="normal1"/>
-              <w:spacing w:after="0"/>
+              <w:spacing w:lineRule="auto" w:line="240" w:before="0" w:after="0"/>
               <w:jc w:val="center"/>
               <w:rPr>
-                <w:rFonts w:ascii="Times New Roman" w:eastAsia="Times New Roman" w:hAnsi="Times New Roman" w:cs="Times New Roman"/>
+                <w:rFonts w:ascii="Times New Roman" w:hAnsi="Times New Roman" w:eastAsia="Times New Roman" w:cs="Times New Roman"/>
                 <w:b/>
               </w:rPr>
             </w:pPr>
             <w:r>
               <w:rPr>
-                <w:rFonts w:ascii="Times New Roman" w:eastAsia="Times New Roman" w:hAnsi="Times New Roman" w:cs="Times New Roman"/>
+                <w:rFonts w:eastAsia="Times New Roman" w:cs="Times New Roman" w:ascii="Times New Roman" w:hAnsi="Times New Roman"/>
                 <w:b/>
               </w:rPr>
               <w:t>Период</w:t>
@@ -985,22 +1145,22 @@
               <w:left w:val="double" w:sz="2" w:space="0" w:color="000000"/>
               <w:bottom w:val="double" w:sz="2" w:space="0" w:color="000000"/>
             </w:tcBorders>
-            <w:shd w:val="clear" w:color="auto" w:fill="FFFFFF"/>
+            <w:shd w:fill="FFFFFF" w:val="clear"/>
             <w:vAlign w:val="center"/>
           </w:tcPr>
           <w:p>
             <w:pPr>
               <w:pStyle w:val="normal1"/>
-              <w:spacing w:after="0"/>
+              <w:spacing w:lineRule="auto" w:line="240" w:before="0" w:after="0"/>
               <w:jc w:val="center"/>
               <w:rPr>
-                <w:rFonts w:ascii="Times New Roman" w:eastAsia="Times New Roman" w:hAnsi="Times New Roman" w:cs="Times New Roman"/>
+                <w:rFonts w:ascii="Times New Roman" w:hAnsi="Times New Roman" w:eastAsia="Times New Roman" w:cs="Times New Roman"/>
                 <w:b/>
               </w:rPr>
             </w:pPr>
             <w:r>
               <w:rPr>
-                <w:rFonts w:ascii="Times New Roman" w:eastAsia="Times New Roman" w:hAnsi="Times New Roman" w:cs="Times New Roman"/>
+                <w:rFonts w:eastAsia="Times New Roman" w:cs="Times New Roman" w:ascii="Times New Roman" w:hAnsi="Times New Roman"/>
                 <w:b/>
               </w:rPr>
               <w:t>Задолженность (основной долг), руб.</w:t>
@@ -1015,22 +1175,22 @@
               <w:left w:val="double" w:sz="2" w:space="0" w:color="000000"/>
               <w:bottom w:val="double" w:sz="2" w:space="0" w:color="000000"/>
             </w:tcBorders>
-            <w:shd w:val="clear" w:color="auto" w:fill="FFFFFF"/>
+            <w:shd w:fill="FFFFFF" w:val="clear"/>
             <w:vAlign w:val="center"/>
           </w:tcPr>
           <w:p>
             <w:pPr>
               <w:pStyle w:val="normal1"/>
-              <w:spacing w:after="0"/>
+              <w:spacing w:lineRule="auto" w:line="240" w:before="0" w:after="0"/>
               <w:jc w:val="center"/>
               <w:rPr>
-                <w:rFonts w:ascii="Times New Roman" w:eastAsia="Times New Roman" w:hAnsi="Times New Roman" w:cs="Times New Roman"/>
+                <w:rFonts w:ascii="Times New Roman" w:hAnsi="Times New Roman" w:eastAsia="Times New Roman" w:cs="Times New Roman"/>
                 <w:b/>
               </w:rPr>
             </w:pPr>
             <w:r>
               <w:rPr>
-                <w:rFonts w:ascii="Times New Roman" w:eastAsia="Times New Roman" w:hAnsi="Times New Roman" w:cs="Times New Roman"/>
+                <w:rFonts w:eastAsia="Times New Roman" w:cs="Times New Roman" w:ascii="Times New Roman" w:hAnsi="Times New Roman"/>
                 <w:b/>
               </w:rPr>
               <w:t>Срок оплаты</w:t>
@@ -1046,22 +1206,22 @@
               <w:bottom w:val="double" w:sz="2" w:space="0" w:color="000000"/>
               <w:right w:val="double" w:sz="2" w:space="0" w:color="000000"/>
             </w:tcBorders>
-            <w:shd w:val="clear" w:color="auto" w:fill="FFFFFF"/>
+            <w:shd w:fill="FFFFFF" w:val="clear"/>
             <w:vAlign w:val="center"/>
           </w:tcPr>
           <w:p>
             <w:pPr>
               <w:pStyle w:val="normal1"/>
-              <w:spacing w:after="0"/>
+              <w:spacing w:lineRule="auto" w:line="240" w:before="0" w:after="0"/>
               <w:jc w:val="center"/>
               <w:rPr>
-                <w:rFonts w:ascii="Times New Roman" w:eastAsia="Times New Roman" w:hAnsi="Times New Roman" w:cs="Times New Roman"/>
+                <w:rFonts w:ascii="Times New Roman" w:hAnsi="Times New Roman" w:eastAsia="Times New Roman" w:cs="Times New Roman"/>
                 <w:b/>
               </w:rPr>
             </w:pPr>
             <w:r>
               <w:rPr>
-                <w:rFonts w:ascii="Times New Roman" w:eastAsia="Times New Roman" w:hAnsi="Times New Roman" w:cs="Times New Roman"/>
+                <w:rFonts w:eastAsia="Times New Roman" w:cs="Times New Roman" w:ascii="Times New Roman" w:hAnsi="Times New Roman"/>
                 <w:b/>
               </w:rPr>
               <w:t>Пункт договора</w:t>
@@ -1071,8 +1231,8 @@
       </w:tr>
       <w:tr>
         <w:trPr>
-          <w:cantSplit/>
-          <w:trHeight w:val="418"/>
+          <w:trHeight w:val="418" w:hRule="atLeast"/>
+          <w:cantSplit w:val="true"/>
         </w:trPr>
         <w:tc>
           <w:tcPr>
@@ -1081,19 +1241,24 @@
               <w:left w:val="double" w:sz="2" w:space="0" w:color="000000"/>
               <w:bottom w:val="double" w:sz="2" w:space="0" w:color="000000"/>
             </w:tcBorders>
-            <w:shd w:val="clear" w:color="auto" w:fill="FFFFFF"/>
+            <w:shd w:fill="FFFFFF" w:val="clear"/>
             <w:vAlign w:val="center"/>
           </w:tcPr>
           <w:p>
             <w:pPr>
               <w:pStyle w:val="normal1"/>
-              <w:spacing w:after="0"/>
+              <w:spacing w:lineRule="auto" w:line="240" w:before="0" w:after="0"/>
               <w:jc w:val="center"/>
+              <w:rPr>
+                <w:highlight w:val="none"/>
+                <w:shd w:fill="auto" w:val="clear"/>
+              </w:rPr>
             </w:pPr>
             <w:r>
               <w:rPr>
-                <w:rFonts w:ascii="Times New Roman" w:eastAsia="Times New Roman" w:hAnsi="Times New Roman" w:cs="Times New Roman"/>
-                <w:b/>
+                <w:rFonts w:eastAsia="Times New Roman" w:cs="Times New Roman" w:ascii="Times New Roman" w:hAnsi="Times New Roman"/>
+                <w:b/>
+                <w:shd w:fill="auto" w:val="clear"/>
               </w:rPr>
               <w:t>/*номер договора*/</w:t>
             </w:r>
@@ -1111,12 +1276,17 @@
           <w:p>
             <w:pPr>
               <w:pStyle w:val="normal1"/>
-              <w:spacing w:after="0"/>
+              <w:spacing w:lineRule="auto" w:line="240" w:before="0" w:after="0"/>
               <w:jc w:val="center"/>
+              <w:rPr>
+                <w:highlight w:val="none"/>
+                <w:shd w:fill="auto" w:val="clear"/>
+              </w:rPr>
             </w:pPr>
             <w:r>
               <w:rPr>
-                <w:rFonts w:ascii="Times New Roman" w:eastAsia="Times New Roman" w:hAnsi="Times New Roman" w:cs="Times New Roman"/>
+                <w:rFonts w:eastAsia="Times New Roman" w:cs="Times New Roman" w:ascii="Times New Roman" w:hAnsi="Times New Roman"/>
+                <w:shd w:fill="auto" w:val="clear"/>
               </w:rPr>
               <w:t>/*период*/</w:t>
             </w:r>
@@ -1134,12 +1304,17 @@
           <w:p>
             <w:pPr>
               <w:pStyle w:val="normal1"/>
-              <w:spacing w:after="0"/>
+              <w:spacing w:lineRule="auto" w:line="240" w:before="0" w:after="0"/>
               <w:jc w:val="center"/>
+              <w:rPr>
+                <w:highlight w:val="none"/>
+                <w:shd w:fill="auto" w:val="clear"/>
+              </w:rPr>
             </w:pPr>
             <w:r>
               <w:rPr>
-                <w:rFonts w:ascii="Times New Roman" w:eastAsia="Times New Roman" w:hAnsi="Times New Roman" w:cs="Times New Roman"/>
+                <w:rFonts w:eastAsia="Times New Roman" w:cs="Times New Roman" w:ascii="Times New Roman" w:hAnsi="Times New Roman"/>
+                <w:shd w:fill="auto" w:val="clear"/>
               </w:rPr>
               <w:t>/*задолженность*/</w:t>
             </w:r>
@@ -1152,18 +1327,23 @@
               <w:left w:val="double" w:sz="2" w:space="0" w:color="000000"/>
               <w:bottom w:val="double" w:sz="2" w:space="0" w:color="000000"/>
             </w:tcBorders>
-            <w:shd w:val="clear" w:color="auto" w:fill="FFFFFF"/>
+            <w:shd w:fill="FFFFFF" w:val="clear"/>
             <w:vAlign w:val="center"/>
           </w:tcPr>
           <w:p>
             <w:pPr>
               <w:pStyle w:val="normal1"/>
-              <w:spacing w:after="0"/>
+              <w:spacing w:lineRule="auto" w:line="240" w:before="0" w:after="0"/>
               <w:jc w:val="center"/>
+              <w:rPr>
+                <w:highlight w:val="none"/>
+                <w:shd w:fill="auto" w:val="clear"/>
+              </w:rPr>
             </w:pPr>
             <w:r>
               <w:rPr>
-                <w:rFonts w:ascii="Times New Roman" w:eastAsia="Times New Roman" w:hAnsi="Times New Roman" w:cs="Times New Roman"/>
+                <w:rFonts w:eastAsia="Times New Roman" w:cs="Times New Roman" w:ascii="Times New Roman" w:hAnsi="Times New Roman"/>
+                <w:shd w:fill="auto" w:val="clear"/>
               </w:rPr>
               <w:t>/*срок оплаты*/</w:t>
             </w:r>
@@ -1177,32 +1357,69 @@
               <w:bottom w:val="double" w:sz="2" w:space="0" w:color="000000"/>
               <w:right w:val="double" w:sz="2" w:space="0" w:color="000000"/>
             </w:tcBorders>
-            <w:shd w:val="clear" w:color="auto" w:fill="FFFFFF"/>
+            <w:shd w:fill="FFFFFF" w:val="clear"/>
             <w:vAlign w:val="center"/>
           </w:tcPr>
           <w:p>
             <w:pPr>
               <w:pStyle w:val="normal1"/>
-              <w:spacing w:after="0"/>
-              <w:ind w:left="720" w:hanging="360"/>
+              <w:keepNext w:val="false"/>
+              <w:keepLines w:val="false"/>
+              <w:widowControl/>
+              <w:shd w:val="clear" w:fill="auto"/>
+              <w:spacing w:lineRule="auto" w:line="240" w:before="0" w:after="0"/>
+              <w:ind w:hanging="360" w:left="720" w:right="0"/>
               <w:jc w:val="both"/>
+              <w:rPr>
+                <w:highlight w:val="none"/>
+                <w:shd w:fill="auto" w:val="clear"/>
+              </w:rPr>
             </w:pPr>
             <w:r>
               <w:rPr>
-                <w:rFonts w:ascii="Times New Roman" w:eastAsia="Times New Roman" w:hAnsi="Times New Roman" w:cs="Times New Roman"/>
+                <w:rFonts w:eastAsia="Times New Roman" w:cs="Times New Roman" w:ascii="Times New Roman" w:hAnsi="Times New Roman"/>
+                <w:b w:val="false"/>
+                <w:i w:val="false"/>
+                <w:caps w:val="false"/>
+                <w:smallCaps w:val="false"/>
+                <w:strike w:val="false"/>
+                <w:dstrike w:val="false"/>
                 <w:color w:val="000000"/>
+                <w:position w:val="0"/>
+                <w:sz w:val="24"/>
                 <w:sz w:val="24"/>
                 <w:szCs w:val="24"/>
-              </w:rPr>
-              <w:t xml:space="preserve"> /*пункт*/</w:t>
+                <w:shd w:fill="auto" w:val="clear"/>
+                <w:vertAlign w:val="baseline"/>
+              </w:rPr>
+              <w:t xml:space="preserve"> </w:t>
+            </w:r>
+            <w:r>
+              <w:rPr>
+                <w:rFonts w:eastAsia="Times New Roman" w:cs="Times New Roman" w:ascii="Times New Roman" w:hAnsi="Times New Roman"/>
+                <w:b w:val="false"/>
+                <w:i w:val="false"/>
+                <w:caps w:val="false"/>
+                <w:smallCaps w:val="false"/>
+                <w:strike w:val="false"/>
+                <w:dstrike w:val="false"/>
+                <w:color w:val="000000"/>
+                <w:position w:val="0"/>
+                <w:sz w:val="24"/>
+                <w:sz w:val="24"/>
+                <w:szCs w:val="24"/>
+                <w:shd w:fill="auto" w:val="clear"/>
+                <w:vertAlign w:val="baseline"/>
+              </w:rPr>
+              <w:t>/*пункт*/</w:t>
             </w:r>
           </w:p>
         </w:tc>
       </w:tr>
       <w:tr>
         <w:trPr>
-          <w:cantSplit/>
-          <w:trHeight w:val="276"/>
+          <w:trHeight w:val="276" w:hRule="atLeast"/>
+          <w:cantSplit w:val="true"/>
         </w:trPr>
         <w:tc>
           <w:tcPr>
@@ -1212,22 +1429,22 @@
               <w:left w:val="double" w:sz="2" w:space="0" w:color="000000"/>
               <w:bottom w:val="double" w:sz="2" w:space="0" w:color="000000"/>
             </w:tcBorders>
-            <w:shd w:val="clear" w:color="auto" w:fill="FFFFFF"/>
+            <w:shd w:fill="FFFFFF" w:val="clear"/>
             <w:vAlign w:val="center"/>
           </w:tcPr>
           <w:p>
             <w:pPr>
               <w:pStyle w:val="normal1"/>
-              <w:spacing w:after="0"/>
+              <w:spacing w:lineRule="auto" w:line="240" w:before="0" w:after="0"/>
               <w:jc w:val="right"/>
               <w:rPr>
-                <w:rFonts w:ascii="Times New Roman" w:eastAsia="Times New Roman" w:hAnsi="Times New Roman" w:cs="Times New Roman"/>
+                <w:rFonts w:ascii="Times New Roman" w:hAnsi="Times New Roman" w:eastAsia="Times New Roman" w:cs="Times New Roman"/>
                 <w:b/>
               </w:rPr>
             </w:pPr>
             <w:r>
               <w:rPr>
-                <w:rFonts w:ascii="Times New Roman" w:eastAsia="Times New Roman" w:hAnsi="Times New Roman" w:cs="Times New Roman"/>
+                <w:rFonts w:eastAsia="Times New Roman" w:cs="Times New Roman" w:ascii="Times New Roman" w:hAnsi="Times New Roman"/>
                 <w:b/>
               </w:rPr>
               <w:t>Сумма:</w:t>
@@ -1241,22 +1458,22 @@
               <w:left w:val="double" w:sz="2" w:space="0" w:color="000000"/>
               <w:bottom w:val="double" w:sz="2" w:space="0" w:color="000000"/>
             </w:tcBorders>
-            <w:shd w:val="clear" w:color="auto" w:fill="FFFFFF"/>
+            <w:shd w:fill="FFFFFF" w:val="clear"/>
             <w:vAlign w:val="center"/>
           </w:tcPr>
           <w:p>
             <w:pPr>
               <w:pStyle w:val="normal1"/>
-              <w:spacing w:after="0"/>
+              <w:spacing w:lineRule="auto" w:line="240" w:before="0" w:after="0"/>
               <w:jc w:val="center"/>
               <w:rPr>
-                <w:rFonts w:ascii="Times New Roman" w:eastAsia="Times New Roman" w:hAnsi="Times New Roman" w:cs="Times New Roman"/>
+                <w:rFonts w:ascii="Times New Roman" w:hAnsi="Times New Roman" w:eastAsia="Times New Roman" w:cs="Times New Roman"/>
                 <w:b/>
               </w:rPr>
             </w:pPr>
             <w:r>
               <w:rPr>
-                <w:rFonts w:ascii="Times New Roman" w:eastAsia="Times New Roman" w:hAnsi="Times New Roman" w:cs="Times New Roman"/>
+                <w:rFonts w:eastAsia="Times New Roman" w:cs="Times New Roman" w:ascii="Times New Roman" w:hAnsi="Times New Roman"/>
                 <w:b/>
               </w:rPr>
               <w:t>/*сумма долга*/</w:t>
@@ -1272,18 +1489,24 @@
               <w:bottom w:val="double" w:sz="2" w:space="0" w:color="000000"/>
               <w:right w:val="double" w:sz="2" w:space="0" w:color="000000"/>
             </w:tcBorders>
-            <w:shd w:val="clear" w:color="auto" w:fill="FFFFFF"/>
+            <w:shd w:fill="FFFFFF" w:val="clear"/>
           </w:tcPr>
           <w:p>
             <w:pPr>
               <w:pStyle w:val="normal1"/>
-              <w:spacing w:after="0"/>
+              <w:spacing w:lineRule="auto" w:line="240" w:before="0" w:after="0"/>
               <w:jc w:val="center"/>
               <w:rPr>
-                <w:rFonts w:ascii="Times New Roman" w:eastAsia="Times New Roman" w:hAnsi="Times New Roman" w:cs="Times New Roman"/>
+                <w:rFonts w:ascii="Times New Roman" w:hAnsi="Times New Roman" w:eastAsia="Times New Roman" w:cs="Times New Roman"/>
                 <w:b/>
               </w:rPr>
             </w:pPr>
+            <w:r>
+              <w:rPr>
+                <w:rFonts w:eastAsia="Times New Roman" w:cs="Times New Roman" w:ascii="Times New Roman" w:hAnsi="Times New Roman"/>
+                <w:b/>
+              </w:rPr>
+            </w:r>
           </w:p>
         </w:tc>
       </w:tr>
@@ -1291,403 +1514,635 @@
     <w:p>
       <w:pPr>
         <w:pStyle w:val="normal1"/>
-        <w:spacing w:before="120" w:after="0"/>
+        <w:keepNext w:val="false"/>
+        <w:keepLines w:val="false"/>
+        <w:pageBreakBefore w:val="false"/>
+        <w:widowControl/>
+        <w:shd w:val="clear" w:fill="auto"/>
+        <w:spacing w:lineRule="auto" w:line="240" w:before="120" w:after="0"/>
+        <w:ind w:firstLine="709" w:left="0" w:right="0"/>
+        <w:jc w:val="both"/>
+        <w:rPr>
+          <w:rFonts w:ascii="Times New Roman" w:hAnsi="Times New Roman" w:eastAsia="Times New Roman" w:cs="Times New Roman"/>
+          <w:b w:val="false"/>
+          <w:i w:val="false"/>
+          <w:i w:val="false"/>
+          <w:caps w:val="false"/>
+          <w:smallCaps w:val="false"/>
+          <w:strike w:val="false"/>
+          <w:dstrike w:val="false"/>
+          <w:color w:val="000000"/>
+          <w:position w:val="0"/>
+          <w:sz w:val="24"/>
+          <w:sz w:val="24"/>
+          <w:szCs w:val="24"/>
+          <w:u w:val="none"/>
+          <w:shd w:fill="auto" w:val="clear"/>
+          <w:vertAlign w:val="baseline"/>
+        </w:rPr>
+      </w:pPr>
+      <w:r>
+        <w:rPr>
+          <w:rFonts w:eastAsia="Times New Roman" w:cs="Times New Roman" w:ascii="Times New Roman" w:hAnsi="Times New Roman"/>
+          <w:b w:val="false"/>
+          <w:i w:val="false"/>
+          <w:caps w:val="false"/>
+          <w:smallCaps w:val="false"/>
+          <w:strike w:val="false"/>
+          <w:dstrike w:val="false"/>
+          <w:color w:val="000000"/>
+          <w:position w:val="0"/>
+          <w:sz w:val="24"/>
+          <w:sz w:val="24"/>
+          <w:szCs w:val="24"/>
+          <w:u w:val="none"/>
+          <w:shd w:fill="auto" w:val="clear"/>
+          <w:vertAlign w:val="baseline"/>
+        </w:rPr>
+        <w:t>Поставка (подача) ресурсов производилась на условиях, определенных /*мн.ч.*/, за плату согласно действующим тарифам.</w:t>
+      </w:r>
+    </w:p>
+    <w:p>
+      <w:pPr>
+        <w:pStyle w:val="normal1"/>
+        <w:keepNext w:val="false"/>
+        <w:keepLines w:val="false"/>
+        <w:pageBreakBefore w:val="false"/>
+        <w:widowControl/>
+        <w:shd w:val="clear" w:fill="auto"/>
+        <w:spacing w:lineRule="auto" w:line="240" w:before="0" w:after="0"/>
+        <w:ind w:firstLine="709" w:left="0" w:right="0"/>
+        <w:jc w:val="both"/>
+        <w:rPr>
+          <w:rFonts w:ascii="Times New Roman" w:hAnsi="Times New Roman" w:eastAsia="Times New Roman" w:cs="Times New Roman"/>
+          <w:b w:val="false"/>
+          <w:i w:val="false"/>
+          <w:i w:val="false"/>
+          <w:caps w:val="false"/>
+          <w:smallCaps w:val="false"/>
+          <w:strike w:val="false"/>
+          <w:dstrike w:val="false"/>
+          <w:color w:val="000000"/>
+          <w:position w:val="0"/>
+          <w:sz w:val="24"/>
+          <w:sz w:val="24"/>
+          <w:szCs w:val="24"/>
+          <w:u w:val="none"/>
+          <w:shd w:fill="auto" w:val="clear"/>
+          <w:vertAlign w:val="baseline"/>
+        </w:rPr>
+      </w:pPr>
+      <w:r>
+        <w:rPr>
+          <w:rFonts w:eastAsia="Times New Roman" w:cs="Times New Roman" w:ascii="Times New Roman" w:hAnsi="Times New Roman"/>
+          <w:b w:val="false"/>
+          <w:i w:val="false"/>
+          <w:caps w:val="false"/>
+          <w:smallCaps w:val="false"/>
+          <w:strike w:val="false"/>
+          <w:dstrike w:val="false"/>
+          <w:color w:val="000000"/>
+          <w:position w:val="0"/>
+          <w:sz w:val="24"/>
+          <w:sz w:val="24"/>
+          <w:szCs w:val="24"/>
+          <w:u w:val="none"/>
+          <w:shd w:fill="auto" w:val="clear"/>
+          <w:vertAlign w:val="baseline"/>
+        </w:rPr>
+        <w:t>/*истец сокращенное имя*/ свои обязательства по /*мн.ч.2*/ исполнило в полном объеме, поставив ресурсы (</w:t>
+      </w:r>
+      <w:r>
+        <w:rPr>
+          <w:rFonts w:eastAsia="Times New Roman" w:cs="Times New Roman" w:ascii="Times New Roman" w:hAnsi="Times New Roman"/>
+          <w:sz w:val="24"/>
+          <w:szCs w:val="24"/>
+        </w:rPr>
+        <w:t>/*тип договора*/</w:t>
+      </w:r>
+      <w:r>
+        <w:rPr>
+          <w:rFonts w:eastAsia="Times New Roman" w:cs="Times New Roman" w:ascii="Times New Roman" w:hAnsi="Times New Roman"/>
+          <w:b w:val="false"/>
+          <w:i w:val="false"/>
+          <w:caps w:val="false"/>
+          <w:smallCaps w:val="false"/>
+          <w:strike w:val="false"/>
+          <w:dstrike w:val="false"/>
+          <w:color w:val="000000"/>
+          <w:position w:val="0"/>
+          <w:sz w:val="24"/>
+          <w:sz w:val="24"/>
+          <w:szCs w:val="24"/>
+          <w:u w:val="none"/>
+          <w:shd w:fill="auto" w:val="clear"/>
+          <w:vertAlign w:val="baseline"/>
+        </w:rPr>
+        <w:t xml:space="preserve">) в соответствии с принятыми на себя обязательствами. Точки поставки (адреса) указаны в /*мн.ч.3*/. </w:t>
+      </w:r>
+    </w:p>
+    <w:p>
+      <w:pPr>
+        <w:pStyle w:val="normal1"/>
+        <w:keepNext w:val="false"/>
+        <w:keepLines w:val="false"/>
+        <w:pageBreakBefore w:val="false"/>
+        <w:widowControl/>
+        <w:shd w:val="clear" w:fill="auto"/>
+        <w:spacing w:lineRule="auto" w:line="240" w:before="0" w:after="0"/>
+        <w:ind w:firstLine="709" w:left="0" w:right="0"/>
+        <w:jc w:val="both"/>
+        <w:rPr>
+          <w:rFonts w:ascii="Times New Roman" w:hAnsi="Times New Roman" w:eastAsia="Times New Roman" w:cs="Times New Roman"/>
+          <w:b w:val="false"/>
+          <w:i w:val="false"/>
+          <w:i w:val="false"/>
+          <w:caps w:val="false"/>
+          <w:smallCaps w:val="false"/>
+          <w:strike w:val="false"/>
+          <w:dstrike w:val="false"/>
+          <w:color w:val="000000"/>
+          <w:position w:val="0"/>
+          <w:sz w:val="24"/>
+          <w:sz w:val="24"/>
+          <w:szCs w:val="24"/>
+          <w:u w:val="none"/>
+          <w:shd w:fill="auto" w:val="clear"/>
+          <w:vertAlign w:val="baseline"/>
+        </w:rPr>
+      </w:pPr>
+      <w:r>
+        <w:rPr>
+          <w:rFonts w:eastAsia="Times New Roman" w:cs="Times New Roman" w:ascii="Times New Roman" w:hAnsi="Times New Roman"/>
+          <w:b w:val="false"/>
+          <w:i w:val="false"/>
+          <w:caps w:val="false"/>
+          <w:smallCaps w:val="false"/>
+          <w:strike w:val="false"/>
+          <w:dstrike w:val="false"/>
+          <w:color w:val="000000"/>
+          <w:position w:val="0"/>
+          <w:sz w:val="24"/>
+          <w:sz w:val="24"/>
+          <w:szCs w:val="24"/>
+          <w:u w:val="none"/>
+          <w:shd w:fill="auto" w:val="clear"/>
+          <w:vertAlign w:val="baseline"/>
+        </w:rPr>
+        <w:t xml:space="preserve">В соответствии с условиями /*мн.ч.4*/ в период, указанный в соответствующей графе вышеизложенной таблицы (далее – Период), Истец поставил Ответчику через присоединенную сеть в соответствии с /*мн.ч.*/ /*тип договора*/, а Ответчик, соответственно, обязан оплатить полученные ресурсы на основании /*мн.ч.5*/ и установленных тарифов для соответствующих групп потребителей. </w:t>
+      </w:r>
+    </w:p>
+    <w:p>
+      <w:pPr>
+        <w:pStyle w:val="normal1"/>
+        <w:keepNext w:val="false"/>
+        <w:keepLines w:val="false"/>
+        <w:pageBreakBefore w:val="false"/>
+        <w:widowControl w:val="false"/>
+        <w:shd w:val="clear" w:fill="auto"/>
+        <w:tabs>
+          <w:tab w:val="clear" w:pos="720"/>
+          <w:tab w:val="left" w:pos="1136" w:leader="none"/>
+        </w:tabs>
+        <w:spacing w:lineRule="auto" w:line="240" w:before="0" w:after="0"/>
+        <w:ind w:firstLine="709" w:left="0" w:right="0"/>
+        <w:jc w:val="both"/>
+        <w:rPr/>
+      </w:pPr>
+      <w:r>
+        <w:rPr>
+          <w:rFonts w:eastAsia="Times New Roman" w:cs="Times New Roman" w:ascii="Times New Roman" w:hAnsi="Times New Roman"/>
+          <w:b w:val="false"/>
+          <w:i w:val="false"/>
+          <w:caps w:val="false"/>
+          <w:smallCaps w:val="false"/>
+          <w:strike w:val="false"/>
+          <w:dstrike w:val="false"/>
+          <w:color w:val="000000"/>
+          <w:position w:val="0"/>
+          <w:sz w:val="24"/>
+          <w:sz w:val="24"/>
+          <w:szCs w:val="24"/>
+          <w:u w:val="none"/>
+          <w:shd w:fill="auto" w:val="clear"/>
+          <w:vertAlign w:val="baseline"/>
+        </w:rPr>
+        <w:t xml:space="preserve">За Ответчиком по /*мн.ч.6*/ образовалась задолженность </w:t>
+        <w:br/>
+        <w:t xml:space="preserve">за потребленные ресурсы (/*поставляемые ресурсы3*/) в сумме </w:t>
+      </w:r>
+      <w:r>
+        <w:rPr>
+          <w:rFonts w:eastAsia="Times New Roman" w:cs="Times New Roman" w:ascii="Times New Roman" w:hAnsi="Times New Roman"/>
+          <w:b/>
+          <w:sz w:val="24"/>
+          <w:szCs w:val="24"/>
+        </w:rPr>
+        <w:t xml:space="preserve">/*сумма долга*/ </w:t>
+      </w:r>
+      <w:r>
+        <w:rPr>
+          <w:rFonts w:eastAsia="Times New Roman" w:cs="Times New Roman" w:ascii="Times New Roman" w:hAnsi="Times New Roman"/>
+          <w:b w:val="false"/>
+          <w:i w:val="false"/>
+          <w:caps w:val="false"/>
+          <w:smallCaps w:val="false"/>
+          <w:strike w:val="false"/>
+          <w:dstrike w:val="false"/>
+          <w:color w:val="000000"/>
+          <w:position w:val="0"/>
+          <w:sz w:val="24"/>
+          <w:sz w:val="24"/>
+          <w:szCs w:val="24"/>
+          <w:u w:val="none"/>
+          <w:shd w:fill="auto" w:val="clear"/>
+          <w:vertAlign w:val="baseline"/>
+        </w:rPr>
+        <w:t>рублей</w:t>
+      </w:r>
+      <w:r>
+        <w:rPr>
+          <w:rFonts w:eastAsia="Times New Roman" w:cs="Times New Roman" w:ascii="Times New Roman" w:hAnsi="Times New Roman"/>
+          <w:b/>
+          <w:i w:val="false"/>
+          <w:caps w:val="false"/>
+          <w:smallCaps w:val="false"/>
+          <w:strike w:val="false"/>
+          <w:dstrike w:val="false"/>
+          <w:color w:val="000000"/>
+          <w:position w:val="0"/>
+          <w:sz w:val="24"/>
+          <w:sz w:val="24"/>
+          <w:szCs w:val="24"/>
+          <w:u w:val="none"/>
+          <w:shd w:fill="auto" w:val="clear"/>
+          <w:vertAlign w:val="baseline"/>
+        </w:rPr>
+        <w:t xml:space="preserve"> </w:t>
+      </w:r>
+      <w:r>
+        <w:rPr>
+          <w:rFonts w:eastAsia="Times New Roman" w:cs="Times New Roman" w:ascii="Times New Roman" w:hAnsi="Times New Roman"/>
+          <w:b w:val="false"/>
+          <w:i w:val="false"/>
+          <w:caps w:val="false"/>
+          <w:smallCaps w:val="false"/>
+          <w:strike w:val="false"/>
+          <w:dstrike w:val="false"/>
+          <w:color w:val="000000"/>
+          <w:position w:val="0"/>
+          <w:sz w:val="24"/>
+          <w:sz w:val="24"/>
+          <w:szCs w:val="24"/>
+          <w:u w:val="none"/>
+          <w:shd w:fill="auto" w:val="clear"/>
+          <w:vertAlign w:val="baseline"/>
+        </w:rPr>
+        <w:t>за указанный выше Период.</w:t>
+      </w:r>
+    </w:p>
+    <w:p>
+      <w:pPr>
+        <w:pStyle w:val="normal1"/>
+        <w:keepNext w:val="false"/>
+        <w:keepLines w:val="false"/>
+        <w:pageBreakBefore w:val="false"/>
+        <w:widowControl w:val="false"/>
+        <w:shd w:val="clear" w:fill="auto"/>
+        <w:tabs>
+          <w:tab w:val="clear" w:pos="720"/>
+          <w:tab w:val="left" w:pos="1136" w:leader="none"/>
+        </w:tabs>
+        <w:spacing w:lineRule="auto" w:line="240" w:before="0" w:after="0"/>
+        <w:ind w:firstLine="709" w:left="0" w:right="0"/>
+        <w:jc w:val="both"/>
+        <w:rPr>
+          <w:rFonts w:ascii="Times New Roman" w:hAnsi="Times New Roman"/>
+          <w:sz w:val="24"/>
+          <w:szCs w:val="24"/>
+        </w:rPr>
+      </w:pPr>
+      <w:r>
+        <w:rPr>
+          <w:rFonts w:ascii="Times New Roman" w:hAnsi="Times New Roman"/>
+          <w:sz w:val="24"/>
+          <w:szCs w:val="24"/>
+        </w:rPr>
+        <w:t xml:space="preserve"> </w:t>
+      </w:r>
+      <w:r>
+        <w:rPr>
+          <w:rFonts w:eastAsia="Times New Roman" w:cs="Times New Roman" w:ascii="Times New Roman" w:hAnsi="Times New Roman"/>
+          <w:sz w:val="24"/>
+          <w:szCs w:val="24"/>
+        </w:rPr>
+        <w:t xml:space="preserve">/*мн.ч.*/ </w:t>
+      </w:r>
+      <w:r>
+        <w:rPr>
+          <w:rFonts w:eastAsia="Times New Roman" w:cs="Times New Roman" w:ascii="Times New Roman" w:hAnsi="Times New Roman"/>
+          <w:sz w:val="24"/>
+          <w:szCs w:val="24"/>
+          <w:shd w:fill="auto" w:val="clear"/>
+        </w:rPr>
+        <w:t xml:space="preserve">/*список разделов*/ </w:t>
+      </w:r>
+      <w:r>
+        <w:rPr>
+          <w:rFonts w:eastAsia="Times New Roman" w:cs="Times New Roman" w:ascii="Times New Roman" w:hAnsi="Times New Roman"/>
+          <w:b w:val="false"/>
+          <w:i w:val="false"/>
+          <w:caps w:val="false"/>
+          <w:smallCaps w:val="false"/>
+          <w:strike w:val="false"/>
+          <w:dstrike w:val="false"/>
+          <w:color w:val="000000"/>
+          <w:position w:val="0"/>
+          <w:sz w:val="24"/>
+          <w:sz w:val="24"/>
+          <w:szCs w:val="24"/>
+          <w:u w:val="none"/>
+          <w:shd w:fill="auto" w:val="clear"/>
+          <w:vertAlign w:val="baseline"/>
+        </w:rPr>
+        <w:t xml:space="preserve">определены порядок и сроки взаиморасчетов за потребленные ресурсы, которые существенно нарушены Ответчиком. </w:t>
+      </w:r>
+    </w:p>
+    <w:p>
+      <w:pPr>
+        <w:pStyle w:val="normal1"/>
+        <w:keepNext w:val="false"/>
+        <w:keepLines w:val="false"/>
+        <w:pageBreakBefore w:val="false"/>
+        <w:widowControl/>
+        <w:shd w:val="clear" w:fill="auto"/>
+        <w:spacing w:lineRule="auto" w:line="240" w:before="0" w:after="0"/>
+        <w:ind w:firstLine="709" w:left="0" w:right="0"/>
+        <w:jc w:val="both"/>
+        <w:rPr>
+          <w:rFonts w:ascii="Times New Roman" w:hAnsi="Times New Roman"/>
+        </w:rPr>
+      </w:pPr>
+      <w:r>
+        <w:rPr>
+          <w:rFonts w:eastAsia="Times New Roman" w:cs="Times New Roman" w:ascii="Times New Roman" w:hAnsi="Times New Roman"/>
+          <w:b w:val="false"/>
+          <w:i w:val="false"/>
+          <w:caps w:val="false"/>
+          <w:smallCaps w:val="false"/>
+          <w:strike w:val="false"/>
+          <w:dstrike w:val="false"/>
+          <w:color w:val="000000"/>
+          <w:position w:val="0"/>
+          <w:sz w:val="24"/>
+          <w:sz w:val="24"/>
+          <w:szCs w:val="24"/>
+          <w:u w:val="none"/>
+          <w:shd w:fill="auto" w:val="clear"/>
+          <w:vertAlign w:val="baseline"/>
+        </w:rPr>
+        <w:t>Факт поставки /*поставляемые ресурсы2*/ в указанном в настоящем Иске количестве подтверждается соответствующими документами, прилагаемыми к настоящему иску, в том числе: актами приема-передачи энергоресурсов, счетами на оплату, счетами-фактурами.</w:t>
+      </w:r>
+    </w:p>
+    <w:p>
+      <w:pPr>
+        <w:pStyle w:val="normal1"/>
+        <w:keepNext w:val="false"/>
+        <w:keepLines w:val="false"/>
+        <w:pageBreakBefore w:val="false"/>
+        <w:widowControl/>
+        <w:shd w:val="clear" w:fill="auto"/>
+        <w:spacing w:lineRule="auto" w:line="240" w:before="0" w:after="0"/>
+        <w:ind w:firstLine="709" w:left="0" w:right="0"/>
+        <w:jc w:val="both"/>
+        <w:rPr>
+          <w:rFonts w:ascii="Times New Roman" w:hAnsi="Times New Roman" w:eastAsia="Times New Roman" w:cs="Times New Roman"/>
+          <w:b w:val="false"/>
+          <w:i w:val="false"/>
+          <w:i w:val="false"/>
+          <w:caps w:val="false"/>
+          <w:smallCaps w:val="false"/>
+          <w:strike w:val="false"/>
+          <w:dstrike w:val="false"/>
+          <w:color w:val="000000"/>
+          <w:position w:val="0"/>
+          <w:sz w:val="24"/>
+          <w:sz w:val="24"/>
+          <w:szCs w:val="24"/>
+          <w:u w:val="none"/>
+          <w:shd w:fill="auto" w:val="clear"/>
+          <w:vertAlign w:val="baseline"/>
+        </w:rPr>
+      </w:pPr>
+      <w:r>
+        <w:rPr>
+          <w:rFonts w:eastAsia="Times New Roman" w:cs="Times New Roman" w:ascii="Times New Roman" w:hAnsi="Times New Roman"/>
+          <w:b w:val="false"/>
+          <w:i w:val="false"/>
+          <w:caps w:val="false"/>
+          <w:smallCaps w:val="false"/>
+          <w:strike w:val="false"/>
+          <w:dstrike w:val="false"/>
+          <w:color w:val="000000"/>
+          <w:position w:val="0"/>
+          <w:sz w:val="24"/>
+          <w:sz w:val="24"/>
+          <w:szCs w:val="24"/>
+          <w:u w:val="none"/>
+          <w:shd w:fill="auto" w:val="clear"/>
+          <w:vertAlign w:val="baseline"/>
+        </w:rPr>
+        <w:t>Таким образом, Истец свои обязательства по /*мн.ч.2*/ исполнил надлежащим образом и в полном объеме, поставив Ответчику /*поставляемые ресурсы3*/ в соответствии с принятыми на себя обязательствами в отношении количества, качества и сроков их поставки. Ответчик оплату в полном размере не произвел.</w:t>
+      </w:r>
+    </w:p>
+    <w:p>
+      <w:pPr>
+        <w:pStyle w:val="NoSpacing"/>
+        <w:pageBreakBefore w:val="false"/>
         <w:ind w:firstLine="709"/>
         <w:jc w:val="both"/>
         <w:rPr>
-          <w:rFonts w:ascii="Times New Roman" w:eastAsia="Times New Roman" w:hAnsi="Times New Roman" w:cs="Times New Roman"/>
-          <w:color w:val="000000"/>
-          <w:sz w:val="24"/>
-          <w:szCs w:val="24"/>
-        </w:rPr>
-      </w:pPr>
-      <w:r>
-        <w:rPr>
-          <w:rFonts w:ascii="Times New Roman" w:eastAsia="Times New Roman" w:hAnsi="Times New Roman" w:cs="Times New Roman"/>
-          <w:color w:val="000000"/>
-          <w:sz w:val="24"/>
-          <w:szCs w:val="24"/>
-        </w:rPr>
-        <w:t>Поставка (подача) ресурсов производилась на условиях, определенных /*</w:t>
-      </w:r>
-      <w:proofErr w:type="spellStart"/>
-      <w:r>
-        <w:rPr>
-          <w:rFonts w:ascii="Times New Roman" w:eastAsia="Times New Roman" w:hAnsi="Times New Roman" w:cs="Times New Roman"/>
-          <w:color w:val="000000"/>
-          <w:sz w:val="24"/>
-          <w:szCs w:val="24"/>
-        </w:rPr>
-        <w:t>мн.ч</w:t>
-      </w:r>
-      <w:proofErr w:type="spellEnd"/>
-      <w:r>
-        <w:rPr>
-          <w:rFonts w:ascii="Times New Roman" w:eastAsia="Times New Roman" w:hAnsi="Times New Roman" w:cs="Times New Roman"/>
-          <w:color w:val="000000"/>
-          <w:sz w:val="24"/>
-          <w:szCs w:val="24"/>
-        </w:rPr>
-        <w:t>.*/, за плату согласно действующим тарифам.</w:t>
+          <w:rFonts w:ascii="Times New Roman" w:hAnsi="Times New Roman" w:cs="Times New Roman"/>
+          <w:sz w:val="24"/>
+          <w:szCs w:val="24"/>
+        </w:rPr>
+      </w:pPr>
+      <w:r>
+        <w:rPr>
+          <w:rFonts w:eastAsia="Times New Roman" w:cs="Times New Roman" w:ascii="Times New Roman" w:hAnsi="Times New Roman"/>
+          <w:b w:val="false"/>
+          <w:i w:val="false"/>
+          <w:caps w:val="false"/>
+          <w:smallCaps w:val="false"/>
+          <w:strike w:val="false"/>
+          <w:dstrike w:val="false"/>
+          <w:color w:val="000000"/>
+          <w:position w:val="0"/>
+          <w:sz w:val="24"/>
+          <w:sz w:val="24"/>
+          <w:szCs w:val="24"/>
+          <w:u w:val="none"/>
+          <w:shd w:fill="auto" w:val="clear"/>
+          <w:vertAlign w:val="baseline"/>
+        </w:rPr>
+        <w:t>В соответствии с п. 1 ст. 539 Гражданского кодекса Российской Федерации (далее – «ГК РФ») по договору энергоснабжения энергоснабжающая организация обязуется подавать абоненту (потребителю) через присоединенную сеть энергию, а абонент обязуется оплачивать принятую энергию, а также соблюдать предусмотренный договором режим ее потребления, обеспечивать безопасность эксплуатации находящихся в его ведении энергетических сетей и исправность используемых им приборов и оборудования, связанных с потреблением энергии.</w:t>
       </w:r>
     </w:p>
     <w:p>
       <w:pPr>
         <w:pStyle w:val="normal1"/>
-        <w:spacing w:after="0"/>
-        <w:ind w:firstLine="709"/>
+        <w:keepNext w:val="false"/>
+        <w:keepLines w:val="false"/>
+        <w:pageBreakBefore w:val="false"/>
+        <w:widowControl/>
+        <w:shd w:val="clear" w:fill="auto"/>
+        <w:spacing w:lineRule="auto" w:line="240" w:before="0" w:after="0"/>
+        <w:ind w:firstLine="709" w:left="0" w:right="0"/>
         <w:jc w:val="both"/>
         <w:rPr>
-          <w:rFonts w:ascii="Times New Roman" w:eastAsia="Times New Roman" w:hAnsi="Times New Roman" w:cs="Times New Roman"/>
-          <w:color w:val="000000"/>
-          <w:sz w:val="24"/>
-          <w:szCs w:val="24"/>
-        </w:rPr>
-      </w:pPr>
-      <w:r>
-        <w:rPr>
-          <w:rFonts w:ascii="Times New Roman" w:eastAsia="Times New Roman" w:hAnsi="Times New Roman" w:cs="Times New Roman"/>
-          <w:color w:val="000000"/>
-          <w:sz w:val="24"/>
-          <w:szCs w:val="24"/>
-        </w:rPr>
-        <w:t>/*истец сокращенное имя*/ свои обязательства по /*мн.ч.2*/ исполнило в полном объеме, поставив ресурсы (</w:t>
-      </w:r>
-      <w:r>
-        <w:rPr>
-          <w:rFonts w:ascii="Times New Roman" w:eastAsia="Times New Roman" w:hAnsi="Times New Roman" w:cs="Times New Roman"/>
-          <w:sz w:val="24"/>
-          <w:szCs w:val="24"/>
-        </w:rPr>
-        <w:t>/*тип договора*/</w:t>
-      </w:r>
-      <w:r>
-        <w:rPr>
-          <w:rFonts w:ascii="Times New Roman" w:eastAsia="Times New Roman" w:hAnsi="Times New Roman" w:cs="Times New Roman"/>
-          <w:color w:val="000000"/>
-          <w:sz w:val="24"/>
-          <w:szCs w:val="24"/>
-        </w:rPr>
-        <w:t xml:space="preserve">) в соответствии с принятыми на себя обязательствами. Точки поставки (адреса) указаны в /*мн.ч.3*/. </w:t>
+          <w:rFonts w:ascii="Times New Roman" w:hAnsi="Times New Roman" w:eastAsia="Times New Roman" w:cs="Times New Roman"/>
+          <w:b w:val="false"/>
+          <w:i w:val="false"/>
+          <w:i w:val="false"/>
+          <w:caps w:val="false"/>
+          <w:smallCaps w:val="false"/>
+          <w:strike w:val="false"/>
+          <w:dstrike w:val="false"/>
+          <w:color w:val="000000"/>
+          <w:position w:val="0"/>
+          <w:sz w:val="24"/>
+          <w:sz w:val="24"/>
+          <w:szCs w:val="24"/>
+          <w:u w:val="none"/>
+          <w:shd w:fill="auto" w:val="clear"/>
+          <w:vertAlign w:val="baseline"/>
+        </w:rPr>
+      </w:pPr>
+      <w:r>
+        <w:rPr>
+          <w:rFonts w:eastAsia="Times New Roman" w:cs="Times New Roman" w:ascii="Times New Roman" w:hAnsi="Times New Roman"/>
+          <w:b w:val="false"/>
+          <w:i w:val="false"/>
+          <w:caps w:val="false"/>
+          <w:smallCaps w:val="false"/>
+          <w:strike w:val="false"/>
+          <w:dstrike w:val="false"/>
+          <w:color w:val="000000"/>
+          <w:position w:val="0"/>
+          <w:sz w:val="24"/>
+          <w:sz w:val="24"/>
+          <w:szCs w:val="24"/>
+          <w:u w:val="none"/>
+          <w:shd w:fill="auto" w:val="clear"/>
+          <w:vertAlign w:val="baseline"/>
+        </w:rPr>
+        <w:t xml:space="preserve">Согласно п. 1 ст. 544 ГК РФ оплата энергии производится за фактически принятое абонентом количество энергии в соответствии с данными учета энергии, если иное </w:t>
+        <w:br/>
+        <w:t>не предусмотрено законом, иными правовыми актами или соглашением сторон договора энергоснабжения (купли-продажи (поставки) энергии).</w:t>
       </w:r>
     </w:p>
     <w:p>
       <w:pPr>
         <w:pStyle w:val="normal1"/>
-        <w:spacing w:after="0"/>
-        <w:ind w:firstLine="709"/>
+        <w:keepNext w:val="false"/>
+        <w:keepLines w:val="false"/>
+        <w:pageBreakBefore w:val="false"/>
+        <w:widowControl/>
+        <w:shd w:val="clear" w:fill="auto"/>
+        <w:spacing w:lineRule="auto" w:line="240" w:before="0" w:after="120"/>
+        <w:ind w:firstLine="709" w:left="0" w:right="0"/>
         <w:jc w:val="both"/>
         <w:rPr>
-          <w:rFonts w:ascii="Times New Roman" w:eastAsia="Times New Roman" w:hAnsi="Times New Roman" w:cs="Times New Roman"/>
-          <w:color w:val="000000"/>
-          <w:sz w:val="24"/>
-          <w:szCs w:val="24"/>
-        </w:rPr>
-      </w:pPr>
-      <w:r>
-        <w:rPr>
-          <w:rFonts w:ascii="Times New Roman" w:eastAsia="Times New Roman" w:hAnsi="Times New Roman" w:cs="Times New Roman"/>
-          <w:color w:val="000000"/>
-          <w:sz w:val="24"/>
-          <w:szCs w:val="24"/>
-        </w:rPr>
-        <w:t>В соответствии с условиями /*мн.ч.4*/ в период, указанный в соответствующей графе вышеизложенной таблицы (далее – Период), Истец поставил Ответчику через присоединенную сеть в соответствии с /*</w:t>
-      </w:r>
-      <w:proofErr w:type="spellStart"/>
-      <w:r>
-        <w:rPr>
-          <w:rFonts w:ascii="Times New Roman" w:eastAsia="Times New Roman" w:hAnsi="Times New Roman" w:cs="Times New Roman"/>
-          <w:color w:val="000000"/>
-          <w:sz w:val="24"/>
-          <w:szCs w:val="24"/>
-        </w:rPr>
-        <w:t>мн.ч</w:t>
-      </w:r>
-      <w:proofErr w:type="spellEnd"/>
-      <w:r>
-        <w:rPr>
-          <w:rFonts w:ascii="Times New Roman" w:eastAsia="Times New Roman" w:hAnsi="Times New Roman" w:cs="Times New Roman"/>
-          <w:color w:val="000000"/>
-          <w:sz w:val="24"/>
-          <w:szCs w:val="24"/>
-        </w:rPr>
-        <w:t xml:space="preserve">.*/ /*тип договора*/, а Ответчик, соответственно, обязан оплатить полученные ресурсы на основании /*мн.ч.5*/ и установленных тарифов для соответствующих групп потребителей. </w:t>
+          <w:rFonts w:ascii="Times New Roman" w:hAnsi="Times New Roman" w:eastAsia="Times New Roman" w:cs="Times New Roman"/>
+          <w:b w:val="false"/>
+          <w:i w:val="false"/>
+          <w:i w:val="false"/>
+          <w:caps w:val="false"/>
+          <w:smallCaps w:val="false"/>
+          <w:strike w:val="false"/>
+          <w:dstrike w:val="false"/>
+          <w:color w:val="000000"/>
+          <w:position w:val="0"/>
+          <w:sz w:val="24"/>
+          <w:sz w:val="24"/>
+          <w:szCs w:val="24"/>
+          <w:u w:val="none"/>
+          <w:shd w:fill="auto" w:val="clear"/>
+          <w:vertAlign w:val="baseline"/>
+        </w:rPr>
+      </w:pPr>
+      <w:r>
+        <w:rPr>
+          <w:rFonts w:eastAsia="Times New Roman" w:cs="Times New Roman" w:ascii="Times New Roman" w:hAnsi="Times New Roman"/>
+          <w:b w:val="false"/>
+          <w:i w:val="false"/>
+          <w:caps w:val="false"/>
+          <w:smallCaps w:val="false"/>
+          <w:strike w:val="false"/>
+          <w:dstrike w:val="false"/>
+          <w:color w:val="000000"/>
+          <w:position w:val="0"/>
+          <w:sz w:val="24"/>
+          <w:sz w:val="24"/>
+          <w:szCs w:val="24"/>
+          <w:u w:val="none"/>
+          <w:shd w:fill="auto" w:val="clear"/>
+          <w:vertAlign w:val="baseline"/>
+        </w:rPr>
+        <w:t>В силу ст. ст. 309, 310 ГК РФ обязательства должны исполняться надлежащим образом в соответствии с условиями обязательства и требованиями закона, иных правовых актов. Односторонний отказ от исполнения обязательства и одностороннее изменение его условий не допускаются за исключением случаев, предусмотренных действующим законодательством.</w:t>
       </w:r>
     </w:p>
     <w:p>
       <w:pPr>
         <w:pStyle w:val="normal1"/>
-        <w:widowControl w:val="0"/>
-        <w:tabs>
-          <w:tab w:val="left" w:pos="1136"/>
-        </w:tabs>
-        <w:spacing w:after="0"/>
-        <w:ind w:firstLine="709"/>
-        <w:jc w:val="both"/>
-      </w:pPr>
-      <w:r>
-        <w:rPr>
-          <w:rFonts w:ascii="Times New Roman" w:eastAsia="Times New Roman" w:hAnsi="Times New Roman" w:cs="Times New Roman"/>
-          <w:color w:val="000000"/>
-          <w:sz w:val="24"/>
-          <w:szCs w:val="24"/>
-        </w:rPr>
-        <w:t xml:space="preserve">За Ответчиком по /*мн.ч.6*/ образовалась задолженность </w:t>
-      </w:r>
-      <w:r>
-        <w:rPr>
-          <w:rFonts w:ascii="Times New Roman" w:eastAsia="Times New Roman" w:hAnsi="Times New Roman" w:cs="Times New Roman"/>
-          <w:color w:val="000000"/>
-          <w:sz w:val="24"/>
-          <w:szCs w:val="24"/>
-        </w:rPr>
-        <w:br/>
-        <w:t xml:space="preserve">за потребленные ресурсы (/*поставляемые ресурсы3*/) в сумме </w:t>
-      </w:r>
-      <w:r>
-        <w:rPr>
-          <w:rFonts w:ascii="Times New Roman" w:eastAsia="Times New Roman" w:hAnsi="Times New Roman" w:cs="Times New Roman"/>
-          <w:b/>
-          <w:sz w:val="24"/>
-          <w:szCs w:val="24"/>
-        </w:rPr>
-        <w:t xml:space="preserve">/*сумма долга*/ </w:t>
-      </w:r>
-      <w:r>
-        <w:rPr>
-          <w:rFonts w:ascii="Times New Roman" w:eastAsia="Times New Roman" w:hAnsi="Times New Roman" w:cs="Times New Roman"/>
-          <w:color w:val="000000"/>
-          <w:sz w:val="24"/>
-          <w:szCs w:val="24"/>
-        </w:rPr>
-        <w:t>рублей</w:t>
-      </w:r>
-      <w:r>
-        <w:rPr>
-          <w:rFonts w:ascii="Times New Roman" w:eastAsia="Times New Roman" w:hAnsi="Times New Roman" w:cs="Times New Roman"/>
-          <w:b/>
-          <w:color w:val="000000"/>
-          <w:sz w:val="24"/>
-          <w:szCs w:val="24"/>
-        </w:rPr>
-        <w:t xml:space="preserve"> </w:t>
-      </w:r>
-      <w:r>
-        <w:rPr>
-          <w:rFonts w:ascii="Times New Roman" w:eastAsia="Times New Roman" w:hAnsi="Times New Roman" w:cs="Times New Roman"/>
-          <w:color w:val="000000"/>
-          <w:sz w:val="24"/>
-          <w:szCs w:val="24"/>
-        </w:rPr>
-        <w:t>за указанный выше Период.</w:t>
-      </w:r>
-    </w:p>
-    <w:p>
-      <w:pPr>
-        <w:pStyle w:val="normal1"/>
-        <w:widowControl w:val="0"/>
-        <w:tabs>
-          <w:tab w:val="left" w:pos="1136"/>
-        </w:tabs>
-        <w:spacing w:after="0"/>
-        <w:ind w:firstLine="709"/>
-        <w:jc w:val="both"/>
-        <w:rPr>
-          <w:rFonts w:ascii="Times New Roman" w:hAnsi="Times New Roman"/>
-          <w:sz w:val="24"/>
-          <w:szCs w:val="24"/>
-        </w:rPr>
-      </w:pPr>
-      <w:r>
-        <w:rPr>
-          <w:rFonts w:ascii="Times New Roman" w:hAnsi="Times New Roman"/>
-          <w:sz w:val="24"/>
-          <w:szCs w:val="24"/>
-        </w:rPr>
-        <w:t xml:space="preserve"> </w:t>
-      </w:r>
-      <w:r>
-        <w:rPr>
-          <w:rFonts w:ascii="Times New Roman" w:eastAsia="Times New Roman" w:hAnsi="Times New Roman" w:cs="Times New Roman"/>
-          <w:sz w:val="24"/>
-          <w:szCs w:val="24"/>
-        </w:rPr>
-        <w:t>/*</w:t>
-      </w:r>
-      <w:proofErr w:type="spellStart"/>
-      <w:r>
-        <w:rPr>
-          <w:rFonts w:ascii="Times New Roman" w:eastAsia="Times New Roman" w:hAnsi="Times New Roman" w:cs="Times New Roman"/>
-          <w:sz w:val="24"/>
-          <w:szCs w:val="24"/>
-        </w:rPr>
-        <w:t>мн.ч</w:t>
-      </w:r>
-      <w:proofErr w:type="spellEnd"/>
-      <w:r>
-        <w:rPr>
-          <w:rFonts w:ascii="Times New Roman" w:eastAsia="Times New Roman" w:hAnsi="Times New Roman" w:cs="Times New Roman"/>
-          <w:sz w:val="24"/>
-          <w:szCs w:val="24"/>
-        </w:rPr>
-        <w:t xml:space="preserve">.*/ /*список разделов*/ </w:t>
-      </w:r>
-      <w:r>
-        <w:rPr>
-          <w:rFonts w:ascii="Times New Roman" w:eastAsia="Times New Roman" w:hAnsi="Times New Roman" w:cs="Times New Roman"/>
-          <w:color w:val="000000"/>
-          <w:sz w:val="24"/>
-          <w:szCs w:val="24"/>
-        </w:rPr>
-        <w:t xml:space="preserve">определены порядок и сроки взаиморасчетов за потребленные ресурсы, которые существенно нарушены Ответчиком. </w:t>
-      </w:r>
-    </w:p>
-    <w:p>
-      <w:pPr>
-        <w:pStyle w:val="normal1"/>
-        <w:spacing w:after="0"/>
-        <w:ind w:firstLine="709"/>
-        <w:jc w:val="both"/>
-        <w:rPr>
-          <w:rFonts w:ascii="Times New Roman" w:hAnsi="Times New Roman"/>
-        </w:rPr>
-      </w:pPr>
-      <w:r>
-        <w:rPr>
-          <w:rFonts w:ascii="Times New Roman" w:eastAsia="Times New Roman" w:hAnsi="Times New Roman" w:cs="Times New Roman"/>
-          <w:color w:val="000000"/>
-          <w:sz w:val="24"/>
-          <w:szCs w:val="24"/>
-        </w:rPr>
-        <w:t>Факт поставки /*поставляемые ресурсы2*/ в указанном в настоящем Иске количестве подтверждается соответствующими документами, прилагаемыми к настоящему иску, в том числе: актами приема-передачи энергоресурсов, счетами на оплату, счетами-фактурами.</w:t>
-      </w:r>
-    </w:p>
-    <w:p>
-      <w:pPr>
-        <w:pStyle w:val="normal1"/>
-        <w:spacing w:after="0"/>
-        <w:ind w:firstLine="709"/>
-        <w:jc w:val="both"/>
-        <w:rPr>
-          <w:rFonts w:ascii="Times New Roman" w:eastAsia="Times New Roman" w:hAnsi="Times New Roman" w:cs="Times New Roman"/>
-          <w:color w:val="000000"/>
-          <w:sz w:val="24"/>
-          <w:szCs w:val="24"/>
-        </w:rPr>
-      </w:pPr>
-      <w:r>
-        <w:rPr>
-          <w:rFonts w:ascii="Times New Roman" w:eastAsia="Times New Roman" w:hAnsi="Times New Roman" w:cs="Times New Roman"/>
-          <w:color w:val="000000"/>
-          <w:sz w:val="24"/>
-          <w:szCs w:val="24"/>
-        </w:rPr>
-        <w:lastRenderedPageBreak/>
-        <w:t>Таким образом, Истец свои обязательства по /*мн.ч.2*/ исполнил надлежащим образом и в полном объеме, поставив Ответчику /*поставляемые ресурсы3*/ в соответствии с принятыми на себя обязательствами в отношении количества, качества и сроков их поставки. Ответчик оплату в полном размере не произвел.</w:t>
-      </w:r>
-    </w:p>
-    <w:p>
-      <w:pPr>
-        <w:pStyle w:val="af5"/>
-        <w:ind w:firstLine="709"/>
-        <w:jc w:val="both"/>
-        <w:rPr>
-          <w:rFonts w:ascii="Times New Roman" w:hAnsi="Times New Roman" w:cs="Times New Roman"/>
-          <w:sz w:val="24"/>
-          <w:szCs w:val="24"/>
-        </w:rPr>
-      </w:pPr>
-      <w:r>
-        <w:rPr>
-          <w:rFonts w:ascii="Times New Roman" w:hAnsi="Times New Roman" w:cs="Times New Roman"/>
-          <w:color w:val="000000"/>
-          <w:sz w:val="24"/>
-          <w:szCs w:val="24"/>
-        </w:rPr>
-        <w:t>В соответствии с п. 1 ст. 539 Гражданского кодекса Российской Федерации (далее – «ГК РФ») по договору энергоснабжения энергоснабжающая организация обязуется подавать абоненту (потребителю) через присоединенную сеть энергию, а абонент обязуется оплачивать принятую энергию, а также соблюдать предусмотренный договором режим ее потребления, обеспечивать безопасность эксплуатации находящихся в его ведении энергетических сетей и исправность используемых им приборов и оборудования, связанных с потреблением энергии.</w:t>
-      </w:r>
-    </w:p>
-    <w:p>
-      <w:pPr>
-        <w:pStyle w:val="normal1"/>
-        <w:spacing w:after="0"/>
-        <w:ind w:firstLine="709"/>
-        <w:jc w:val="both"/>
-        <w:rPr>
-          <w:rFonts w:ascii="Times New Roman" w:eastAsia="Times New Roman" w:hAnsi="Times New Roman" w:cs="Times New Roman"/>
-          <w:color w:val="000000"/>
-          <w:sz w:val="24"/>
-          <w:szCs w:val="24"/>
-        </w:rPr>
-      </w:pPr>
-      <w:r>
-        <w:rPr>
-          <w:rFonts w:ascii="Times New Roman" w:eastAsia="Times New Roman" w:hAnsi="Times New Roman" w:cs="Times New Roman"/>
-          <w:color w:val="000000"/>
-          <w:sz w:val="24"/>
-          <w:szCs w:val="24"/>
-        </w:rPr>
-        <w:t xml:space="preserve">Согласно п. 1 ст. 544 ГК РФ оплата энергии производится за фактически принятое абонентом количество энергии в соответствии с данными учета энергии, если иное </w:t>
-      </w:r>
-      <w:r>
-        <w:rPr>
-          <w:rFonts w:ascii="Times New Roman" w:eastAsia="Times New Roman" w:hAnsi="Times New Roman" w:cs="Times New Roman"/>
-          <w:color w:val="000000"/>
-          <w:sz w:val="24"/>
-          <w:szCs w:val="24"/>
-        </w:rPr>
-        <w:br/>
-        <w:t>не предусмотрено законом, иными правовыми актами или соглашением сторон договора энергоснабжения (купли-продажи (поставки) энергии).</w:t>
-      </w:r>
-    </w:p>
-    <w:p>
-      <w:pPr>
-        <w:pStyle w:val="normal1"/>
-        <w:spacing w:after="120"/>
-        <w:ind w:firstLine="709"/>
-        <w:jc w:val="both"/>
-        <w:rPr>
-          <w:rFonts w:ascii="Times New Roman" w:eastAsia="Times New Roman" w:hAnsi="Times New Roman" w:cs="Times New Roman"/>
-          <w:color w:val="000000"/>
-          <w:sz w:val="24"/>
-          <w:szCs w:val="24"/>
-        </w:rPr>
-      </w:pPr>
-      <w:r>
-        <w:rPr>
-          <w:rFonts w:ascii="Times New Roman" w:eastAsia="Times New Roman" w:hAnsi="Times New Roman" w:cs="Times New Roman"/>
-          <w:color w:val="000000"/>
-          <w:sz w:val="24"/>
-          <w:szCs w:val="24"/>
-        </w:rPr>
-        <w:t>В силу ст. ст. 309, 310 ГК РФ обязательства должны исполняться надлежащим образом в соответствии с условиями обязательства и требованиями закона, иных правовых актов. Односторонний отказ от исполнения обязательства и одностороннее изменение его условий не допускаются за исключением случаев, предусмотренных действующим законодательством.</w:t>
-      </w:r>
-    </w:p>
-    <w:p>
-      <w:pPr>
-        <w:pStyle w:val="normal1"/>
+        <w:keepNext w:val="false"/>
+        <w:keepLines w:val="false"/>
+        <w:pageBreakBefore w:val="false"/>
+        <w:widowControl/>
         <w:numPr>
           <w:ilvl w:val="0"/>
           <w:numId w:val="4"/>
         </w:numPr>
-        <w:spacing w:before="120" w:after="120"/>
-        <w:ind w:left="1066" w:hanging="357"/>
+        <w:shd w:val="clear" w:fill="auto"/>
+        <w:spacing w:lineRule="auto" w:line="240" w:before="120" w:after="120"/>
+        <w:ind w:hanging="357" w:left="1066" w:right="0"/>
         <w:jc w:val="both"/>
         <w:rPr>
-          <w:rFonts w:ascii="Times New Roman" w:eastAsia="Times New Roman" w:hAnsi="Times New Roman" w:cs="Times New Roman"/>
+          <w:rFonts w:ascii="Times New Roman" w:hAnsi="Times New Roman" w:eastAsia="Times New Roman" w:cs="Times New Roman"/>
           <w:b/>
-          <w:color w:val="000000"/>
-          <w:sz w:val="24"/>
-          <w:szCs w:val="24"/>
-        </w:rPr>
-      </w:pPr>
-      <w:r>
-        <w:rPr>
-          <w:rFonts w:ascii="Times New Roman" w:eastAsia="Times New Roman" w:hAnsi="Times New Roman" w:cs="Times New Roman"/>
+          <w:i w:val="false"/>
+          <w:i w:val="false"/>
+          <w:caps w:val="false"/>
+          <w:smallCaps w:val="false"/>
+          <w:strike w:val="false"/>
+          <w:dstrike w:val="false"/>
+          <w:color w:val="000000"/>
+          <w:position w:val="0"/>
+          <w:sz w:val="24"/>
+          <w:sz w:val="24"/>
+          <w:szCs w:val="24"/>
+          <w:u w:val="none"/>
+          <w:shd w:fill="auto" w:val="clear"/>
+          <w:vertAlign w:val="baseline"/>
+        </w:rPr>
+      </w:pPr>
+      <w:r>
+        <w:rPr>
+          <w:rFonts w:eastAsia="Times New Roman" w:cs="Times New Roman" w:ascii="Times New Roman" w:hAnsi="Times New Roman"/>
           <w:b/>
-          <w:color w:val="000000"/>
-          <w:sz w:val="24"/>
-          <w:szCs w:val="24"/>
+          <w:i w:val="false"/>
+          <w:caps w:val="false"/>
+          <w:smallCaps w:val="false"/>
+          <w:strike w:val="false"/>
+          <w:dstrike w:val="false"/>
+          <w:color w:val="000000"/>
+          <w:position w:val="0"/>
+          <w:sz w:val="24"/>
+          <w:sz w:val="24"/>
+          <w:szCs w:val="24"/>
+          <w:u w:val="none"/>
+          <w:shd w:fill="auto" w:val="clear"/>
+          <w:vertAlign w:val="baseline"/>
         </w:rPr>
         <w:t>Соблюдение претензионного порядка.</w:t>
       </w:r>
@@ -1695,111 +2150,123 @@
     <w:p>
       <w:pPr>
         <w:pStyle w:val="normal1"/>
-        <w:spacing w:before="120" w:after="0"/>
-        <w:ind w:firstLine="709"/>
+        <w:keepNext w:val="false"/>
+        <w:keepLines w:val="false"/>
+        <w:pageBreakBefore w:val="false"/>
+        <w:widowControl/>
+        <w:shd w:val="clear" w:fill="auto"/>
+        <w:spacing w:lineRule="auto" w:line="240" w:before="120" w:after="0"/>
+        <w:ind w:firstLine="709" w:left="0" w:right="0"/>
         <w:jc w:val="both"/>
         <w:rPr>
-          <w:rFonts w:ascii="Times New Roman" w:eastAsia="Times New Roman" w:hAnsi="Times New Roman" w:cs="Times New Roman"/>
+          <w:rFonts w:ascii="Times New Roman" w:hAnsi="Times New Roman" w:eastAsia="Times New Roman" w:cs="Times New Roman"/>
           <w:b/>
-          <w:color w:val="000000"/>
-          <w:sz w:val="24"/>
-          <w:szCs w:val="24"/>
-        </w:rPr>
-      </w:pPr>
-      <w:r>
-        <w:rPr>
-          <w:rFonts w:ascii="Times New Roman" w:eastAsia="Times New Roman" w:hAnsi="Times New Roman" w:cs="Times New Roman"/>
-          <w:color w:val="000000"/>
-          <w:sz w:val="24"/>
-          <w:szCs w:val="24"/>
+          <w:i w:val="false"/>
+          <w:i w:val="false"/>
+          <w:caps w:val="false"/>
+          <w:smallCaps w:val="false"/>
+          <w:strike w:val="false"/>
+          <w:dstrike w:val="false"/>
+          <w:color w:val="000000"/>
+          <w:position w:val="0"/>
+          <w:sz w:val="24"/>
+          <w:sz w:val="24"/>
+          <w:szCs w:val="24"/>
+          <w:u w:val="none"/>
+          <w:shd w:fill="auto" w:val="clear"/>
+          <w:vertAlign w:val="baseline"/>
+        </w:rPr>
+      </w:pPr>
+      <w:r>
+        <w:rPr>
+          <w:rFonts w:eastAsia="Times New Roman" w:cs="Times New Roman" w:ascii="Times New Roman" w:hAnsi="Times New Roman"/>
+          <w:b w:val="false"/>
+          <w:i w:val="false"/>
+          <w:caps w:val="false"/>
+          <w:smallCaps w:val="false"/>
+          <w:strike w:val="false"/>
+          <w:dstrike w:val="false"/>
+          <w:color w:val="000000"/>
+          <w:position w:val="0"/>
+          <w:sz w:val="24"/>
+          <w:sz w:val="24"/>
+          <w:szCs w:val="24"/>
+          <w:u w:val="none"/>
+          <w:shd w:fill="auto" w:val="clear"/>
+          <w:vertAlign w:val="baseline"/>
         </w:rPr>
         <w:t xml:space="preserve">Поскольку Ответчик свои обязательства по оплате поставленной /*поставляемые ресурсы4*/ исполнил ненадлежащим образом, Истцом направлен/*направлен окончание*/ в его адрес </w:t>
       </w:r>
-      <w:proofErr w:type="spellStart"/>
-      <w:r>
-        <w:rPr>
-          <w:rFonts w:ascii="Times New Roman" w:eastAsia="Times New Roman" w:hAnsi="Times New Roman" w:cs="Times New Roman"/>
+      <w:r>
+        <w:rPr>
+          <w:rFonts w:eastAsia="Times New Roman" w:cs="Times New Roman" w:ascii="Times New Roman" w:hAnsi="Times New Roman"/>
           <w:b/>
-          <w:color w:val="000000"/>
-          <w:sz w:val="24"/>
-          <w:szCs w:val="24"/>
-        </w:rPr>
-        <w:t>претензи</w:t>
-      </w:r>
-      <w:proofErr w:type="spellEnd"/>
-      <w:r>
-        <w:rPr>
-          <w:rFonts w:ascii="Times New Roman" w:eastAsia="Times New Roman" w:hAnsi="Times New Roman" w:cs="Times New Roman"/>
-          <w:b/>
-          <w:color w:val="000000"/>
-          <w:sz w:val="24"/>
-          <w:szCs w:val="24"/>
-        </w:rPr>
-        <w:t xml:space="preserve">/*претензия окончание </w:t>
-      </w:r>
-      <w:proofErr w:type="spellStart"/>
-      <w:r>
-        <w:rPr>
-          <w:rFonts w:ascii="Times New Roman" w:eastAsia="Times New Roman" w:hAnsi="Times New Roman" w:cs="Times New Roman"/>
-          <w:b/>
-          <w:color w:val="000000"/>
-          <w:sz w:val="24"/>
-          <w:szCs w:val="24"/>
-        </w:rPr>
-        <w:t>и.п</w:t>
-      </w:r>
-      <w:proofErr w:type="spellEnd"/>
-      <w:r>
-        <w:rPr>
-          <w:rFonts w:ascii="Times New Roman" w:eastAsia="Times New Roman" w:hAnsi="Times New Roman" w:cs="Times New Roman"/>
-          <w:b/>
-          <w:color w:val="000000"/>
-          <w:sz w:val="24"/>
-          <w:szCs w:val="24"/>
-        </w:rPr>
-        <w:t>*/:</w:t>
+          <w:i w:val="false"/>
+          <w:caps w:val="false"/>
+          <w:smallCaps w:val="false"/>
+          <w:strike w:val="false"/>
+          <w:dstrike w:val="false"/>
+          <w:color w:val="000000"/>
+          <w:position w:val="0"/>
+          <w:sz w:val="24"/>
+          <w:sz w:val="24"/>
+          <w:szCs w:val="24"/>
+          <w:u w:val="none"/>
+          <w:shd w:fill="auto" w:val="clear"/>
+          <w:vertAlign w:val="baseline"/>
+        </w:rPr>
+        <w:t>претензи/*претензия окончание и.п*/:</w:t>
       </w:r>
     </w:p>
     <w:p>
       <w:pPr>
         <w:pStyle w:val="normal1"/>
+        <w:keepNext w:val="false"/>
+        <w:keepLines w:val="false"/>
+        <w:pageBreakBefore w:val="false"/>
+        <w:widowControl/>
         <w:numPr>
           <w:ilvl w:val="0"/>
           <w:numId w:val="1"/>
         </w:numPr>
-        <w:spacing w:after="0"/>
-        <w:ind w:left="992" w:hanging="357"/>
+        <w:shd w:val="clear" w:fill="auto"/>
+        <w:spacing w:lineRule="auto" w:line="240" w:before="0" w:after="0"/>
+        <w:ind w:hanging="357" w:left="992" w:right="0"/>
         <w:jc w:val="both"/>
+        <w:rPr>
+          <w:highlight w:val="none"/>
+          <w:shd w:fill="auto" w:val="clear"/>
+        </w:rPr>
       </w:pPr>
       <w:bookmarkStart w:id="2" w:name="_heading=h.ra5tosunmtw0"/>
       <w:bookmarkEnd w:id="2"/>
-      <w:proofErr w:type="spellStart"/>
-      <w:r>
-        <w:rPr>
-          <w:rFonts w:ascii="Times New Roman" w:eastAsia="Times New Roman" w:hAnsi="Times New Roman" w:cs="Times New Roman"/>
+      <w:r>
+        <w:rPr>
+          <w:rFonts w:eastAsia="Times New Roman" w:cs="Times New Roman" w:ascii="Times New Roman" w:hAnsi="Times New Roman"/>
           <w:b/>
           <w:sz w:val="24"/>
           <w:szCs w:val="24"/>
-        </w:rPr>
-        <w:t>list</w:t>
-      </w:r>
-      <w:proofErr w:type="spellEnd"/>
-      <w:r>
-        <w:rPr>
-          <w:rFonts w:ascii="Times New Roman" w:eastAsia="Times New Roman" w:hAnsi="Times New Roman" w:cs="Times New Roman"/>
+          <w:shd w:fill="auto" w:val="clear"/>
+        </w:rPr>
+        <w:t>list/*номер претензии*/</w:t>
+      </w:r>
+      <w:r>
+        <w:rPr>
+          <w:rFonts w:eastAsia="Times New Roman" w:cs="Times New Roman" w:ascii="Times New Roman" w:hAnsi="Times New Roman"/>
           <w:b/>
-          <w:sz w:val="24"/>
-          <w:szCs w:val="24"/>
-        </w:rPr>
-        <w:t>/*номер претензии*/</w:t>
-      </w:r>
-      <w:r>
-        <w:rPr>
-          <w:rFonts w:ascii="Times New Roman" w:eastAsia="Times New Roman" w:hAnsi="Times New Roman" w:cs="Times New Roman"/>
-          <w:b/>
-          <w:color w:val="000000"/>
-          <w:sz w:val="24"/>
-          <w:szCs w:val="24"/>
+          <w:i w:val="false"/>
+          <w:caps w:val="false"/>
+          <w:smallCaps w:val="false"/>
+          <w:strike w:val="false"/>
+          <w:dstrike w:val="false"/>
+          <w:color w:val="000000"/>
+          <w:position w:val="0"/>
+          <w:sz w:val="24"/>
+          <w:sz w:val="24"/>
+          <w:szCs w:val="24"/>
+          <w:u w:val="none"/>
+          <w:shd w:fill="auto" w:val="clear"/>
+          <w:vertAlign w:val="baseline"/>
         </w:rPr>
         <w:t>;</w:t>
       </w:r>
@@ -1807,110 +2274,105 @@
     <w:p>
       <w:pPr>
         <w:pStyle w:val="normal1"/>
-        <w:spacing w:after="120"/>
+        <w:keepNext w:val="false"/>
+        <w:keepLines w:val="false"/>
+        <w:pageBreakBefore w:val="false"/>
+        <w:widowControl/>
+        <w:shd w:val="clear" w:fill="auto"/>
+        <w:spacing w:lineRule="auto" w:line="240" w:before="0" w:after="120"/>
+        <w:ind w:hanging="0" w:left="0" w:right="0"/>
         <w:jc w:val="both"/>
         <w:rPr>
-          <w:rFonts w:ascii="Times New Roman" w:eastAsia="Times New Roman" w:hAnsi="Times New Roman" w:cs="Times New Roman"/>
-          <w:color w:val="000000"/>
-          <w:sz w:val="24"/>
-          <w:szCs w:val="24"/>
-        </w:rPr>
-      </w:pPr>
-      <w:r>
-        <w:rPr>
-          <w:rFonts w:ascii="Times New Roman" w:eastAsia="Times New Roman" w:hAnsi="Times New Roman" w:cs="Times New Roman"/>
-          <w:color w:val="000000"/>
-          <w:sz w:val="24"/>
-          <w:szCs w:val="24"/>
-        </w:rPr>
-        <w:t xml:space="preserve">с предложением погасить образовавшуюся задолженность за /*поставляемые ресурсы4*/, </w:t>
-      </w:r>
-      <w:proofErr w:type="spellStart"/>
-      <w:r>
-        <w:rPr>
-          <w:rFonts w:ascii="Times New Roman" w:eastAsia="Times New Roman" w:hAnsi="Times New Roman" w:cs="Times New Roman"/>
-          <w:color w:val="000000"/>
-          <w:sz w:val="24"/>
-          <w:szCs w:val="24"/>
-        </w:rPr>
-        <w:t>котор</w:t>
-      </w:r>
-      <w:proofErr w:type="spellEnd"/>
-      <w:r>
-        <w:rPr>
-          <w:rFonts w:ascii="Times New Roman" w:eastAsia="Times New Roman" w:hAnsi="Times New Roman" w:cs="Times New Roman"/>
-          <w:color w:val="000000"/>
-          <w:sz w:val="24"/>
-          <w:szCs w:val="24"/>
-        </w:rPr>
-        <w:t xml:space="preserve">/*которая окончание*/ оставлен/*оставлен окончание*/ Ответчиком без ответа. Задолженность в полном объеме не погашена. Копи/*копия окончание*/ </w:t>
-      </w:r>
-      <w:proofErr w:type="spellStart"/>
-      <w:r>
-        <w:rPr>
-          <w:rFonts w:ascii="Times New Roman" w:eastAsia="Times New Roman" w:hAnsi="Times New Roman" w:cs="Times New Roman"/>
-          <w:color w:val="000000"/>
-          <w:sz w:val="24"/>
-          <w:szCs w:val="24"/>
-        </w:rPr>
-        <w:t>претензи</w:t>
-      </w:r>
-      <w:proofErr w:type="spellEnd"/>
-      <w:r>
-        <w:rPr>
-          <w:rFonts w:ascii="Times New Roman" w:eastAsia="Times New Roman" w:hAnsi="Times New Roman" w:cs="Times New Roman"/>
-          <w:color w:val="000000"/>
-          <w:sz w:val="24"/>
-          <w:szCs w:val="24"/>
-        </w:rPr>
-        <w:t xml:space="preserve">/*претензии окончание </w:t>
-      </w:r>
-      <w:proofErr w:type="spellStart"/>
-      <w:r>
-        <w:rPr>
-          <w:rFonts w:ascii="Times New Roman" w:eastAsia="Times New Roman" w:hAnsi="Times New Roman" w:cs="Times New Roman"/>
-          <w:color w:val="000000"/>
-          <w:sz w:val="24"/>
-          <w:szCs w:val="24"/>
-        </w:rPr>
-        <w:t>р.п</w:t>
-      </w:r>
-      <w:proofErr w:type="spellEnd"/>
-      <w:r>
-        <w:rPr>
-          <w:rFonts w:ascii="Times New Roman" w:eastAsia="Times New Roman" w:hAnsi="Times New Roman" w:cs="Times New Roman"/>
-          <w:color w:val="000000"/>
-          <w:sz w:val="24"/>
-          <w:szCs w:val="24"/>
-        </w:rPr>
-        <w:t>*/, а также документация в отношении направления/получения /*её число*/ Ответчиком, соблюдения претензионного порядка прилагаются к настоящему иску.</w:t>
+          <w:rFonts w:ascii="Times New Roman" w:hAnsi="Times New Roman" w:eastAsia="Times New Roman" w:cs="Times New Roman"/>
+          <w:b w:val="false"/>
+          <w:i w:val="false"/>
+          <w:i w:val="false"/>
+          <w:caps w:val="false"/>
+          <w:smallCaps w:val="false"/>
+          <w:strike w:val="false"/>
+          <w:dstrike w:val="false"/>
+          <w:color w:val="000000"/>
+          <w:position w:val="0"/>
+          <w:sz w:val="24"/>
+          <w:sz w:val="24"/>
+          <w:szCs w:val="24"/>
+          <w:u w:val="none"/>
+          <w:shd w:fill="auto" w:val="clear"/>
+          <w:vertAlign w:val="baseline"/>
+        </w:rPr>
+      </w:pPr>
+      <w:r>
+        <w:rPr>
+          <w:rFonts w:eastAsia="Times New Roman" w:cs="Times New Roman" w:ascii="Times New Roman" w:hAnsi="Times New Roman"/>
+          <w:b w:val="false"/>
+          <w:i w:val="false"/>
+          <w:caps w:val="false"/>
+          <w:smallCaps w:val="false"/>
+          <w:strike w:val="false"/>
+          <w:dstrike w:val="false"/>
+          <w:color w:val="000000"/>
+          <w:position w:val="0"/>
+          <w:sz w:val="24"/>
+          <w:sz w:val="24"/>
+          <w:szCs w:val="24"/>
+          <w:u w:val="none"/>
+          <w:shd w:fill="auto" w:val="clear"/>
+          <w:vertAlign w:val="baseline"/>
+        </w:rPr>
+        <w:t>с предложением погасить образовавшуюся задолженность за /*поставляемые ресурсы4*/, котор/*которая окончание*/ оставлен/*оставлен окончание*/ Ответчиком без ответа. Задолженность в полном объеме не погашена. Копи/*копия окончание*/ претензи/*претензии окончание р.п*/, а также документация в отношении направления/получения /*её число*/ Ответчиком, соблюдения претензионного порядка прилагаются к настоящему иску.</w:t>
       </w:r>
     </w:p>
     <w:p>
       <w:pPr>
         <w:pStyle w:val="normal1"/>
+        <w:keepNext w:val="false"/>
+        <w:keepLines w:val="false"/>
+        <w:pageBreakBefore w:val="false"/>
+        <w:widowControl/>
         <w:numPr>
           <w:ilvl w:val="0"/>
           <w:numId w:val="4"/>
         </w:numPr>
-        <w:spacing w:before="120" w:after="120"/>
-        <w:ind w:left="1066" w:hanging="357"/>
+        <w:shd w:val="clear" w:fill="auto"/>
+        <w:spacing w:lineRule="auto" w:line="240" w:before="120" w:after="120"/>
+        <w:ind w:hanging="357" w:left="1066" w:right="0"/>
         <w:jc w:val="both"/>
         <w:rPr>
-          <w:rFonts w:ascii="Times New Roman" w:eastAsia="Times New Roman" w:hAnsi="Times New Roman" w:cs="Times New Roman"/>
+          <w:rFonts w:ascii="Times New Roman" w:hAnsi="Times New Roman" w:eastAsia="Times New Roman" w:cs="Times New Roman"/>
           <w:b/>
-          <w:color w:val="000000"/>
-          <w:sz w:val="24"/>
-          <w:szCs w:val="24"/>
-        </w:rPr>
-      </w:pPr>
-      <w:r>
-        <w:rPr>
-          <w:rFonts w:ascii="Times New Roman" w:eastAsia="Times New Roman" w:hAnsi="Times New Roman" w:cs="Times New Roman"/>
+          <w:i w:val="false"/>
+          <w:i w:val="false"/>
+          <w:caps w:val="false"/>
+          <w:smallCaps w:val="false"/>
+          <w:strike w:val="false"/>
+          <w:dstrike w:val="false"/>
+          <w:color w:val="000000"/>
+          <w:position w:val="0"/>
+          <w:sz w:val="24"/>
+          <w:sz w:val="24"/>
+          <w:szCs w:val="24"/>
+          <w:u w:val="none"/>
+          <w:shd w:fill="auto" w:val="clear"/>
+          <w:vertAlign w:val="baseline"/>
+        </w:rPr>
+      </w:pPr>
+      <w:r>
+        <w:rPr>
+          <w:rFonts w:eastAsia="Times New Roman" w:cs="Times New Roman" w:ascii="Times New Roman" w:hAnsi="Times New Roman"/>
           <w:b/>
-          <w:color w:val="000000"/>
-          <w:sz w:val="24"/>
-          <w:szCs w:val="24"/>
+          <w:i w:val="false"/>
+          <w:caps w:val="false"/>
+          <w:smallCaps w:val="false"/>
+          <w:strike w:val="false"/>
+          <w:dstrike w:val="false"/>
+          <w:color w:val="000000"/>
+          <w:position w:val="0"/>
+          <w:sz w:val="24"/>
+          <w:sz w:val="24"/>
+          <w:szCs w:val="24"/>
+          <w:u w:val="none"/>
+          <w:shd w:fill="auto" w:val="clear"/>
+          <w:vertAlign w:val="baseline"/>
         </w:rPr>
         <w:t>Неустойка.</w:t>
       </w:r>
@@ -1918,18 +2380,18 @@
     <w:p>
       <w:pPr>
         <w:pStyle w:val="normal1"/>
-        <w:spacing w:after="0"/>
+        <w:spacing w:lineRule="auto" w:line="240" w:before="0" w:after="0"/>
         <w:ind w:firstLine="709"/>
         <w:jc w:val="both"/>
         <w:rPr>
-          <w:rFonts w:ascii="Times New Roman" w:eastAsia="Times New Roman" w:hAnsi="Times New Roman" w:cs="Times New Roman"/>
-          <w:sz w:val="24"/>
-          <w:szCs w:val="24"/>
-        </w:rPr>
-      </w:pPr>
-      <w:r>
-        <w:rPr>
-          <w:rFonts w:ascii="Times New Roman" w:eastAsia="Times New Roman" w:hAnsi="Times New Roman" w:cs="Times New Roman"/>
+          <w:rFonts w:ascii="Times New Roman" w:hAnsi="Times New Roman" w:eastAsia="Times New Roman" w:cs="Times New Roman"/>
+          <w:sz w:val="24"/>
+          <w:szCs w:val="24"/>
+        </w:rPr>
+      </w:pPr>
+      <w:r>
+        <w:rPr>
+          <w:rFonts w:eastAsia="Times New Roman" w:cs="Times New Roman" w:ascii="Times New Roman" w:hAnsi="Times New Roman"/>
           <w:sz w:val="24"/>
           <w:szCs w:val="24"/>
         </w:rPr>
@@ -1939,11 +2401,11 @@
     <w:p>
       <w:pPr>
         <w:pStyle w:val="normal1"/>
-        <w:spacing w:after="120"/>
+        <w:spacing w:lineRule="auto" w:line="240" w:before="0" w:after="120"/>
         <w:ind w:firstLine="709"/>
         <w:jc w:val="both"/>
         <w:rPr>
-          <w:rFonts w:ascii="Times New Roman" w:eastAsia="Times New Roman" w:hAnsi="Times New Roman" w:cs="Times New Roman"/>
+          <w:rFonts w:ascii="Times New Roman" w:hAnsi="Times New Roman" w:eastAsia="Times New Roman" w:cs="Times New Roman"/>
           <w:b/>
           <w:sz w:val="24"/>
           <w:szCs w:val="24"/>
@@ -1952,33 +2414,19 @@
       </w:pPr>
       <w:r>
         <w:rPr>
-          <w:rFonts w:ascii="Times New Roman" w:eastAsia="Times New Roman" w:hAnsi="Times New Roman" w:cs="Times New Roman"/>
+          <w:rFonts w:eastAsia="Times New Roman" w:cs="Times New Roman" w:ascii="Times New Roman" w:hAnsi="Times New Roman"/>
           <w:sz w:val="24"/>
           <w:szCs w:val="24"/>
         </w:rPr>
         <w:t>Пунктом 1 Постановления Правительства РФ от 26.03.2022 г. № 474</w:t>
-      </w:r>
-      <w:r>
-        <w:rPr>
-          <w:rFonts w:ascii="Times New Roman" w:eastAsia="Times New Roman" w:hAnsi="Times New Roman" w:cs="Times New Roman"/>
-          <w:sz w:val="24"/>
-          <w:szCs w:val="24"/>
-        </w:rPr>
         <w:br/>
         <w:t xml:space="preserve">«О некоторых особенностях регулирования жилищных отношений в 2022 - 2024 годах», пунктом 1 Постановления Правительства РФ от 29 декабря 2023 г. № 2382 </w:t>
-      </w:r>
-      <w:r>
-        <w:rPr>
-          <w:rFonts w:ascii="Times New Roman" w:eastAsia="Times New Roman" w:hAnsi="Times New Roman" w:cs="Times New Roman"/>
-          <w:sz w:val="24"/>
-          <w:szCs w:val="24"/>
-        </w:rPr>
         <w:br/>
         <w:t xml:space="preserve">«О внесении изменений в постановление Правительства Российской Федерации от 26 марта 2022 г. № 474»), пунктом 1 Постановления Правительства РФ от 18 марта 2025 г. № 329 «О некоторых особенностях регулирования жилищных отношений в 2025 - 2026 годах» установлено, что </w:t>
       </w:r>
       <w:r>
         <w:rPr>
-          <w:rFonts w:ascii="Times New Roman" w:eastAsia="Times New Roman" w:hAnsi="Times New Roman" w:cs="Times New Roman"/>
+          <w:rFonts w:eastAsia="Times New Roman" w:cs="Times New Roman" w:ascii="Times New Roman" w:hAnsi="Times New Roman"/>
           <w:b/>
           <w:sz w:val="24"/>
           <w:szCs w:val="24"/>
@@ -1987,7 +2435,7 @@
       </w:r>
       <w:r>
         <w:rPr>
-          <w:rFonts w:ascii="Times New Roman" w:eastAsia="Times New Roman" w:hAnsi="Times New Roman" w:cs="Times New Roman"/>
+          <w:rFonts w:eastAsia="Times New Roman" w:cs="Times New Roman" w:ascii="Times New Roman" w:hAnsi="Times New Roman"/>
           <w:sz w:val="24"/>
           <w:szCs w:val="24"/>
         </w:rPr>
@@ -1995,7 +2443,7 @@
       </w:r>
       <w:r>
         <w:rPr>
-          <w:rFonts w:ascii="Times New Roman" w:eastAsia="Times New Roman" w:hAnsi="Times New Roman" w:cs="Times New Roman"/>
+          <w:rFonts w:eastAsia="Times New Roman" w:cs="Times New Roman" w:ascii="Times New Roman" w:hAnsi="Times New Roman"/>
           <w:b/>
           <w:sz w:val="24"/>
           <w:szCs w:val="24"/>
@@ -2004,7 +2452,7 @@
       </w:r>
       <w:r>
         <w:rPr>
-          <w:rFonts w:ascii="Times New Roman" w:eastAsia="Times New Roman" w:hAnsi="Times New Roman" w:cs="Times New Roman"/>
+          <w:rFonts w:eastAsia="Times New Roman" w:cs="Times New Roman" w:ascii="Times New Roman" w:hAnsi="Times New Roman"/>
           <w:sz w:val="24"/>
           <w:szCs w:val="24"/>
         </w:rPr>
@@ -2012,7 +2460,7 @@
       </w:r>
       <w:r>
         <w:rPr>
-          <w:rFonts w:ascii="Times New Roman" w:eastAsia="Times New Roman" w:hAnsi="Times New Roman" w:cs="Times New Roman"/>
+          <w:rFonts w:eastAsia="Times New Roman" w:cs="Times New Roman" w:ascii="Times New Roman" w:hAnsi="Times New Roman"/>
           <w:b/>
           <w:sz w:val="24"/>
           <w:szCs w:val="24"/>
@@ -2021,7 +2469,7 @@
       </w:r>
       <w:r>
         <w:rPr>
-          <w:rFonts w:ascii="Times New Roman" w:eastAsia="Times New Roman" w:hAnsi="Times New Roman" w:cs="Times New Roman"/>
+          <w:rFonts w:eastAsia="Times New Roman" w:cs="Times New Roman" w:ascii="Times New Roman" w:hAnsi="Times New Roman"/>
           <w:sz w:val="24"/>
           <w:szCs w:val="24"/>
         </w:rPr>
@@ -2029,7 +2477,7 @@
       </w:r>
       <w:r>
         <w:rPr>
-          <w:rFonts w:ascii="Times New Roman" w:eastAsia="Times New Roman" w:hAnsi="Times New Roman" w:cs="Times New Roman"/>
+          <w:rFonts w:eastAsia="Times New Roman" w:cs="Times New Roman" w:ascii="Times New Roman" w:hAnsi="Times New Roman"/>
           <w:b/>
           <w:sz w:val="24"/>
           <w:szCs w:val="24"/>
@@ -2038,7 +2486,7 @@
       </w:r>
       <w:r>
         <w:rPr>
-          <w:rFonts w:ascii="Times New Roman" w:eastAsia="Times New Roman" w:hAnsi="Times New Roman" w:cs="Times New Roman"/>
+          <w:rFonts w:eastAsia="Times New Roman" w:cs="Times New Roman" w:ascii="Times New Roman" w:hAnsi="Times New Roman"/>
           <w:sz w:val="24"/>
           <w:szCs w:val="24"/>
         </w:rPr>
@@ -2046,7 +2494,7 @@
       </w:r>
       <w:r>
         <w:rPr>
-          <w:rFonts w:ascii="Times New Roman" w:eastAsia="Times New Roman" w:hAnsi="Times New Roman" w:cs="Times New Roman"/>
+          <w:rFonts w:eastAsia="Times New Roman" w:cs="Times New Roman" w:ascii="Times New Roman" w:hAnsi="Times New Roman"/>
           <w:b/>
           <w:sz w:val="24"/>
           <w:szCs w:val="24"/>
@@ -2055,7 +2503,7 @@
       </w:r>
       <w:r>
         <w:rPr>
-          <w:rFonts w:ascii="Times New Roman" w:eastAsia="Times New Roman" w:hAnsi="Times New Roman" w:cs="Times New Roman"/>
+          <w:rFonts w:eastAsia="Times New Roman" w:cs="Times New Roman" w:ascii="Times New Roman" w:hAnsi="Times New Roman"/>
           <w:sz w:val="24"/>
           <w:szCs w:val="24"/>
         </w:rPr>
@@ -2063,7 +2511,7 @@
       </w:r>
       <w:r>
         <w:rPr>
-          <w:rFonts w:ascii="Times New Roman" w:eastAsia="Times New Roman" w:hAnsi="Times New Roman" w:cs="Times New Roman"/>
+          <w:rFonts w:eastAsia="Times New Roman" w:cs="Times New Roman" w:ascii="Times New Roman" w:hAnsi="Times New Roman"/>
           <w:b/>
           <w:sz w:val="24"/>
           <w:szCs w:val="24"/>
@@ -2072,7 +2520,7 @@
       </w:r>
       <w:r>
         <w:rPr>
-          <w:rFonts w:ascii="Times New Roman" w:eastAsia="Times New Roman" w:hAnsi="Times New Roman" w:cs="Times New Roman"/>
+          <w:rFonts w:eastAsia="Times New Roman" w:cs="Times New Roman" w:ascii="Times New Roman" w:hAnsi="Times New Roman"/>
           <w:sz w:val="24"/>
           <w:szCs w:val="24"/>
         </w:rPr>
@@ -2080,7 +2528,7 @@
       </w:r>
       <w:r>
         <w:rPr>
-          <w:rFonts w:ascii="Times New Roman" w:eastAsia="Times New Roman" w:hAnsi="Times New Roman" w:cs="Times New Roman"/>
+          <w:rFonts w:eastAsia="Times New Roman" w:cs="Times New Roman" w:ascii="Times New Roman" w:hAnsi="Times New Roman"/>
           <w:b/>
           <w:sz w:val="24"/>
           <w:szCs w:val="24"/>
@@ -2089,41 +2537,30 @@
       </w:r>
       <w:r>
         <w:rPr>
-          <w:rFonts w:ascii="Times New Roman" w:eastAsia="Times New Roman" w:hAnsi="Times New Roman" w:cs="Times New Roman"/>
+          <w:rFonts w:eastAsia="Times New Roman" w:cs="Times New Roman" w:ascii="Times New Roman" w:hAnsi="Times New Roman"/>
           <w:b/>
           <w:sz w:val="24"/>
           <w:szCs w:val="24"/>
           <w:u w:val="single"/>
         </w:rPr>
-        <w:t xml:space="preserve">ключевая ставка Центрального банка </w:t>
-      </w:r>
-      <w:r>
-        <w:rPr>
-          <w:rFonts w:ascii="Times New Roman" w:eastAsia="Times New Roman" w:hAnsi="Times New Roman" w:cs="Times New Roman"/>
-          <w:b/>
-          <w:sz w:val="24"/>
-          <w:szCs w:val="24"/>
-          <w:u w:val="single"/>
-        </w:rPr>
-        <w:lastRenderedPageBreak/>
-        <w:t>Российской Федерации, действующая по состоянию на 27 февраля 2022 г., и ключевая ставка Банка России, действующая на день фактической оплаты.</w:t>
+        <w:t>ключевая ставка Центрального банка Российской Федерации, действующая по состоянию на 27 февраля 2022 г., и ключевая ставка Банка России, действующая на день фактической оплаты.</w:t>
       </w:r>
     </w:p>
     <w:p>
       <w:pPr>
         <w:pStyle w:val="normal1"/>
-        <w:spacing w:before="120" w:after="120"/>
+        <w:spacing w:lineRule="auto" w:line="240" w:before="120" w:after="120"/>
         <w:ind w:firstLine="709"/>
         <w:jc w:val="both"/>
         <w:rPr>
-          <w:rFonts w:ascii="Times New Roman" w:eastAsia="Times New Roman" w:hAnsi="Times New Roman" w:cs="Times New Roman"/>
-          <w:sz w:val="24"/>
-          <w:szCs w:val="24"/>
-        </w:rPr>
-      </w:pPr>
-      <w:r>
-        <w:rPr>
-          <w:rFonts w:ascii="Times New Roman" w:eastAsia="Times New Roman" w:hAnsi="Times New Roman" w:cs="Times New Roman"/>
+          <w:rFonts w:ascii="Times New Roman" w:hAnsi="Times New Roman" w:eastAsia="Times New Roman" w:cs="Times New Roman"/>
+          <w:sz w:val="24"/>
+          <w:szCs w:val="24"/>
+        </w:rPr>
+      </w:pPr>
+      <w:r>
+        <w:rPr>
+          <w:rFonts w:eastAsia="Times New Roman" w:cs="Times New Roman" w:ascii="Times New Roman" w:hAnsi="Times New Roman"/>
           <w:sz w:val="24"/>
           <w:szCs w:val="24"/>
         </w:rPr>
@@ -2131,7 +2568,7 @@
       </w:r>
       <w:r>
         <w:rPr>
-          <w:rFonts w:ascii="Times New Roman" w:eastAsia="Times New Roman" w:hAnsi="Times New Roman" w:cs="Times New Roman"/>
+          <w:rFonts w:eastAsia="Times New Roman" w:cs="Times New Roman" w:ascii="Times New Roman" w:hAnsi="Times New Roman"/>
           <w:b/>
           <w:sz w:val="24"/>
           <w:szCs w:val="24"/>
@@ -2140,18 +2577,37 @@
       </w:r>
       <w:r>
         <w:rPr>
-          <w:rFonts w:ascii="Times New Roman" w:eastAsia="Times New Roman" w:hAnsi="Times New Roman" w:cs="Times New Roman"/>
-          <w:sz w:val="24"/>
-          <w:szCs w:val="24"/>
-        </w:rPr>
-        <w:t>по /*мн.ч.2*/ составляет:</w:t>
+          <w:rFonts w:eastAsia="Times New Roman" w:cs="Times New Roman" w:ascii="Times New Roman" w:hAnsi="Times New Roman"/>
+          <w:b w:val="false"/>
+          <w:bCs w:val="false"/>
+          <w:sz w:val="24"/>
+          <w:szCs w:val="24"/>
+        </w:rPr>
+        <w:t>по /*мн.ч.2*/ сос</w:t>
+      </w:r>
+      <w:r>
+        <w:rPr>
+          <w:rFonts w:eastAsia="Times New Roman" w:cs="Times New Roman" w:ascii="Times New Roman" w:hAnsi="Times New Roman"/>
+          <w:sz w:val="24"/>
+          <w:szCs w:val="24"/>
+        </w:rPr>
+        <w:t>тавляет:</w:t>
       </w:r>
     </w:p>
     <w:tbl>
       <w:tblPr>
+        <w:tblStyle w:val="Table3"/>
         <w:tblW w:w="9324" w:type="dxa"/>
+        <w:jc w:val="left"/>
+        <w:tblInd w:w="0" w:type="dxa"/>
         <w:tblLayout w:type="fixed"/>
-        <w:tblLook w:val="0400" w:firstRow="0" w:lastRow="0" w:firstColumn="0" w:lastColumn="0" w:noHBand="0" w:noVBand="1"/>
+        <w:tblCellMar>
+          <w:top w:w="0" w:type="dxa"/>
+          <w:left w:w="108" w:type="dxa"/>
+          <w:bottom w:w="0" w:type="dxa"/>
+          <w:right w:w="108" w:type="dxa"/>
+        </w:tblCellMar>
+        <w:tblLook w:val="0400"/>
       </w:tblPr>
       <w:tblGrid>
         <w:gridCol w:w="2110"/>
@@ -2162,7 +2618,7 @@
       </w:tblGrid>
       <w:tr>
         <w:trPr>
-          <w:trHeight w:val="846"/>
+          <w:trHeight w:val="846" w:hRule="atLeast"/>
         </w:trPr>
         <w:tc>
           <w:tcPr>
@@ -2177,10 +2633,10 @@
           <w:p>
             <w:pPr>
               <w:pStyle w:val="normal1"/>
-              <w:spacing w:after="0"/>
+              <w:spacing w:lineRule="auto" w:line="240" w:before="0" w:after="0"/>
               <w:jc w:val="center"/>
               <w:rPr>
-                <w:rFonts w:ascii="Times New Roman" w:eastAsia="Times New Roman" w:hAnsi="Times New Roman" w:cs="Times New Roman"/>
+                <w:rFonts w:ascii="Times New Roman" w:hAnsi="Times New Roman" w:eastAsia="Times New Roman" w:cs="Times New Roman"/>
                 <w:b/>
                 <w:sz w:val="21"/>
                 <w:szCs w:val="21"/>
@@ -2188,7 +2644,7 @@
             </w:pPr>
             <w:r>
               <w:rPr>
-                <w:rFonts w:ascii="Times New Roman" w:eastAsia="Times New Roman" w:hAnsi="Times New Roman" w:cs="Times New Roman"/>
+                <w:rFonts w:eastAsia="Times New Roman" w:cs="Times New Roman" w:ascii="Times New Roman" w:hAnsi="Times New Roman"/>
                 <w:b/>
                 <w:sz w:val="21"/>
                 <w:szCs w:val="21"/>
@@ -2210,10 +2666,10 @@
           <w:p>
             <w:pPr>
               <w:pStyle w:val="normal1"/>
-              <w:spacing w:after="0"/>
+              <w:spacing w:lineRule="auto" w:line="240" w:before="0" w:after="0"/>
               <w:jc w:val="center"/>
               <w:rPr>
-                <w:rFonts w:ascii="Times New Roman" w:eastAsia="Times New Roman" w:hAnsi="Times New Roman" w:cs="Times New Roman"/>
+                <w:rFonts w:ascii="Times New Roman" w:hAnsi="Times New Roman" w:eastAsia="Times New Roman" w:cs="Times New Roman"/>
                 <w:b/>
                 <w:sz w:val="21"/>
                 <w:szCs w:val="21"/>
@@ -2221,7 +2677,7 @@
             </w:pPr>
             <w:r>
               <w:rPr>
-                <w:rFonts w:ascii="Times New Roman" w:eastAsia="Times New Roman" w:hAnsi="Times New Roman" w:cs="Times New Roman"/>
+                <w:rFonts w:eastAsia="Times New Roman" w:cs="Times New Roman" w:ascii="Times New Roman" w:hAnsi="Times New Roman"/>
                 <w:b/>
                 <w:sz w:val="21"/>
                 <w:szCs w:val="21"/>
@@ -2243,10 +2699,10 @@
           <w:p>
             <w:pPr>
               <w:pStyle w:val="normal1"/>
-              <w:spacing w:after="0"/>
+              <w:spacing w:lineRule="auto" w:line="240" w:before="0" w:after="0"/>
               <w:jc w:val="center"/>
               <w:rPr>
-                <w:rFonts w:ascii="Times New Roman" w:eastAsia="Times New Roman" w:hAnsi="Times New Roman" w:cs="Times New Roman"/>
+                <w:rFonts w:ascii="Times New Roman" w:hAnsi="Times New Roman" w:eastAsia="Times New Roman" w:cs="Times New Roman"/>
                 <w:b/>
                 <w:sz w:val="21"/>
                 <w:szCs w:val="21"/>
@@ -2254,7 +2710,7 @@
             </w:pPr>
             <w:r>
               <w:rPr>
-                <w:rFonts w:ascii="Times New Roman" w:eastAsia="Times New Roman" w:hAnsi="Times New Roman" w:cs="Times New Roman"/>
+                <w:rFonts w:eastAsia="Times New Roman" w:cs="Times New Roman" w:ascii="Times New Roman" w:hAnsi="Times New Roman"/>
                 <w:b/>
                 <w:sz w:val="21"/>
                 <w:szCs w:val="21"/>
@@ -2276,10 +2732,10 @@
           <w:p>
             <w:pPr>
               <w:pStyle w:val="normal1"/>
-              <w:spacing w:after="0"/>
+              <w:spacing w:lineRule="auto" w:line="240" w:before="0" w:after="0"/>
               <w:jc w:val="center"/>
               <w:rPr>
-                <w:rFonts w:ascii="Times New Roman" w:eastAsia="Times New Roman" w:hAnsi="Times New Roman" w:cs="Times New Roman"/>
+                <w:rFonts w:ascii="Times New Roman" w:hAnsi="Times New Roman" w:eastAsia="Times New Roman" w:cs="Times New Roman"/>
                 <w:b/>
                 <w:sz w:val="21"/>
                 <w:szCs w:val="21"/>
@@ -2287,7 +2743,7 @@
             </w:pPr>
             <w:r>
               <w:rPr>
-                <w:rFonts w:ascii="Times New Roman" w:eastAsia="Times New Roman" w:hAnsi="Times New Roman" w:cs="Times New Roman"/>
+                <w:rFonts w:eastAsia="Times New Roman" w:cs="Times New Roman" w:ascii="Times New Roman" w:hAnsi="Times New Roman"/>
                 <w:b/>
                 <w:sz w:val="21"/>
                 <w:szCs w:val="21"/>
@@ -2298,10 +2754,10 @@
           <w:p>
             <w:pPr>
               <w:pStyle w:val="normal1"/>
-              <w:spacing w:after="0"/>
+              <w:spacing w:lineRule="auto" w:line="240" w:before="0" w:after="0"/>
               <w:jc w:val="center"/>
               <w:rPr>
-                <w:rFonts w:ascii="Times New Roman" w:eastAsia="Times New Roman" w:hAnsi="Times New Roman" w:cs="Times New Roman"/>
+                <w:rFonts w:ascii="Times New Roman" w:hAnsi="Times New Roman" w:eastAsia="Times New Roman" w:cs="Times New Roman"/>
                 <w:b/>
                 <w:sz w:val="21"/>
                 <w:szCs w:val="21"/>
@@ -2309,7 +2765,7 @@
             </w:pPr>
             <w:r>
               <w:rPr>
-                <w:rFonts w:ascii="Times New Roman" w:eastAsia="Times New Roman" w:hAnsi="Times New Roman" w:cs="Times New Roman"/>
+                <w:rFonts w:eastAsia="Times New Roman" w:cs="Times New Roman" w:ascii="Times New Roman" w:hAnsi="Times New Roman"/>
                 <w:b/>
                 <w:sz w:val="21"/>
                 <w:szCs w:val="21"/>
@@ -2332,10 +2788,10 @@
           <w:p>
             <w:pPr>
               <w:pStyle w:val="normal1"/>
-              <w:spacing w:after="0"/>
+              <w:spacing w:lineRule="auto" w:line="240" w:before="0" w:after="0"/>
               <w:jc w:val="center"/>
               <w:rPr>
-                <w:rFonts w:ascii="Times New Roman" w:eastAsia="Times New Roman" w:hAnsi="Times New Roman" w:cs="Times New Roman"/>
+                <w:rFonts w:ascii="Times New Roman" w:hAnsi="Times New Roman" w:eastAsia="Times New Roman" w:cs="Times New Roman"/>
                 <w:b/>
                 <w:sz w:val="21"/>
                 <w:szCs w:val="21"/>
@@ -2343,7 +2799,7 @@
             </w:pPr>
             <w:r>
               <w:rPr>
-                <w:rFonts w:ascii="Times New Roman" w:eastAsia="Times New Roman" w:hAnsi="Times New Roman" w:cs="Times New Roman"/>
+                <w:rFonts w:eastAsia="Times New Roman" w:cs="Times New Roman" w:ascii="Times New Roman" w:hAnsi="Times New Roman"/>
                 <w:b/>
                 <w:sz w:val="21"/>
                 <w:szCs w:val="21"/>
@@ -2354,10 +2810,10 @@
           <w:p>
             <w:pPr>
               <w:pStyle w:val="normal1"/>
-              <w:spacing w:after="0"/>
+              <w:spacing w:lineRule="auto" w:line="240" w:before="0" w:after="0"/>
               <w:jc w:val="center"/>
               <w:rPr>
-                <w:rFonts w:ascii="Times New Roman" w:eastAsia="Times New Roman" w:hAnsi="Times New Roman" w:cs="Times New Roman"/>
+                <w:rFonts w:ascii="Times New Roman" w:hAnsi="Times New Roman" w:eastAsia="Times New Roman" w:cs="Times New Roman"/>
                 <w:b/>
                 <w:sz w:val="21"/>
                 <w:szCs w:val="21"/>
@@ -2365,7 +2821,7 @@
             </w:pPr>
             <w:r>
               <w:rPr>
-                <w:rFonts w:ascii="Times New Roman" w:eastAsia="Times New Roman" w:hAnsi="Times New Roman" w:cs="Times New Roman"/>
+                <w:rFonts w:eastAsia="Times New Roman" w:cs="Times New Roman" w:ascii="Times New Roman" w:hAnsi="Times New Roman"/>
                 <w:b/>
                 <w:sz w:val="21"/>
                 <w:szCs w:val="21"/>
@@ -2377,7 +2833,7 @@
       </w:tr>
       <w:tr>
         <w:trPr>
-          <w:trHeight w:val="680"/>
+          <w:trHeight w:val="680" w:hRule="atLeast"/>
         </w:trPr>
         <w:tc>
           <w:tcPr>
@@ -2391,13 +2847,18 @@
           <w:p>
             <w:pPr>
               <w:pStyle w:val="normal1"/>
-              <w:spacing w:after="0"/>
+              <w:spacing w:lineRule="auto" w:line="240" w:before="0" w:after="0"/>
               <w:jc w:val="center"/>
+              <w:rPr>
+                <w:highlight w:val="none"/>
+                <w:shd w:fill="auto" w:val="clear"/>
+              </w:rPr>
             </w:pPr>
             <w:r>
               <w:rPr>
-                <w:rFonts w:ascii="Times New Roman" w:eastAsia="Times New Roman" w:hAnsi="Times New Roman" w:cs="Times New Roman"/>
-                <w:b/>
+                <w:rFonts w:eastAsia="Times New Roman" w:cs="Times New Roman" w:ascii="Times New Roman" w:hAnsi="Times New Roman"/>
+                <w:b/>
+                <w:shd w:fill="auto" w:val="clear"/>
               </w:rPr>
               <w:t>/*номер договора*/</w:t>
             </w:r>
@@ -2415,12 +2876,17 @@
           <w:p>
             <w:pPr>
               <w:pStyle w:val="normal1"/>
-              <w:spacing w:after="0"/>
+              <w:spacing w:lineRule="auto" w:line="240" w:before="0" w:after="0"/>
               <w:jc w:val="center"/>
+              <w:rPr>
+                <w:highlight w:val="none"/>
+                <w:shd w:fill="auto" w:val="clear"/>
+              </w:rPr>
             </w:pPr>
             <w:r>
               <w:rPr>
-                <w:rFonts w:ascii="Times New Roman" w:eastAsia="Times New Roman" w:hAnsi="Times New Roman" w:cs="Times New Roman"/>
+                <w:rFonts w:eastAsia="Times New Roman" w:cs="Times New Roman" w:ascii="Times New Roman" w:hAnsi="Times New Roman"/>
+                <w:shd w:fill="auto" w:val="clear"/>
               </w:rPr>
               <w:t>/*период*/</w:t>
             </w:r>
@@ -2438,12 +2904,17 @@
           <w:p>
             <w:pPr>
               <w:pStyle w:val="normal1"/>
-              <w:spacing w:after="0"/>
+              <w:spacing w:lineRule="auto" w:line="240" w:before="0" w:after="0"/>
               <w:jc w:val="center"/>
+              <w:rPr>
+                <w:highlight w:val="none"/>
+                <w:shd w:fill="auto" w:val="clear"/>
+              </w:rPr>
             </w:pPr>
             <w:r>
               <w:rPr>
-                <w:rFonts w:ascii="Times New Roman" w:eastAsia="Times New Roman" w:hAnsi="Times New Roman" w:cs="Times New Roman"/>
+                <w:rFonts w:eastAsia="Times New Roman" w:cs="Times New Roman" w:ascii="Times New Roman" w:hAnsi="Times New Roman"/>
+                <w:shd w:fill="auto" w:val="clear"/>
               </w:rPr>
               <w:t>/*задолженность*/</w:t>
             </w:r>
@@ -2461,12 +2932,17 @@
           <w:p>
             <w:pPr>
               <w:pStyle w:val="normal1"/>
-              <w:spacing w:after="0"/>
+              <w:spacing w:lineRule="auto" w:line="240" w:before="0" w:after="0"/>
               <w:jc w:val="center"/>
+              <w:rPr>
+                <w:highlight w:val="none"/>
+                <w:shd w:fill="auto" w:val="clear"/>
+              </w:rPr>
             </w:pPr>
             <w:r>
               <w:rPr>
-                <w:rFonts w:ascii="Times New Roman" w:eastAsia="Times New Roman" w:hAnsi="Times New Roman" w:cs="Times New Roman"/>
+                <w:rFonts w:eastAsia="Times New Roman" w:cs="Times New Roman" w:ascii="Times New Roman" w:hAnsi="Times New Roman"/>
+                <w:shd w:fill="auto" w:val="clear"/>
               </w:rPr>
               <w:t>/*неустойка*/</w:t>
             </w:r>
@@ -2485,35 +2961,26 @@
           <w:p>
             <w:pPr>
               <w:pStyle w:val="normal1"/>
-              <w:spacing w:after="0"/>
+              <w:spacing w:lineRule="auto" w:line="240" w:before="0" w:after="0"/>
               <w:jc w:val="center"/>
+              <w:rPr>
+                <w:highlight w:val="none"/>
+                <w:shd w:fill="auto" w:val="clear"/>
+              </w:rPr>
             </w:pPr>
             <w:r>
               <w:rPr>
-                <w:rFonts w:ascii="Times New Roman" w:eastAsia="Times New Roman" w:hAnsi="Times New Roman" w:cs="Times New Roman"/>
-              </w:rPr>
-              <w:t>/*</w:t>
-            </w:r>
-            <w:proofErr w:type="spellStart"/>
-            <w:r>
-              <w:rPr>
-                <w:rFonts w:ascii="Times New Roman" w:eastAsia="Times New Roman" w:hAnsi="Times New Roman" w:cs="Times New Roman"/>
-              </w:rPr>
-              <w:t>неустойка+задолженность</w:t>
-            </w:r>
-            <w:proofErr w:type="spellEnd"/>
-            <w:r>
-              <w:rPr>
-                <w:rFonts w:ascii="Times New Roman" w:eastAsia="Times New Roman" w:hAnsi="Times New Roman" w:cs="Times New Roman"/>
-              </w:rPr>
-              <w:t>*/</w:t>
+                <w:rFonts w:eastAsia="Times New Roman" w:cs="Times New Roman" w:ascii="Times New Roman" w:hAnsi="Times New Roman"/>
+                <w:shd w:fill="auto" w:val="clear"/>
+              </w:rPr>
+              <w:t>/*неустойка+задолженность*/</w:t>
             </w:r>
           </w:p>
         </w:tc>
       </w:tr>
       <w:tr>
         <w:trPr>
-          <w:trHeight w:val="411"/>
+          <w:trHeight w:val="411" w:hRule="atLeast"/>
         </w:trPr>
         <w:tc>
           <w:tcPr>
@@ -2528,16 +2995,16 @@
           <w:p>
             <w:pPr>
               <w:pStyle w:val="normal1"/>
-              <w:spacing w:after="0"/>
+              <w:spacing w:lineRule="auto" w:line="240" w:before="0" w:after="0"/>
               <w:jc w:val="right"/>
               <w:rPr>
-                <w:rFonts w:ascii="Times New Roman" w:eastAsia="Times New Roman" w:hAnsi="Times New Roman" w:cs="Times New Roman"/>
+                <w:rFonts w:ascii="Times New Roman" w:hAnsi="Times New Roman" w:eastAsia="Times New Roman" w:cs="Times New Roman"/>
                 <w:b/>
               </w:rPr>
             </w:pPr>
             <w:r>
               <w:rPr>
-                <w:rFonts w:ascii="Times New Roman" w:eastAsia="Times New Roman" w:hAnsi="Times New Roman" w:cs="Times New Roman"/>
+                <w:rFonts w:eastAsia="Times New Roman" w:cs="Times New Roman" w:ascii="Times New Roman" w:hAnsi="Times New Roman"/>
                 <w:b/>
               </w:rPr>
               <w:t>ИТОГО:</w:t>
@@ -2556,16 +3023,16 @@
           <w:p>
             <w:pPr>
               <w:pStyle w:val="normal1"/>
-              <w:spacing w:after="0"/>
+              <w:spacing w:lineRule="auto" w:line="240" w:before="0" w:after="0"/>
               <w:jc w:val="center"/>
               <w:rPr>
-                <w:rFonts w:ascii="Times New Roman" w:eastAsia="Times New Roman" w:hAnsi="Times New Roman" w:cs="Times New Roman"/>
+                <w:rFonts w:ascii="Times New Roman" w:hAnsi="Times New Roman" w:eastAsia="Times New Roman" w:cs="Times New Roman"/>
                 <w:b/>
               </w:rPr>
             </w:pPr>
             <w:r>
               <w:rPr>
-                <w:rFonts w:ascii="Times New Roman" w:eastAsia="Times New Roman" w:hAnsi="Times New Roman" w:cs="Times New Roman"/>
+                <w:rFonts w:eastAsia="Times New Roman" w:cs="Times New Roman" w:ascii="Times New Roman" w:hAnsi="Times New Roman"/>
                 <w:b/>
               </w:rPr>
               <w:t>/*сумма долга*/</w:t>
@@ -2584,16 +3051,16 @@
           <w:p>
             <w:pPr>
               <w:pStyle w:val="normal1"/>
-              <w:spacing w:after="0"/>
+              <w:spacing w:lineRule="auto" w:line="240" w:before="0" w:after="0"/>
               <w:jc w:val="center"/>
               <w:rPr>
-                <w:rFonts w:ascii="Times New Roman" w:eastAsia="Times New Roman" w:hAnsi="Times New Roman" w:cs="Times New Roman"/>
+                <w:rFonts w:ascii="Times New Roman" w:hAnsi="Times New Roman" w:eastAsia="Times New Roman" w:cs="Times New Roman"/>
                 <w:b/>
               </w:rPr>
             </w:pPr>
             <w:r>
               <w:rPr>
-                <w:rFonts w:ascii="Times New Roman" w:eastAsia="Times New Roman" w:hAnsi="Times New Roman" w:cs="Times New Roman"/>
+                <w:rFonts w:eastAsia="Times New Roman" w:cs="Times New Roman" w:ascii="Times New Roman" w:hAnsi="Times New Roman"/>
                 <w:b/>
               </w:rPr>
               <w:t>/*неустойка общая*/</w:t>
@@ -2613,16 +3080,16 @@
           <w:p>
             <w:pPr>
               <w:pStyle w:val="normal1"/>
-              <w:spacing w:after="0"/>
+              <w:spacing w:lineRule="auto" w:line="240" w:before="0" w:after="0"/>
               <w:jc w:val="center"/>
               <w:rPr>
-                <w:rFonts w:ascii="Times New Roman" w:eastAsia="Times New Roman" w:hAnsi="Times New Roman" w:cs="Times New Roman"/>
+                <w:rFonts w:ascii="Times New Roman" w:hAnsi="Times New Roman" w:eastAsia="Times New Roman" w:cs="Times New Roman"/>
                 <w:b/>
               </w:rPr>
             </w:pPr>
             <w:r>
               <w:rPr>
-                <w:rFonts w:ascii="Times New Roman" w:eastAsia="Times New Roman" w:hAnsi="Times New Roman" w:cs="Times New Roman"/>
+                <w:rFonts w:eastAsia="Times New Roman" w:cs="Times New Roman" w:ascii="Times New Roman" w:hAnsi="Times New Roman"/>
                 <w:b/>
               </w:rPr>
               <w:t>/*цена иска*/</w:t>
@@ -2634,24 +3101,50 @@
     <w:p>
       <w:pPr>
         <w:pStyle w:val="normal1"/>
-        <w:spacing w:before="120" w:after="120"/>
-        <w:ind w:firstLine="709"/>
+        <w:keepNext w:val="false"/>
+        <w:keepLines w:val="false"/>
+        <w:pageBreakBefore w:val="false"/>
+        <w:widowControl/>
+        <w:shd w:val="clear" w:fill="auto"/>
+        <w:spacing w:lineRule="auto" w:line="240" w:before="120" w:after="120"/>
+        <w:ind w:firstLine="709" w:left="0" w:right="0"/>
         <w:jc w:val="both"/>
         <w:rPr>
-          <w:rFonts w:ascii="Times New Roman" w:eastAsia="Times New Roman" w:hAnsi="Times New Roman" w:cs="Times New Roman"/>
+          <w:rFonts w:ascii="Times New Roman" w:hAnsi="Times New Roman" w:eastAsia="Times New Roman" w:cs="Times New Roman"/>
           <w:b/>
-          <w:color w:val="000000"/>
-          <w:sz w:val="24"/>
-          <w:szCs w:val="24"/>
-        </w:rPr>
-      </w:pPr>
-      <w:r>
-        <w:rPr>
-          <w:rFonts w:ascii="Times New Roman" w:eastAsia="Times New Roman" w:hAnsi="Times New Roman" w:cs="Times New Roman"/>
+          <w:i w:val="false"/>
+          <w:i w:val="false"/>
+          <w:caps w:val="false"/>
+          <w:smallCaps w:val="false"/>
+          <w:strike w:val="false"/>
+          <w:dstrike w:val="false"/>
+          <w:color w:val="000000"/>
+          <w:position w:val="0"/>
+          <w:sz w:val="24"/>
+          <w:sz w:val="24"/>
+          <w:szCs w:val="24"/>
+          <w:u w:val="none"/>
+          <w:shd w:fill="auto" w:val="clear"/>
+          <w:vertAlign w:val="baseline"/>
+        </w:rPr>
+      </w:pPr>
+      <w:r>
+        <w:rPr>
+          <w:rFonts w:eastAsia="Times New Roman" w:cs="Times New Roman" w:ascii="Times New Roman" w:hAnsi="Times New Roman"/>
           <w:b/>
-          <w:color w:val="000000"/>
-          <w:sz w:val="24"/>
-          <w:szCs w:val="24"/>
+          <w:i w:val="false"/>
+          <w:caps w:val="false"/>
+          <w:smallCaps w:val="false"/>
+          <w:strike w:val="false"/>
+          <w:dstrike w:val="false"/>
+          <w:color w:val="000000"/>
+          <w:position w:val="0"/>
+          <w:sz w:val="24"/>
+          <w:sz w:val="24"/>
+          <w:szCs w:val="24"/>
+          <w:u w:val="none"/>
+          <w:shd w:fill="auto" w:val="clear"/>
+          <w:vertAlign w:val="baseline"/>
         </w:rPr>
         <w:t>Расчет суммы неустойки прилагается к настоящему исковому заявлению.</w:t>
       </w:r>
@@ -2659,49 +3152,98 @@
     <w:p>
       <w:pPr>
         <w:pStyle w:val="normal1"/>
-        <w:spacing w:after="0"/>
-        <w:ind w:firstLine="709"/>
+        <w:keepNext w:val="false"/>
+        <w:keepLines w:val="false"/>
+        <w:pageBreakBefore w:val="false"/>
+        <w:widowControl/>
+        <w:shd w:val="clear" w:fill="auto"/>
+        <w:spacing w:lineRule="auto" w:line="240" w:before="0" w:after="0"/>
+        <w:ind w:firstLine="709" w:left="0" w:right="0"/>
         <w:jc w:val="both"/>
         <w:rPr>
-          <w:rFonts w:ascii="Times New Roman" w:eastAsia="Times New Roman" w:hAnsi="Times New Roman" w:cs="Times New Roman"/>
-          <w:color w:val="000000"/>
-          <w:sz w:val="24"/>
-          <w:szCs w:val="24"/>
+          <w:rFonts w:ascii="Times New Roman" w:hAnsi="Times New Roman" w:eastAsia="Times New Roman" w:cs="Times New Roman"/>
+          <w:b w:val="false"/>
+          <w:i w:val="false"/>
+          <w:i w:val="false"/>
+          <w:caps w:val="false"/>
+          <w:smallCaps w:val="false"/>
+          <w:strike w:val="false"/>
+          <w:dstrike w:val="false"/>
+          <w:color w:val="000000"/>
+          <w:position w:val="0"/>
+          <w:sz w:val="24"/>
+          <w:sz w:val="24"/>
+          <w:szCs w:val="24"/>
+          <w:u w:val="none"/>
+          <w:shd w:fill="auto" w:val="clear"/>
+          <w:vertAlign w:val="baseline"/>
         </w:rPr>
       </w:pPr>
       <w:bookmarkStart w:id="3" w:name="_heading=h.k52ivkynkc9v"/>
       <w:bookmarkEnd w:id="3"/>
       <w:r>
         <w:rPr>
-          <w:rFonts w:ascii="Times New Roman" w:eastAsia="Times New Roman" w:hAnsi="Times New Roman" w:cs="Times New Roman"/>
-          <w:color w:val="000000"/>
-          <w:sz w:val="24"/>
-          <w:szCs w:val="24"/>
+          <w:rFonts w:eastAsia="Times New Roman" w:cs="Times New Roman" w:ascii="Times New Roman" w:hAnsi="Times New Roman"/>
+          <w:b w:val="false"/>
+          <w:i w:val="false"/>
+          <w:caps w:val="false"/>
+          <w:smallCaps w:val="false"/>
+          <w:strike w:val="false"/>
+          <w:dstrike w:val="false"/>
+          <w:color w:val="000000"/>
+          <w:position w:val="0"/>
+          <w:sz w:val="24"/>
+          <w:sz w:val="24"/>
+          <w:szCs w:val="24"/>
+          <w:u w:val="none"/>
+          <w:shd w:fill="auto" w:val="clear"/>
+          <w:vertAlign w:val="baseline"/>
         </w:rPr>
         <w:t xml:space="preserve">Таким образом, общая </w:t>
       </w:r>
       <w:r>
         <w:rPr>
-          <w:rFonts w:ascii="Times New Roman" w:eastAsia="Times New Roman" w:hAnsi="Times New Roman" w:cs="Times New Roman"/>
-          <w:color w:val="000000"/>
+          <w:rFonts w:eastAsia="Times New Roman" w:cs="Times New Roman" w:ascii="Times New Roman" w:hAnsi="Times New Roman"/>
+          <w:b w:val="false"/>
+          <w:i w:val="false"/>
+          <w:caps w:val="false"/>
+          <w:smallCaps w:val="false"/>
+          <w:strike w:val="false"/>
+          <w:dstrike w:val="false"/>
+          <w:color w:val="000000"/>
+          <w:position w:val="0"/>
+          <w:sz w:val="24"/>
           <w:sz w:val="24"/>
           <w:szCs w:val="24"/>
           <w:u w:val="single"/>
+          <w:shd w:fill="auto" w:val="clear"/>
+          <w:vertAlign w:val="baseline"/>
         </w:rPr>
         <w:t>цена иска</w:t>
       </w:r>
       <w:r>
         <w:rPr>
-          <w:rFonts w:ascii="Times New Roman" w:eastAsia="Times New Roman" w:hAnsi="Times New Roman" w:cs="Times New Roman"/>
-          <w:color w:val="000000"/>
-          <w:sz w:val="24"/>
-          <w:szCs w:val="24"/>
+          <w:rFonts w:eastAsia="Times New Roman" w:cs="Times New Roman" w:ascii="Times New Roman" w:hAnsi="Times New Roman"/>
+          <w:b w:val="false"/>
+          <w:i w:val="false"/>
+          <w:caps w:val="false"/>
+          <w:smallCaps w:val="false"/>
+          <w:strike w:val="false"/>
+          <w:dstrike w:val="false"/>
+          <w:color w:val="000000"/>
+          <w:position w:val="0"/>
+          <w:sz w:val="24"/>
+          <w:sz w:val="24"/>
+          <w:szCs w:val="24"/>
+          <w:u w:val="none"/>
+          <w:shd w:fill="auto" w:val="clear"/>
+          <w:vertAlign w:val="baseline"/>
         </w:rPr>
         <w:t xml:space="preserve"> составляет </w:t>
       </w:r>
       <w:r>
         <w:rPr>
-          <w:rFonts w:ascii="Times New Roman" w:eastAsia="Times New Roman" w:hAnsi="Times New Roman" w:cs="Times New Roman"/>
+          <w:rFonts w:eastAsia="Times New Roman" w:cs="Times New Roman" w:ascii="Times New Roman" w:hAnsi="Times New Roman"/>
           <w:b/>
           <w:sz w:val="24"/>
           <w:szCs w:val="24"/>
@@ -2710,20 +3252,41 @@
       </w:r>
       <w:r>
         <w:rPr>
-          <w:rFonts w:ascii="Times New Roman" w:eastAsia="Times New Roman" w:hAnsi="Times New Roman" w:cs="Times New Roman"/>
+          <w:rFonts w:eastAsia="Times New Roman" w:cs="Times New Roman" w:ascii="Times New Roman" w:hAnsi="Times New Roman"/>
           <w:b/>
-          <w:color w:val="000000"/>
-          <w:sz w:val="24"/>
-          <w:szCs w:val="24"/>
+          <w:i w:val="false"/>
+          <w:caps w:val="false"/>
+          <w:smallCaps w:val="false"/>
+          <w:strike w:val="false"/>
+          <w:dstrike w:val="false"/>
+          <w:color w:val="000000"/>
+          <w:position w:val="0"/>
+          <w:sz w:val="24"/>
+          <w:sz w:val="24"/>
+          <w:szCs w:val="24"/>
+          <w:u w:val="none"/>
+          <w:shd w:fill="auto" w:val="clear"/>
+          <w:vertAlign w:val="baseline"/>
         </w:rPr>
         <w:t xml:space="preserve"> </w:t>
       </w:r>
       <w:r>
         <w:rPr>
-          <w:rFonts w:ascii="Times New Roman" w:eastAsia="Times New Roman" w:hAnsi="Times New Roman" w:cs="Times New Roman"/>
-          <w:color w:val="000000"/>
-          <w:sz w:val="24"/>
-          <w:szCs w:val="24"/>
+          <w:rFonts w:eastAsia="Times New Roman" w:cs="Times New Roman" w:ascii="Times New Roman" w:hAnsi="Times New Roman"/>
+          <w:b w:val="false"/>
+          <w:i w:val="false"/>
+          <w:caps w:val="false"/>
+          <w:smallCaps w:val="false"/>
+          <w:strike w:val="false"/>
+          <w:dstrike w:val="false"/>
+          <w:color w:val="000000"/>
+          <w:position w:val="0"/>
+          <w:sz w:val="24"/>
+          <w:sz w:val="24"/>
+          <w:szCs w:val="24"/>
+          <w:u w:val="none"/>
+          <w:shd w:fill="auto" w:val="clear"/>
+          <w:vertAlign w:val="baseline"/>
         </w:rPr>
         <w:t xml:space="preserve">рублей. </w:t>
       </w:r>
@@ -2731,62 +3294,132 @@
     <w:p>
       <w:pPr>
         <w:pStyle w:val="normal1"/>
-        <w:spacing w:after="120"/>
-        <w:ind w:firstLine="709"/>
+        <w:keepNext w:val="false"/>
+        <w:keepLines w:val="false"/>
+        <w:pageBreakBefore w:val="false"/>
+        <w:widowControl/>
+        <w:shd w:val="clear" w:fill="auto"/>
+        <w:spacing w:lineRule="auto" w:line="240" w:before="0" w:after="120"/>
+        <w:ind w:firstLine="709" w:left="0" w:right="0"/>
         <w:jc w:val="both"/>
         <w:rPr>
-          <w:rFonts w:ascii="Times New Roman" w:eastAsia="Times New Roman" w:hAnsi="Times New Roman" w:cs="Times New Roman"/>
-          <w:color w:val="000000"/>
-          <w:sz w:val="24"/>
-          <w:szCs w:val="24"/>
+          <w:rFonts w:ascii="Times New Roman" w:hAnsi="Times New Roman" w:eastAsia="Times New Roman" w:cs="Times New Roman"/>
+          <w:b w:val="false"/>
+          <w:i w:val="false"/>
+          <w:i w:val="false"/>
+          <w:caps w:val="false"/>
+          <w:smallCaps w:val="false"/>
+          <w:strike w:val="false"/>
+          <w:dstrike w:val="false"/>
+          <w:color w:val="000000"/>
+          <w:position w:val="0"/>
+          <w:sz w:val="24"/>
+          <w:sz w:val="24"/>
+          <w:szCs w:val="24"/>
+          <w:u w:val="none"/>
+          <w:shd w:fill="auto" w:val="clear"/>
+          <w:vertAlign w:val="baseline"/>
         </w:rPr>
       </w:pPr>
       <w:bookmarkStart w:id="4" w:name="_heading=h.iyq143tfb8u6"/>
       <w:bookmarkEnd w:id="4"/>
       <w:r>
         <w:rPr>
-          <w:rFonts w:ascii="Times New Roman" w:eastAsia="Times New Roman" w:hAnsi="Times New Roman" w:cs="Times New Roman"/>
-          <w:color w:val="000000"/>
-          <w:sz w:val="24"/>
-          <w:szCs w:val="24"/>
+          <w:rFonts w:eastAsia="Times New Roman" w:cs="Times New Roman" w:ascii="Times New Roman" w:hAnsi="Times New Roman"/>
+          <w:b w:val="false"/>
+          <w:i w:val="false"/>
+          <w:caps w:val="false"/>
+          <w:smallCaps w:val="false"/>
+          <w:strike w:val="false"/>
+          <w:dstrike w:val="false"/>
+          <w:color w:val="000000"/>
+          <w:position w:val="0"/>
+          <w:sz w:val="24"/>
+          <w:sz w:val="24"/>
+          <w:szCs w:val="24"/>
+          <w:u w:val="none"/>
+          <w:shd w:fill="auto" w:val="clear"/>
+          <w:vertAlign w:val="baseline"/>
         </w:rPr>
         <w:t xml:space="preserve">Размер </w:t>
       </w:r>
       <w:r>
         <w:rPr>
-          <w:rFonts w:ascii="Times New Roman" w:eastAsia="Times New Roman" w:hAnsi="Times New Roman" w:cs="Times New Roman"/>
-          <w:color w:val="000000"/>
+          <w:rFonts w:eastAsia="Times New Roman" w:cs="Times New Roman" w:ascii="Times New Roman" w:hAnsi="Times New Roman"/>
+          <w:b w:val="false"/>
+          <w:i w:val="false"/>
+          <w:caps w:val="false"/>
+          <w:smallCaps w:val="false"/>
+          <w:strike w:val="false"/>
+          <w:dstrike w:val="false"/>
+          <w:color w:val="000000"/>
+          <w:position w:val="0"/>
+          <w:sz w:val="24"/>
           <w:sz w:val="24"/>
           <w:szCs w:val="24"/>
           <w:u w:val="single"/>
+          <w:shd w:fill="auto" w:val="clear"/>
+          <w:vertAlign w:val="baseline"/>
         </w:rPr>
         <w:t>государственной пошлины</w:t>
       </w:r>
       <w:r>
         <w:rPr>
-          <w:rFonts w:ascii="Times New Roman" w:eastAsia="Times New Roman" w:hAnsi="Times New Roman" w:cs="Times New Roman"/>
-          <w:color w:val="000000"/>
-          <w:sz w:val="24"/>
-          <w:szCs w:val="24"/>
+          <w:rFonts w:eastAsia="Times New Roman" w:cs="Times New Roman" w:ascii="Times New Roman" w:hAnsi="Times New Roman"/>
+          <w:b w:val="false"/>
+          <w:i w:val="false"/>
+          <w:caps w:val="false"/>
+          <w:smallCaps w:val="false"/>
+          <w:strike w:val="false"/>
+          <w:dstrike w:val="false"/>
+          <w:color w:val="000000"/>
+          <w:position w:val="0"/>
+          <w:sz w:val="24"/>
+          <w:sz w:val="24"/>
+          <w:szCs w:val="24"/>
+          <w:u w:val="none"/>
+          <w:shd w:fill="auto" w:val="clear"/>
+          <w:vertAlign w:val="baseline"/>
         </w:rPr>
         <w:t xml:space="preserve"> составляет</w:t>
       </w:r>
       <w:r>
         <w:rPr>
-          <w:rFonts w:ascii="Times New Roman" w:eastAsia="Times New Roman" w:hAnsi="Times New Roman" w:cs="Times New Roman"/>
+          <w:rFonts w:eastAsia="Times New Roman" w:cs="Times New Roman" w:ascii="Times New Roman" w:hAnsi="Times New Roman"/>
           <w:b/>
-          <w:color w:val="000000"/>
-          <w:sz w:val="24"/>
-          <w:szCs w:val="24"/>
+          <w:i w:val="false"/>
+          <w:caps w:val="false"/>
+          <w:smallCaps w:val="false"/>
+          <w:strike w:val="false"/>
+          <w:dstrike w:val="false"/>
+          <w:color w:val="000000"/>
+          <w:position w:val="0"/>
+          <w:sz w:val="24"/>
+          <w:sz w:val="24"/>
+          <w:szCs w:val="24"/>
+          <w:u w:val="none"/>
+          <w:shd w:fill="auto" w:val="clear"/>
+          <w:vertAlign w:val="baseline"/>
         </w:rPr>
         <w:t xml:space="preserve"> /*госпошлина*/ </w:t>
       </w:r>
       <w:r>
         <w:rPr>
-          <w:rFonts w:ascii="Times New Roman" w:eastAsia="Times New Roman" w:hAnsi="Times New Roman" w:cs="Times New Roman"/>
-          <w:color w:val="000000"/>
-          <w:sz w:val="24"/>
-          <w:szCs w:val="24"/>
+          <w:rFonts w:eastAsia="Times New Roman" w:cs="Times New Roman" w:ascii="Times New Roman" w:hAnsi="Times New Roman"/>
+          <w:b w:val="false"/>
+          <w:i w:val="false"/>
+          <w:caps w:val="false"/>
+          <w:smallCaps w:val="false"/>
+          <w:strike w:val="false"/>
+          <w:dstrike w:val="false"/>
+          <w:color w:val="000000"/>
+          <w:position w:val="0"/>
+          <w:sz w:val="24"/>
+          <w:sz w:val="24"/>
+          <w:szCs w:val="24"/>
+          <w:u w:val="none"/>
+          <w:shd w:fill="auto" w:val="clear"/>
+          <w:vertAlign w:val="baseline"/>
         </w:rPr>
         <w:t xml:space="preserve">рублей. </w:t>
       </w:r>
@@ -2794,22 +3427,50 @@
     <w:p>
       <w:pPr>
         <w:pStyle w:val="normal1"/>
-        <w:spacing w:after="0"/>
-        <w:ind w:firstLine="709"/>
+        <w:keepNext w:val="false"/>
+        <w:keepLines w:val="false"/>
+        <w:pageBreakBefore w:val="false"/>
+        <w:widowControl/>
+        <w:shd w:val="clear" w:fill="auto"/>
+        <w:spacing w:lineRule="auto" w:line="240" w:before="0" w:after="0"/>
+        <w:ind w:firstLine="709" w:left="0" w:right="0"/>
         <w:jc w:val="both"/>
         <w:rPr>
-          <w:rFonts w:ascii="Times New Roman" w:eastAsia="Times New Roman" w:hAnsi="Times New Roman" w:cs="Times New Roman"/>
-          <w:color w:val="000000"/>
-          <w:sz w:val="24"/>
-          <w:szCs w:val="24"/>
-        </w:rPr>
-      </w:pPr>
-      <w:r>
-        <w:rPr>
-          <w:rFonts w:ascii="Times New Roman" w:eastAsia="Times New Roman" w:hAnsi="Times New Roman" w:cs="Times New Roman"/>
-          <w:color w:val="000000"/>
-          <w:sz w:val="24"/>
-          <w:szCs w:val="24"/>
+          <w:rFonts w:ascii="Times New Roman" w:hAnsi="Times New Roman" w:eastAsia="Times New Roman" w:cs="Times New Roman"/>
+          <w:b w:val="false"/>
+          <w:i w:val="false"/>
+          <w:i w:val="false"/>
+          <w:caps w:val="false"/>
+          <w:smallCaps w:val="false"/>
+          <w:strike w:val="false"/>
+          <w:dstrike w:val="false"/>
+          <w:color w:val="000000"/>
+          <w:position w:val="0"/>
+          <w:sz w:val="24"/>
+          <w:sz w:val="24"/>
+          <w:szCs w:val="24"/>
+          <w:u w:val="none"/>
+          <w:shd w:fill="auto" w:val="clear"/>
+          <w:vertAlign w:val="baseline"/>
+        </w:rPr>
+      </w:pPr>
+      <w:r>
+        <w:rPr>
+          <w:rFonts w:eastAsia="Times New Roman" w:cs="Times New Roman" w:ascii="Times New Roman" w:hAnsi="Times New Roman"/>
+          <w:b w:val="false"/>
+          <w:i w:val="false"/>
+          <w:caps w:val="false"/>
+          <w:smallCaps w:val="false"/>
+          <w:strike w:val="false"/>
+          <w:dstrike w:val="false"/>
+          <w:color w:val="000000"/>
+          <w:position w:val="0"/>
+          <w:sz w:val="24"/>
+          <w:sz w:val="24"/>
+          <w:szCs w:val="24"/>
+          <w:u w:val="none"/>
+          <w:shd w:fill="auto" w:val="clear"/>
+          <w:vertAlign w:val="baseline"/>
         </w:rPr>
         <w:t>На основании вышеизложенного, в соответствии со статьями 309, 310, 395, 539, 541, 544 Гражданского кодекса РФ, /*нужная статья*/, статьями 4, 125 Арбитражного процессуального кодекса Российской Федерации,</w:t>
       </w:r>
@@ -2817,24 +3478,50 @@
     <w:p>
       <w:pPr>
         <w:pStyle w:val="normal1"/>
-        <w:spacing w:before="240" w:after="240"/>
-        <w:ind w:firstLine="567"/>
+        <w:keepNext w:val="false"/>
+        <w:keepLines w:val="false"/>
+        <w:pageBreakBefore w:val="false"/>
+        <w:widowControl/>
+        <w:shd w:val="clear" w:fill="auto"/>
+        <w:spacing w:lineRule="auto" w:line="240" w:before="240" w:after="240"/>
+        <w:ind w:firstLine="567" w:left="0" w:right="0"/>
         <w:jc w:val="center"/>
         <w:rPr>
-          <w:rFonts w:ascii="Times New Roman" w:eastAsia="Times New Roman" w:hAnsi="Times New Roman" w:cs="Times New Roman"/>
+          <w:rFonts w:ascii="Times New Roman" w:hAnsi="Times New Roman" w:eastAsia="Times New Roman" w:cs="Times New Roman"/>
           <w:b/>
-          <w:color w:val="000000"/>
-          <w:sz w:val="24"/>
-          <w:szCs w:val="24"/>
-        </w:rPr>
-      </w:pPr>
-      <w:r>
-        <w:rPr>
-          <w:rFonts w:ascii="Times New Roman" w:eastAsia="Times New Roman" w:hAnsi="Times New Roman" w:cs="Times New Roman"/>
+          <w:i w:val="false"/>
+          <w:i w:val="false"/>
+          <w:caps w:val="false"/>
+          <w:smallCaps w:val="false"/>
+          <w:strike w:val="false"/>
+          <w:dstrike w:val="false"/>
+          <w:color w:val="000000"/>
+          <w:position w:val="0"/>
+          <w:sz w:val="24"/>
+          <w:sz w:val="24"/>
+          <w:szCs w:val="24"/>
+          <w:u w:val="none"/>
+          <w:shd w:fill="auto" w:val="clear"/>
+          <w:vertAlign w:val="baseline"/>
+        </w:rPr>
+      </w:pPr>
+      <w:r>
+        <w:rPr>
+          <w:rFonts w:eastAsia="Times New Roman" w:cs="Times New Roman" w:ascii="Times New Roman" w:hAnsi="Times New Roman"/>
           <w:b/>
-          <w:color w:val="000000"/>
-          <w:sz w:val="24"/>
-          <w:szCs w:val="24"/>
+          <w:i w:val="false"/>
+          <w:caps w:val="false"/>
+          <w:smallCaps w:val="false"/>
+          <w:strike w:val="false"/>
+          <w:dstrike w:val="false"/>
+          <w:color w:val="000000"/>
+          <w:position w:val="0"/>
+          <w:sz w:val="24"/>
+          <w:sz w:val="24"/>
+          <w:szCs w:val="24"/>
+          <w:u w:val="none"/>
+          <w:shd w:fill="auto" w:val="clear"/>
+          <w:vertAlign w:val="baseline"/>
         </w:rPr>
         <w:t>ПРОСИМ СУД:</w:t>
       </w:r>
@@ -2842,42 +3529,80 @@
     <w:p>
       <w:pPr>
         <w:pStyle w:val="normal1"/>
+        <w:keepNext w:val="false"/>
+        <w:keepLines w:val="false"/>
+        <w:pageBreakBefore w:val="false"/>
+        <w:widowControl/>
         <w:numPr>
           <w:ilvl w:val="0"/>
           <w:numId w:val="2"/>
         </w:numPr>
-        <w:spacing w:after="120"/>
-        <w:ind w:left="0" w:firstLine="709"/>
+        <w:shd w:val="clear" w:fill="auto"/>
+        <w:spacing w:lineRule="auto" w:line="240" w:before="0" w:after="120"/>
+        <w:ind w:firstLine="709" w:left="0" w:right="0"/>
         <w:jc w:val="both"/>
         <w:rPr>
-          <w:rFonts w:ascii="Times New Roman" w:eastAsia="Times New Roman" w:hAnsi="Times New Roman" w:cs="Times New Roman"/>
-          <w:color w:val="000000"/>
-          <w:sz w:val="24"/>
-          <w:szCs w:val="24"/>
-        </w:rPr>
-      </w:pPr>
-      <w:r>
-        <w:rPr>
-          <w:rFonts w:ascii="Times New Roman" w:eastAsia="Times New Roman" w:hAnsi="Times New Roman" w:cs="Times New Roman"/>
+          <w:rFonts w:ascii="Times New Roman" w:hAnsi="Times New Roman" w:eastAsia="Times New Roman" w:cs="Times New Roman"/>
+          <w:b w:val="false"/>
+          <w:i w:val="false"/>
+          <w:i w:val="false"/>
+          <w:caps w:val="false"/>
+          <w:smallCaps w:val="false"/>
+          <w:strike w:val="false"/>
+          <w:dstrike w:val="false"/>
+          <w:color w:val="000000"/>
+          <w:position w:val="0"/>
+          <w:sz w:val="24"/>
+          <w:sz w:val="24"/>
+          <w:szCs w:val="24"/>
+          <w:u w:val="none"/>
+          <w:shd w:fill="auto" w:val="clear"/>
+          <w:vertAlign w:val="baseline"/>
+        </w:rPr>
+      </w:pPr>
+      <w:r>
+        <w:rPr>
+          <w:rFonts w:eastAsia="Times New Roman" w:cs="Times New Roman" w:ascii="Times New Roman" w:hAnsi="Times New Roman"/>
           <w:b/>
-          <w:color w:val="000000"/>
-          <w:sz w:val="24"/>
-          <w:szCs w:val="24"/>
+          <w:i w:val="false"/>
+          <w:caps w:val="false"/>
+          <w:smallCaps w:val="false"/>
+          <w:strike w:val="false"/>
+          <w:dstrike w:val="false"/>
+          <w:color w:val="000000"/>
+          <w:position w:val="0"/>
+          <w:sz w:val="24"/>
+          <w:sz w:val="24"/>
+          <w:szCs w:val="24"/>
+          <w:u w:val="none"/>
+          <w:shd w:fill="auto" w:val="clear"/>
+          <w:vertAlign w:val="baseline"/>
         </w:rPr>
         <w:t>Взыскать</w:t>
       </w:r>
       <w:r>
         <w:rPr>
-          <w:rFonts w:ascii="Times New Roman" w:eastAsia="Times New Roman" w:hAnsi="Times New Roman" w:cs="Times New Roman"/>
-          <w:color w:val="000000"/>
-          <w:sz w:val="24"/>
-          <w:szCs w:val="24"/>
+          <w:rFonts w:eastAsia="Times New Roman" w:cs="Times New Roman" w:ascii="Times New Roman" w:hAnsi="Times New Roman"/>
+          <w:b w:val="false"/>
+          <w:i w:val="false"/>
+          <w:caps w:val="false"/>
+          <w:smallCaps w:val="false"/>
+          <w:strike w:val="false"/>
+          <w:dstrike w:val="false"/>
+          <w:color w:val="000000"/>
+          <w:position w:val="0"/>
+          <w:sz w:val="24"/>
+          <w:sz w:val="24"/>
+          <w:szCs w:val="24"/>
+          <w:u w:val="none"/>
+          <w:shd w:fill="auto" w:val="clear"/>
+          <w:vertAlign w:val="baseline"/>
         </w:rPr>
         <w:t xml:space="preserve"> с Ответчика </w:t>
       </w:r>
       <w:r>
         <w:rPr>
-          <w:rFonts w:ascii="Times New Roman" w:eastAsia="Times New Roman" w:hAnsi="Times New Roman" w:cs="Times New Roman"/>
+          <w:rFonts w:eastAsia="Times New Roman" w:cs="Times New Roman" w:ascii="Times New Roman" w:hAnsi="Times New Roman"/>
           <w:sz w:val="24"/>
           <w:szCs w:val="24"/>
         </w:rPr>
@@ -2885,154 +3610,223 @@
       </w:r>
       <w:r>
         <w:rPr>
-          <w:rFonts w:ascii="Times New Roman" w:eastAsia="Times New Roman" w:hAnsi="Times New Roman" w:cs="Times New Roman"/>
-          <w:color w:val="000000"/>
-          <w:sz w:val="24"/>
-          <w:szCs w:val="24"/>
+          <w:rFonts w:eastAsia="Times New Roman" w:cs="Times New Roman" w:ascii="Times New Roman" w:hAnsi="Times New Roman"/>
+          <w:b w:val="false"/>
+          <w:i w:val="false"/>
+          <w:caps w:val="false"/>
+          <w:smallCaps w:val="false"/>
+          <w:strike w:val="false"/>
+          <w:dstrike w:val="false"/>
+          <w:color w:val="000000"/>
+          <w:position w:val="0"/>
+          <w:sz w:val="24"/>
+          <w:sz w:val="24"/>
+          <w:szCs w:val="24"/>
+          <w:u w:val="none"/>
+          <w:shd w:fill="auto" w:val="clear"/>
+          <w:vertAlign w:val="baseline"/>
         </w:rPr>
         <w:t xml:space="preserve">(ОГРН </w:t>
       </w:r>
       <w:r>
         <w:rPr>
-          <w:rFonts w:ascii="Times New Roman" w:eastAsia="Times New Roman" w:hAnsi="Times New Roman" w:cs="Times New Roman"/>
-          <w:sz w:val="24"/>
-          <w:szCs w:val="24"/>
-        </w:rPr>
-        <w:t xml:space="preserve">/*ответчик </w:t>
-      </w:r>
-      <w:proofErr w:type="spellStart"/>
-      <w:r>
-        <w:rPr>
-          <w:rFonts w:ascii="Times New Roman" w:eastAsia="Times New Roman" w:hAnsi="Times New Roman" w:cs="Times New Roman"/>
-          <w:sz w:val="24"/>
-          <w:szCs w:val="24"/>
-        </w:rPr>
-        <w:t>огрн</w:t>
-      </w:r>
-      <w:proofErr w:type="spellEnd"/>
-      <w:r>
-        <w:rPr>
-          <w:rFonts w:ascii="Times New Roman" w:eastAsia="Times New Roman" w:hAnsi="Times New Roman" w:cs="Times New Roman"/>
-          <w:sz w:val="24"/>
-          <w:szCs w:val="24"/>
-        </w:rPr>
-        <w:t>*/</w:t>
-      </w:r>
-      <w:r>
-        <w:rPr>
-          <w:rFonts w:ascii="Times New Roman" w:eastAsia="Times New Roman" w:hAnsi="Times New Roman" w:cs="Times New Roman"/>
-          <w:color w:val="000000"/>
-          <w:sz w:val="24"/>
-          <w:szCs w:val="24"/>
+          <w:rFonts w:eastAsia="Times New Roman" w:cs="Times New Roman" w:ascii="Times New Roman" w:hAnsi="Times New Roman"/>
+          <w:sz w:val="24"/>
+          <w:szCs w:val="24"/>
+        </w:rPr>
+        <w:t>/*ответчик огрн*/</w:t>
+      </w:r>
+      <w:r>
+        <w:rPr>
+          <w:rFonts w:eastAsia="Times New Roman" w:cs="Times New Roman" w:ascii="Times New Roman" w:hAnsi="Times New Roman"/>
+          <w:b w:val="false"/>
+          <w:i w:val="false"/>
+          <w:caps w:val="false"/>
+          <w:smallCaps w:val="false"/>
+          <w:strike w:val="false"/>
+          <w:dstrike w:val="false"/>
+          <w:color w:val="000000"/>
+          <w:position w:val="0"/>
+          <w:sz w:val="24"/>
+          <w:sz w:val="24"/>
+          <w:szCs w:val="24"/>
+          <w:u w:val="none"/>
+          <w:shd w:fill="auto" w:val="clear"/>
+          <w:vertAlign w:val="baseline"/>
         </w:rPr>
         <w:t>, ИНН</w:t>
       </w:r>
       <w:r>
         <w:rPr>
-          <w:rFonts w:ascii="Times New Roman" w:eastAsia="Times New Roman" w:hAnsi="Times New Roman" w:cs="Times New Roman"/>
-          <w:sz w:val="24"/>
-          <w:szCs w:val="24"/>
-        </w:rPr>
-        <w:t xml:space="preserve"> /*ответчик </w:t>
-      </w:r>
-      <w:proofErr w:type="spellStart"/>
-      <w:r>
-        <w:rPr>
-          <w:rFonts w:ascii="Times New Roman" w:eastAsia="Times New Roman" w:hAnsi="Times New Roman" w:cs="Times New Roman"/>
-          <w:sz w:val="24"/>
-          <w:szCs w:val="24"/>
-        </w:rPr>
-        <w:t>инн</w:t>
-      </w:r>
-      <w:proofErr w:type="spellEnd"/>
-      <w:r>
-        <w:rPr>
-          <w:rFonts w:ascii="Times New Roman" w:eastAsia="Times New Roman" w:hAnsi="Times New Roman" w:cs="Times New Roman"/>
-          <w:sz w:val="24"/>
-          <w:szCs w:val="24"/>
-        </w:rPr>
-        <w:t>*/</w:t>
-      </w:r>
-      <w:r>
-        <w:rPr>
-          <w:rFonts w:ascii="Times New Roman" w:eastAsia="Times New Roman" w:hAnsi="Times New Roman" w:cs="Times New Roman"/>
-          <w:color w:val="000000"/>
-          <w:sz w:val="24"/>
-          <w:szCs w:val="24"/>
-        </w:rPr>
-        <w:t>) в пользу</w:t>
-      </w:r>
-      <w:r>
-        <w:rPr>
-          <w:rFonts w:ascii="Times New Roman" w:eastAsia="Times New Roman" w:hAnsi="Times New Roman" w:cs="Times New Roman"/>
-          <w:color w:val="000000"/>
-          <w:sz w:val="24"/>
-          <w:szCs w:val="24"/>
-        </w:rPr>
-        <w:t xml:space="preserve"> Истца</w:t>
-      </w:r>
-      <w:r>
-        <w:rPr>
-          <w:rFonts w:ascii="Times New Roman" w:eastAsia="Times New Roman" w:hAnsi="Times New Roman" w:cs="Times New Roman"/>
-          <w:color w:val="000000"/>
-          <w:sz w:val="24"/>
-          <w:szCs w:val="24"/>
-        </w:rPr>
-        <w:t xml:space="preserve"> ПУБЛИЧНОЕ АКЦИОНЕРНОЕ ОБЩЕСТВО «МОСКОВСКАЯ ОБЪЕДИНЕННАЯ ЭНЕРГЕТИЧЕСКАЯ КОМПАНИЯ» (ОГРН /*истец </w:t>
-      </w:r>
-      <w:proofErr w:type="spellStart"/>
-      <w:r>
-        <w:rPr>
-          <w:rFonts w:ascii="Times New Roman" w:eastAsia="Times New Roman" w:hAnsi="Times New Roman" w:cs="Times New Roman"/>
-          <w:color w:val="000000"/>
-          <w:sz w:val="24"/>
-          <w:szCs w:val="24"/>
-        </w:rPr>
-        <w:t>огрн</w:t>
-      </w:r>
-      <w:proofErr w:type="spellEnd"/>
-      <w:r>
-        <w:rPr>
-          <w:rFonts w:ascii="Times New Roman" w:eastAsia="Times New Roman" w:hAnsi="Times New Roman" w:cs="Times New Roman"/>
-          <w:color w:val="000000"/>
-          <w:sz w:val="24"/>
-          <w:szCs w:val="24"/>
-        </w:rPr>
-        <w:t xml:space="preserve">*/, ИНН /*истец </w:t>
-      </w:r>
-      <w:proofErr w:type="spellStart"/>
-      <w:r>
-        <w:rPr>
-          <w:rFonts w:ascii="Times New Roman" w:eastAsia="Times New Roman" w:hAnsi="Times New Roman" w:cs="Times New Roman"/>
-          <w:color w:val="000000"/>
-          <w:sz w:val="24"/>
-          <w:szCs w:val="24"/>
-        </w:rPr>
-        <w:t>инн</w:t>
-      </w:r>
-      <w:proofErr w:type="spellEnd"/>
-      <w:r>
-        <w:rPr>
-          <w:rFonts w:ascii="Times New Roman" w:eastAsia="Times New Roman" w:hAnsi="Times New Roman" w:cs="Times New Roman"/>
-          <w:color w:val="000000"/>
-          <w:sz w:val="24"/>
-          <w:szCs w:val="24"/>
-        </w:rPr>
-        <w:t>*/) задолженность (основной долг) и неустойку по /*мн.ч.2*/ в общем размере</w:t>
-      </w:r>
-      <w:r>
-        <w:rPr>
-          <w:rFonts w:ascii="Times New Roman" w:eastAsia="Times New Roman" w:hAnsi="Times New Roman" w:cs="Times New Roman"/>
+          <w:rFonts w:eastAsia="Times New Roman" w:cs="Times New Roman" w:ascii="Times New Roman" w:hAnsi="Times New Roman"/>
+          <w:sz w:val="24"/>
+          <w:szCs w:val="24"/>
+        </w:rPr>
+        <w:t xml:space="preserve"> /*ответчик инн*/</w:t>
+      </w:r>
+      <w:r>
+        <w:rPr>
+          <w:rFonts w:eastAsia="Times New Roman" w:cs="Times New Roman" w:ascii="Times New Roman" w:hAnsi="Times New Roman"/>
+          <w:b w:val="false"/>
+          <w:i w:val="false"/>
+          <w:caps w:val="false"/>
+          <w:smallCaps w:val="false"/>
+          <w:strike w:val="false"/>
+          <w:dstrike w:val="false"/>
+          <w:color w:val="000000"/>
+          <w:position w:val="0"/>
+          <w:sz w:val="24"/>
+          <w:sz w:val="24"/>
+          <w:szCs w:val="24"/>
+          <w:u w:val="none"/>
+          <w:shd w:fill="auto" w:val="clear"/>
+          <w:vertAlign w:val="baseline"/>
+        </w:rPr>
+        <w:t xml:space="preserve">) в пользу </w:t>
+      </w:r>
+      <w:r>
+        <w:rPr>
+          <w:rFonts w:eastAsia="Times New Roman" w:cs="Times New Roman" w:ascii="Times New Roman" w:hAnsi="Times New Roman"/>
+          <w:b w:val="false"/>
+          <w:i w:val="false"/>
+          <w:caps w:val="false"/>
+          <w:smallCaps w:val="false"/>
+          <w:strike w:val="false"/>
+          <w:dstrike w:val="false"/>
+          <w:color w:val="000000"/>
+          <w:position w:val="0"/>
+          <w:sz w:val="24"/>
+          <w:sz w:val="24"/>
+          <w:szCs w:val="24"/>
+          <w:u w:val="none"/>
+          <w:shd w:fill="auto" w:val="clear"/>
+          <w:vertAlign w:val="baseline"/>
+        </w:rPr>
+        <w:t>И</w:t>
+      </w:r>
+      <w:r>
+        <w:rPr>
+          <w:rFonts w:eastAsia="Times New Roman" w:cs="Times New Roman" w:ascii="Times New Roman" w:hAnsi="Times New Roman"/>
+          <w:b w:val="false"/>
+          <w:i w:val="false"/>
+          <w:caps w:val="false"/>
+          <w:smallCaps w:val="false"/>
+          <w:strike w:val="false"/>
+          <w:dstrike w:val="false"/>
+          <w:color w:val="000000"/>
+          <w:position w:val="0"/>
+          <w:sz w:val="24"/>
+          <w:sz w:val="24"/>
+          <w:szCs w:val="24"/>
+          <w:u w:val="none"/>
+          <w:shd w:fill="auto" w:val="clear"/>
+          <w:vertAlign w:val="baseline"/>
+        </w:rPr>
+        <w:t>с</w:t>
+      </w:r>
+      <w:r>
+        <w:rPr>
+          <w:rFonts w:eastAsia="Times New Roman" w:cs="Times New Roman" w:ascii="Times New Roman" w:hAnsi="Times New Roman"/>
+          <w:b w:val="false"/>
+          <w:i w:val="false"/>
+          <w:caps w:val="false"/>
+          <w:smallCaps w:val="false"/>
+          <w:strike w:val="false"/>
+          <w:dstrike w:val="false"/>
+          <w:color w:val="000000"/>
+          <w:position w:val="0"/>
+          <w:sz w:val="24"/>
+          <w:sz w:val="24"/>
+          <w:szCs w:val="24"/>
+          <w:u w:val="none"/>
+          <w:shd w:fill="auto" w:val="clear"/>
+          <w:vertAlign w:val="baseline"/>
+        </w:rPr>
+        <w:t>т</w:t>
+      </w:r>
+      <w:r>
+        <w:rPr>
+          <w:rFonts w:eastAsia="Times New Roman" w:cs="Times New Roman" w:ascii="Times New Roman" w:hAnsi="Times New Roman"/>
+          <w:b w:val="false"/>
+          <w:i w:val="false"/>
+          <w:caps w:val="false"/>
+          <w:smallCaps w:val="false"/>
+          <w:strike w:val="false"/>
+          <w:dstrike w:val="false"/>
+          <w:color w:val="000000"/>
+          <w:position w:val="0"/>
+          <w:sz w:val="24"/>
+          <w:sz w:val="24"/>
+          <w:szCs w:val="24"/>
+          <w:u w:val="none"/>
+          <w:shd w:fill="auto" w:val="clear"/>
+          <w:vertAlign w:val="baseline"/>
+        </w:rPr>
+        <w:t>ц</w:t>
+      </w:r>
+      <w:r>
+        <w:rPr>
+          <w:rFonts w:eastAsia="Times New Roman" w:cs="Times New Roman" w:ascii="Times New Roman" w:hAnsi="Times New Roman"/>
+          <w:b w:val="false"/>
+          <w:i w:val="false"/>
+          <w:caps w:val="false"/>
+          <w:smallCaps w:val="false"/>
+          <w:strike w:val="false"/>
+          <w:dstrike w:val="false"/>
+          <w:color w:val="000000"/>
+          <w:position w:val="0"/>
+          <w:sz w:val="24"/>
+          <w:sz w:val="24"/>
+          <w:szCs w:val="24"/>
+          <w:u w:val="none"/>
+          <w:shd w:fill="auto" w:val="clear"/>
+          <w:vertAlign w:val="baseline"/>
+        </w:rPr>
+        <w:t xml:space="preserve">а </w:t>
+      </w:r>
+      <w:r>
+        <w:rPr>
+          <w:rFonts w:eastAsia="Times New Roman" w:cs="Times New Roman" w:ascii="Times New Roman" w:hAnsi="Times New Roman"/>
+          <w:b w:val="false"/>
+          <w:i w:val="false"/>
+          <w:caps w:val="false"/>
+          <w:smallCaps w:val="false"/>
+          <w:strike w:val="false"/>
+          <w:dstrike w:val="false"/>
+          <w:color w:val="000000"/>
+          <w:position w:val="0"/>
+          <w:sz w:val="24"/>
+          <w:sz w:val="24"/>
+          <w:szCs w:val="24"/>
+          <w:u w:val="none"/>
+          <w:shd w:fill="auto" w:val="clear"/>
+          <w:vertAlign w:val="baseline"/>
+        </w:rPr>
+        <w:t>ПУБЛИЧНОЕ АКЦИОНЕРНОЕ ОБЩЕСТВО «МОСКОВСКАЯ ОБЪЕДИНЕННАЯ ЭНЕРГЕТИЧЕСКАЯ КОМПАНИЯ» (ОГРН /*истец огрн*/, ИНН /*истец инн*/) задолженность (основной долг) и неустойку по /*мн.ч.2*/ в общем размере</w:t>
+      </w:r>
+      <w:r>
+        <w:rPr>
+          <w:rFonts w:eastAsia="Times New Roman" w:cs="Times New Roman" w:ascii="Times New Roman" w:hAnsi="Times New Roman"/>
           <w:b/>
-          <w:color w:val="000000"/>
-          <w:sz w:val="24"/>
-          <w:szCs w:val="24"/>
+          <w:i w:val="false"/>
+          <w:caps w:val="false"/>
+          <w:smallCaps w:val="false"/>
+          <w:strike w:val="false"/>
+          <w:dstrike w:val="false"/>
+          <w:color w:val="000000"/>
+          <w:position w:val="0"/>
+          <w:sz w:val="24"/>
+          <w:sz w:val="24"/>
+          <w:szCs w:val="24"/>
+          <w:u w:val="none"/>
+          <w:shd w:fill="auto" w:val="clear"/>
+          <w:vertAlign w:val="baseline"/>
         </w:rPr>
         <w:t xml:space="preserve"> </w:t>
       </w:r>
       <w:r>
         <w:rPr>
-          <w:rFonts w:ascii="Times New Roman" w:eastAsia="Times New Roman" w:hAnsi="Times New Roman" w:cs="Times New Roman"/>
+          <w:rFonts w:eastAsia="Times New Roman" w:cs="Times New Roman" w:ascii="Times New Roman" w:hAnsi="Times New Roman"/>
           <w:b/>
           <w:sz w:val="24"/>
           <w:szCs w:val="24"/>
@@ -3041,10 +3835,21 @@
       </w:r>
       <w:r>
         <w:rPr>
-          <w:rFonts w:ascii="Times New Roman" w:eastAsia="Times New Roman" w:hAnsi="Times New Roman" w:cs="Times New Roman"/>
-          <w:color w:val="000000"/>
-          <w:sz w:val="24"/>
-          <w:szCs w:val="24"/>
+          <w:rFonts w:eastAsia="Times New Roman" w:cs="Times New Roman" w:ascii="Times New Roman" w:hAnsi="Times New Roman"/>
+          <w:b w:val="false"/>
+          <w:i w:val="false"/>
+          <w:caps w:val="false"/>
+          <w:smallCaps w:val="false"/>
+          <w:strike w:val="false"/>
+          <w:dstrike w:val="false"/>
+          <w:color w:val="000000"/>
+          <w:position w:val="0"/>
+          <w:sz w:val="24"/>
+          <w:sz w:val="24"/>
+          <w:szCs w:val="24"/>
+          <w:u w:val="none"/>
+          <w:shd w:fill="auto" w:val="clear"/>
+          <w:vertAlign w:val="baseline"/>
         </w:rPr>
         <w:t xml:space="preserve">рублей, в том числе: </w:t>
       </w:r>
@@ -3052,21 +3857,40 @@
     <w:p>
       <w:pPr>
         <w:pStyle w:val="normal1"/>
+        <w:keepNext w:val="false"/>
+        <w:keepLines w:val="false"/>
+        <w:pageBreakBefore w:val="false"/>
+        <w:widowControl/>
         <w:numPr>
           <w:ilvl w:val="0"/>
           <w:numId w:val="3"/>
         </w:numPr>
-        <w:spacing w:after="0"/>
-        <w:ind w:left="993" w:hanging="426"/>
+        <w:shd w:val="clear" w:fill="auto"/>
+        <w:spacing w:lineRule="auto" w:line="240" w:before="0" w:after="0"/>
+        <w:ind w:hanging="426" w:left="993" w:right="0"/>
         <w:jc w:val="both"/>
-      </w:pPr>
-      <w:r>
-        <w:rPr>
-          <w:rFonts w:ascii="Times New Roman" w:eastAsia="Times New Roman" w:hAnsi="Times New Roman" w:cs="Times New Roman"/>
+        <w:rPr>
+          <w:highlight w:val="none"/>
+          <w:shd w:fill="auto" w:val="clear"/>
+        </w:rPr>
+      </w:pPr>
+      <w:r>
+        <w:rPr>
+          <w:rFonts w:eastAsia="Times New Roman" w:cs="Times New Roman" w:ascii="Times New Roman" w:hAnsi="Times New Roman"/>
           <w:b/>
-          <w:color w:val="000000"/>
-          <w:sz w:val="24"/>
-          <w:szCs w:val="24"/>
+          <w:i w:val="false"/>
+          <w:caps w:val="false"/>
+          <w:smallCaps w:val="false"/>
+          <w:strike w:val="false"/>
+          <w:dstrike w:val="false"/>
+          <w:color w:val="000000"/>
+          <w:position w:val="0"/>
+          <w:sz w:val="24"/>
+          <w:sz w:val="24"/>
+          <w:szCs w:val="24"/>
+          <w:u w:val="none"/>
+          <w:shd w:fill="auto" w:val="clear"/>
+          <w:vertAlign w:val="baseline"/>
         </w:rPr>
         <w:t>по Договору 05.403297-ТЭ от 01.08.2017:</w:t>
       </w:r>
@@ -3074,309 +3898,451 @@
     <w:p>
       <w:pPr>
         <w:pStyle w:val="normal1"/>
-        <w:spacing w:after="0"/>
+        <w:keepNext w:val="false"/>
+        <w:keepLines w:val="false"/>
+        <w:pageBreakBefore w:val="false"/>
+        <w:widowControl/>
+        <w:shd w:val="clear" w:fill="auto"/>
+        <w:spacing w:lineRule="auto" w:line="240" w:before="0" w:after="0"/>
+        <w:ind w:hanging="0" w:left="993" w:right="0"/>
+        <w:jc w:val="both"/>
+        <w:rPr>
+          <w:highlight w:val="none"/>
+          <w:shd w:fill="auto" w:val="clear"/>
+        </w:rPr>
+      </w:pPr>
+      <w:r>
+        <w:rPr>
+          <w:rFonts w:eastAsia="Times New Roman" w:cs="Times New Roman" w:ascii="Times New Roman" w:hAnsi="Times New Roman"/>
+          <w:b/>
+          <w:sz w:val="24"/>
+          <w:szCs w:val="24"/>
+          <w:shd w:fill="auto" w:val="clear"/>
+        </w:rPr>
+        <w:t>/*задолженность*/</w:t>
+      </w:r>
+      <w:r>
+        <w:rPr>
+          <w:rFonts w:eastAsia="Times New Roman" w:cs="Times New Roman" w:ascii="Times New Roman" w:hAnsi="Times New Roman"/>
+          <w:b/>
+          <w:i w:val="false"/>
+          <w:caps w:val="false"/>
+          <w:smallCaps w:val="false"/>
+          <w:strike w:val="false"/>
+          <w:dstrike w:val="false"/>
+          <w:color w:val="000000"/>
+          <w:position w:val="0"/>
+          <w:sz w:val="24"/>
+          <w:sz w:val="24"/>
+          <w:szCs w:val="24"/>
+          <w:u w:val="none"/>
+          <w:shd w:fill="auto" w:val="clear"/>
+          <w:vertAlign w:val="baseline"/>
+        </w:rPr>
+        <w:t xml:space="preserve"> </w:t>
+      </w:r>
+      <w:r>
+        <w:rPr>
+          <w:rFonts w:eastAsia="Times New Roman" w:cs="Times New Roman" w:ascii="Times New Roman" w:hAnsi="Times New Roman"/>
+          <w:b w:val="false"/>
+          <w:i w:val="false"/>
+          <w:caps w:val="false"/>
+          <w:smallCaps w:val="false"/>
+          <w:strike w:val="false"/>
+          <w:dstrike w:val="false"/>
+          <w:color w:val="000000"/>
+          <w:position w:val="0"/>
+          <w:sz w:val="24"/>
+          <w:sz w:val="24"/>
+          <w:szCs w:val="24"/>
+          <w:u w:val="none"/>
+          <w:shd w:fill="auto" w:val="clear"/>
+          <w:vertAlign w:val="baseline"/>
+        </w:rPr>
+        <w:t xml:space="preserve">руб. – основной долг за период </w:t>
+      </w:r>
+      <w:r>
+        <w:rPr>
+          <w:rFonts w:eastAsia="Times New Roman" w:cs="Times New Roman" w:ascii="Times New Roman" w:hAnsi="Times New Roman"/>
+          <w:sz w:val="24"/>
+          <w:szCs w:val="24"/>
+          <w:shd w:fill="auto" w:val="clear"/>
+        </w:rPr>
+        <w:t>/*период*/</w:t>
+      </w:r>
+      <w:r>
+        <w:rPr>
+          <w:rFonts w:eastAsia="Times New Roman" w:cs="Times New Roman" w:ascii="Times New Roman" w:hAnsi="Times New Roman"/>
+          <w:b w:val="false"/>
+          <w:i w:val="false"/>
+          <w:caps w:val="false"/>
+          <w:smallCaps w:val="false"/>
+          <w:strike w:val="false"/>
+          <w:dstrike w:val="false"/>
+          <w:color w:val="000000"/>
+          <w:position w:val="0"/>
+          <w:sz w:val="24"/>
+          <w:sz w:val="24"/>
+          <w:szCs w:val="24"/>
+          <w:u w:val="none"/>
+          <w:shd w:fill="auto" w:val="clear"/>
+          <w:vertAlign w:val="baseline"/>
+        </w:rPr>
+        <w:t>;</w:t>
+      </w:r>
+    </w:p>
+    <w:p>
+      <w:pPr>
+        <w:pStyle w:val="NoSpacing"/>
         <w:ind w:left="993"/>
         <w:jc w:val="both"/>
-      </w:pPr>
-      <w:r>
-        <w:rPr>
-          <w:rFonts w:ascii="Times New Roman" w:eastAsia="Times New Roman" w:hAnsi="Times New Roman" w:cs="Times New Roman"/>
+        <w:rPr>
+          <w:highlight w:val="none"/>
+          <w:shd w:fill="auto" w:val="clear"/>
+        </w:rPr>
+      </w:pPr>
+      <w:r>
+        <w:rPr>
+          <w:rFonts w:eastAsia="Times New Roman" w:cs="Times New Roman" w:ascii="Times New Roman" w:hAnsi="Times New Roman"/>
           <w:b/>
-          <w:sz w:val="24"/>
-          <w:szCs w:val="24"/>
-        </w:rPr>
-        <w:t>/*задолженность*/</w:t>
-      </w:r>
-      <w:r>
-        <w:rPr>
-          <w:rFonts w:ascii="Times New Roman" w:eastAsia="Times New Roman" w:hAnsi="Times New Roman" w:cs="Times New Roman"/>
-          <w:b/>
-          <w:color w:val="000000"/>
-          <w:sz w:val="24"/>
-          <w:szCs w:val="24"/>
-        </w:rPr>
-        <w:t xml:space="preserve"> </w:t>
-      </w:r>
-      <w:r>
-        <w:rPr>
-          <w:rFonts w:ascii="Times New Roman" w:eastAsia="Times New Roman" w:hAnsi="Times New Roman" w:cs="Times New Roman"/>
-          <w:color w:val="000000"/>
-          <w:sz w:val="24"/>
-          <w:szCs w:val="24"/>
-        </w:rPr>
-        <w:t xml:space="preserve">руб. – основной долг за период </w:t>
-      </w:r>
-      <w:r>
-        <w:rPr>
-          <w:rFonts w:ascii="Times New Roman" w:eastAsia="Times New Roman" w:hAnsi="Times New Roman" w:cs="Times New Roman"/>
-          <w:sz w:val="24"/>
-          <w:szCs w:val="24"/>
-        </w:rPr>
-        <w:t>/*период*/</w:t>
-      </w:r>
-      <w:r>
-        <w:rPr>
-          <w:rFonts w:ascii="Times New Roman" w:eastAsia="Times New Roman" w:hAnsi="Times New Roman" w:cs="Times New Roman"/>
-          <w:color w:val="000000"/>
-          <w:sz w:val="24"/>
-          <w:szCs w:val="24"/>
+          <w:bCs/>
+          <w:i w:val="false"/>
+          <w:caps w:val="false"/>
+          <w:smallCaps w:val="false"/>
+          <w:strike w:val="false"/>
+          <w:dstrike w:val="false"/>
+          <w:color w:val="000000"/>
+          <w:position w:val="0"/>
+          <w:sz w:val="24"/>
+          <w:sz w:val="24"/>
+          <w:szCs w:val="24"/>
+          <w:u w:val="none"/>
+          <w:shd w:fill="auto" w:val="clear"/>
+          <w:vertAlign w:val="baseline"/>
+          <w:lang w:eastAsia="ru-RU"/>
+        </w:rPr>
+        <w:t>/*доля годовой корректировки*/</w:t>
+      </w:r>
+      <w:r>
+        <w:rPr>
+          <w:rFonts w:eastAsia="Times New Roman" w:cs="Times New Roman" w:ascii="Times New Roman" w:hAnsi="Times New Roman"/>
+          <w:b w:val="false"/>
+          <w:i w:val="false"/>
+          <w:caps w:val="false"/>
+          <w:smallCaps w:val="false"/>
+          <w:strike w:val="false"/>
+          <w:dstrike w:val="false"/>
+          <w:color w:val="000000"/>
+          <w:position w:val="0"/>
+          <w:sz w:val="24"/>
+          <w:sz w:val="24"/>
+          <w:szCs w:val="24"/>
+          <w:u w:val="none"/>
+          <w:shd w:fill="auto" w:val="clear"/>
+          <w:vertAlign w:val="baseline"/>
+          <w:lang w:eastAsia="ru-RU"/>
+        </w:rPr>
+        <w:t xml:space="preserve"> руб. – доля годовой корректировки за /*год корректировки*/ год за период /*период корректировки*/</w:t>
+      </w:r>
+      <w:r>
+        <w:rPr>
+          <w:rFonts w:eastAsia="Times New Roman" w:cs="Times New Roman" w:ascii="Times New Roman" w:hAnsi="Times New Roman"/>
+          <w:b w:val="false"/>
+          <w:i w:val="false"/>
+          <w:caps w:val="false"/>
+          <w:smallCaps w:val="false"/>
+          <w:strike w:val="false"/>
+          <w:dstrike w:val="false"/>
+          <w:color w:val="000000"/>
+          <w:position w:val="0"/>
+          <w:sz w:val="24"/>
+          <w:sz w:val="24"/>
+          <w:szCs w:val="24"/>
+          <w:u w:val="none"/>
+          <w:shd w:fill="auto" w:val="clear"/>
+          <w:vertAlign w:val="baseline"/>
         </w:rPr>
         <w:t>;</w:t>
       </w:r>
     </w:p>
     <w:p>
       <w:pPr>
-        <w:pStyle w:val="af5"/>
-        <w:ind w:left="993"/>
+        <w:pStyle w:val="normal1"/>
+        <w:keepNext w:val="false"/>
+        <w:keepLines w:val="false"/>
+        <w:pageBreakBefore w:val="false"/>
+        <w:widowControl/>
+        <w:shd w:val="clear" w:fill="auto"/>
+        <w:spacing w:lineRule="auto" w:line="240" w:before="0" w:after="0"/>
+        <w:ind w:hanging="0" w:left="993" w:right="0"/>
         <w:jc w:val="both"/>
-      </w:pPr>
-      <w:r>
-        <w:rPr>
-          <w:rFonts w:ascii="Times New Roman" w:hAnsi="Times New Roman" w:cs="Times New Roman"/>
+        <w:rPr>
+          <w:highlight w:val="none"/>
+          <w:shd w:fill="auto" w:val="clear"/>
+        </w:rPr>
+      </w:pPr>
+      <w:r>
+        <w:rPr>
+          <w:rFonts w:eastAsia="Times New Roman" w:cs="Times New Roman" w:ascii="Times New Roman" w:hAnsi="Times New Roman"/>
           <w:b/>
-          <w:bCs/>
-          <w:color w:val="000000"/>
-          <w:sz w:val="24"/>
-          <w:szCs w:val="24"/>
-          <w:lang w:eastAsia="ru-RU"/>
-        </w:rPr>
-        <w:t>/*доля годовой корректировки*/</w:t>
-      </w:r>
-      <w:r>
-        <w:rPr>
-          <w:rFonts w:ascii="Times New Roman" w:hAnsi="Times New Roman" w:cs="Times New Roman"/>
-          <w:color w:val="000000"/>
-          <w:sz w:val="24"/>
-          <w:szCs w:val="24"/>
-          <w:lang w:eastAsia="ru-RU"/>
-        </w:rPr>
-        <w:t xml:space="preserve"> руб. – доля годовой корректировки за /*год корректировки*/ год за период /*период корректировки*/</w:t>
-      </w:r>
-      <w:r>
-        <w:rPr>
-          <w:rFonts w:ascii="Times New Roman" w:hAnsi="Times New Roman" w:cs="Times New Roman"/>
-          <w:color w:val="000000"/>
-          <w:sz w:val="24"/>
-          <w:szCs w:val="24"/>
-        </w:rPr>
-        <w:t>;</w:t>
+          <w:sz w:val="24"/>
+          <w:szCs w:val="24"/>
+          <w:shd w:fill="auto" w:val="clear"/>
+        </w:rPr>
+        <w:t>/*неустойка*/</w:t>
+      </w:r>
+      <w:r>
+        <w:rPr>
+          <w:rFonts w:eastAsia="Times New Roman" w:cs="Times New Roman" w:ascii="Times New Roman" w:hAnsi="Times New Roman"/>
+          <w:b/>
+          <w:i w:val="false"/>
+          <w:caps w:val="false"/>
+          <w:smallCaps w:val="false"/>
+          <w:strike w:val="false"/>
+          <w:dstrike w:val="false"/>
+          <w:color w:val="000000"/>
+          <w:position w:val="0"/>
+          <w:sz w:val="24"/>
+          <w:sz w:val="24"/>
+          <w:szCs w:val="24"/>
+          <w:u w:val="none"/>
+          <w:shd w:fill="auto" w:val="clear"/>
+          <w:vertAlign w:val="baseline"/>
+        </w:rPr>
+        <w:t xml:space="preserve"> </w:t>
+      </w:r>
+      <w:r>
+        <w:rPr>
+          <w:rFonts w:eastAsia="Times New Roman" w:cs="Times New Roman" w:ascii="Times New Roman" w:hAnsi="Times New Roman"/>
+          <w:b w:val="false"/>
+          <w:i w:val="false"/>
+          <w:caps w:val="false"/>
+          <w:smallCaps w:val="false"/>
+          <w:strike w:val="false"/>
+          <w:dstrike w:val="false"/>
+          <w:color w:val="000000"/>
+          <w:position w:val="0"/>
+          <w:sz w:val="24"/>
+          <w:sz w:val="24"/>
+          <w:szCs w:val="24"/>
+          <w:u w:val="none"/>
+          <w:shd w:fill="auto" w:val="clear"/>
+          <w:vertAlign w:val="baseline"/>
+        </w:rPr>
+        <w:t>руб. – неустойку за период с /*период неустойки 1*/ по /*период неустойки 2*/;</w:t>
       </w:r>
     </w:p>
     <w:p>
       <w:pPr>
         <w:pStyle w:val="normal1"/>
-        <w:spacing w:after="0"/>
-        <w:ind w:left="993"/>
+        <w:keepNext w:val="false"/>
+        <w:keepLines w:val="false"/>
+        <w:pageBreakBefore w:val="false"/>
+        <w:widowControl/>
+        <w:shd w:val="clear" w:fill="auto"/>
+        <w:spacing w:lineRule="auto" w:line="240" w:before="0" w:after="120"/>
+        <w:ind w:hanging="0" w:left="992" w:right="0"/>
         <w:jc w:val="both"/>
-      </w:pPr>
-      <w:r>
-        <w:rPr>
-          <w:rFonts w:ascii="Times New Roman" w:eastAsia="Times New Roman" w:hAnsi="Times New Roman" w:cs="Times New Roman"/>
-          <w:b/>
-          <w:sz w:val="24"/>
-          <w:szCs w:val="24"/>
-        </w:rPr>
-        <w:t>/*неустойка*/</w:t>
-      </w:r>
-      <w:r>
-        <w:rPr>
-          <w:rFonts w:ascii="Times New Roman" w:eastAsia="Times New Roman" w:hAnsi="Times New Roman" w:cs="Times New Roman"/>
-          <w:b/>
-          <w:color w:val="000000"/>
-          <w:sz w:val="24"/>
-          <w:szCs w:val="24"/>
-        </w:rPr>
-        <w:t xml:space="preserve"> </w:t>
-      </w:r>
-      <w:r>
-        <w:rPr>
-          <w:rFonts w:ascii="Times New Roman" w:eastAsia="Times New Roman" w:hAnsi="Times New Roman" w:cs="Times New Roman"/>
-          <w:color w:val="000000"/>
-          <w:sz w:val="24"/>
-          <w:szCs w:val="24"/>
-        </w:rPr>
-        <w:t>руб. – неустойку за период с /*период неустойки 1*/ по /*период неустойки 2*/;</w:t>
+        <w:rPr>
+          <w:highlight w:val="none"/>
+          <w:shd w:fill="auto" w:val="clear"/>
+        </w:rPr>
+      </w:pPr>
+      <w:bookmarkStart w:id="5" w:name="_heading=h.5z6qu5hcxdqu"/>
+      <w:bookmarkEnd w:id="5"/>
+      <w:r>
+        <w:rPr>
+          <w:rFonts w:eastAsia="Times New Roman" w:cs="Times New Roman" w:ascii="Times New Roman" w:hAnsi="Times New Roman"/>
+          <w:b w:val="false"/>
+          <w:i w:val="false"/>
+          <w:caps w:val="false"/>
+          <w:smallCaps w:val="false"/>
+          <w:strike w:val="false"/>
+          <w:dstrike w:val="false"/>
+          <w:color w:val="000000"/>
+          <w:position w:val="0"/>
+          <w:sz w:val="24"/>
+          <w:sz w:val="24"/>
+          <w:szCs w:val="24"/>
+          <w:u w:val="none"/>
+          <w:shd w:fill="auto" w:val="clear"/>
+          <w:vertAlign w:val="baseline"/>
+        </w:rPr>
+        <w:t>неустойку по день фактического исполнения обязательства, начиная с /*начальная дата неустойки*/ года, рассчитанную исходя из 1/130 ставки рефинансирования Банка России;</w:t>
       </w:r>
     </w:p>
     <w:p>
       <w:pPr>
         <w:pStyle w:val="normal1"/>
-        <w:spacing w:after="120"/>
-        <w:ind w:left="992"/>
-        <w:jc w:val="both"/>
-      </w:pPr>
-      <w:bookmarkStart w:id="5" w:name="_heading=h.5z6qu5hcxdqu"/>
-      <w:bookmarkEnd w:id="5"/>
-      <w:r>
-        <w:rPr>
-          <w:rFonts w:ascii="Times New Roman" w:eastAsia="Times New Roman" w:hAnsi="Times New Roman" w:cs="Times New Roman"/>
-          <w:color w:val="000000"/>
-          <w:sz w:val="24"/>
-          <w:szCs w:val="24"/>
-        </w:rPr>
-        <w:t>неустойку по день фактического исполнения обязательства, начиная с /*начальная дата неустойки*/ года, рассчитанную исходя из 1/130 ставки рефинансирования Банка России</w:t>
-      </w:r>
-      <w:r>
-        <w:rPr>
-          <w:rFonts w:ascii="Times New Roman" w:eastAsia="Times New Roman" w:hAnsi="Times New Roman" w:cs="Times New Roman"/>
-          <w:color w:val="000000"/>
-          <w:sz w:val="24"/>
-          <w:szCs w:val="24"/>
-        </w:rPr>
-        <w:t>.</w:t>
-      </w:r>
-      <w:bookmarkStart w:id="6" w:name="_GoBack"/>
-      <w:bookmarkEnd w:id="6"/>
-    </w:p>
-    <w:p>
-      <w:pPr>
-        <w:pStyle w:val="normal1"/>
+        <w:keepNext w:val="false"/>
+        <w:keepLines w:val="false"/>
+        <w:pageBreakBefore w:val="false"/>
+        <w:widowControl/>
         <w:numPr>
           <w:ilvl w:val="0"/>
           <w:numId w:val="2"/>
         </w:numPr>
-        <w:spacing w:after="120"/>
-        <w:ind w:left="0" w:firstLine="709"/>
+        <w:shd w:val="clear" w:fill="auto"/>
+        <w:spacing w:lineRule="auto" w:line="240" w:before="0" w:after="120"/>
+        <w:ind w:firstLine="709" w:left="0" w:right="0"/>
         <w:jc w:val="both"/>
         <w:rPr>
-          <w:rFonts w:ascii="Times New Roman" w:eastAsia="Times New Roman" w:hAnsi="Times New Roman" w:cs="Times New Roman"/>
-          <w:color w:val="000000"/>
-          <w:sz w:val="24"/>
-          <w:szCs w:val="24"/>
-        </w:rPr>
-      </w:pPr>
-      <w:r>
-        <w:rPr>
-          <w:rFonts w:ascii="Times New Roman" w:eastAsia="Times New Roman" w:hAnsi="Times New Roman" w:cs="Times New Roman"/>
+          <w:rFonts w:ascii="Times New Roman" w:hAnsi="Times New Roman" w:eastAsia="Times New Roman" w:cs="Times New Roman"/>
+          <w:b w:val="false"/>
+          <w:i w:val="false"/>
+          <w:i w:val="false"/>
+          <w:caps w:val="false"/>
+          <w:smallCaps w:val="false"/>
+          <w:strike w:val="false"/>
+          <w:dstrike w:val="false"/>
+          <w:color w:val="000000"/>
+          <w:position w:val="0"/>
+          <w:sz w:val="24"/>
+          <w:sz w:val="24"/>
+          <w:szCs w:val="24"/>
+          <w:u w:val="none"/>
+          <w:shd w:fill="auto" w:val="clear"/>
+          <w:vertAlign w:val="baseline"/>
+        </w:rPr>
+      </w:pPr>
+      <w:r>
+        <w:rPr>
+          <w:rFonts w:eastAsia="Times New Roman" w:cs="Times New Roman" w:ascii="Times New Roman" w:hAnsi="Times New Roman"/>
           <w:b/>
-          <w:color w:val="000000"/>
-          <w:sz w:val="24"/>
-          <w:szCs w:val="24"/>
+          <w:i w:val="false"/>
+          <w:caps w:val="false"/>
+          <w:smallCaps w:val="false"/>
+          <w:strike w:val="false"/>
+          <w:dstrike w:val="false"/>
+          <w:color w:val="000000"/>
+          <w:position w:val="0"/>
+          <w:sz w:val="24"/>
+          <w:sz w:val="24"/>
+          <w:szCs w:val="24"/>
+          <w:u w:val="none"/>
+          <w:shd w:fill="auto" w:val="clear"/>
+          <w:vertAlign w:val="baseline"/>
         </w:rPr>
         <w:t>Взыскать</w:t>
       </w:r>
       <w:r>
         <w:rPr>
-          <w:rFonts w:ascii="Times New Roman" w:eastAsia="Times New Roman" w:hAnsi="Times New Roman" w:cs="Times New Roman"/>
-          <w:color w:val="000000"/>
-          <w:sz w:val="24"/>
-          <w:szCs w:val="24"/>
+          <w:rFonts w:eastAsia="Times New Roman" w:cs="Times New Roman" w:ascii="Times New Roman" w:hAnsi="Times New Roman"/>
+          <w:b w:val="false"/>
+          <w:i w:val="false"/>
+          <w:caps w:val="false"/>
+          <w:smallCaps w:val="false"/>
+          <w:strike w:val="false"/>
+          <w:dstrike w:val="false"/>
+          <w:color w:val="000000"/>
+          <w:position w:val="0"/>
+          <w:sz w:val="24"/>
+          <w:sz w:val="24"/>
+          <w:szCs w:val="24"/>
+          <w:u w:val="none"/>
+          <w:shd w:fill="auto" w:val="clear"/>
+          <w:vertAlign w:val="baseline"/>
         </w:rPr>
         <w:t xml:space="preserve"> с Ответчика /*ответчик полное имя*/ (ОГРН </w:t>
       </w:r>
       <w:r>
         <w:rPr>
-          <w:rFonts w:ascii="Times New Roman" w:eastAsia="Times New Roman" w:hAnsi="Times New Roman" w:cs="Times New Roman"/>
-          <w:sz w:val="24"/>
-          <w:szCs w:val="24"/>
-        </w:rPr>
-        <w:t xml:space="preserve">/*ответчик </w:t>
-      </w:r>
-      <w:proofErr w:type="spellStart"/>
-      <w:r>
-        <w:rPr>
-          <w:rFonts w:ascii="Times New Roman" w:eastAsia="Times New Roman" w:hAnsi="Times New Roman" w:cs="Times New Roman"/>
-          <w:sz w:val="24"/>
-          <w:szCs w:val="24"/>
-        </w:rPr>
-        <w:t>огрн</w:t>
-      </w:r>
-      <w:proofErr w:type="spellEnd"/>
-      <w:r>
-        <w:rPr>
-          <w:rFonts w:ascii="Times New Roman" w:eastAsia="Times New Roman" w:hAnsi="Times New Roman" w:cs="Times New Roman"/>
-          <w:sz w:val="24"/>
-          <w:szCs w:val="24"/>
-        </w:rPr>
-        <w:t>*/</w:t>
-      </w:r>
-      <w:r>
-        <w:rPr>
-          <w:rFonts w:ascii="Times New Roman" w:eastAsia="Times New Roman" w:hAnsi="Times New Roman" w:cs="Times New Roman"/>
-          <w:color w:val="000000"/>
-          <w:sz w:val="24"/>
-          <w:szCs w:val="24"/>
+          <w:rFonts w:eastAsia="Times New Roman" w:cs="Times New Roman" w:ascii="Times New Roman" w:hAnsi="Times New Roman"/>
+          <w:sz w:val="24"/>
+          <w:szCs w:val="24"/>
+        </w:rPr>
+        <w:t>/*ответчик огрн*/</w:t>
+      </w:r>
+      <w:r>
+        <w:rPr>
+          <w:rFonts w:eastAsia="Times New Roman" w:cs="Times New Roman" w:ascii="Times New Roman" w:hAnsi="Times New Roman"/>
+          <w:b w:val="false"/>
+          <w:i w:val="false"/>
+          <w:caps w:val="false"/>
+          <w:smallCaps w:val="false"/>
+          <w:strike w:val="false"/>
+          <w:dstrike w:val="false"/>
+          <w:color w:val="000000"/>
+          <w:position w:val="0"/>
+          <w:sz w:val="24"/>
+          <w:sz w:val="24"/>
+          <w:szCs w:val="24"/>
+          <w:u w:val="none"/>
+          <w:shd w:fill="auto" w:val="clear"/>
+          <w:vertAlign w:val="baseline"/>
         </w:rPr>
         <w:t xml:space="preserve">, ИНН </w:t>
       </w:r>
       <w:r>
         <w:rPr>
-          <w:rFonts w:ascii="Times New Roman" w:eastAsia="Times New Roman" w:hAnsi="Times New Roman" w:cs="Times New Roman"/>
-          <w:sz w:val="24"/>
-          <w:szCs w:val="24"/>
-        </w:rPr>
-        <w:t xml:space="preserve">/*ответчик </w:t>
-      </w:r>
-      <w:proofErr w:type="spellStart"/>
-      <w:r>
-        <w:rPr>
-          <w:rFonts w:ascii="Times New Roman" w:eastAsia="Times New Roman" w:hAnsi="Times New Roman" w:cs="Times New Roman"/>
-          <w:sz w:val="24"/>
-          <w:szCs w:val="24"/>
-        </w:rPr>
-        <w:t>инн</w:t>
-      </w:r>
-      <w:proofErr w:type="spellEnd"/>
-      <w:r>
-        <w:rPr>
-          <w:rFonts w:ascii="Times New Roman" w:eastAsia="Times New Roman" w:hAnsi="Times New Roman" w:cs="Times New Roman"/>
-          <w:sz w:val="24"/>
-          <w:szCs w:val="24"/>
-        </w:rPr>
-        <w:t>*/</w:t>
-      </w:r>
-      <w:r>
-        <w:rPr>
-          <w:rFonts w:ascii="Times New Roman" w:eastAsia="Times New Roman" w:hAnsi="Times New Roman" w:cs="Times New Roman"/>
-          <w:color w:val="000000"/>
-          <w:sz w:val="24"/>
-          <w:szCs w:val="24"/>
-        </w:rPr>
-        <w:t xml:space="preserve">) в пользу Истца ПУБЛИЧНОЕ АКЦИОНЕРНОЕ ОБЩЕСТВО «МОСКОВСКАЯ ОБЪЕДИНЕННАЯ ЭНЕРГЕТИЧЕСКАЯ КОМПАНИЯ» (ОГРН /*истец </w:t>
-      </w:r>
-      <w:proofErr w:type="spellStart"/>
-      <w:r>
-        <w:rPr>
-          <w:rFonts w:ascii="Times New Roman" w:eastAsia="Times New Roman" w:hAnsi="Times New Roman" w:cs="Times New Roman"/>
-          <w:color w:val="000000"/>
-          <w:sz w:val="24"/>
-          <w:szCs w:val="24"/>
-        </w:rPr>
-        <w:t>огрн</w:t>
-      </w:r>
-      <w:proofErr w:type="spellEnd"/>
-      <w:r>
-        <w:rPr>
-          <w:rFonts w:ascii="Times New Roman" w:eastAsia="Times New Roman" w:hAnsi="Times New Roman" w:cs="Times New Roman"/>
-          <w:color w:val="000000"/>
-          <w:sz w:val="24"/>
-          <w:szCs w:val="24"/>
-        </w:rPr>
-        <w:t xml:space="preserve">*/, ИНН /*истец </w:t>
-      </w:r>
-      <w:proofErr w:type="spellStart"/>
-      <w:r>
-        <w:rPr>
-          <w:rFonts w:ascii="Times New Roman" w:eastAsia="Times New Roman" w:hAnsi="Times New Roman" w:cs="Times New Roman"/>
-          <w:color w:val="000000"/>
-          <w:sz w:val="24"/>
-          <w:szCs w:val="24"/>
-        </w:rPr>
-        <w:t>инн</w:t>
-      </w:r>
-      <w:proofErr w:type="spellEnd"/>
-      <w:r>
-        <w:rPr>
-          <w:rFonts w:ascii="Times New Roman" w:eastAsia="Times New Roman" w:hAnsi="Times New Roman" w:cs="Times New Roman"/>
-          <w:color w:val="000000"/>
-          <w:sz w:val="24"/>
-          <w:szCs w:val="24"/>
-        </w:rPr>
-        <w:t xml:space="preserve">*/) расходы по оплате государственной пошлины  за подачу настоящего иска </w:t>
-      </w:r>
-      <w:r>
-        <w:rPr>
-          <w:rFonts w:ascii="Times New Roman" w:eastAsia="Times New Roman" w:hAnsi="Times New Roman" w:cs="Times New Roman"/>
+          <w:rFonts w:eastAsia="Times New Roman" w:cs="Times New Roman" w:ascii="Times New Roman" w:hAnsi="Times New Roman"/>
+          <w:sz w:val="24"/>
+          <w:szCs w:val="24"/>
+        </w:rPr>
+        <w:t>/*ответчик инн*/</w:t>
+      </w:r>
+      <w:r>
+        <w:rPr>
+          <w:rFonts w:eastAsia="Times New Roman" w:cs="Times New Roman" w:ascii="Times New Roman" w:hAnsi="Times New Roman"/>
+          <w:b w:val="false"/>
+          <w:i w:val="false"/>
+          <w:caps w:val="false"/>
+          <w:smallCaps w:val="false"/>
+          <w:strike w:val="false"/>
+          <w:dstrike w:val="false"/>
+          <w:color w:val="000000"/>
+          <w:position w:val="0"/>
+          <w:sz w:val="24"/>
+          <w:sz w:val="24"/>
+          <w:szCs w:val="24"/>
+          <w:u w:val="none"/>
+          <w:shd w:fill="auto" w:val="clear"/>
+          <w:vertAlign w:val="baseline"/>
+        </w:rPr>
+        <w:t>) в пользу Истца ПУБЛИЧНОЕ АКЦИОНЕРНОЕ ОБЩЕСТВО</w:t>
+      </w:r>
+      <w:r>
+        <w:rPr>
+          <w:rFonts w:eastAsia="Times New Roman" w:cs="Times New Roman" w:ascii="Times New Roman" w:hAnsi="Times New Roman"/>
+          <w:i w:val="false"/>
+          <w:caps w:val="false"/>
+          <w:smallCaps w:val="false"/>
+          <w:strike w:val="false"/>
+          <w:dstrike w:val="false"/>
+          <w:color w:val="000000"/>
+          <w:position w:val="0"/>
+          <w:sz w:val="24"/>
+          <w:sz w:val="24"/>
+          <w:szCs w:val="24"/>
+          <w:u w:val="none"/>
+          <w:shd w:fill="auto" w:val="clear"/>
+          <w:vertAlign w:val="baseline"/>
+        </w:rPr>
+        <w:t xml:space="preserve"> «МОСКОВСКАЯ ОБЪЕДИНЕННАЯ ЭНЕРГЕТИЧЕСКАЯ КОМПАНИЯ»</w:t>
+      </w:r>
+      <w:r>
+        <w:rPr>
+          <w:rFonts w:eastAsia="Times New Roman" w:cs="Times New Roman" w:ascii="Times New Roman" w:hAnsi="Times New Roman"/>
+          <w:b w:val="false"/>
+          <w:i w:val="false"/>
+          <w:caps w:val="false"/>
+          <w:smallCaps w:val="false"/>
+          <w:strike w:val="false"/>
+          <w:dstrike w:val="false"/>
+          <w:color w:val="000000"/>
+          <w:position w:val="0"/>
+          <w:sz w:val="24"/>
+          <w:sz w:val="24"/>
+          <w:szCs w:val="24"/>
+          <w:u w:val="none"/>
+          <w:shd w:fill="auto" w:val="clear"/>
+          <w:vertAlign w:val="baseline"/>
+        </w:rPr>
+        <w:t xml:space="preserve"> (ОГРН /*истец огрн*/, ИНН /*истец инн*/) расходы по оплате государственной пошлины  за подачу настоящего иска </w:t>
+      </w:r>
+      <w:r>
+        <w:rPr>
+          <w:rFonts w:eastAsia="Times New Roman" w:cs="Times New Roman" w:ascii="Times New Roman" w:hAnsi="Times New Roman"/>
           <w:b/>
           <w:sz w:val="24"/>
           <w:szCs w:val="24"/>
@@ -3385,20 +4351,41 @@
       </w:r>
       <w:r>
         <w:rPr>
-          <w:rFonts w:ascii="Times New Roman" w:eastAsia="Times New Roman" w:hAnsi="Times New Roman" w:cs="Times New Roman"/>
+          <w:rFonts w:eastAsia="Times New Roman" w:cs="Times New Roman" w:ascii="Times New Roman" w:hAnsi="Times New Roman"/>
           <w:b/>
-          <w:color w:val="000000"/>
-          <w:sz w:val="24"/>
-          <w:szCs w:val="24"/>
+          <w:i w:val="false"/>
+          <w:caps w:val="false"/>
+          <w:smallCaps w:val="false"/>
+          <w:strike w:val="false"/>
+          <w:dstrike w:val="false"/>
+          <w:color w:val="000000"/>
+          <w:position w:val="0"/>
+          <w:sz w:val="24"/>
+          <w:sz w:val="24"/>
+          <w:szCs w:val="24"/>
+          <w:u w:val="none"/>
+          <w:shd w:fill="auto" w:val="clear"/>
+          <w:vertAlign w:val="baseline"/>
         </w:rPr>
         <w:t xml:space="preserve"> </w:t>
       </w:r>
       <w:r>
         <w:rPr>
-          <w:rFonts w:ascii="Times New Roman" w:eastAsia="Times New Roman" w:hAnsi="Times New Roman" w:cs="Times New Roman"/>
-          <w:color w:val="000000"/>
-          <w:sz w:val="24"/>
-          <w:szCs w:val="24"/>
+          <w:rFonts w:eastAsia="Times New Roman" w:cs="Times New Roman" w:ascii="Times New Roman" w:hAnsi="Times New Roman"/>
+          <w:b w:val="false"/>
+          <w:i w:val="false"/>
+          <w:caps w:val="false"/>
+          <w:smallCaps w:val="false"/>
+          <w:strike w:val="false"/>
+          <w:dstrike w:val="false"/>
+          <w:color w:val="000000"/>
+          <w:position w:val="0"/>
+          <w:sz w:val="24"/>
+          <w:sz w:val="24"/>
+          <w:szCs w:val="24"/>
+          <w:u w:val="none"/>
+          <w:shd w:fill="auto" w:val="clear"/>
+          <w:vertAlign w:val="baseline"/>
         </w:rPr>
         <w:t>рублей.</w:t>
       </w:r>
@@ -3407,47 +4394,66 @@
       <w:pPr>
         <w:pStyle w:val="normal1"/>
         <w:tabs>
-          <w:tab w:val="left" w:pos="851"/>
-          <w:tab w:val="left" w:pos="11057"/>
+          <w:tab w:val="clear" w:pos="720"/>
+          <w:tab w:val="left" w:pos="851" w:leader="none"/>
+          <w:tab w:val="left" w:pos="11057" w:leader="none"/>
         </w:tabs>
-        <w:spacing w:after="60"/>
+        <w:spacing w:lineRule="auto" w:line="240" w:before="0" w:after="60"/>
         <w:jc w:val="both"/>
         <w:rPr>
-          <w:rFonts w:ascii="Times New Roman" w:eastAsia="Times New Roman" w:hAnsi="Times New Roman" w:cs="Times New Roman"/>
+          <w:rFonts w:ascii="Times New Roman" w:hAnsi="Times New Roman" w:eastAsia="Times New Roman" w:cs="Times New Roman"/>
           <w:b/>
           <w:sz w:val="24"/>
           <w:szCs w:val="24"/>
         </w:rPr>
       </w:pPr>
+      <w:r>
+        <w:rPr>
+          <w:rFonts w:eastAsia="Times New Roman" w:cs="Times New Roman" w:ascii="Times New Roman" w:hAnsi="Times New Roman"/>
+          <w:b/>
+          <w:sz w:val="24"/>
+          <w:szCs w:val="24"/>
+        </w:rPr>
+      </w:r>
     </w:p>
     <w:p>
       <w:pPr>
         <w:pStyle w:val="normal1"/>
         <w:tabs>
-          <w:tab w:val="left" w:pos="851"/>
-          <w:tab w:val="left" w:pos="11057"/>
+          <w:tab w:val="clear" w:pos="720"/>
+          <w:tab w:val="left" w:pos="851" w:leader="none"/>
+          <w:tab w:val="left" w:pos="11057" w:leader="none"/>
         </w:tabs>
-        <w:spacing w:after="60"/>
+        <w:spacing w:lineRule="auto" w:line="240" w:before="0" w:after="60"/>
         <w:jc w:val="both"/>
         <w:rPr>
-          <w:rFonts w:ascii="Times New Roman" w:eastAsia="Times New Roman" w:hAnsi="Times New Roman" w:cs="Times New Roman"/>
+          <w:rFonts w:ascii="Times New Roman" w:hAnsi="Times New Roman" w:eastAsia="Times New Roman" w:cs="Times New Roman"/>
           <w:b/>
           <w:sz w:val="24"/>
           <w:szCs w:val="24"/>
         </w:rPr>
       </w:pPr>
+      <w:r>
+        <w:rPr>
+          <w:rFonts w:eastAsia="Times New Roman" w:cs="Times New Roman" w:ascii="Times New Roman" w:hAnsi="Times New Roman"/>
+          <w:b/>
+          <w:sz w:val="24"/>
+          <w:szCs w:val="24"/>
+        </w:rPr>
+      </w:r>
     </w:p>
     <w:p>
       <w:pPr>
         <w:pStyle w:val="normal1"/>
         <w:tabs>
-          <w:tab w:val="left" w:pos="851"/>
-          <w:tab w:val="left" w:pos="11057"/>
+          <w:tab w:val="clear" w:pos="720"/>
+          <w:tab w:val="left" w:pos="851" w:leader="none"/>
+          <w:tab w:val="left" w:pos="11057" w:leader="none"/>
         </w:tabs>
-        <w:spacing w:after="60"/>
+        <w:spacing w:lineRule="auto" w:line="240" w:before="0" w:after="60"/>
         <w:jc w:val="both"/>
         <w:rPr>
-          <w:rFonts w:ascii="Times New Roman" w:eastAsia="Times New Roman" w:hAnsi="Times New Roman" w:cs="Times New Roman"/>
+          <w:rFonts w:ascii="Times New Roman" w:hAnsi="Times New Roman" w:eastAsia="Times New Roman" w:cs="Times New Roman"/>
           <w:b/>
           <w:sz w:val="24"/>
           <w:szCs w:val="24"/>
@@ -3455,7 +4461,7 @@
       </w:pPr>
       <w:r>
         <w:rPr>
-          <w:rFonts w:ascii="Times New Roman" w:eastAsia="Times New Roman" w:hAnsi="Times New Roman" w:cs="Times New Roman"/>
+          <w:rFonts w:eastAsia="Times New Roman" w:cs="Times New Roman" w:ascii="Times New Roman" w:hAnsi="Times New Roman"/>
           <w:b/>
           <w:sz w:val="24"/>
           <w:szCs w:val="24"/>
@@ -3466,69 +4472,221 @@
     <w:p>
       <w:pPr>
         <w:pStyle w:val="normal1"/>
+        <w:keepNext w:val="false"/>
+        <w:keepLines w:val="false"/>
+        <w:pageBreakBefore w:val="false"/>
+        <w:widowControl/>
         <w:numPr>
           <w:ilvl w:val="0"/>
           <w:numId w:val="5"/>
         </w:numPr>
-        <w:spacing w:after="0"/>
-        <w:ind w:left="567" w:hanging="425"/>
+        <w:shd w:val="clear" w:fill="auto"/>
+        <w:spacing w:lineRule="auto" w:line="240" w:before="0" w:after="0"/>
+        <w:ind w:hanging="425" w:left="567" w:right="0"/>
         <w:jc w:val="both"/>
         <w:rPr>
-          <w:rFonts w:ascii="Times New Roman" w:eastAsia="Times New Roman" w:hAnsi="Times New Roman" w:cs="Times New Roman"/>
-          <w:color w:val="000000"/>
-          <w:sz w:val="24"/>
-          <w:szCs w:val="24"/>
-        </w:rPr>
-      </w:pPr>
+          <w:rFonts w:ascii="Times New Roman" w:hAnsi="Times New Roman" w:eastAsia="Times New Roman" w:cs="Times New Roman"/>
+          <w:b w:val="false"/>
+          <w:i w:val="false"/>
+          <w:i w:val="false"/>
+          <w:caps w:val="false"/>
+          <w:smallCaps w:val="false"/>
+          <w:strike w:val="false"/>
+          <w:dstrike w:val="false"/>
+          <w:color w:val="000000"/>
+          <w:position w:val="0"/>
+          <w:sz w:val="24"/>
+          <w:sz w:val="24"/>
+          <w:szCs w:val="24"/>
+          <w:u w:val="none"/>
+          <w:shd w:fill="auto" w:val="clear"/>
+          <w:vertAlign w:val="baseline"/>
+        </w:rPr>
+      </w:pPr>
+      <w:r>
+        <w:rPr>
+          <w:rFonts w:eastAsia="Times New Roman" w:cs="Times New Roman" w:ascii="Times New Roman" w:hAnsi="Times New Roman"/>
+          <w:b w:val="false"/>
+          <w:i w:val="false"/>
+          <w:caps w:val="false"/>
+          <w:smallCaps w:val="false"/>
+          <w:strike w:val="false"/>
+          <w:dstrike w:val="false"/>
+          <w:color w:val="000000"/>
+          <w:position w:val="0"/>
+          <w:sz w:val="24"/>
+          <w:sz w:val="24"/>
+          <w:szCs w:val="24"/>
+          <w:u w:val="none"/>
+          <w:shd w:fill="auto" w:val="clear"/>
+          <w:vertAlign w:val="baseline"/>
+        </w:rPr>
+      </w:r>
     </w:p>
     <w:p>
       <w:pPr>
         <w:pStyle w:val="normal1"/>
-        <w:spacing w:after="0"/>
-        <w:ind w:left="360" w:hanging="360"/>
+        <w:keepNext w:val="false"/>
+        <w:keepLines w:val="false"/>
+        <w:pageBreakBefore w:val="false"/>
+        <w:widowControl/>
+        <w:shd w:val="clear" w:fill="auto"/>
+        <w:spacing w:lineRule="auto" w:line="240" w:before="0" w:after="0"/>
+        <w:ind w:hanging="360" w:left="360" w:right="0"/>
         <w:jc w:val="both"/>
         <w:rPr>
-          <w:rFonts w:ascii="Times New Roman" w:eastAsia="Times New Roman" w:hAnsi="Times New Roman" w:cs="Times New Roman"/>
-          <w:color w:val="000000"/>
-          <w:sz w:val="24"/>
-          <w:szCs w:val="24"/>
-        </w:rPr>
-      </w:pPr>
+          <w:rFonts w:ascii="Times New Roman" w:hAnsi="Times New Roman" w:eastAsia="Times New Roman" w:cs="Times New Roman"/>
+          <w:b w:val="false"/>
+          <w:i w:val="false"/>
+          <w:i w:val="false"/>
+          <w:caps w:val="false"/>
+          <w:smallCaps w:val="false"/>
+          <w:strike w:val="false"/>
+          <w:dstrike w:val="false"/>
+          <w:color w:val="000000"/>
+          <w:position w:val="0"/>
+          <w:sz w:val="24"/>
+          <w:sz w:val="24"/>
+          <w:szCs w:val="24"/>
+          <w:u w:val="none"/>
+          <w:shd w:fill="auto" w:val="clear"/>
+          <w:vertAlign w:val="baseline"/>
+        </w:rPr>
+      </w:pPr>
+      <w:r>
+        <w:rPr>
+          <w:rFonts w:eastAsia="Times New Roman" w:cs="Times New Roman" w:ascii="Times New Roman" w:hAnsi="Times New Roman"/>
+          <w:b w:val="false"/>
+          <w:i w:val="false"/>
+          <w:caps w:val="false"/>
+          <w:smallCaps w:val="false"/>
+          <w:strike w:val="false"/>
+          <w:dstrike w:val="false"/>
+          <w:color w:val="000000"/>
+          <w:position w:val="0"/>
+          <w:sz w:val="24"/>
+          <w:sz w:val="24"/>
+          <w:szCs w:val="24"/>
+          <w:u w:val="none"/>
+          <w:shd w:fill="auto" w:val="clear"/>
+          <w:vertAlign w:val="baseline"/>
+        </w:rPr>
+      </w:r>
     </w:p>
     <w:p>
       <w:pPr>
         <w:pStyle w:val="normal1"/>
-        <w:spacing w:after="0"/>
-        <w:ind w:left="360" w:hanging="360"/>
+        <w:keepNext w:val="false"/>
+        <w:keepLines w:val="false"/>
+        <w:pageBreakBefore w:val="false"/>
+        <w:widowControl/>
+        <w:shd w:val="clear" w:fill="auto"/>
+        <w:spacing w:lineRule="auto" w:line="240" w:before="0" w:after="0"/>
+        <w:ind w:hanging="360" w:left="360" w:right="0"/>
         <w:jc w:val="both"/>
         <w:rPr>
-          <w:rFonts w:ascii="Times New Roman" w:eastAsia="Times New Roman" w:hAnsi="Times New Roman" w:cs="Times New Roman"/>
-          <w:color w:val="000000"/>
-          <w:sz w:val="24"/>
-          <w:szCs w:val="24"/>
-        </w:rPr>
-      </w:pPr>
+          <w:rFonts w:ascii="Times New Roman" w:hAnsi="Times New Roman" w:eastAsia="Times New Roman" w:cs="Times New Roman"/>
+          <w:b w:val="false"/>
+          <w:i w:val="false"/>
+          <w:i w:val="false"/>
+          <w:caps w:val="false"/>
+          <w:smallCaps w:val="false"/>
+          <w:strike w:val="false"/>
+          <w:dstrike w:val="false"/>
+          <w:color w:val="000000"/>
+          <w:position w:val="0"/>
+          <w:sz w:val="24"/>
+          <w:sz w:val="24"/>
+          <w:szCs w:val="24"/>
+          <w:u w:val="none"/>
+          <w:shd w:fill="auto" w:val="clear"/>
+          <w:vertAlign w:val="baseline"/>
+        </w:rPr>
+      </w:pPr>
+      <w:r>
+        <w:rPr>
+          <w:rFonts w:eastAsia="Times New Roman" w:cs="Times New Roman" w:ascii="Times New Roman" w:hAnsi="Times New Roman"/>
+          <w:b w:val="false"/>
+          <w:i w:val="false"/>
+          <w:caps w:val="false"/>
+          <w:smallCaps w:val="false"/>
+          <w:strike w:val="false"/>
+          <w:dstrike w:val="false"/>
+          <w:color w:val="000000"/>
+          <w:position w:val="0"/>
+          <w:sz w:val="24"/>
+          <w:sz w:val="24"/>
+          <w:szCs w:val="24"/>
+          <w:u w:val="none"/>
+          <w:shd w:fill="auto" w:val="clear"/>
+          <w:vertAlign w:val="baseline"/>
+        </w:rPr>
+      </w:r>
     </w:p>
     <w:p>
       <w:pPr>
         <w:pStyle w:val="normal1"/>
-        <w:spacing w:after="0"/>
-        <w:ind w:left="360" w:hanging="360"/>
+        <w:keepNext w:val="false"/>
+        <w:keepLines w:val="false"/>
+        <w:pageBreakBefore w:val="false"/>
+        <w:widowControl/>
+        <w:shd w:val="clear" w:fill="auto"/>
+        <w:spacing w:lineRule="auto" w:line="240" w:before="0" w:after="0"/>
+        <w:ind w:hanging="360" w:left="360" w:right="0"/>
         <w:jc w:val="both"/>
         <w:rPr>
-          <w:rFonts w:ascii="Times New Roman" w:eastAsia="Times New Roman" w:hAnsi="Times New Roman" w:cs="Times New Roman"/>
-          <w:color w:val="000000"/>
-          <w:sz w:val="24"/>
-          <w:szCs w:val="24"/>
-        </w:rPr>
-      </w:pPr>
+          <w:rFonts w:ascii="Times New Roman" w:hAnsi="Times New Roman" w:eastAsia="Times New Roman" w:cs="Times New Roman"/>
+          <w:b w:val="false"/>
+          <w:i w:val="false"/>
+          <w:i w:val="false"/>
+          <w:caps w:val="false"/>
+          <w:smallCaps w:val="false"/>
+          <w:strike w:val="false"/>
+          <w:dstrike w:val="false"/>
+          <w:color w:val="000000"/>
+          <w:position w:val="0"/>
+          <w:sz w:val="24"/>
+          <w:sz w:val="24"/>
+          <w:szCs w:val="24"/>
+          <w:u w:val="none"/>
+          <w:shd w:fill="auto" w:val="clear"/>
+          <w:vertAlign w:val="baseline"/>
+        </w:rPr>
+      </w:pPr>
+      <w:r>
+        <w:rPr>
+          <w:rFonts w:eastAsia="Times New Roman" w:cs="Times New Roman" w:ascii="Times New Roman" w:hAnsi="Times New Roman"/>
+          <w:b w:val="false"/>
+          <w:i w:val="false"/>
+          <w:caps w:val="false"/>
+          <w:smallCaps w:val="false"/>
+          <w:strike w:val="false"/>
+          <w:dstrike w:val="false"/>
+          <w:color w:val="000000"/>
+          <w:position w:val="0"/>
+          <w:sz w:val="24"/>
+          <w:sz w:val="24"/>
+          <w:szCs w:val="24"/>
+          <w:u w:val="none"/>
+          <w:shd w:fill="auto" w:val="clear"/>
+          <w:vertAlign w:val="baseline"/>
+        </w:rPr>
+      </w:r>
     </w:p>
     <w:tbl>
       <w:tblPr>
+        <w:tblStyle w:val="Table4"/>
         <w:tblW w:w="9349" w:type="dxa"/>
+        <w:jc w:val="left"/>
         <w:tblInd w:w="-5" w:type="dxa"/>
         <w:tblLayout w:type="fixed"/>
-        <w:tblLook w:val="0400" w:firstRow="0" w:lastRow="0" w:firstColumn="0" w:lastColumn="0" w:noHBand="0" w:noVBand="1"/>
+        <w:tblCellMar>
+          <w:top w:w="0" w:type="dxa"/>
+          <w:left w:w="108" w:type="dxa"/>
+          <w:bottom w:w="0" w:type="dxa"/>
+          <w:right w:w="108" w:type="dxa"/>
+        </w:tblCellMar>
+        <w:tblLook w:val="0400"/>
       </w:tblPr>
       <w:tblGrid>
         <w:gridCol w:w="4678"/>
@@ -3536,17 +4694,19 @@
         <w:gridCol w:w="2126"/>
       </w:tblGrid>
       <w:tr>
+        <w:trPr/>
         <w:tc>
           <w:tcPr>
             <w:tcW w:w="4678" w:type="dxa"/>
+            <w:tcBorders/>
           </w:tcPr>
           <w:p>
             <w:pPr>
               <w:pStyle w:val="normal1"/>
-              <w:spacing w:after="0"/>
+              <w:spacing w:lineRule="auto" w:line="240" w:before="0" w:after="0"/>
               <w:jc w:val="both"/>
               <w:rPr>
-                <w:rFonts w:ascii="Times New Roman" w:eastAsia="Times New Roman" w:hAnsi="Times New Roman" w:cs="Times New Roman"/>
+                <w:rFonts w:ascii="Times New Roman" w:hAnsi="Times New Roman" w:eastAsia="Times New Roman" w:cs="Times New Roman"/>
                 <w:b/>
                 <w:sz w:val="24"/>
                 <w:szCs w:val="24"/>
@@ -3554,7 +4714,7 @@
             </w:pPr>
             <w:r>
               <w:rPr>
-                <w:rFonts w:ascii="Times New Roman" w:eastAsia="Times New Roman" w:hAnsi="Times New Roman" w:cs="Times New Roman"/>
+                <w:rFonts w:eastAsia="Times New Roman" w:cs="Times New Roman" w:ascii="Times New Roman" w:hAnsi="Times New Roman"/>
                 <w:b/>
                 <w:sz w:val="24"/>
                 <w:szCs w:val="24"/>
@@ -3565,24 +4725,49 @@
           <w:p>
             <w:pPr>
               <w:pStyle w:val="normal1"/>
-              <w:spacing w:after="0"/>
-              <w:ind w:left="360" w:hanging="360"/>
+              <w:keepNext w:val="false"/>
+              <w:keepLines w:val="false"/>
+              <w:widowControl/>
+              <w:shd w:val="clear" w:fill="auto"/>
+              <w:spacing w:lineRule="auto" w:line="240" w:before="0" w:after="0"/>
+              <w:ind w:hanging="360" w:left="360" w:right="0"/>
               <w:jc w:val="both"/>
               <w:rPr>
-                <w:rFonts w:ascii="Times New Roman" w:eastAsia="Times New Roman" w:hAnsi="Times New Roman" w:cs="Times New Roman"/>
+                <w:rFonts w:ascii="Times New Roman" w:hAnsi="Times New Roman" w:eastAsia="Times New Roman" w:cs="Times New Roman"/>
+                <w:b w:val="false"/>
+                <w:i w:val="false"/>
+                <w:i w:val="false"/>
+                <w:caps w:val="false"/>
+                <w:smallCaps w:val="false"/>
+                <w:strike w:val="false"/>
+                <w:dstrike w:val="false"/>
                 <w:color w:val="000000"/>
+                <w:position w:val="0"/>
+                <w:sz w:val="24"/>
                 <w:sz w:val="24"/>
                 <w:szCs w:val="24"/>
                 <w:u w:val="single"/>
+                <w:shd w:fill="auto" w:val="clear"/>
+                <w:vertAlign w:val="baseline"/>
               </w:rPr>
             </w:pPr>
             <w:r>
               <w:rPr>
-                <w:rFonts w:ascii="Times New Roman" w:eastAsia="Times New Roman" w:hAnsi="Times New Roman" w:cs="Times New Roman"/>
-                <w:b/>
+                <w:rFonts w:eastAsia="Times New Roman" w:cs="Times New Roman" w:ascii="Times New Roman" w:hAnsi="Times New Roman"/>
+                <w:b/>
+                <w:i w:val="false"/>
+                <w:caps w:val="false"/>
+                <w:smallCaps w:val="false"/>
+                <w:strike w:val="false"/>
+                <w:dstrike w:val="false"/>
                 <w:color w:val="000000"/>
+                <w:position w:val="0"/>
+                <w:sz w:val="24"/>
                 <w:sz w:val="24"/>
                 <w:szCs w:val="24"/>
+                <w:u w:val="none"/>
+                <w:shd w:fill="auto" w:val="clear"/>
+                <w:vertAlign w:val="baseline"/>
               </w:rPr>
               <w:t>по доверенности</w:t>
             </w:r>
@@ -3591,63 +4776,158 @@
         <w:tc>
           <w:tcPr>
             <w:tcW w:w="2545" w:type="dxa"/>
+            <w:tcBorders/>
           </w:tcPr>
           <w:p>
             <w:pPr>
               <w:pStyle w:val="normal1"/>
-              <w:spacing w:after="0"/>
-              <w:ind w:left="360" w:hanging="360"/>
+              <w:keepNext w:val="false"/>
+              <w:keepLines w:val="false"/>
+              <w:widowControl/>
+              <w:shd w:val="clear" w:fill="auto"/>
+              <w:spacing w:lineRule="auto" w:line="240" w:before="0" w:after="0"/>
+              <w:ind w:hanging="360" w:left="360" w:right="0"/>
               <w:jc w:val="both"/>
               <w:rPr>
-                <w:rFonts w:ascii="Times New Roman" w:eastAsia="Times New Roman" w:hAnsi="Times New Roman" w:cs="Times New Roman"/>
+                <w:rFonts w:ascii="Times New Roman" w:hAnsi="Times New Roman" w:eastAsia="Times New Roman" w:cs="Times New Roman"/>
+                <w:b w:val="false"/>
+                <w:i w:val="false"/>
+                <w:i w:val="false"/>
+                <w:caps w:val="false"/>
+                <w:smallCaps w:val="false"/>
+                <w:strike w:val="false"/>
+                <w:dstrike w:val="false"/>
                 <w:color w:val="000000"/>
+                <w:position w:val="0"/>
+                <w:sz w:val="24"/>
                 <w:sz w:val="24"/>
                 <w:szCs w:val="24"/>
                 <w:u w:val="single"/>
+                <w:shd w:fill="auto" w:val="clear"/>
+                <w:vertAlign w:val="baseline"/>
               </w:rPr>
             </w:pPr>
+            <w:r>
+              <w:rPr>
+                <w:rFonts w:eastAsia="Times New Roman" w:cs="Times New Roman" w:ascii="Times New Roman" w:hAnsi="Times New Roman"/>
+                <w:b w:val="false"/>
+                <w:i w:val="false"/>
+                <w:caps w:val="false"/>
+                <w:smallCaps w:val="false"/>
+                <w:strike w:val="false"/>
+                <w:dstrike w:val="false"/>
+                <w:color w:val="000000"/>
+                <w:position w:val="0"/>
+                <w:sz w:val="24"/>
+                <w:sz w:val="24"/>
+                <w:szCs w:val="24"/>
+                <w:u w:val="single"/>
+                <w:shd w:fill="auto" w:val="clear"/>
+                <w:vertAlign w:val="baseline"/>
+              </w:rPr>
+            </w:r>
           </w:p>
         </w:tc>
         <w:tc>
           <w:tcPr>
             <w:tcW w:w="2126" w:type="dxa"/>
+            <w:tcBorders/>
           </w:tcPr>
           <w:p>
             <w:pPr>
               <w:pStyle w:val="normal1"/>
-              <w:spacing w:after="0"/>
-              <w:ind w:left="360" w:hanging="360"/>
+              <w:keepNext w:val="false"/>
+              <w:keepLines w:val="false"/>
+              <w:widowControl/>
+              <w:shd w:val="clear" w:fill="auto"/>
+              <w:spacing w:lineRule="auto" w:line="240" w:before="0" w:after="0"/>
+              <w:ind w:hanging="360" w:left="360" w:right="0"/>
               <w:jc w:val="right"/>
               <w:rPr>
-                <w:rFonts w:ascii="Times New Roman" w:eastAsia="Times New Roman" w:hAnsi="Times New Roman" w:cs="Times New Roman"/>
-                <w:b/>
+                <w:rFonts w:ascii="Times New Roman" w:hAnsi="Times New Roman" w:eastAsia="Times New Roman" w:cs="Times New Roman"/>
+                <w:b/>
+                <w:i w:val="false"/>
+                <w:i w:val="false"/>
+                <w:caps w:val="false"/>
+                <w:smallCaps w:val="false"/>
+                <w:strike w:val="false"/>
+                <w:dstrike w:val="false"/>
                 <w:color w:val="000000"/>
+                <w:position w:val="0"/>
+                <w:sz w:val="24"/>
                 <w:sz w:val="24"/>
                 <w:szCs w:val="24"/>
+                <w:u w:val="none"/>
+                <w:shd w:fill="auto" w:val="clear"/>
+                <w:vertAlign w:val="baseline"/>
               </w:rPr>
             </w:pPr>
+            <w:r>
+              <w:rPr>
+                <w:rFonts w:eastAsia="Times New Roman" w:cs="Times New Roman" w:ascii="Times New Roman" w:hAnsi="Times New Roman"/>
+                <w:b/>
+                <w:i w:val="false"/>
+                <w:caps w:val="false"/>
+                <w:smallCaps w:val="false"/>
+                <w:strike w:val="false"/>
+                <w:dstrike w:val="false"/>
+                <w:color w:val="000000"/>
+                <w:position w:val="0"/>
+                <w:sz w:val="24"/>
+                <w:sz w:val="24"/>
+                <w:szCs w:val="24"/>
+                <w:u w:val="none"/>
+                <w:shd w:fill="auto" w:val="clear"/>
+                <w:vertAlign w:val="baseline"/>
+              </w:rPr>
+            </w:r>
           </w:p>
           <w:p>
             <w:pPr>
               <w:pStyle w:val="normal1"/>
-              <w:spacing w:after="0"/>
-              <w:ind w:left="360" w:hanging="360"/>
+              <w:keepNext w:val="false"/>
+              <w:keepLines w:val="false"/>
+              <w:widowControl/>
+              <w:shd w:val="clear" w:fill="auto"/>
+              <w:spacing w:lineRule="auto" w:line="240" w:before="0" w:after="0"/>
+              <w:ind w:hanging="360" w:left="360" w:right="0"/>
               <w:jc w:val="right"/>
               <w:rPr>
-                <w:rFonts w:ascii="Times New Roman" w:eastAsia="Times New Roman" w:hAnsi="Times New Roman" w:cs="Times New Roman"/>
-                <w:b/>
+                <w:rFonts w:ascii="Times New Roman" w:hAnsi="Times New Roman" w:eastAsia="Times New Roman" w:cs="Times New Roman"/>
+                <w:b/>
+                <w:i w:val="false"/>
+                <w:i w:val="false"/>
+                <w:caps w:val="false"/>
+                <w:smallCaps w:val="false"/>
+                <w:strike w:val="false"/>
+                <w:dstrike w:val="false"/>
                 <w:color w:val="000000"/>
+                <w:position w:val="0"/>
+                <w:sz w:val="24"/>
                 <w:sz w:val="24"/>
                 <w:szCs w:val="24"/>
+                <w:u w:val="none"/>
+                <w:shd w:fill="auto" w:val="clear"/>
+                <w:vertAlign w:val="baseline"/>
               </w:rPr>
             </w:pPr>
             <w:r>
               <w:rPr>
-                <w:rFonts w:ascii="Times New Roman" w:eastAsia="Times New Roman" w:hAnsi="Times New Roman" w:cs="Times New Roman"/>
-                <w:b/>
+                <w:rFonts w:eastAsia="Times New Roman" w:cs="Times New Roman" w:ascii="Times New Roman" w:hAnsi="Times New Roman"/>
+                <w:b/>
+                <w:i w:val="false"/>
+                <w:caps w:val="false"/>
+                <w:smallCaps w:val="false"/>
+                <w:strike w:val="false"/>
+                <w:dstrike w:val="false"/>
                 <w:color w:val="000000"/>
+                <w:position w:val="0"/>
+                <w:sz w:val="24"/>
                 <w:sz w:val="24"/>
                 <w:szCs w:val="24"/>
+                <w:u w:val="none"/>
+                <w:shd w:fill="auto" w:val="clear"/>
+                <w:vertAlign w:val="baseline"/>
               </w:rPr>
               <w:t>Самошкина А.Е.</w:t>
             </w:r>
@@ -3658,98 +4938,138 @@
     <w:p>
       <w:pPr>
         <w:pStyle w:val="normal1"/>
-        <w:widowControl w:val="0"/>
-        <w:spacing w:after="0" w:line="276" w:lineRule="auto"/>
-        <w:rPr>
-          <w:rFonts w:ascii="Times New Roman" w:eastAsia="Times New Roman" w:hAnsi="Times New Roman" w:cs="Times New Roman"/>
+        <w:keepNext w:val="false"/>
+        <w:keepLines w:val="false"/>
+        <w:pageBreakBefore w:val="false"/>
+        <w:widowControl w:val="false"/>
+        <w:shd w:val="clear" w:fill="auto"/>
+        <w:spacing w:lineRule="auto" w:line="276" w:before="0" w:after="0"/>
+        <w:ind w:hanging="0" w:left="0" w:right="0"/>
+        <w:jc w:val="left"/>
+        <w:rPr>
+          <w:rFonts w:ascii="Times New Roman" w:hAnsi="Times New Roman" w:eastAsia="Times New Roman" w:cs="Times New Roman"/>
           <w:b/>
-          <w:color w:val="000000"/>
-          <w:sz w:val="24"/>
-          <w:szCs w:val="24"/>
-        </w:rPr>
-      </w:pPr>
+          <w:i w:val="false"/>
+          <w:i w:val="false"/>
+          <w:caps w:val="false"/>
+          <w:smallCaps w:val="false"/>
+          <w:strike w:val="false"/>
+          <w:dstrike w:val="false"/>
+          <w:color w:val="000000"/>
+          <w:position w:val="0"/>
+          <w:sz w:val="24"/>
+          <w:sz w:val="24"/>
+          <w:szCs w:val="24"/>
+          <w:u w:val="none"/>
+          <w:shd w:fill="auto" w:val="clear"/>
+          <w:vertAlign w:val="baseline"/>
+        </w:rPr>
+      </w:pPr>
+      <w:r>
+        <w:rPr>
+          <w:rFonts w:eastAsia="Times New Roman" w:cs="Times New Roman" w:ascii="Times New Roman" w:hAnsi="Times New Roman"/>
+          <w:b/>
+          <w:i w:val="false"/>
+          <w:caps w:val="false"/>
+          <w:smallCaps w:val="false"/>
+          <w:strike w:val="false"/>
+          <w:dstrike w:val="false"/>
+          <w:color w:val="000000"/>
+          <w:position w:val="0"/>
+          <w:sz w:val="24"/>
+          <w:sz w:val="24"/>
+          <w:szCs w:val="24"/>
+          <w:u w:val="none"/>
+          <w:shd w:fill="auto" w:val="clear"/>
+          <w:vertAlign w:val="baseline"/>
+        </w:rPr>
+      </w:r>
     </w:p>
     <w:sectPr>
-      <w:footerReference w:type="even" r:id="rId8"/>
-      <w:footerReference w:type="default" r:id="rId9"/>
-      <w:footerReference w:type="first" r:id="rId10"/>
+      <w:footerReference w:type="even" r:id="rId2"/>
+      <w:footerReference w:type="default" r:id="rId3"/>
+      <w:footerReference w:type="first" r:id="rId4"/>
+      <w:type w:val="nextPage"/>
       <w:pgSz w:w="11906" w:h="16838"/>
-      <w:pgMar w:top="851" w:right="851" w:bottom="851" w:left="1701" w:header="0" w:footer="306" w:gutter="0"/>
-      <w:pgNumType w:start="1"/>
-      <w:cols w:space="720"/>
-      <w:formProt w:val="0"/>
-      <w:docGrid w:linePitch="100" w:charSpace="4096"/>
+      <w:pgMar w:left="1701" w:right="851" w:gutter="0" w:header="0" w:top="851" w:footer="306" w:bottom="851"/>
+      <w:pgNumType w:start="1" w:fmt="decimal"/>
+      <w:formProt w:val="false"/>
+      <w:textDirection w:val="lrTb"/>
+      <w:docGrid w:type="default" w:linePitch="100" w:charSpace="4096"/>
     </w:sectPr>
   </w:body>
 </w:document>
 </file>
 
-<file path=word/endnotes.xml><?xml version="1.0" encoding="utf-8"?>
-<w:endnotes xmlns:wpc="http://schemas.microsoft.com/office/word/2010/wordprocessingCanvas" xmlns:cx="http://schemas.microsoft.com/office/drawing/2014/chartex" xmlns:cx1="http://schemas.microsoft.com/office/drawing/2015/9/8/chartex" xmlns:cx2="http://schemas.microsoft.com/office/drawing/2015/10/21/chartex" xmlns:cx3="http://schemas.microsoft.com/office/drawing/2016/5/9/chartex" xmlns:cx4="http://schemas.microsoft.com/office/drawing/2016/5/10/chartex" xmlns:cx5="http://schemas.microsoft.com/office/drawing/2016/5/11/chartex" xmlns:cx6="http://schemas.microsoft.com/office/drawing/2016/5/12/chartex" xmlns:cx7="http://schemas.microsoft.com/office/drawing/2016/5/13/chartex" xmlns:cx8="http://schemas.microsoft.com/office/drawing/2016/5/14/chartex" xmlns:mc="http://schemas.openxmlformats.org/markup-compatibility/2006" xmlns:aink="http://schemas.microsoft.com/office/drawing/2016/ink" xmlns:am3d="http://schemas.microsoft.com/office/drawing/2017/model3d" xmlns:o="urn:schemas-microsoft-com:office:office" xmlns:r="http://schemas.openxmlformats.org/officeDocument/2006/relationships" xmlns:m="http://schemas.openxmlformats.org/officeDocument/2006/math" xmlns:v="urn:schemas-microsoft-com:vml" xmlns:wp14="http://schemas.microsoft.com/office/word/2010/wordprocessingDrawing" xmlns:wp="http://schemas.openxmlformats.org/drawingml/2006/wordprocessingDrawing" xmlns:w10="urn:schemas-microsoft-com:office:word" xmlns:w="http://schemas.openxmlformats.org/wordprocessingml/2006/main" xmlns:w14="http://schemas.microsoft.com/office/word/2010/wordml" xmlns:w15="http://schemas.microsoft.com/office/word/2012/wordml" xmlns:w16cex="http://schemas.microsoft.com/office/word/2018/wordml/cex" xmlns:w16cid="http://schemas.microsoft.com/office/word/2016/wordml/cid" xmlns:w16="http://schemas.microsoft.com/office/word/2018/wordml" xmlns:w16se="http://schemas.microsoft.com/office/word/2015/wordml/symex" xmlns:wpg="http://schemas.microsoft.com/office/word/2010/wordprocessingGroup" xmlns:wpi="http://schemas.microsoft.com/office/word/2010/wordprocessingInk" xmlns:wne="http://schemas.microsoft.com/office/word/2006/wordml" xmlns:wps="http://schemas.microsoft.com/office/word/2010/wordprocessingShape" mc:Ignorable="w14 w15 w16se w16cid w16 w16cex wp14">
-  <w:endnote w:type="separator" w:id="-1">
-    <w:p>
-      <w:pPr>
-        <w:spacing w:after="0" w:line="240" w:lineRule="auto"/>
-      </w:pPr>
-      <w:r>
-        <w:separator/>
-      </w:r>
-    </w:p>
-  </w:endnote>
-  <w:endnote w:type="continuationSeparator" w:id="0">
-    <w:p>
-      <w:pPr>
-        <w:spacing w:after="0" w:line="240" w:lineRule="auto"/>
-      </w:pPr>
-      <w:r>
-        <w:continuationSeparator/>
-      </w:r>
-    </w:p>
-  </w:endnote>
-</w:endnotes>
-</file>
-
 <file path=word/footer1.xml><?xml version="1.0" encoding="utf-8"?>
-<w:ftr xmlns:wpc="http://schemas.microsoft.com/office/word/2010/wordprocessingCanvas" xmlns:cx="http://schemas.microsoft.com/office/drawing/2014/chartex" xmlns:cx1="http://schemas.microsoft.com/office/drawing/2015/9/8/chartex" xmlns:cx2="http://schemas.microsoft.com/office/drawing/2015/10/21/chartex" xmlns:cx3="http://schemas.microsoft.com/office/drawing/2016/5/9/chartex" xmlns:cx4="http://schemas.microsoft.com/office/drawing/2016/5/10/chartex" xmlns:cx5="http://schemas.microsoft.com/office/drawing/2016/5/11/chartex" xmlns:cx6="http://schemas.microsoft.com/office/drawing/2016/5/12/chartex" xmlns:cx7="http://schemas.microsoft.com/office/drawing/2016/5/13/chartex" xmlns:cx8="http://schemas.microsoft.com/office/drawing/2016/5/14/chartex" xmlns:mc="http://schemas.openxmlformats.org/markup-compatibility/2006" xmlns:aink="http://schemas.microsoft.com/office/drawing/2016/ink" xmlns:am3d="http://schemas.microsoft.com/office/drawing/2017/model3d" xmlns:o="urn:schemas-microsoft-com:office:office" xmlns:r="http://schemas.openxmlformats.org/officeDocument/2006/relationships" xmlns:m="http://schemas.openxmlformats.org/officeDocument/2006/math" xmlns:v="urn:schemas-microsoft-com:vml" xmlns:wp14="http://schemas.microsoft.com/office/word/2010/wordprocessingDrawing" xmlns:wp="http://schemas.openxmlformats.org/drawingml/2006/wordprocessingDrawing" xmlns:w10="urn:schemas-microsoft-com:office:word" xmlns:w="http://schemas.openxmlformats.org/wordprocessingml/2006/main" xmlns:w14="http://schemas.microsoft.com/office/word/2010/wordml" xmlns:w15="http://schemas.microsoft.com/office/word/2012/wordml" xmlns:w16cex="http://schemas.microsoft.com/office/word/2018/wordml/cex" xmlns:w16cid="http://schemas.microsoft.com/office/word/2016/wordml/cid" xmlns:w16="http://schemas.microsoft.com/office/word/2018/wordml" xmlns:w16se="http://schemas.microsoft.com/office/word/2015/wordml/symex" xmlns:wpg="http://schemas.microsoft.com/office/word/2010/wordprocessingGroup" xmlns:wpi="http://schemas.microsoft.com/office/word/2010/wordprocessingInk" xmlns:wne="http://schemas.microsoft.com/office/word/2006/wordml" xmlns:wps="http://schemas.microsoft.com/office/word/2010/wordprocessingShape" mc:Ignorable="w14 w15 w16se w16cid w16 w16cex wp14">
+<w:ftr xmlns:o="urn:schemas-microsoft-com:office:office" xmlns:r="http://schemas.openxmlformats.org/officeDocument/2006/relationships" xmlns:v="urn:schemas-microsoft-com:vml" xmlns:w="http://schemas.openxmlformats.org/wordprocessingml/2006/main" xmlns:w10="urn:schemas-microsoft-com:office:word" xmlns:wp="http://schemas.openxmlformats.org/drawingml/2006/wordprocessingDrawing" xmlns:pic="http://schemas.openxmlformats.org/drawingml/2006/picture" xmlns:wps="http://schemas.microsoft.com/office/word/2010/wordprocessingShape" xmlns:wpg="http://schemas.microsoft.com/office/word/2010/wordprocessingGroup" xmlns:mc="http://schemas.openxmlformats.org/markup-compatibility/2006" xmlns:wp14="http://schemas.microsoft.com/office/word/2010/wordprocessingDrawing" xmlns:w14="http://schemas.microsoft.com/office/word/2010/wordml" xmlns:w15="http://schemas.microsoft.com/office/word/2012/wordml" mc:Ignorable="w14 wp14 w15">
   <w:p>
     <w:pPr>
-      <w:pStyle w:val="a6"/>
+      <w:pStyle w:val="Footer"/>
+      <w:rPr/>
     </w:pPr>
+    <w:r>
+      <w:rPr/>
+    </w:r>
   </w:p>
 </w:ftr>
 </file>
 
 <file path=word/footer2.xml><?xml version="1.0" encoding="utf-8"?>
-<w:ftr xmlns:wpc="http://schemas.microsoft.com/office/word/2010/wordprocessingCanvas" xmlns:cx="http://schemas.microsoft.com/office/drawing/2014/chartex" xmlns:cx1="http://schemas.microsoft.com/office/drawing/2015/9/8/chartex" xmlns:cx2="http://schemas.microsoft.com/office/drawing/2015/10/21/chartex" xmlns:cx3="http://schemas.microsoft.com/office/drawing/2016/5/9/chartex" xmlns:cx4="http://schemas.microsoft.com/office/drawing/2016/5/10/chartex" xmlns:cx5="http://schemas.microsoft.com/office/drawing/2016/5/11/chartex" xmlns:cx6="http://schemas.microsoft.com/office/drawing/2016/5/12/chartex" xmlns:cx7="http://schemas.microsoft.com/office/drawing/2016/5/13/chartex" xmlns:cx8="http://schemas.microsoft.com/office/drawing/2016/5/14/chartex" xmlns:mc="http://schemas.openxmlformats.org/markup-compatibility/2006" xmlns:aink="http://schemas.microsoft.com/office/drawing/2016/ink" xmlns:am3d="http://schemas.microsoft.com/office/drawing/2017/model3d" xmlns:o="urn:schemas-microsoft-com:office:office" xmlns:r="http://schemas.openxmlformats.org/officeDocument/2006/relationships" xmlns:m="http://schemas.openxmlformats.org/officeDocument/2006/math" xmlns:v="urn:schemas-microsoft-com:vml" xmlns:wp14="http://schemas.microsoft.com/office/word/2010/wordprocessingDrawing" xmlns:wp="http://schemas.openxmlformats.org/drawingml/2006/wordprocessingDrawing" xmlns:w10="urn:schemas-microsoft-com:office:word" xmlns:w="http://schemas.openxmlformats.org/wordprocessingml/2006/main" xmlns:w14="http://schemas.microsoft.com/office/word/2010/wordml" xmlns:w15="http://schemas.microsoft.com/office/word/2012/wordml" xmlns:w16cex="http://schemas.microsoft.com/office/word/2018/wordml/cex" xmlns:w16cid="http://schemas.microsoft.com/office/word/2016/wordml/cid" xmlns:w16="http://schemas.microsoft.com/office/word/2018/wordml" xmlns:w16se="http://schemas.microsoft.com/office/word/2015/wordml/symex" xmlns:wpg="http://schemas.microsoft.com/office/word/2010/wordprocessingGroup" xmlns:wpi="http://schemas.microsoft.com/office/word/2010/wordprocessingInk" xmlns:wne="http://schemas.microsoft.com/office/word/2006/wordml" xmlns:wps="http://schemas.microsoft.com/office/word/2010/wordprocessingShape" mc:Ignorable="w14 w15 w16se w16cid w16 w16cex wp14">
+<w:ftr xmlns:o="urn:schemas-microsoft-com:office:office" xmlns:r="http://schemas.openxmlformats.org/officeDocument/2006/relationships" xmlns:v="urn:schemas-microsoft-com:vml" xmlns:w="http://schemas.openxmlformats.org/wordprocessingml/2006/main" xmlns:w10="urn:schemas-microsoft-com:office:word" xmlns:wp="http://schemas.openxmlformats.org/drawingml/2006/wordprocessingDrawing" xmlns:pic="http://schemas.openxmlformats.org/drawingml/2006/picture" xmlns:wps="http://schemas.microsoft.com/office/word/2010/wordprocessingShape" xmlns:wpg="http://schemas.microsoft.com/office/word/2010/wordprocessingGroup" xmlns:mc="http://schemas.openxmlformats.org/markup-compatibility/2006" xmlns:wp14="http://schemas.microsoft.com/office/word/2010/wordprocessingDrawing" xmlns:w14="http://schemas.microsoft.com/office/word/2010/wordml" xmlns:w15="http://schemas.microsoft.com/office/word/2012/wordml" mc:Ignorable="w14 wp14 w15">
   <w:p>
     <w:pPr>
       <w:pStyle w:val="normal1"/>
+      <w:keepNext w:val="false"/>
+      <w:keepLines w:val="false"/>
+      <w:pageBreakBefore w:val="false"/>
+      <w:widowControl/>
+      <w:shd w:val="clear" w:fill="auto"/>
       <w:tabs>
-        <w:tab w:val="center" w:pos="4677"/>
-        <w:tab w:val="right" w:pos="9355"/>
+        <w:tab w:val="clear" w:pos="720"/>
+        <w:tab w:val="center" w:pos="4677" w:leader="none"/>
+        <w:tab w:val="right" w:pos="9355" w:leader="none"/>
       </w:tabs>
-      <w:spacing w:after="0"/>
+      <w:spacing w:lineRule="auto" w:line="240" w:before="0" w:after="0"/>
+      <w:ind w:hanging="0" w:left="0" w:right="0"/>
       <w:jc w:val="right"/>
       <w:rPr>
-        <w:rFonts w:ascii="Times New Roman" w:eastAsia="Times New Roman" w:hAnsi="Times New Roman" w:cs="Times New Roman"/>
+        <w:rFonts w:ascii="Times New Roman" w:hAnsi="Times New Roman" w:eastAsia="Times New Roman" w:cs="Times New Roman"/>
+        <w:b w:val="false"/>
+        <w:i w:val="false"/>
+        <w:i w:val="false"/>
+        <w:caps w:val="false"/>
+        <w:smallCaps w:val="false"/>
+        <w:strike w:val="false"/>
+        <w:dstrike w:val="false"/>
         <w:color w:val="000000"/>
+        <w:position w:val="0"/>
+        <w:sz w:val="20"/>
         <w:sz w:val="20"/>
         <w:szCs w:val="20"/>
+        <w:u w:val="none"/>
+        <w:shd w:fill="auto" w:val="clear"/>
+        <w:vertAlign w:val="baseline"/>
       </w:rPr>
     </w:pPr>
     <w:r>
+      <w:rPr/>
       <w:fldChar w:fldCharType="begin"/>
     </w:r>
     <w:r>
+      <w:rPr/>
       <w:instrText xml:space="preserve"> PAGE </w:instrText>
     </w:r>
     <w:r>
+      <w:rPr/>
       <w:fldChar w:fldCharType="separate"/>
     </w:r>
     <w:r>
+      <w:rPr/>
       <w:t>3</w:t>
     </w:r>
     <w:r>
+      <w:rPr/>
       <w:fldChar w:fldCharType="end"/>
     </w:r>
   </w:p>
@@ -3757,190 +5077,72 @@
 </file>
 
 <file path=word/footer3.xml><?xml version="1.0" encoding="utf-8"?>
-<w:ftr xmlns:wpc="http://schemas.microsoft.com/office/word/2010/wordprocessingCanvas" xmlns:cx="http://schemas.microsoft.com/office/drawing/2014/chartex" xmlns:cx1="http://schemas.microsoft.com/office/drawing/2015/9/8/chartex" xmlns:cx2="http://schemas.microsoft.com/office/drawing/2015/10/21/chartex" xmlns:cx3="http://schemas.microsoft.com/office/drawing/2016/5/9/chartex" xmlns:cx4="http://schemas.microsoft.com/office/drawing/2016/5/10/chartex" xmlns:cx5="http://schemas.microsoft.com/office/drawing/2016/5/11/chartex" xmlns:cx6="http://schemas.microsoft.com/office/drawing/2016/5/12/chartex" xmlns:cx7="http://schemas.microsoft.com/office/drawing/2016/5/13/chartex" xmlns:cx8="http://schemas.microsoft.com/office/drawing/2016/5/14/chartex" xmlns:mc="http://schemas.openxmlformats.org/markup-compatibility/2006" xmlns:aink="http://schemas.microsoft.com/office/drawing/2016/ink" xmlns:am3d="http://schemas.microsoft.com/office/drawing/2017/model3d" xmlns:o="urn:schemas-microsoft-com:office:office" xmlns:r="http://schemas.openxmlformats.org/officeDocument/2006/relationships" xmlns:m="http://schemas.openxmlformats.org/officeDocument/2006/math" xmlns:v="urn:schemas-microsoft-com:vml" xmlns:wp14="http://schemas.microsoft.com/office/word/2010/wordprocessingDrawing" xmlns:wp="http://schemas.openxmlformats.org/drawingml/2006/wordprocessingDrawing" xmlns:w10="urn:schemas-microsoft-com:office:word" xmlns:w="http://schemas.openxmlformats.org/wordprocessingml/2006/main" xmlns:w14="http://schemas.microsoft.com/office/word/2010/wordml" xmlns:w15="http://schemas.microsoft.com/office/word/2012/wordml" xmlns:w16cex="http://schemas.microsoft.com/office/word/2018/wordml/cex" xmlns:w16cid="http://schemas.microsoft.com/office/word/2016/wordml/cid" xmlns:w16="http://schemas.microsoft.com/office/word/2018/wordml" xmlns:w16se="http://schemas.microsoft.com/office/word/2015/wordml/symex" xmlns:wpg="http://schemas.microsoft.com/office/word/2010/wordprocessingGroup" xmlns:wpi="http://schemas.microsoft.com/office/word/2010/wordprocessingInk" xmlns:wne="http://schemas.microsoft.com/office/word/2006/wordml" xmlns:wps="http://schemas.microsoft.com/office/word/2010/wordprocessingShape" mc:Ignorable="w14 w15 w16se w16cid w16 w16cex wp14">
+<w:ftr xmlns:o="urn:schemas-microsoft-com:office:office" xmlns:r="http://schemas.openxmlformats.org/officeDocument/2006/relationships" xmlns:v="urn:schemas-microsoft-com:vml" xmlns:w="http://schemas.openxmlformats.org/wordprocessingml/2006/main" xmlns:w10="urn:schemas-microsoft-com:office:word" xmlns:wp="http://schemas.openxmlformats.org/drawingml/2006/wordprocessingDrawing" xmlns:pic="http://schemas.openxmlformats.org/drawingml/2006/picture" xmlns:wps="http://schemas.microsoft.com/office/word/2010/wordprocessingShape" xmlns:wpg="http://schemas.microsoft.com/office/word/2010/wordprocessingGroup" xmlns:mc="http://schemas.openxmlformats.org/markup-compatibility/2006" xmlns:wp14="http://schemas.microsoft.com/office/word/2010/wordprocessingDrawing" xmlns:w14="http://schemas.microsoft.com/office/word/2010/wordml" xmlns:w15="http://schemas.microsoft.com/office/word/2012/wordml" mc:Ignorable="w14 wp14 w15">
   <w:p>
     <w:pPr>
       <w:pStyle w:val="normal1"/>
+      <w:keepNext w:val="false"/>
+      <w:keepLines w:val="false"/>
+      <w:pageBreakBefore w:val="false"/>
+      <w:widowControl/>
+      <w:shd w:val="clear" w:fill="auto"/>
       <w:tabs>
-        <w:tab w:val="center" w:pos="4677"/>
-        <w:tab w:val="right" w:pos="9355"/>
+        <w:tab w:val="clear" w:pos="720"/>
+        <w:tab w:val="center" w:pos="4677" w:leader="none"/>
+        <w:tab w:val="right" w:pos="9355" w:leader="none"/>
       </w:tabs>
-      <w:spacing w:after="0"/>
+      <w:spacing w:lineRule="auto" w:line="240" w:before="0" w:after="0"/>
+      <w:ind w:hanging="0" w:left="0" w:right="0"/>
       <w:jc w:val="right"/>
       <w:rPr>
-        <w:rFonts w:ascii="Times New Roman" w:eastAsia="Times New Roman" w:hAnsi="Times New Roman" w:cs="Times New Roman"/>
+        <w:rFonts w:ascii="Times New Roman" w:hAnsi="Times New Roman" w:eastAsia="Times New Roman" w:cs="Times New Roman"/>
+        <w:b w:val="false"/>
+        <w:i w:val="false"/>
+        <w:i w:val="false"/>
+        <w:caps w:val="false"/>
+        <w:smallCaps w:val="false"/>
+        <w:strike w:val="false"/>
+        <w:dstrike w:val="false"/>
         <w:color w:val="000000"/>
+        <w:position w:val="0"/>
+        <w:sz w:val="20"/>
         <w:sz w:val="20"/>
         <w:szCs w:val="20"/>
+        <w:u w:val="none"/>
+        <w:shd w:fill="auto" w:val="clear"/>
+        <w:vertAlign w:val="baseline"/>
       </w:rPr>
     </w:pPr>
     <w:r>
+      <w:rPr/>
       <w:fldChar w:fldCharType="begin"/>
     </w:r>
     <w:r>
+      <w:rPr/>
       <w:instrText xml:space="preserve"> PAGE </w:instrText>
     </w:r>
     <w:r>
+      <w:rPr/>
       <w:fldChar w:fldCharType="separate"/>
     </w:r>
     <w:r>
+      <w:rPr/>
       <w:t>3</w:t>
     </w:r>
     <w:r>
+      <w:rPr/>
       <w:fldChar w:fldCharType="end"/>
     </w:r>
   </w:p>
 </w:ftr>
 </file>
 
-<file path=word/footnotes.xml><?xml version="1.0" encoding="utf-8"?>
-<w:footnotes xmlns:wpc="http://schemas.microsoft.com/office/word/2010/wordprocessingCanvas" xmlns:cx="http://schemas.microsoft.com/office/drawing/2014/chartex" xmlns:cx1="http://schemas.microsoft.com/office/drawing/2015/9/8/chartex" xmlns:cx2="http://schemas.microsoft.com/office/drawing/2015/10/21/chartex" xmlns:cx3="http://schemas.microsoft.com/office/drawing/2016/5/9/chartex" xmlns:cx4="http://schemas.microsoft.com/office/drawing/2016/5/10/chartex" xmlns:cx5="http://schemas.microsoft.com/office/drawing/2016/5/11/chartex" xmlns:cx6="http://schemas.microsoft.com/office/drawing/2016/5/12/chartex" xmlns:cx7="http://schemas.microsoft.com/office/drawing/2016/5/13/chartex" xmlns:cx8="http://schemas.microsoft.com/office/drawing/2016/5/14/chartex" xmlns:mc="http://schemas.openxmlformats.org/markup-compatibility/2006" xmlns:aink="http://schemas.microsoft.com/office/drawing/2016/ink" xmlns:am3d="http://schemas.microsoft.com/office/drawing/2017/model3d" xmlns:o="urn:schemas-microsoft-com:office:office" xmlns:r="http://schemas.openxmlformats.org/officeDocument/2006/relationships" xmlns:m="http://schemas.openxmlformats.org/officeDocument/2006/math" xmlns:v="urn:schemas-microsoft-com:vml" xmlns:wp14="http://schemas.microsoft.com/office/word/2010/wordprocessingDrawing" xmlns:wp="http://schemas.openxmlformats.org/drawingml/2006/wordprocessingDrawing" xmlns:w10="urn:schemas-microsoft-com:office:word" xmlns:w="http://schemas.openxmlformats.org/wordprocessingml/2006/main" xmlns:w14="http://schemas.microsoft.com/office/word/2010/wordml" xmlns:w15="http://schemas.microsoft.com/office/word/2012/wordml" xmlns:w16cex="http://schemas.microsoft.com/office/word/2018/wordml/cex" xmlns:w16cid="http://schemas.microsoft.com/office/word/2016/wordml/cid" xmlns:w16="http://schemas.microsoft.com/office/word/2018/wordml" xmlns:w16se="http://schemas.microsoft.com/office/word/2015/wordml/symex" xmlns:wpg="http://schemas.microsoft.com/office/word/2010/wordprocessingGroup" xmlns:wpi="http://schemas.microsoft.com/office/word/2010/wordprocessingInk" xmlns:wne="http://schemas.microsoft.com/office/word/2006/wordml" xmlns:wps="http://schemas.microsoft.com/office/word/2010/wordprocessingShape" mc:Ignorable="w14 w15 w16se w16cid w16 w16cex wp14">
-  <w:footnote w:type="separator" w:id="-1">
-    <w:p>
-      <w:pPr>
-        <w:spacing w:after="0" w:line="240" w:lineRule="auto"/>
-      </w:pPr>
-      <w:r>
-        <w:separator/>
-      </w:r>
-    </w:p>
-  </w:footnote>
-  <w:footnote w:type="continuationSeparator" w:id="0">
-    <w:p>
-      <w:pPr>
-        <w:spacing w:after="0" w:line="240" w:lineRule="auto"/>
-      </w:pPr>
-      <w:r>
-        <w:continuationSeparator/>
-      </w:r>
-    </w:p>
-  </w:footnote>
-</w:footnotes>
-</file>
-
 <file path=word/numbering.xml><?xml version="1.0" encoding="utf-8"?>
-<w:numbering xmlns:wpc="http://schemas.microsoft.com/office/word/2010/wordprocessingCanvas" xmlns:cx="http://schemas.microsoft.com/office/drawing/2014/chartex" xmlns:cx1="http://schemas.microsoft.com/office/drawing/2015/9/8/chartex" xmlns:cx2="http://schemas.microsoft.com/office/drawing/2015/10/21/chartex" xmlns:cx3="http://schemas.microsoft.com/office/drawing/2016/5/9/chartex" xmlns:cx4="http://schemas.microsoft.com/office/drawing/2016/5/10/chartex" xmlns:cx5="http://schemas.microsoft.com/office/drawing/2016/5/11/chartex" xmlns:cx6="http://schemas.microsoft.com/office/drawing/2016/5/12/chartex" xmlns:cx7="http://schemas.microsoft.com/office/drawing/2016/5/13/chartex" xmlns:cx8="http://schemas.microsoft.com/office/drawing/2016/5/14/chartex" xmlns:mc="http://schemas.openxmlformats.org/markup-compatibility/2006" xmlns:aink="http://schemas.microsoft.com/office/drawing/2016/ink" xmlns:am3d="http://schemas.microsoft.com/office/drawing/2017/model3d" xmlns:o="urn:schemas-microsoft-com:office:office" xmlns:r="http://schemas.openxmlformats.org/officeDocument/2006/relationships" xmlns:m="http://schemas.openxmlformats.org/officeDocument/2006/math" xmlns:v="urn:schemas-microsoft-com:vml" xmlns:wp14="http://schemas.microsoft.com/office/word/2010/wordprocessingDrawing" xmlns:wp="http://schemas.openxmlformats.org/drawingml/2006/wordprocessingDrawing" xmlns:w10="urn:schemas-microsoft-com:office:word" xmlns:w="http://schemas.openxmlformats.org/wordprocessingml/2006/main" xmlns:w14="http://schemas.microsoft.com/office/word/2010/wordml" xmlns:w15="http://schemas.microsoft.com/office/word/2012/wordml" xmlns:w16cex="http://schemas.microsoft.com/office/word/2018/wordml/cex" xmlns:w16cid="http://schemas.microsoft.com/office/word/2016/wordml/cid" xmlns:w16="http://schemas.microsoft.com/office/word/2018/wordml" xmlns:w16se="http://schemas.microsoft.com/office/word/2015/wordml/symex" xmlns:wpg="http://schemas.microsoft.com/office/word/2010/wordprocessingGroup" xmlns:wpi="http://schemas.microsoft.com/office/word/2010/wordprocessingInk" xmlns:wne="http://schemas.microsoft.com/office/word/2006/wordml" xmlns:wps="http://schemas.microsoft.com/office/word/2010/wordprocessingShape" mc:Ignorable="w14 w15 w16se w16cid w16 w16cex wp14">
-  <w:abstractNum w:abstractNumId="0" w15:restartNumberingAfterBreak="0">
-    <w:nsid w:val="05D4493A"/>
-    <w:multiLevelType w:val="multilevel"/>
-    <w:tmpl w:val="E702C6CE"/>
-    <w:lvl w:ilvl="0">
-      <w:start w:val="1"/>
-      <w:numFmt w:val="decimal"/>
-      <w:lvlText w:val="%1."/>
-      <w:lvlJc w:val="left"/>
-      <w:pPr>
-        <w:tabs>
-          <w:tab w:val="num" w:pos="0"/>
-        </w:tabs>
-        <w:ind w:left="1069" w:hanging="360"/>
-      </w:pPr>
-    </w:lvl>
-    <w:lvl w:ilvl="1">
-      <w:start w:val="1"/>
-      <w:numFmt w:val="lowerLetter"/>
-      <w:lvlText w:val="%2."/>
-      <w:lvlJc w:val="left"/>
-      <w:pPr>
-        <w:tabs>
-          <w:tab w:val="num" w:pos="0"/>
-        </w:tabs>
-        <w:ind w:left="1789" w:hanging="360"/>
-      </w:pPr>
-    </w:lvl>
-    <w:lvl w:ilvl="2">
-      <w:start w:val="1"/>
-      <w:numFmt w:val="lowerRoman"/>
-      <w:lvlText w:val="%3."/>
-      <w:lvlJc w:val="right"/>
-      <w:pPr>
-        <w:tabs>
-          <w:tab w:val="num" w:pos="0"/>
-        </w:tabs>
-        <w:ind w:left="2509" w:hanging="180"/>
-      </w:pPr>
-    </w:lvl>
-    <w:lvl w:ilvl="3">
-      <w:start w:val="1"/>
-      <w:numFmt w:val="decimal"/>
-      <w:lvlText w:val="%4."/>
-      <w:lvlJc w:val="left"/>
-      <w:pPr>
-        <w:tabs>
-          <w:tab w:val="num" w:pos="0"/>
-        </w:tabs>
-        <w:ind w:left="3229" w:hanging="360"/>
-      </w:pPr>
-    </w:lvl>
-    <w:lvl w:ilvl="4">
-      <w:start w:val="1"/>
-      <w:numFmt w:val="lowerLetter"/>
-      <w:lvlText w:val="%5."/>
-      <w:lvlJc w:val="left"/>
-      <w:pPr>
-        <w:tabs>
-          <w:tab w:val="num" w:pos="0"/>
-        </w:tabs>
-        <w:ind w:left="3949" w:hanging="360"/>
-      </w:pPr>
-    </w:lvl>
-    <w:lvl w:ilvl="5">
-      <w:start w:val="1"/>
-      <w:numFmt w:val="lowerRoman"/>
-      <w:lvlText w:val="%6."/>
-      <w:lvlJc w:val="right"/>
-      <w:pPr>
-        <w:tabs>
-          <w:tab w:val="num" w:pos="0"/>
-        </w:tabs>
-        <w:ind w:left="4669" w:hanging="180"/>
-      </w:pPr>
-    </w:lvl>
-    <w:lvl w:ilvl="6">
-      <w:start w:val="1"/>
-      <w:numFmt w:val="decimal"/>
-      <w:lvlText w:val="%7."/>
-      <w:lvlJc w:val="left"/>
-      <w:pPr>
-        <w:tabs>
-          <w:tab w:val="num" w:pos="0"/>
-        </w:tabs>
-        <w:ind w:left="5389" w:hanging="360"/>
-      </w:pPr>
-    </w:lvl>
-    <w:lvl w:ilvl="7">
-      <w:start w:val="1"/>
-      <w:numFmt w:val="lowerLetter"/>
-      <w:lvlText w:val="%8."/>
-      <w:lvlJc w:val="left"/>
-      <w:pPr>
-        <w:tabs>
-          <w:tab w:val="num" w:pos="0"/>
-        </w:tabs>
-        <w:ind w:left="6109" w:hanging="360"/>
-      </w:pPr>
-    </w:lvl>
-    <w:lvl w:ilvl="8">
-      <w:start w:val="1"/>
-      <w:numFmt w:val="lowerRoman"/>
-      <w:lvlText w:val="%9."/>
-      <w:lvlJc w:val="right"/>
-      <w:pPr>
-        <w:tabs>
-          <w:tab w:val="num" w:pos="0"/>
-        </w:tabs>
-        <w:ind w:left="6829" w:hanging="180"/>
-      </w:pPr>
-    </w:lvl>
-  </w:abstractNum>
-  <w:abstractNum w:abstractNumId="1" w15:restartNumberingAfterBreak="0">
-    <w:nsid w:val="162E247C"/>
-    <w:multiLevelType w:val="multilevel"/>
-    <w:tmpl w:val="E5BAB73A"/>
+<w:numbering xmlns:w="http://schemas.openxmlformats.org/wordprocessingml/2006/main" xmlns:o="urn:schemas-microsoft-com:office:office" xmlns:r="http://schemas.openxmlformats.org/officeDocument/2006/relationships" xmlns:v="urn:schemas-microsoft-com:vml" xmlns:mc="http://schemas.openxmlformats.org/markup-compatibility/2006" xmlns:w14="http://schemas.microsoft.com/office/word/2010/wordml" mc:Ignorable="w14">
+  <w:abstractNum w:abstractNumId="1">
     <w:lvl w:ilvl="0">
       <w:start w:val="1"/>
       <w:numFmt w:val="bullet"/>
-      <w:pStyle w:val="1"/>
       <w:lvlText w:val="●"/>
       <w:lvlJc w:val="left"/>
       <w:pPr>
@@ -4074,245 +5276,7 @@
       </w:rPr>
     </w:lvl>
   </w:abstractNum>
-  <w:abstractNum w:abstractNumId="2" w15:restartNumberingAfterBreak="0">
-    <w:nsid w:val="1AF5630D"/>
-    <w:multiLevelType w:val="multilevel"/>
-    <w:tmpl w:val="65DC1996"/>
-    <w:lvl w:ilvl="0">
-      <w:start w:val="1"/>
-      <w:numFmt w:val="none"/>
-      <w:suff w:val="nothing"/>
-      <w:lvlText w:val=""/>
-      <w:lvlJc w:val="left"/>
-      <w:pPr>
-        <w:tabs>
-          <w:tab w:val="num" w:pos="0"/>
-        </w:tabs>
-        <w:ind w:left="0" w:firstLine="0"/>
-      </w:pPr>
-    </w:lvl>
-    <w:lvl w:ilvl="1">
-      <w:start w:val="1"/>
-      <w:numFmt w:val="none"/>
-      <w:suff w:val="nothing"/>
-      <w:lvlText w:val=""/>
-      <w:lvlJc w:val="left"/>
-      <w:pPr>
-        <w:tabs>
-          <w:tab w:val="num" w:pos="0"/>
-        </w:tabs>
-        <w:ind w:left="0" w:firstLine="0"/>
-      </w:pPr>
-    </w:lvl>
-    <w:lvl w:ilvl="2">
-      <w:start w:val="1"/>
-      <w:numFmt w:val="none"/>
-      <w:suff w:val="nothing"/>
-      <w:lvlText w:val=""/>
-      <w:lvlJc w:val="left"/>
-      <w:pPr>
-        <w:tabs>
-          <w:tab w:val="num" w:pos="0"/>
-        </w:tabs>
-        <w:ind w:left="0" w:firstLine="0"/>
-      </w:pPr>
-    </w:lvl>
-    <w:lvl w:ilvl="3">
-      <w:start w:val="1"/>
-      <w:numFmt w:val="none"/>
-      <w:suff w:val="nothing"/>
-      <w:lvlText w:val=""/>
-      <w:lvlJc w:val="left"/>
-      <w:pPr>
-        <w:tabs>
-          <w:tab w:val="num" w:pos="0"/>
-        </w:tabs>
-        <w:ind w:left="0" w:firstLine="0"/>
-      </w:pPr>
-    </w:lvl>
-    <w:lvl w:ilvl="4">
-      <w:start w:val="1"/>
-      <w:numFmt w:val="none"/>
-      <w:suff w:val="nothing"/>
-      <w:lvlText w:val=""/>
-      <w:lvlJc w:val="left"/>
-      <w:pPr>
-        <w:tabs>
-          <w:tab w:val="num" w:pos="0"/>
-        </w:tabs>
-        <w:ind w:left="0" w:firstLine="0"/>
-      </w:pPr>
-    </w:lvl>
-    <w:lvl w:ilvl="5">
-      <w:start w:val="1"/>
-      <w:numFmt w:val="none"/>
-      <w:suff w:val="nothing"/>
-      <w:lvlText w:val=""/>
-      <w:lvlJc w:val="left"/>
-      <w:pPr>
-        <w:tabs>
-          <w:tab w:val="num" w:pos="0"/>
-        </w:tabs>
-        <w:ind w:left="0" w:firstLine="0"/>
-      </w:pPr>
-    </w:lvl>
-    <w:lvl w:ilvl="6">
-      <w:start w:val="1"/>
-      <w:numFmt w:val="none"/>
-      <w:suff w:val="nothing"/>
-      <w:lvlText w:val=""/>
-      <w:lvlJc w:val="left"/>
-      <w:pPr>
-        <w:tabs>
-          <w:tab w:val="num" w:pos="0"/>
-        </w:tabs>
-        <w:ind w:left="0" w:firstLine="0"/>
-      </w:pPr>
-    </w:lvl>
-    <w:lvl w:ilvl="7">
-      <w:start w:val="1"/>
-      <w:numFmt w:val="none"/>
-      <w:suff w:val="nothing"/>
-      <w:lvlText w:val=""/>
-      <w:lvlJc w:val="left"/>
-      <w:pPr>
-        <w:tabs>
-          <w:tab w:val="num" w:pos="0"/>
-        </w:tabs>
-        <w:ind w:left="0" w:firstLine="0"/>
-      </w:pPr>
-    </w:lvl>
-    <w:lvl w:ilvl="8">
-      <w:start w:val="1"/>
-      <w:numFmt w:val="none"/>
-      <w:suff w:val="nothing"/>
-      <w:lvlText w:val=""/>
-      <w:lvlJc w:val="left"/>
-      <w:pPr>
-        <w:tabs>
-          <w:tab w:val="num" w:pos="0"/>
-        </w:tabs>
-        <w:ind w:left="0" w:firstLine="0"/>
-      </w:pPr>
-    </w:lvl>
-  </w:abstractNum>
-  <w:abstractNum w:abstractNumId="3" w15:restartNumberingAfterBreak="0">
-    <w:nsid w:val="24021B60"/>
-    <w:multiLevelType w:val="multilevel"/>
-    <w:tmpl w:val="E202EC7E"/>
-    <w:lvl w:ilvl="0">
-      <w:start w:val="1"/>
-      <w:numFmt w:val="decimal"/>
-      <w:lvlText w:val="%1)"/>
-      <w:lvlJc w:val="left"/>
-      <w:pPr>
-        <w:tabs>
-          <w:tab w:val="num" w:pos="0"/>
-        </w:tabs>
-        <w:ind w:left="1004" w:hanging="360"/>
-      </w:pPr>
-    </w:lvl>
-    <w:lvl w:ilvl="1">
-      <w:start w:val="1"/>
-      <w:numFmt w:val="lowerLetter"/>
-      <w:lvlText w:val="%2."/>
-      <w:lvlJc w:val="left"/>
-      <w:pPr>
-        <w:tabs>
-          <w:tab w:val="num" w:pos="0"/>
-        </w:tabs>
-        <w:ind w:left="1724" w:hanging="360"/>
-      </w:pPr>
-    </w:lvl>
-    <w:lvl w:ilvl="2">
-      <w:start w:val="1"/>
-      <w:numFmt w:val="lowerRoman"/>
-      <w:lvlText w:val="%3."/>
-      <w:lvlJc w:val="right"/>
-      <w:pPr>
-        <w:tabs>
-          <w:tab w:val="num" w:pos="0"/>
-        </w:tabs>
-        <w:ind w:left="2444" w:hanging="180"/>
-      </w:pPr>
-    </w:lvl>
-    <w:lvl w:ilvl="3">
-      <w:start w:val="1"/>
-      <w:numFmt w:val="decimal"/>
-      <w:lvlText w:val="%4."/>
-      <w:lvlJc w:val="left"/>
-      <w:pPr>
-        <w:tabs>
-          <w:tab w:val="num" w:pos="0"/>
-        </w:tabs>
-        <w:ind w:left="3164" w:hanging="360"/>
-      </w:pPr>
-    </w:lvl>
-    <w:lvl w:ilvl="4">
-      <w:start w:val="1"/>
-      <w:numFmt w:val="lowerLetter"/>
-      <w:lvlText w:val="%5."/>
-      <w:lvlJc w:val="left"/>
-      <w:pPr>
-        <w:tabs>
-          <w:tab w:val="num" w:pos="0"/>
-        </w:tabs>
-        <w:ind w:left="3884" w:hanging="360"/>
-      </w:pPr>
-    </w:lvl>
-    <w:lvl w:ilvl="5">
-      <w:start w:val="1"/>
-      <w:numFmt w:val="lowerRoman"/>
-      <w:lvlText w:val="%6."/>
-      <w:lvlJc w:val="right"/>
-      <w:pPr>
-        <w:tabs>
-          <w:tab w:val="num" w:pos="0"/>
-        </w:tabs>
-        <w:ind w:left="4604" w:hanging="180"/>
-      </w:pPr>
-    </w:lvl>
-    <w:lvl w:ilvl="6">
-      <w:start w:val="1"/>
-      <w:numFmt w:val="decimal"/>
-      <w:lvlText w:val="%7."/>
-      <w:lvlJc w:val="left"/>
-      <w:pPr>
-        <w:tabs>
-          <w:tab w:val="num" w:pos="0"/>
-        </w:tabs>
-        <w:ind w:left="5324" w:hanging="360"/>
-      </w:pPr>
-    </w:lvl>
-    <w:lvl w:ilvl="7">
-      <w:start w:val="1"/>
-      <w:numFmt w:val="lowerLetter"/>
-      <w:lvlText w:val="%8."/>
-      <w:lvlJc w:val="left"/>
-      <w:pPr>
-        <w:tabs>
-          <w:tab w:val="num" w:pos="0"/>
-        </w:tabs>
-        <w:ind w:left="6044" w:hanging="360"/>
-      </w:pPr>
-    </w:lvl>
-    <w:lvl w:ilvl="8">
-      <w:start w:val="1"/>
-      <w:numFmt w:val="lowerRoman"/>
-      <w:lvlText w:val="%9."/>
-      <w:lvlJc w:val="right"/>
-      <w:pPr>
-        <w:tabs>
-          <w:tab w:val="num" w:pos="0"/>
-        </w:tabs>
-        <w:ind w:left="6764" w:hanging="180"/>
-      </w:pPr>
-    </w:lvl>
-  </w:abstractNum>
-  <w:abstractNum w:abstractNumId="4" w15:restartNumberingAfterBreak="0">
-    <w:nsid w:val="514D41F0"/>
-    <w:multiLevelType w:val="multilevel"/>
-    <w:tmpl w:val="B8842E92"/>
+  <w:abstractNum w:abstractNumId="2">
     <w:lvl w:ilvl="0">
       <w:start w:val="1"/>
       <w:numFmt w:val="decimal"/>
@@ -4325,8 +5289,8 @@
         <w:ind w:left="927" w:hanging="360"/>
       </w:pPr>
       <w:rPr>
-        <w:rFonts w:ascii="Times New Roman" w:eastAsia="Times New Roman" w:hAnsi="Times New Roman" w:cs="Times New Roman"/>
         <w:b/>
+        <w:rFonts w:ascii="Times New Roman" w:hAnsi="Times New Roman" w:eastAsia="Times New Roman" w:cs="Times New Roman"/>
       </w:rPr>
     </w:lvl>
     <w:lvl w:ilvl="1">
@@ -4340,6 +5304,7 @@
         </w:tabs>
         <w:ind w:left="1647" w:hanging="360"/>
       </w:pPr>
+      <w:rPr/>
     </w:lvl>
     <w:lvl w:ilvl="2">
       <w:start w:val="1"/>
@@ -4352,6 +5317,7 @@
         </w:tabs>
         <w:ind w:left="2367" w:hanging="180"/>
       </w:pPr>
+      <w:rPr/>
     </w:lvl>
     <w:lvl w:ilvl="3">
       <w:start w:val="1"/>
@@ -4364,6 +5330,7 @@
         </w:tabs>
         <w:ind w:left="3087" w:hanging="360"/>
       </w:pPr>
+      <w:rPr/>
     </w:lvl>
     <w:lvl w:ilvl="4">
       <w:start w:val="1"/>
@@ -4376,6 +5343,7 @@
         </w:tabs>
         <w:ind w:left="3807" w:hanging="360"/>
       </w:pPr>
+      <w:rPr/>
     </w:lvl>
     <w:lvl w:ilvl="5">
       <w:start w:val="1"/>
@@ -4388,6 +5356,7 @@
         </w:tabs>
         <w:ind w:left="4527" w:hanging="180"/>
       </w:pPr>
+      <w:rPr/>
     </w:lvl>
     <w:lvl w:ilvl="6">
       <w:start w:val="1"/>
@@ -4400,6 +5369,7 @@
         </w:tabs>
         <w:ind w:left="5247" w:hanging="360"/>
       </w:pPr>
+      <w:rPr/>
     </w:lvl>
     <w:lvl w:ilvl="7">
       <w:start w:val="1"/>
@@ -4412,6 +5382,7 @@
         </w:tabs>
         <w:ind w:left="5967" w:hanging="360"/>
       </w:pPr>
+      <w:rPr/>
     </w:lvl>
     <w:lvl w:ilvl="8">
       <w:start w:val="1"/>
@@ -4424,12 +5395,10 @@
         </w:tabs>
         <w:ind w:left="6687" w:hanging="180"/>
       </w:pPr>
+      <w:rPr/>
     </w:lvl>
   </w:abstractNum>
-  <w:abstractNum w:abstractNumId="5" w15:restartNumberingAfterBreak="0">
-    <w:nsid w:val="712432EC"/>
-    <w:multiLevelType w:val="multilevel"/>
-    <w:tmpl w:val="883E4748"/>
+  <w:abstractNum w:abstractNumId="3">
     <w:lvl w:ilvl="0">
       <w:start w:val="1"/>
       <w:numFmt w:val="bullet"/>
@@ -4566,33 +5535,390 @@
       </w:rPr>
     </w:lvl>
   </w:abstractNum>
+  <w:abstractNum w:abstractNumId="4">
+    <w:lvl w:ilvl="0">
+      <w:start w:val="1"/>
+      <w:numFmt w:val="decimal"/>
+      <w:lvlText w:val="%1."/>
+      <w:lvlJc w:val="left"/>
+      <w:pPr>
+        <w:tabs>
+          <w:tab w:val="num" w:pos="0"/>
+        </w:tabs>
+        <w:ind w:left="1069" w:hanging="360"/>
+      </w:pPr>
+      <w:rPr/>
+    </w:lvl>
+    <w:lvl w:ilvl="1">
+      <w:start w:val="1"/>
+      <w:numFmt w:val="lowerLetter"/>
+      <w:lvlText w:val="%2."/>
+      <w:lvlJc w:val="left"/>
+      <w:pPr>
+        <w:tabs>
+          <w:tab w:val="num" w:pos="0"/>
+        </w:tabs>
+        <w:ind w:left="1789" w:hanging="360"/>
+      </w:pPr>
+      <w:rPr/>
+    </w:lvl>
+    <w:lvl w:ilvl="2">
+      <w:start w:val="1"/>
+      <w:numFmt w:val="lowerRoman"/>
+      <w:lvlText w:val="%3."/>
+      <w:lvlJc w:val="right"/>
+      <w:pPr>
+        <w:tabs>
+          <w:tab w:val="num" w:pos="0"/>
+        </w:tabs>
+        <w:ind w:left="2509" w:hanging="180"/>
+      </w:pPr>
+      <w:rPr/>
+    </w:lvl>
+    <w:lvl w:ilvl="3">
+      <w:start w:val="1"/>
+      <w:numFmt w:val="decimal"/>
+      <w:lvlText w:val="%4."/>
+      <w:lvlJc w:val="left"/>
+      <w:pPr>
+        <w:tabs>
+          <w:tab w:val="num" w:pos="0"/>
+        </w:tabs>
+        <w:ind w:left="3229" w:hanging="360"/>
+      </w:pPr>
+      <w:rPr/>
+    </w:lvl>
+    <w:lvl w:ilvl="4">
+      <w:start w:val="1"/>
+      <w:numFmt w:val="lowerLetter"/>
+      <w:lvlText w:val="%5."/>
+      <w:lvlJc w:val="left"/>
+      <w:pPr>
+        <w:tabs>
+          <w:tab w:val="num" w:pos="0"/>
+        </w:tabs>
+        <w:ind w:left="3949" w:hanging="360"/>
+      </w:pPr>
+      <w:rPr/>
+    </w:lvl>
+    <w:lvl w:ilvl="5">
+      <w:start w:val="1"/>
+      <w:numFmt w:val="lowerRoman"/>
+      <w:lvlText w:val="%6."/>
+      <w:lvlJc w:val="right"/>
+      <w:pPr>
+        <w:tabs>
+          <w:tab w:val="num" w:pos="0"/>
+        </w:tabs>
+        <w:ind w:left="4669" w:hanging="180"/>
+      </w:pPr>
+      <w:rPr/>
+    </w:lvl>
+    <w:lvl w:ilvl="6">
+      <w:start w:val="1"/>
+      <w:numFmt w:val="decimal"/>
+      <w:lvlText w:val="%7."/>
+      <w:lvlJc w:val="left"/>
+      <w:pPr>
+        <w:tabs>
+          <w:tab w:val="num" w:pos="0"/>
+        </w:tabs>
+        <w:ind w:left="5389" w:hanging="360"/>
+      </w:pPr>
+      <w:rPr/>
+    </w:lvl>
+    <w:lvl w:ilvl="7">
+      <w:start w:val="1"/>
+      <w:numFmt w:val="lowerLetter"/>
+      <w:lvlText w:val="%8."/>
+      <w:lvlJc w:val="left"/>
+      <w:pPr>
+        <w:tabs>
+          <w:tab w:val="num" w:pos="0"/>
+        </w:tabs>
+        <w:ind w:left="6109" w:hanging="360"/>
+      </w:pPr>
+      <w:rPr/>
+    </w:lvl>
+    <w:lvl w:ilvl="8">
+      <w:start w:val="1"/>
+      <w:numFmt w:val="lowerRoman"/>
+      <w:lvlText w:val="%9."/>
+      <w:lvlJc w:val="right"/>
+      <w:pPr>
+        <w:tabs>
+          <w:tab w:val="num" w:pos="0"/>
+        </w:tabs>
+        <w:ind w:left="6829" w:hanging="180"/>
+      </w:pPr>
+      <w:rPr/>
+    </w:lvl>
+  </w:abstractNum>
+  <w:abstractNum w:abstractNumId="5">
+    <w:lvl w:ilvl="0">
+      <w:start w:val="1"/>
+      <w:numFmt w:val="decimal"/>
+      <w:lvlText w:val="%1)"/>
+      <w:lvlJc w:val="left"/>
+      <w:pPr>
+        <w:tabs>
+          <w:tab w:val="num" w:pos="0"/>
+        </w:tabs>
+        <w:ind w:left="1004" w:hanging="360"/>
+      </w:pPr>
+      <w:rPr/>
+    </w:lvl>
+    <w:lvl w:ilvl="1">
+      <w:start w:val="1"/>
+      <w:numFmt w:val="lowerLetter"/>
+      <w:lvlText w:val="%2."/>
+      <w:lvlJc w:val="left"/>
+      <w:pPr>
+        <w:tabs>
+          <w:tab w:val="num" w:pos="0"/>
+        </w:tabs>
+        <w:ind w:left="1724" w:hanging="360"/>
+      </w:pPr>
+      <w:rPr/>
+    </w:lvl>
+    <w:lvl w:ilvl="2">
+      <w:start w:val="1"/>
+      <w:numFmt w:val="lowerRoman"/>
+      <w:lvlText w:val="%3."/>
+      <w:lvlJc w:val="right"/>
+      <w:pPr>
+        <w:tabs>
+          <w:tab w:val="num" w:pos="0"/>
+        </w:tabs>
+        <w:ind w:left="2444" w:hanging="180"/>
+      </w:pPr>
+      <w:rPr/>
+    </w:lvl>
+    <w:lvl w:ilvl="3">
+      <w:start w:val="1"/>
+      <w:numFmt w:val="decimal"/>
+      <w:lvlText w:val="%4."/>
+      <w:lvlJc w:val="left"/>
+      <w:pPr>
+        <w:tabs>
+          <w:tab w:val="num" w:pos="0"/>
+        </w:tabs>
+        <w:ind w:left="3164" w:hanging="360"/>
+      </w:pPr>
+      <w:rPr/>
+    </w:lvl>
+    <w:lvl w:ilvl="4">
+      <w:start w:val="1"/>
+      <w:numFmt w:val="lowerLetter"/>
+      <w:lvlText w:val="%5."/>
+      <w:lvlJc w:val="left"/>
+      <w:pPr>
+        <w:tabs>
+          <w:tab w:val="num" w:pos="0"/>
+        </w:tabs>
+        <w:ind w:left="3884" w:hanging="360"/>
+      </w:pPr>
+      <w:rPr/>
+    </w:lvl>
+    <w:lvl w:ilvl="5">
+      <w:start w:val="1"/>
+      <w:numFmt w:val="lowerRoman"/>
+      <w:lvlText w:val="%6."/>
+      <w:lvlJc w:val="right"/>
+      <w:pPr>
+        <w:tabs>
+          <w:tab w:val="num" w:pos="0"/>
+        </w:tabs>
+        <w:ind w:left="4604" w:hanging="180"/>
+      </w:pPr>
+      <w:rPr/>
+    </w:lvl>
+    <w:lvl w:ilvl="6">
+      <w:start w:val="1"/>
+      <w:numFmt w:val="decimal"/>
+      <w:lvlText w:val="%7."/>
+      <w:lvlJc w:val="left"/>
+      <w:pPr>
+        <w:tabs>
+          <w:tab w:val="num" w:pos="0"/>
+        </w:tabs>
+        <w:ind w:left="5324" w:hanging="360"/>
+      </w:pPr>
+      <w:rPr/>
+    </w:lvl>
+    <w:lvl w:ilvl="7">
+      <w:start w:val="1"/>
+      <w:numFmt w:val="lowerLetter"/>
+      <w:lvlText w:val="%8."/>
+      <w:lvlJc w:val="left"/>
+      <w:pPr>
+        <w:tabs>
+          <w:tab w:val="num" w:pos="0"/>
+        </w:tabs>
+        <w:ind w:left="6044" w:hanging="360"/>
+      </w:pPr>
+      <w:rPr/>
+    </w:lvl>
+    <w:lvl w:ilvl="8">
+      <w:start w:val="1"/>
+      <w:numFmt w:val="lowerRoman"/>
+      <w:lvlText w:val="%9."/>
+      <w:lvlJc w:val="right"/>
+      <w:pPr>
+        <w:tabs>
+          <w:tab w:val="num" w:pos="0"/>
+        </w:tabs>
+        <w:ind w:left="6764" w:hanging="180"/>
+      </w:pPr>
+      <w:rPr/>
+    </w:lvl>
+  </w:abstractNum>
+  <w:abstractNum w:abstractNumId="6">
+    <w:lvl w:ilvl="0">
+      <w:start w:val="1"/>
+      <w:numFmt w:val="none"/>
+      <w:suff w:val="nothing"/>
+      <w:lvlText w:val=""/>
+      <w:lvlJc w:val="left"/>
+      <w:pPr>
+        <w:tabs>
+          <w:tab w:val="num" w:pos="0"/>
+        </w:tabs>
+        <w:ind w:left="0" w:hanging="0"/>
+      </w:pPr>
+    </w:lvl>
+    <w:lvl w:ilvl="1">
+      <w:start w:val="1"/>
+      <w:numFmt w:val="none"/>
+      <w:suff w:val="nothing"/>
+      <w:lvlText w:val=""/>
+      <w:lvlJc w:val="left"/>
+      <w:pPr>
+        <w:tabs>
+          <w:tab w:val="num" w:pos="0"/>
+        </w:tabs>
+        <w:ind w:left="0" w:hanging="0"/>
+      </w:pPr>
+    </w:lvl>
+    <w:lvl w:ilvl="2">
+      <w:start w:val="1"/>
+      <w:numFmt w:val="none"/>
+      <w:suff w:val="nothing"/>
+      <w:lvlText w:val=""/>
+      <w:lvlJc w:val="left"/>
+      <w:pPr>
+        <w:tabs>
+          <w:tab w:val="num" w:pos="0"/>
+        </w:tabs>
+        <w:ind w:left="0" w:hanging="0"/>
+      </w:pPr>
+    </w:lvl>
+    <w:lvl w:ilvl="3">
+      <w:start w:val="1"/>
+      <w:numFmt w:val="none"/>
+      <w:suff w:val="nothing"/>
+      <w:lvlText w:val=""/>
+      <w:lvlJc w:val="left"/>
+      <w:pPr>
+        <w:tabs>
+          <w:tab w:val="num" w:pos="0"/>
+        </w:tabs>
+        <w:ind w:left="0" w:hanging="0"/>
+      </w:pPr>
+    </w:lvl>
+    <w:lvl w:ilvl="4">
+      <w:start w:val="1"/>
+      <w:numFmt w:val="none"/>
+      <w:suff w:val="nothing"/>
+      <w:lvlText w:val=""/>
+      <w:lvlJc w:val="left"/>
+      <w:pPr>
+        <w:tabs>
+          <w:tab w:val="num" w:pos="0"/>
+        </w:tabs>
+        <w:ind w:left="0" w:hanging="0"/>
+      </w:pPr>
+    </w:lvl>
+    <w:lvl w:ilvl="5">
+      <w:start w:val="1"/>
+      <w:numFmt w:val="none"/>
+      <w:suff w:val="nothing"/>
+      <w:lvlText w:val=""/>
+      <w:lvlJc w:val="left"/>
+      <w:pPr>
+        <w:tabs>
+          <w:tab w:val="num" w:pos="0"/>
+        </w:tabs>
+        <w:ind w:left="0" w:hanging="0"/>
+      </w:pPr>
+    </w:lvl>
+    <w:lvl w:ilvl="6">
+      <w:start w:val="1"/>
+      <w:numFmt w:val="none"/>
+      <w:suff w:val="nothing"/>
+      <w:lvlText w:val=""/>
+      <w:lvlJc w:val="left"/>
+      <w:pPr>
+        <w:tabs>
+          <w:tab w:val="num" w:pos="0"/>
+        </w:tabs>
+        <w:ind w:left="0" w:hanging="0"/>
+      </w:pPr>
+    </w:lvl>
+    <w:lvl w:ilvl="7">
+      <w:start w:val="1"/>
+      <w:numFmt w:val="none"/>
+      <w:suff w:val="nothing"/>
+      <w:lvlText w:val=""/>
+      <w:lvlJc w:val="left"/>
+      <w:pPr>
+        <w:tabs>
+          <w:tab w:val="num" w:pos="0"/>
+        </w:tabs>
+        <w:ind w:left="0" w:hanging="0"/>
+      </w:pPr>
+    </w:lvl>
+    <w:lvl w:ilvl="8">
+      <w:start w:val="1"/>
+      <w:numFmt w:val="none"/>
+      <w:suff w:val="nothing"/>
+      <w:lvlText w:val=""/>
+      <w:lvlJc w:val="left"/>
+      <w:pPr>
+        <w:tabs>
+          <w:tab w:val="num" w:pos="0"/>
+        </w:tabs>
+        <w:ind w:left="0" w:hanging="0"/>
+      </w:pPr>
+    </w:lvl>
+  </w:abstractNum>
   <w:num w:numId="1">
     <w:abstractNumId w:val="1"/>
   </w:num>
   <w:num w:numId="2">
+    <w:abstractNumId w:val="2"/>
+  </w:num>
+  <w:num w:numId="3">
+    <w:abstractNumId w:val="3"/>
+  </w:num>
+  <w:num w:numId="4">
     <w:abstractNumId w:val="4"/>
   </w:num>
-  <w:num w:numId="3">
+  <w:num w:numId="5">
     <w:abstractNumId w:val="5"/>
   </w:num>
-  <w:num w:numId="4">
-    <w:abstractNumId w:val="0"/>
-  </w:num>
-  <w:num w:numId="5">
-    <w:abstractNumId w:val="3"/>
-  </w:num>
   <w:num w:numId="6">
-    <w:abstractNumId w:val="2"/>
+    <w:abstractNumId w:val="6"/>
   </w:num>
 </w:numbering>
 </file>
 
 <file path=word/styles.xml><?xml version="1.0" encoding="utf-8"?>
-<w:styles xmlns:mc="http://schemas.openxmlformats.org/markup-compatibility/2006" xmlns:r="http://schemas.openxmlformats.org/officeDocument/2006/relationships" xmlns:w="http://schemas.openxmlformats.org/wordprocessingml/2006/main" xmlns:w14="http://schemas.microsoft.com/office/word/2010/wordml" xmlns:w15="http://schemas.microsoft.com/office/word/2012/wordml" xmlns:w16cex="http://schemas.microsoft.com/office/word/2018/wordml/cex" xmlns:w16cid="http://schemas.microsoft.com/office/word/2016/wordml/cid" xmlns:w16="http://schemas.microsoft.com/office/word/2018/wordml" xmlns:w16se="http://schemas.microsoft.com/office/word/2015/wordml/symex" mc:Ignorable="w14 w15 w16se w16cid w16 w16cex">
+<w:styles xmlns:w="http://schemas.openxmlformats.org/wordprocessingml/2006/main" xmlns:w14="http://schemas.microsoft.com/office/word/2010/wordml" xmlns:mc="http://schemas.openxmlformats.org/markup-compatibility/2006" mc:Ignorable="w14">
   <w:docDefaults>
     <w:rPrDefault>
       <w:rPr>
-        <w:rFonts w:ascii="Calibri" w:eastAsia="Calibri" w:hAnsi="Calibri" w:cs="Calibri"/>
+        <w:rFonts w:ascii="Calibri" w:hAnsi="Calibri" w:eastAsia="Calibri" w:cs="Calibri"/>
         <w:sz w:val="22"/>
         <w:szCs w:val="22"/>
         <w:lang w:val="ru-RU" w:eastAsia="zh-CN" w:bidi="hi-IN"/>
@@ -4600,406 +5926,39 @@
     </w:rPrDefault>
     <w:pPrDefault>
       <w:pPr>
-        <w:suppressAutoHyphens/>
+        <w:suppressAutoHyphens w:val="true"/>
       </w:pPr>
     </w:pPrDefault>
   </w:docDefaults>
-  <w:latentStyles w:defLockedState="0" w:defUIPriority="99" w:defSemiHidden="0" w:defUnhideWhenUsed="0" w:defQFormat="0" w:count="376">
-    <w:lsdException w:name="Normal" w:uiPriority="0" w:qFormat="1"/>
-    <w:lsdException w:name="heading 1" w:uiPriority="9" w:qFormat="1"/>
-    <w:lsdException w:name="heading 2" w:semiHidden="1" w:uiPriority="9" w:unhideWhenUsed="1" w:qFormat="1"/>
-    <w:lsdException w:name="heading 3" w:semiHidden="1" w:uiPriority="9" w:unhideWhenUsed="1" w:qFormat="1"/>
-    <w:lsdException w:name="heading 4" w:semiHidden="1" w:uiPriority="9" w:unhideWhenUsed="1" w:qFormat="1"/>
-    <w:lsdException w:name="heading 5" w:semiHidden="1" w:uiPriority="9" w:unhideWhenUsed="1" w:qFormat="1"/>
-    <w:lsdException w:name="heading 6" w:semiHidden="1" w:uiPriority="9" w:unhideWhenUsed="1" w:qFormat="1"/>
-    <w:lsdException w:name="heading 7" w:semiHidden="1" w:uiPriority="9" w:unhideWhenUsed="1" w:qFormat="1"/>
-    <w:lsdException w:name="heading 8" w:semiHidden="1" w:uiPriority="9" w:unhideWhenUsed="1" w:qFormat="1"/>
-    <w:lsdException w:name="heading 9" w:semiHidden="1" w:uiPriority="9" w:unhideWhenUsed="1" w:qFormat="1"/>
-    <w:lsdException w:name="index 1" w:semiHidden="1" w:unhideWhenUsed="1"/>
-    <w:lsdException w:name="index 2" w:semiHidden="1" w:unhideWhenUsed="1"/>
-    <w:lsdException w:name="index 3" w:semiHidden="1" w:unhideWhenUsed="1"/>
-    <w:lsdException w:name="index 4" w:semiHidden="1" w:unhideWhenUsed="1"/>
-    <w:lsdException w:name="index 5" w:semiHidden="1" w:unhideWhenUsed="1"/>
-    <w:lsdException w:name="index 6" w:semiHidden="1" w:unhideWhenUsed="1"/>
-    <w:lsdException w:name="index 7" w:semiHidden="1" w:unhideWhenUsed="1"/>
-    <w:lsdException w:name="index 8" w:semiHidden="1" w:unhideWhenUsed="1"/>
-    <w:lsdException w:name="index 9" w:semiHidden="1" w:unhideWhenUsed="1"/>
-    <w:lsdException w:name="toc 1" w:semiHidden="1" w:uiPriority="39" w:unhideWhenUsed="1"/>
-    <w:lsdException w:name="toc 2" w:semiHidden="1" w:uiPriority="39" w:unhideWhenUsed="1"/>
-    <w:lsdException w:name="toc 3" w:semiHidden="1" w:uiPriority="39" w:unhideWhenUsed="1"/>
-    <w:lsdException w:name="toc 4" w:semiHidden="1" w:uiPriority="39" w:unhideWhenUsed="1"/>
-    <w:lsdException w:name="toc 5" w:semiHidden="1" w:uiPriority="39" w:unhideWhenUsed="1"/>
-    <w:lsdException w:name="toc 6" w:semiHidden="1" w:uiPriority="39" w:unhideWhenUsed="1"/>
-    <w:lsdException w:name="toc 7" w:semiHidden="1" w:uiPriority="39" w:unhideWhenUsed="1"/>
-    <w:lsdException w:name="toc 8" w:semiHidden="1" w:uiPriority="39" w:unhideWhenUsed="1"/>
-    <w:lsdException w:name="toc 9" w:semiHidden="1" w:uiPriority="39" w:unhideWhenUsed="1"/>
-    <w:lsdException w:name="Normal Indent" w:semiHidden="1" w:unhideWhenUsed="1"/>
-    <w:lsdException w:name="footnote text" w:semiHidden="1" w:unhideWhenUsed="1"/>
-    <w:lsdException w:name="annotation text" w:semiHidden="1" w:unhideWhenUsed="1"/>
-    <w:lsdException w:name="header" w:semiHidden="1" w:unhideWhenUsed="1"/>
-    <w:lsdException w:name="footer" w:semiHidden="1" w:unhideWhenUsed="1"/>
-    <w:lsdException w:name="index heading" w:semiHidden="1" w:unhideWhenUsed="1"/>
-    <w:lsdException w:name="caption" w:semiHidden="1" w:uiPriority="35" w:unhideWhenUsed="1" w:qFormat="1"/>
-    <w:lsdException w:name="table of figures" w:semiHidden="1" w:unhideWhenUsed="1"/>
-    <w:lsdException w:name="envelope address" w:semiHidden="1" w:unhideWhenUsed="1"/>
-    <w:lsdException w:name="envelope return" w:semiHidden="1" w:unhideWhenUsed="1"/>
-    <w:lsdException w:name="footnote reference" w:semiHidden="1" w:unhideWhenUsed="1"/>
-    <w:lsdException w:name="annotation reference" w:semiHidden="1" w:unhideWhenUsed="1"/>
-    <w:lsdException w:name="line number" w:semiHidden="1" w:unhideWhenUsed="1"/>
-    <w:lsdException w:name="page number" w:semiHidden="1" w:unhideWhenUsed="1"/>
-    <w:lsdException w:name="endnote reference" w:semiHidden="1" w:unhideWhenUsed="1"/>
-    <w:lsdException w:name="endnote text" w:semiHidden="1" w:unhideWhenUsed="1"/>
-    <w:lsdException w:name="table of authorities" w:semiHidden="1" w:unhideWhenUsed="1"/>
-    <w:lsdException w:name="macro" w:semiHidden="1" w:unhideWhenUsed="1"/>
-    <w:lsdException w:name="toa heading" w:semiHidden="1" w:unhideWhenUsed="1"/>
-    <w:lsdException w:name="List" w:semiHidden="1" w:unhideWhenUsed="1"/>
-    <w:lsdException w:name="List Bullet" w:semiHidden="1" w:unhideWhenUsed="1"/>
-    <w:lsdException w:name="List Number" w:semiHidden="1" w:unhideWhenUsed="1"/>
-    <w:lsdException w:name="List 2" w:semiHidden="1" w:unhideWhenUsed="1"/>
-    <w:lsdException w:name="List 3" w:semiHidden="1" w:unhideWhenUsed="1"/>
-    <w:lsdException w:name="List 4" w:semiHidden="1" w:unhideWhenUsed="1"/>
-    <w:lsdException w:name="List 5" w:semiHidden="1" w:unhideWhenUsed="1"/>
-    <w:lsdException w:name="List Bullet 2" w:semiHidden="1" w:unhideWhenUsed="1"/>
-    <w:lsdException w:name="List Bullet 3" w:semiHidden="1" w:unhideWhenUsed="1"/>
-    <w:lsdException w:name="List Bullet 4" w:semiHidden="1" w:unhideWhenUsed="1"/>
-    <w:lsdException w:name="List Bullet 5" w:semiHidden="1" w:unhideWhenUsed="1"/>
-    <w:lsdException w:name="List Number 2" w:semiHidden="1" w:unhideWhenUsed="1"/>
-    <w:lsdException w:name="List Number 3" w:semiHidden="1" w:unhideWhenUsed="1"/>
-    <w:lsdException w:name="List Number 4" w:semiHidden="1" w:unhideWhenUsed="1"/>
-    <w:lsdException w:name="List Number 5" w:semiHidden="1" w:unhideWhenUsed="1"/>
-    <w:lsdException w:name="Title" w:uiPriority="10" w:qFormat="1"/>
-    <w:lsdException w:name="Closing" w:semiHidden="1" w:unhideWhenUsed="1"/>
-    <w:lsdException w:name="Signature" w:semiHidden="1" w:unhideWhenUsed="1"/>
-    <w:lsdException w:name="Default Paragraph Font" w:semiHidden="1" w:uiPriority="1" w:unhideWhenUsed="1"/>
-    <w:lsdException w:name="Body Text" w:semiHidden="1" w:unhideWhenUsed="1"/>
-    <w:lsdException w:name="Body Text Indent" w:semiHidden="1" w:unhideWhenUsed="1"/>
-    <w:lsdException w:name="List Continue" w:semiHidden="1" w:unhideWhenUsed="1"/>
-    <w:lsdException w:name="List Continue 2" w:semiHidden="1" w:unhideWhenUsed="1"/>
-    <w:lsdException w:name="List Continue 3" w:semiHidden="1" w:unhideWhenUsed="1"/>
-    <w:lsdException w:name="List Continue 4" w:semiHidden="1" w:unhideWhenUsed="1"/>
-    <w:lsdException w:name="List Continue 5" w:semiHidden="1" w:unhideWhenUsed="1"/>
-    <w:lsdException w:name="Message Header" w:semiHidden="1" w:unhideWhenUsed="1"/>
-    <w:lsdException w:name="Subtitle" w:uiPriority="11" w:qFormat="1"/>
-    <w:lsdException w:name="Salutation" w:semiHidden="1" w:unhideWhenUsed="1"/>
-    <w:lsdException w:name="Date" w:semiHidden="1" w:unhideWhenUsed="1"/>
-    <w:lsdException w:name="Body Text First Indent" w:semiHidden="1" w:unhideWhenUsed="1"/>
-    <w:lsdException w:name="Body Text First Indent 2" w:semiHidden="1" w:unhideWhenUsed="1"/>
-    <w:lsdException w:name="Note Heading" w:semiHidden="1" w:unhideWhenUsed="1"/>
-    <w:lsdException w:name="Body Text 2" w:semiHidden="1" w:unhideWhenUsed="1"/>
-    <w:lsdException w:name="Body Text 3" w:semiHidden="1" w:unhideWhenUsed="1"/>
-    <w:lsdException w:name="Body Text Indent 2" w:semiHidden="1" w:unhideWhenUsed="1"/>
-    <w:lsdException w:name="Body Text Indent 3" w:semiHidden="1" w:unhideWhenUsed="1"/>
-    <w:lsdException w:name="Block Text" w:semiHidden="1" w:unhideWhenUsed="1"/>
-    <w:lsdException w:name="Hyperlink" w:semiHidden="1" w:unhideWhenUsed="1"/>
-    <w:lsdException w:name="FollowedHyperlink" w:semiHidden="1" w:unhideWhenUsed="1"/>
-    <w:lsdException w:name="Strong" w:uiPriority="22" w:qFormat="1"/>
-    <w:lsdException w:name="Emphasis" w:uiPriority="20" w:qFormat="1"/>
-    <w:lsdException w:name="Document Map" w:semiHidden="1" w:unhideWhenUsed="1"/>
-    <w:lsdException w:name="Plain Text" w:semiHidden="1" w:unhideWhenUsed="1"/>
-    <w:lsdException w:name="E-mail Signature" w:semiHidden="1" w:unhideWhenUsed="1"/>
-    <w:lsdException w:name="HTML Top of Form" w:semiHidden="1" w:unhideWhenUsed="1"/>
-    <w:lsdException w:name="HTML Bottom of Form" w:semiHidden="1" w:unhideWhenUsed="1"/>
-    <w:lsdException w:name="Normal (Web)" w:semiHidden="1" w:unhideWhenUsed="1"/>
-    <w:lsdException w:name="HTML Acronym" w:semiHidden="1" w:unhideWhenUsed="1"/>
-    <w:lsdException w:name="HTML Address" w:semiHidden="1" w:unhideWhenUsed="1"/>
-    <w:lsdException w:name="HTML Cite" w:semiHidden="1" w:unhideWhenUsed="1"/>
-    <w:lsdException w:name="HTML Code" w:semiHidden="1" w:unhideWhenUsed="1"/>
-    <w:lsdException w:name="HTML Definition" w:semiHidden="1" w:unhideWhenUsed="1"/>
-    <w:lsdException w:name="HTML Keyboard" w:semiHidden="1" w:unhideWhenUsed="1"/>
-    <w:lsdException w:name="HTML Preformatted" w:semiHidden="1" w:unhideWhenUsed="1"/>
-    <w:lsdException w:name="HTML Sample" w:semiHidden="1" w:unhideWhenUsed="1"/>
-    <w:lsdException w:name="HTML Typewriter" w:semiHidden="1" w:unhideWhenUsed="1"/>
-    <w:lsdException w:name="HTML Variable" w:semiHidden="1" w:unhideWhenUsed="1"/>
-    <w:lsdException w:name="Normal Table" w:semiHidden="1" w:unhideWhenUsed="1"/>
-    <w:lsdException w:name="annotation subject" w:semiHidden="1" w:unhideWhenUsed="1"/>
-    <w:lsdException w:name="No List" w:semiHidden="1" w:unhideWhenUsed="1"/>
-    <w:lsdException w:name="Outline List 1" w:semiHidden="1" w:unhideWhenUsed="1"/>
-    <w:lsdException w:name="Outline List 2" w:semiHidden="1" w:unhideWhenUsed="1"/>
-    <w:lsdException w:name="Outline List 3" w:semiHidden="1" w:unhideWhenUsed="1"/>
-    <w:lsdException w:name="Table Simple 1" w:semiHidden="1" w:unhideWhenUsed="1"/>
-    <w:lsdException w:name="Table Simple 2" w:semiHidden="1" w:unhideWhenUsed="1"/>
-    <w:lsdException w:name="Table Simple 3" w:semiHidden="1" w:unhideWhenUsed="1"/>
-    <w:lsdException w:name="Table Classic 1" w:semiHidden="1" w:unhideWhenUsed="1"/>
-    <w:lsdException w:name="Table Classic 2" w:semiHidden="1" w:unhideWhenUsed="1"/>
-    <w:lsdException w:name="Table Classic 3" w:semiHidden="1" w:unhideWhenUsed="1"/>
-    <w:lsdException w:name="Table Classic 4" w:semiHidden="1" w:unhideWhenUsed="1"/>
-    <w:lsdException w:name="Table Colorful 1" w:semiHidden="1" w:unhideWhenUsed="1"/>
-    <w:lsdException w:name="Table Colorful 2" w:semiHidden="1" w:unhideWhenUsed="1"/>
-    <w:lsdException w:name="Table Colorful 3" w:semiHidden="1" w:unhideWhenUsed="1"/>
-    <w:lsdException w:name="Table Columns 1" w:semiHidden="1" w:unhideWhenUsed="1"/>
-    <w:lsdException w:name="Table Columns 2" w:semiHidden="1" w:unhideWhenUsed="1"/>
-    <w:lsdException w:name="Table Columns 3" w:semiHidden="1" w:unhideWhenUsed="1"/>
-    <w:lsdException w:name="Table Columns 4" w:semiHidden="1" w:unhideWhenUsed="1"/>
-    <w:lsdException w:name="Table Columns 5" w:semiHidden="1" w:unhideWhenUsed="1"/>
-    <w:lsdException w:name="Table Grid 1" w:semiHidden="1" w:unhideWhenUsed="1"/>
-    <w:lsdException w:name="Table Grid 2" w:semiHidden="1" w:unhideWhenUsed="1"/>
-    <w:lsdException w:name="Table Grid 3" w:semiHidden="1" w:unhideWhenUsed="1"/>
-    <w:lsdException w:name="Table Grid 4" w:semiHidden="1" w:unhideWhenUsed="1"/>
-    <w:lsdException w:name="Table Grid 5" w:semiHidden="1" w:unhideWhenUsed="1"/>
-    <w:lsdException w:name="Table Grid 6" w:semiHidden="1" w:unhideWhenUsed="1"/>
-    <w:lsdException w:name="Table Grid 7" w:semiHidden="1" w:unhideWhenUsed="1"/>
-    <w:lsdException w:name="Table Grid 8" w:semiHidden="1" w:unhideWhenUsed="1"/>
-    <w:lsdException w:name="Table List 1" w:semiHidden="1" w:unhideWhenUsed="1"/>
-    <w:lsdException w:name="Table List 2" w:semiHidden="1" w:unhideWhenUsed="1"/>
-    <w:lsdException w:name="Table List 3" w:semiHidden="1" w:unhideWhenUsed="1"/>
-    <w:lsdException w:name="Table List 4" w:semiHidden="1" w:unhideWhenUsed="1"/>
-    <w:lsdException w:name="Table List 5" w:semiHidden="1" w:unhideWhenUsed="1"/>
-    <w:lsdException w:name="Table List 6" w:semiHidden="1" w:unhideWhenUsed="1"/>
-    <w:lsdException w:name="Table List 7" w:semiHidden="1" w:unhideWhenUsed="1"/>
-    <w:lsdException w:name="Table List 8" w:semiHidden="1" w:unhideWhenUsed="1"/>
-    <w:lsdException w:name="Table 3D effects 1" w:semiHidden="1" w:unhideWhenUsed="1"/>
-    <w:lsdException w:name="Table 3D effects 2" w:semiHidden="1" w:unhideWhenUsed="1"/>
-    <w:lsdException w:name="Table 3D effects 3" w:semiHidden="1" w:unhideWhenUsed="1"/>
-    <w:lsdException w:name="Table Contemporary" w:semiHidden="1" w:unhideWhenUsed="1"/>
-    <w:lsdException w:name="Table Elegant" w:semiHidden="1" w:unhideWhenUsed="1"/>
-    <w:lsdException w:name="Table Professional" w:semiHidden="1" w:unhideWhenUsed="1"/>
-    <w:lsdException w:name="Table Subtle 1" w:semiHidden="1" w:unhideWhenUsed="1"/>
-    <w:lsdException w:name="Table Subtle 2" w:semiHidden="1" w:unhideWhenUsed="1"/>
-    <w:lsdException w:name="Table Web 1" w:semiHidden="1" w:unhideWhenUsed="1"/>
-    <w:lsdException w:name="Table Web 2" w:semiHidden="1" w:unhideWhenUsed="1"/>
-    <w:lsdException w:name="Table Web 3" w:semiHidden="1" w:unhideWhenUsed="1"/>
-    <w:lsdException w:name="Balloon Text" w:semiHidden="1" w:unhideWhenUsed="1"/>
-    <w:lsdException w:name="Table Grid" w:uiPriority="39"/>
-    <w:lsdException w:name="Table Theme" w:semiHidden="1" w:unhideWhenUsed="1"/>
-    <w:lsdException w:name="Placeholder Text" w:semiHidden="1"/>
-    <w:lsdException w:name="No Spacing" w:uiPriority="1" w:qFormat="1"/>
-    <w:lsdException w:name="Light Shading" w:uiPriority="60"/>
-    <w:lsdException w:name="Light List" w:uiPriority="61"/>
-    <w:lsdException w:name="Light Grid" w:uiPriority="62"/>
-    <w:lsdException w:name="Medium Shading 1" w:uiPriority="63"/>
-    <w:lsdException w:name="Medium Shading 2" w:uiPriority="64"/>
-    <w:lsdException w:name="Medium List 1" w:uiPriority="65"/>
-    <w:lsdException w:name="Medium List 2" w:uiPriority="66"/>
-    <w:lsdException w:name="Medium Grid 1" w:uiPriority="67"/>
-    <w:lsdException w:name="Medium Grid 2" w:uiPriority="68"/>
-    <w:lsdException w:name="Medium Grid 3" w:uiPriority="69"/>
-    <w:lsdException w:name="Dark List" w:uiPriority="70"/>
-    <w:lsdException w:name="Colorful Shading" w:uiPriority="71"/>
-    <w:lsdException w:name="Colorful List" w:uiPriority="72"/>
-    <w:lsdException w:name="Colorful Grid" w:uiPriority="73"/>
-    <w:lsdException w:name="Light Shading Accent 1" w:uiPriority="60"/>
-    <w:lsdException w:name="Light List Accent 1" w:uiPriority="61"/>
-    <w:lsdException w:name="Light Grid Accent 1" w:uiPriority="62"/>
-    <w:lsdException w:name="Medium Shading 1 Accent 1" w:uiPriority="63"/>
-    <w:lsdException w:name="Medium Shading 2 Accent 1" w:uiPriority="64"/>
-    <w:lsdException w:name="Medium List 1 Accent 1" w:uiPriority="65"/>
-    <w:lsdException w:name="Revision" w:semiHidden="1"/>
-    <w:lsdException w:name="List Paragraph" w:uiPriority="34" w:qFormat="1"/>
-    <w:lsdException w:name="Quote" w:uiPriority="29" w:qFormat="1"/>
-    <w:lsdException w:name="Intense Quote" w:uiPriority="30" w:qFormat="1"/>
-    <w:lsdException w:name="Medium List 2 Accent 1" w:uiPriority="66"/>
-    <w:lsdException w:name="Medium Grid 1 Accent 1" w:uiPriority="67"/>
-    <w:lsdException w:name="Medium Grid 2 Accent 1" w:uiPriority="68"/>
-    <w:lsdException w:name="Medium Grid 3 Accent 1" w:uiPriority="69"/>
-    <w:lsdException w:name="Dark List Accent 1" w:uiPriority="70"/>
-    <w:lsdException w:name="Colorful Shading Accent 1" w:uiPriority="71"/>
-    <w:lsdException w:name="Colorful List Accent 1" w:uiPriority="72"/>
-    <w:lsdException w:name="Colorful Grid Accent 1" w:uiPriority="73"/>
-    <w:lsdException w:name="Light Shading Accent 2" w:uiPriority="60"/>
-    <w:lsdException w:name="Light List Accent 2" w:uiPriority="61"/>
-    <w:lsdException w:name="Light Grid Accent 2" w:uiPriority="62"/>
-    <w:lsdException w:name="Medium Shading 1 Accent 2" w:uiPriority="63"/>
-    <w:lsdException w:name="Medium Shading 2 Accent 2" w:uiPriority="64"/>
-    <w:lsdException w:name="Medium List 1 Accent 2" w:uiPriority="65"/>
-    <w:lsdException w:name="Medium List 2 Accent 2" w:uiPriority="66"/>
-    <w:lsdException w:name="Medium Grid 1 Accent 2" w:uiPriority="67"/>
-    <w:lsdException w:name="Medium Grid 2 Accent 2" w:uiPriority="68"/>
-    <w:lsdException w:name="Medium Grid 3 Accent 2" w:uiPriority="69"/>
-    <w:lsdException w:name="Dark List Accent 2" w:uiPriority="70"/>
-    <w:lsdException w:name="Colorful Shading Accent 2" w:uiPriority="71"/>
-    <w:lsdException w:name="Colorful List Accent 2" w:uiPriority="72"/>
-    <w:lsdException w:name="Colorful Grid Accent 2" w:uiPriority="73"/>
-    <w:lsdException w:name="Light Shading Accent 3" w:uiPriority="60"/>
-    <w:lsdException w:name="Light List Accent 3" w:uiPriority="61"/>
-    <w:lsdException w:name="Light Grid Accent 3" w:uiPriority="62"/>
-    <w:lsdException w:name="Medium Shading 1 Accent 3" w:uiPriority="63"/>
-    <w:lsdException w:name="Medium Shading 2 Accent 3" w:uiPriority="64"/>
-    <w:lsdException w:name="Medium List 1 Accent 3" w:uiPriority="65"/>
-    <w:lsdException w:name="Medium List 2 Accent 3" w:uiPriority="66"/>
-    <w:lsdException w:name="Medium Grid 1 Accent 3" w:uiPriority="67"/>
-    <w:lsdException w:name="Medium Grid 2 Accent 3" w:uiPriority="68"/>
-    <w:lsdException w:name="Medium Grid 3 Accent 3" w:uiPriority="69"/>
-    <w:lsdException w:name="Dark List Accent 3" w:uiPriority="70"/>
-    <w:lsdException w:name="Colorful Shading Accent 3" w:uiPriority="71"/>
-    <w:lsdException w:name="Colorful List Accent 3" w:uiPriority="72"/>
-    <w:lsdException w:name="Colorful Grid Accent 3" w:uiPriority="73"/>
-    <w:lsdException w:name="Light Shading Accent 4" w:uiPriority="60"/>
-    <w:lsdException w:name="Light List Accent 4" w:uiPriority="61"/>
-    <w:lsdException w:name="Light Grid Accent 4" w:uiPriority="62"/>
-    <w:lsdException w:name="Medium Shading 1 Accent 4" w:uiPriority="63"/>
-    <w:lsdException w:name="Medium Shading 2 Accent 4" w:uiPriority="64"/>
-    <w:lsdException w:name="Medium List 1 Accent 4" w:uiPriority="65"/>
-    <w:lsdException w:name="Medium List 2 Accent 4" w:uiPriority="66"/>
-    <w:lsdException w:name="Medium Grid 1 Accent 4" w:uiPriority="67"/>
-    <w:lsdException w:name="Medium Grid 2 Accent 4" w:uiPriority="68"/>
-    <w:lsdException w:name="Medium Grid 3 Accent 4" w:uiPriority="69"/>
-    <w:lsdException w:name="Dark List Accent 4" w:uiPriority="70"/>
-    <w:lsdException w:name="Colorful Shading Accent 4" w:uiPriority="71"/>
-    <w:lsdException w:name="Colorful List Accent 4" w:uiPriority="72"/>
-    <w:lsdException w:name="Colorful Grid Accent 4" w:uiPriority="73"/>
-    <w:lsdException w:name="Light Shading Accent 5" w:uiPriority="60"/>
-    <w:lsdException w:name="Light List Accent 5" w:uiPriority="61"/>
-    <w:lsdException w:name="Light Grid Accent 5" w:uiPriority="62"/>
-    <w:lsdException w:name="Medium Shading 1 Accent 5" w:uiPriority="63"/>
-    <w:lsdException w:name="Medium Shading 2 Accent 5" w:uiPriority="64"/>
-    <w:lsdException w:name="Medium List 1 Accent 5" w:uiPriority="65"/>
-    <w:lsdException w:name="Medium List 2 Accent 5" w:uiPriority="66"/>
-    <w:lsdException w:name="Medium Grid 1 Accent 5" w:uiPriority="67"/>
-    <w:lsdException w:name="Medium Grid 2 Accent 5" w:uiPriority="68"/>
-    <w:lsdException w:name="Medium Grid 3 Accent 5" w:uiPriority="69"/>
-    <w:lsdException w:name="Dark List Accent 5" w:uiPriority="70"/>
-    <w:lsdException w:name="Colorful Shading Accent 5" w:uiPriority="71"/>
-    <w:lsdException w:name="Colorful List Accent 5" w:uiPriority="72"/>
-    <w:lsdException w:name="Colorful Grid Accent 5" w:uiPriority="73"/>
-    <w:lsdException w:name="Light Shading Accent 6" w:uiPriority="60"/>
-    <w:lsdException w:name="Light List Accent 6" w:uiPriority="61"/>
-    <w:lsdException w:name="Light Grid Accent 6" w:uiPriority="62"/>
-    <w:lsdException w:name="Medium Shading 1 Accent 6" w:uiPriority="63"/>
-    <w:lsdException w:name="Medium Shading 2 Accent 6" w:uiPriority="64"/>
-    <w:lsdException w:name="Medium List 1 Accent 6" w:uiPriority="65"/>
-    <w:lsdException w:name="Medium List 2 Accent 6" w:uiPriority="66"/>
-    <w:lsdException w:name="Medium Grid 1 Accent 6" w:uiPriority="67"/>
-    <w:lsdException w:name="Medium Grid 2 Accent 6" w:uiPriority="68"/>
-    <w:lsdException w:name="Medium Grid 3 Accent 6" w:uiPriority="69"/>
-    <w:lsdException w:name="Dark List Accent 6" w:uiPriority="70"/>
-    <w:lsdException w:name="Colorful Shading Accent 6" w:uiPriority="71"/>
-    <w:lsdException w:name="Colorful List Accent 6" w:uiPriority="72"/>
-    <w:lsdException w:name="Colorful Grid Accent 6" w:uiPriority="73"/>
-    <w:lsdException w:name="Subtle Emphasis" w:uiPriority="19" w:qFormat="1"/>
-    <w:lsdException w:name="Intense Emphasis" w:uiPriority="21" w:qFormat="1"/>
-    <w:lsdException w:name="Subtle Reference" w:uiPriority="31" w:qFormat="1"/>
-    <w:lsdException w:name="Intense Reference" w:uiPriority="32" w:qFormat="1"/>
-    <w:lsdException w:name="Book Title" w:uiPriority="33" w:qFormat="1"/>
-    <w:lsdException w:name="Bibliography" w:semiHidden="1" w:uiPriority="37" w:unhideWhenUsed="1"/>
-    <w:lsdException w:name="TOC Heading" w:semiHidden="1" w:uiPriority="39" w:unhideWhenUsed="1" w:qFormat="1"/>
-    <w:lsdException w:name="Plain Table 1" w:uiPriority="41"/>
-    <w:lsdException w:name="Plain Table 2" w:uiPriority="42"/>
-    <w:lsdException w:name="Plain Table 3" w:uiPriority="43"/>
-    <w:lsdException w:name="Plain Table 4" w:uiPriority="44"/>
-    <w:lsdException w:name="Plain Table 5" w:uiPriority="45"/>
-    <w:lsdException w:name="Grid Table Light" w:uiPriority="40"/>
-    <w:lsdException w:name="Grid Table 1 Light" w:uiPriority="46"/>
-    <w:lsdException w:name="Grid Table 2" w:uiPriority="47"/>
-    <w:lsdException w:name="Grid Table 3" w:uiPriority="48"/>
-    <w:lsdException w:name="Grid Table 4" w:uiPriority="49"/>
-    <w:lsdException w:name="Grid Table 5 Dark" w:uiPriority="50"/>
-    <w:lsdException w:name="Grid Table 6 Colorful" w:uiPriority="51"/>
-    <w:lsdException w:name="Grid Table 7 Colorful" w:uiPriority="52"/>
-    <w:lsdException w:name="Grid Table 1 Light Accent 1" w:uiPriority="46"/>
-    <w:lsdException w:name="Grid Table 2 Accent 1" w:uiPriority="47"/>
-    <w:lsdException w:name="Grid Table 3 Accent 1" w:uiPriority="48"/>
-    <w:lsdException w:name="Grid Table 4 Accent 1" w:uiPriority="49"/>
-    <w:lsdException w:name="Grid Table 5 Dark Accent 1" w:uiPriority="50"/>
-    <w:lsdException w:name="Grid Table 6 Colorful Accent 1" w:uiPriority="51"/>
-    <w:lsdException w:name="Grid Table 7 Colorful Accent 1" w:uiPriority="52"/>
-    <w:lsdException w:name="Grid Table 1 Light Accent 2" w:uiPriority="46"/>
-    <w:lsdException w:name="Grid Table 2 Accent 2" w:uiPriority="47"/>
-    <w:lsdException w:name="Grid Table 3 Accent 2" w:uiPriority="48"/>
-    <w:lsdException w:name="Grid Table 4 Accent 2" w:uiPriority="49"/>
-    <w:lsdException w:name="Grid Table 5 Dark Accent 2" w:uiPriority="50"/>
-    <w:lsdException w:name="Grid Table 6 Colorful Accent 2" w:uiPriority="51"/>
-    <w:lsdException w:name="Grid Table 7 Colorful Accent 2" w:uiPriority="52"/>
-    <w:lsdException w:name="Grid Table 1 Light Accent 3" w:uiPriority="46"/>
-    <w:lsdException w:name="Grid Table 2 Accent 3" w:uiPriority="47"/>
-    <w:lsdException w:name="Grid Table 3 Accent 3" w:uiPriority="48"/>
-    <w:lsdException w:name="Grid Table 4 Accent 3" w:uiPriority="49"/>
-    <w:lsdException w:name="Grid Table 5 Dark Accent 3" w:uiPriority="50"/>
-    <w:lsdException w:name="Grid Table 6 Colorful Accent 3" w:uiPriority="51"/>
-    <w:lsdException w:name="Grid Table 7 Colorful Accent 3" w:uiPriority="52"/>
-    <w:lsdException w:name="Grid Table 1 Light Accent 4" w:uiPriority="46"/>
-    <w:lsdException w:name="Grid Table 2 Accent 4" w:uiPriority="47"/>
-    <w:lsdException w:name="Grid Table 3 Accent 4" w:uiPriority="48"/>
-    <w:lsdException w:name="Grid Table 4 Accent 4" w:uiPriority="49"/>
-    <w:lsdException w:name="Grid Table 5 Dark Accent 4" w:uiPriority="50"/>
-    <w:lsdException w:name="Grid Table 6 Colorful Accent 4" w:uiPriority="51"/>
-    <w:lsdException w:name="Grid Table 7 Colorful Accent 4" w:uiPriority="52"/>
-    <w:lsdException w:name="Grid Table 1 Light Accent 5" w:uiPriority="46"/>
-    <w:lsdException w:name="Grid Table 2 Accent 5" w:uiPriority="47"/>
-    <w:lsdException w:name="Grid Table 3 Accent 5" w:uiPriority="48"/>
-    <w:lsdException w:name="Grid Table 4 Accent 5" w:uiPriority="49"/>
-    <w:lsdException w:name="Grid Table 5 Dark Accent 5" w:uiPriority="50"/>
-    <w:lsdException w:name="Grid Table 6 Colorful Accent 5" w:uiPriority="51"/>
-    <w:lsdException w:name="Grid Table 7 Colorful Accent 5" w:uiPriority="52"/>
-    <w:lsdException w:name="Grid Table 1 Light Accent 6" w:uiPriority="46"/>
-    <w:lsdException w:name="Grid Table 2 Accent 6" w:uiPriority="47"/>
-    <w:lsdException w:name="Grid Table 3 Accent 6" w:uiPriority="48"/>
-    <w:lsdException w:name="Grid Table 4 Accent 6" w:uiPriority="49"/>
-    <w:lsdException w:name="Grid Table 5 Dark Accent 6" w:uiPriority="50"/>
-    <w:lsdException w:name="Grid Table 6 Colorful Accent 6" w:uiPriority="51"/>
-    <w:lsdException w:name="Grid Table 7 Colorful Accent 6" w:uiPriority="52"/>
-    <w:lsdException w:name="List Table 1 Light" w:uiPriority="46"/>
-    <w:lsdException w:name="List Table 2" w:uiPriority="47"/>
-    <w:lsdException w:name="List Table 3" w:uiPriority="48"/>
-    <w:lsdException w:name="List Table 4" w:uiPriority="49"/>
-    <w:lsdException w:name="List Table 5 Dark" w:uiPriority="50"/>
-    <w:lsdException w:name="List Table 6 Colorful" w:uiPriority="51"/>
-    <w:lsdException w:name="List Table 7 Colorful" w:uiPriority="52"/>
-    <w:lsdException w:name="List Table 1 Light Accent 1" w:uiPriority="46"/>
-    <w:lsdException w:name="List Table 2 Accent 1" w:uiPriority="47"/>
-    <w:lsdException w:name="List Table 3 Accent 1" w:uiPriority="48"/>
-    <w:lsdException w:name="List Table 4 Accent 1" w:uiPriority="49"/>
-    <w:lsdException w:name="List Table 5 Dark Accent 1" w:uiPriority="50"/>
-    <w:lsdException w:name="List Table 6 Colorful Accent 1" w:uiPriority="51"/>
-    <w:lsdException w:name="List Table 7 Colorful Accent 1" w:uiPriority="52"/>
-    <w:lsdException w:name="List Table 1 Light Accent 2" w:uiPriority="46"/>
-    <w:lsdException w:name="List Table 2 Accent 2" w:uiPriority="47"/>
-    <w:lsdException w:name="List Table 3 Accent 2" w:uiPriority="48"/>
-    <w:lsdException w:name="List Table 4 Accent 2" w:uiPriority="49"/>
-    <w:lsdException w:name="List Table 5 Dark Accent 2" w:uiPriority="50"/>
-    <w:lsdException w:name="List Table 6 Colorful Accent 2" w:uiPriority="51"/>
-    <w:lsdException w:name="List Table 7 Colorful Accent 2" w:uiPriority="52"/>
-    <w:lsdException w:name="List Table 1 Light Accent 3" w:uiPriority="46"/>
-    <w:lsdException w:name="List Table 2 Accent 3" w:uiPriority="47"/>
-    <w:lsdException w:name="List Table 3 Accent 3" w:uiPriority="48"/>
-    <w:lsdException w:name="List Table 4 Accent 3" w:uiPriority="49"/>
-    <w:lsdException w:name="List Table 5 Dark Accent 3" w:uiPriority="50"/>
-    <w:lsdException w:name="List Table 6 Colorful Accent 3" w:uiPriority="51"/>
-    <w:lsdException w:name="List Table 7 Colorful Accent 3" w:uiPriority="52"/>
-    <w:lsdException w:name="List Table 1 Light Accent 4" w:uiPriority="46"/>
-    <w:lsdException w:name="List Table 2 Accent 4" w:uiPriority="47"/>
-    <w:lsdException w:name="List Table 3 Accent 4" w:uiPriority="48"/>
-    <w:lsdException w:name="List Table 4 Accent 4" w:uiPriority="49"/>
-    <w:lsdException w:name="List Table 5 Dark Accent 4" w:uiPriority="50"/>
-    <w:lsdException w:name="List Table 6 Colorful Accent 4" w:uiPriority="51"/>
-    <w:lsdException w:name="List Table 7 Colorful Accent 4" w:uiPriority="52"/>
-    <w:lsdException w:name="List Table 1 Light Accent 5" w:uiPriority="46"/>
-    <w:lsdException w:name="List Table 2 Accent 5" w:uiPriority="47"/>
-    <w:lsdException w:name="List Table 3 Accent 5" w:uiPriority="48"/>
-    <w:lsdException w:name="List Table 4 Accent 5" w:uiPriority="49"/>
-    <w:lsdException w:name="List Table 5 Dark Accent 5" w:uiPriority="50"/>
-    <w:lsdException w:name="List Table 6 Colorful Accent 5" w:uiPriority="51"/>
-    <w:lsdException w:name="List Table 7 Colorful Accent 5" w:uiPriority="52"/>
-    <w:lsdException w:name="List Table 1 Light Accent 6" w:uiPriority="46"/>
-    <w:lsdException w:name="List Table 2 Accent 6" w:uiPriority="47"/>
-    <w:lsdException w:name="List Table 3 Accent 6" w:uiPriority="48"/>
-    <w:lsdException w:name="List Table 4 Accent 6" w:uiPriority="49"/>
-    <w:lsdException w:name="List Table 5 Dark Accent 6" w:uiPriority="50"/>
-    <w:lsdException w:name="List Table 6 Colorful Accent 6" w:uiPriority="51"/>
-    <w:lsdException w:name="List Table 7 Colorful Accent 6" w:uiPriority="52"/>
-    <w:lsdException w:name="Mention" w:semiHidden="1" w:unhideWhenUsed="1"/>
-    <w:lsdException w:name="Smart Hyperlink" w:semiHidden="1" w:unhideWhenUsed="1"/>
-    <w:lsdException w:name="Hashtag" w:semiHidden="1" w:unhideWhenUsed="1"/>
-    <w:lsdException w:name="Unresolved Mention" w:semiHidden="1" w:unhideWhenUsed="1"/>
-    <w:lsdException w:name="Smart Link" w:semiHidden="1" w:unhideWhenUsed="1"/>
-  </w:latentStyles>
-  <w:style w:type="paragraph" w:default="1" w:styleId="a">
+  <w:style w:type="paragraph" w:styleId="Normal">
     <w:name w:val="Normal"/>
     <w:qFormat/>
     <w:pPr>
-      <w:spacing w:after="200" w:line="276" w:lineRule="auto"/>
+      <w:widowControl/>
+      <w:suppressAutoHyphens w:val="true"/>
+      <w:bidi w:val="0"/>
+      <w:spacing w:lineRule="auto" w:line="276" w:before="0" w:after="200"/>
+      <w:jc w:val="left"/>
     </w:pPr>
+    <w:rPr>
+      <w:rFonts w:ascii="Calibri" w:hAnsi="Calibri" w:eastAsia="Calibri" w:cs="Calibri"/>
+      <w:color w:val="auto"/>
+      <w:kern w:val="0"/>
+      <w:sz w:val="22"/>
+      <w:szCs w:val="22"/>
+      <w:lang w:val="ru-RU" w:eastAsia="zh-CN" w:bidi="hi-IN"/>
+    </w:rPr>
   </w:style>
-  <w:style w:type="paragraph" w:styleId="10">
+  <w:style w:type="paragraph" w:styleId="Heading1">
     <w:name w:val="heading 1"/>
     <w:basedOn w:val="normal1"/>
     <w:next w:val="normal1"/>
-    <w:uiPriority w:val="9"/>
     <w:qFormat/>
     <w:pPr>
-      <w:keepNext/>
+      <w:keepNext w:val="true"/>
       <w:keepLines/>
-      <w:spacing w:before="480" w:after="120"/>
-      <w:outlineLvl w:val="0"/>
+      <w:pageBreakBefore w:val="false"/>
+      <w:spacing w:lineRule="auto" w:line="240" w:before="480" w:after="120"/>
     </w:pPr>
     <w:rPr>
       <w:b/>
@@ -5007,19 +5966,16 @@
       <w:szCs w:val="48"/>
     </w:rPr>
   </w:style>
-  <w:style w:type="paragraph" w:styleId="2">
+  <w:style w:type="paragraph" w:styleId="Heading2">
     <w:name w:val="heading 2"/>
     <w:basedOn w:val="normal1"/>
     <w:next w:val="normal1"/>
-    <w:uiPriority w:val="9"/>
-    <w:semiHidden/>
-    <w:unhideWhenUsed/>
     <w:qFormat/>
     <w:pPr>
-      <w:keepNext/>
+      <w:keepNext w:val="true"/>
       <w:keepLines/>
-      <w:spacing w:before="360" w:after="80"/>
-      <w:outlineLvl w:val="1"/>
+      <w:pageBreakBefore w:val="false"/>
+      <w:spacing w:lineRule="auto" w:line="240" w:before="360" w:after="80"/>
     </w:pPr>
     <w:rPr>
       <w:b/>
@@ -5027,19 +5983,16 @@
       <w:szCs w:val="36"/>
     </w:rPr>
   </w:style>
-  <w:style w:type="paragraph" w:styleId="3">
+  <w:style w:type="paragraph" w:styleId="Heading3">
     <w:name w:val="heading 3"/>
     <w:basedOn w:val="normal1"/>
     <w:next w:val="normal1"/>
-    <w:uiPriority w:val="9"/>
-    <w:semiHidden/>
-    <w:unhideWhenUsed/>
     <w:qFormat/>
     <w:pPr>
-      <w:keepNext/>
+      <w:keepNext w:val="true"/>
       <w:keepLines/>
-      <w:spacing w:before="280" w:after="80"/>
-      <w:outlineLvl w:val="2"/>
+      <w:pageBreakBefore w:val="false"/>
+      <w:spacing w:lineRule="auto" w:line="240" w:before="280" w:after="80"/>
     </w:pPr>
     <w:rPr>
       <w:b/>
@@ -5047,19 +6000,16 @@
       <w:szCs w:val="28"/>
     </w:rPr>
   </w:style>
-  <w:style w:type="paragraph" w:styleId="4">
+  <w:style w:type="paragraph" w:styleId="Heading4">
     <w:name w:val="heading 4"/>
     <w:basedOn w:val="normal1"/>
     <w:next w:val="normal1"/>
-    <w:uiPriority w:val="9"/>
-    <w:semiHidden/>
-    <w:unhideWhenUsed/>
     <w:qFormat/>
     <w:pPr>
-      <w:keepNext/>
+      <w:keepNext w:val="true"/>
       <w:keepLines/>
-      <w:spacing w:before="240" w:after="40"/>
-      <w:outlineLvl w:val="3"/>
+      <w:pageBreakBefore w:val="false"/>
+      <w:spacing w:lineRule="auto" w:line="240" w:before="240" w:after="40"/>
     </w:pPr>
     <w:rPr>
       <w:b/>
@@ -5067,37 +6017,33 @@
       <w:szCs w:val="24"/>
     </w:rPr>
   </w:style>
-  <w:style w:type="paragraph" w:styleId="5">
+  <w:style w:type="paragraph" w:styleId="Heading5">
     <w:name w:val="heading 5"/>
     <w:basedOn w:val="normal1"/>
     <w:next w:val="normal1"/>
-    <w:uiPriority w:val="9"/>
-    <w:semiHidden/>
-    <w:unhideWhenUsed/>
     <w:qFormat/>
     <w:pPr>
-      <w:keepNext/>
+      <w:keepNext w:val="true"/>
       <w:keepLines/>
-      <w:spacing w:before="220" w:after="40"/>
-      <w:outlineLvl w:val="4"/>
+      <w:pageBreakBefore w:val="false"/>
+      <w:spacing w:lineRule="auto" w:line="240" w:before="220" w:after="40"/>
     </w:pPr>
     <w:rPr>
       <w:b/>
+      <w:sz w:val="22"/>
+      <w:szCs w:val="22"/>
     </w:rPr>
   </w:style>
-  <w:style w:type="paragraph" w:styleId="6">
+  <w:style w:type="paragraph" w:styleId="Heading6">
     <w:name w:val="heading 6"/>
     <w:basedOn w:val="normal1"/>
     <w:next w:val="normal1"/>
-    <w:uiPriority w:val="9"/>
-    <w:semiHidden/>
-    <w:unhideWhenUsed/>
     <w:qFormat/>
     <w:pPr>
-      <w:keepNext/>
+      <w:keepNext w:val="true"/>
       <w:keepLines/>
-      <w:spacing w:before="200" w:after="40"/>
-      <w:outlineLvl w:val="5"/>
+      <w:pageBreakBefore w:val="false"/>
+      <w:spacing w:lineRule="auto" w:line="240" w:before="200" w:after="40"/>
     </w:pPr>
     <w:rPr>
       <w:b/>
@@ -5105,83 +6051,62 @@
       <w:szCs w:val="20"/>
     </w:rPr>
   </w:style>
-  <w:style w:type="character" w:default="1" w:styleId="a0">
+  <w:style w:type="character" w:styleId="DefaultParagraphFont" w:default="1">
     <w:name w:val="Default Paragraph Font"/>
     <w:uiPriority w:val="1"/>
     <w:semiHidden/>
     <w:unhideWhenUsed/>
+    <w:qFormat/>
+    <w:rPr/>
   </w:style>
-  <w:style w:type="table" w:default="1" w:styleId="a1">
-    <w:name w:val="Normal Table"/>
-    <w:uiPriority w:val="99"/>
-    <w:semiHidden/>
-    <w:unhideWhenUsed/>
-    <w:tblPr>
-      <w:tblInd w:w="0" w:type="dxa"/>
-      <w:tblCellMar>
-        <w:top w:w="0" w:type="dxa"/>
-        <w:left w:w="108" w:type="dxa"/>
-        <w:bottom w:w="0" w:type="dxa"/>
-        <w:right w:w="108" w:type="dxa"/>
-      </w:tblCellMar>
-    </w:tblPr>
-  </w:style>
-  <w:style w:type="numbering" w:default="1" w:styleId="a2">
-    <w:name w:val="No List"/>
-    <w:uiPriority w:val="99"/>
-    <w:semiHidden/>
-    <w:unhideWhenUsed/>
-  </w:style>
-  <w:style w:type="character" w:customStyle="1" w:styleId="20">
+  <w:style w:type="character" w:styleId="2" w:customStyle="1">
     <w:name w:val="Основной текст (2)_"/>
     <w:link w:val="21"/>
     <w:uiPriority w:val="99"/>
     <w:qFormat/>
     <w:locked/>
-    <w:rsid w:val="00940E25"/>
+    <w:rsid w:val="00940e25"/>
     <w:rPr>
-      <w:shd w:val="clear" w:color="auto" w:fill="FFFFFF"/>
+      <w:shd w:fill="FFFFFF" w:val="clear"/>
     </w:rPr>
   </w:style>
-  <w:style w:type="character" w:customStyle="1" w:styleId="a3">
+  <w:style w:type="character" w:styleId="Style8" w:customStyle="1">
     <w:name w:val="Верхний колонтитул Знак"/>
-    <w:basedOn w:val="a0"/>
-    <w:link w:val="a4"/>
+    <w:basedOn w:val="DefaultParagraphFont"/>
     <w:uiPriority w:val="99"/>
     <w:qFormat/>
-    <w:rsid w:val="00A9586A"/>
+    <w:rsid w:val="00a9586a"/>
     <w:rPr>
-      <w:rFonts w:ascii="Calibri" w:eastAsia="Times New Roman" w:hAnsi="Calibri" w:cs="Calibri"/>
+      <w:rFonts w:ascii="Calibri" w:hAnsi="Calibri" w:eastAsia="Times New Roman" w:cs="Calibri"/>
     </w:rPr>
   </w:style>
-  <w:style w:type="character" w:customStyle="1" w:styleId="a5">
+  <w:style w:type="character" w:styleId="Style9" w:customStyle="1">
     <w:name w:val="Нижний колонтитул Знак"/>
-    <w:basedOn w:val="a0"/>
-    <w:link w:val="a6"/>
+    <w:basedOn w:val="DefaultParagraphFont"/>
     <w:uiPriority w:val="99"/>
     <w:qFormat/>
-    <w:rsid w:val="00A9586A"/>
+    <w:rsid w:val="00a9586a"/>
     <w:rPr>
-      <w:rFonts w:ascii="Calibri" w:eastAsia="Times New Roman" w:hAnsi="Calibri" w:cs="Calibri"/>
+      <w:rFonts w:ascii="Calibri" w:hAnsi="Calibri" w:eastAsia="Times New Roman" w:cs="Calibri"/>
     </w:rPr>
   </w:style>
-  <w:style w:type="character" w:customStyle="1" w:styleId="a7">
+  <w:style w:type="character" w:styleId="Style10" w:customStyle="1">
     <w:name w:val="Текст выноски Знак"/>
-    <w:basedOn w:val="a0"/>
-    <w:link w:val="a8"/>
+    <w:basedOn w:val="DefaultParagraphFont"/>
+    <w:link w:val="BalloonText"/>
     <w:uiPriority w:val="99"/>
     <w:semiHidden/>
     <w:qFormat/>
-    <w:rsid w:val="00E541CD"/>
+    <w:rsid w:val="00e541cd"/>
     <w:rPr>
-      <w:rFonts w:ascii="Segoe UI" w:eastAsia="Times New Roman" w:hAnsi="Segoe UI" w:cs="Segoe UI"/>
+      <w:rFonts w:ascii="Segoe UI" w:hAnsi="Segoe UI" w:eastAsia="Times New Roman" w:cs="Segoe UI"/>
       <w:sz w:val="18"/>
       <w:szCs w:val="18"/>
     </w:rPr>
   </w:style>
-  <w:style w:type="character" w:styleId="a9">
+  <w:style w:type="character" w:styleId="CommentReference">
     <w:name w:val="annotation reference"/>
-    <w:basedOn w:val="a0"/>
+    <w:basedOn w:val="DefaultParagraphFont"/>
     <w:uiPriority w:val="99"/>
     <w:semiHidden/>
     <w:unhideWhenUsed/>
@@ -5192,93 +6117,95 @@
       <w:szCs w:val="16"/>
     </w:rPr>
   </w:style>
-  <w:style w:type="character" w:customStyle="1" w:styleId="aa">
+  <w:style w:type="character" w:styleId="Style11" w:customStyle="1">
     <w:name w:val="Текст примечания Знак"/>
-    <w:basedOn w:val="a0"/>
-    <w:link w:val="ab"/>
+    <w:basedOn w:val="DefaultParagraphFont"/>
     <w:uiPriority w:val="99"/>
     <w:semiHidden/>
     <w:qFormat/>
     <w:rsid w:val="00282234"/>
     <w:rPr>
-      <w:rFonts w:ascii="Calibri" w:eastAsia="Times New Roman" w:hAnsi="Calibri" w:cs="Calibri"/>
+      <w:rFonts w:ascii="Calibri" w:hAnsi="Calibri" w:eastAsia="Times New Roman" w:cs="Calibri"/>
       <w:sz w:val="20"/>
       <w:szCs w:val="20"/>
     </w:rPr>
   </w:style>
-  <w:style w:type="character" w:customStyle="1" w:styleId="ac">
+  <w:style w:type="character" w:styleId="Style12" w:customStyle="1">
     <w:name w:val="Тема примечания Знак"/>
-    <w:basedOn w:val="aa"/>
-    <w:link w:val="ad"/>
+    <w:basedOn w:val="Style11"/>
+    <w:link w:val="annotationsubject"/>
     <w:uiPriority w:val="99"/>
     <w:semiHidden/>
     <w:qFormat/>
     <w:rsid w:val="00282234"/>
     <w:rPr>
-      <w:rFonts w:ascii="Calibri" w:eastAsia="Times New Roman" w:hAnsi="Calibri" w:cs="Calibri"/>
+      <w:rFonts w:ascii="Calibri" w:hAnsi="Calibri" w:eastAsia="Times New Roman" w:cs="Calibri"/>
       <w:b/>
       <w:bCs/>
       <w:sz w:val="20"/>
       <w:szCs w:val="20"/>
     </w:rPr>
   </w:style>
-  <w:style w:type="character" w:customStyle="1" w:styleId="layout">
+  <w:style w:type="character" w:styleId="layout" w:customStyle="1">
     <w:name w:val="layout"/>
-    <w:basedOn w:val="a0"/>
+    <w:basedOn w:val="DefaultParagraphFont"/>
     <w:qFormat/>
-    <w:rsid w:val="00094B05"/>
+    <w:rsid w:val="00094b05"/>
+    <w:rPr/>
   </w:style>
-  <w:style w:type="character" w:styleId="ae">
+  <w:style w:type="character" w:styleId="LineNumber">
     <w:name w:val="line number"/>
+    <w:rPr/>
   </w:style>
-  <w:style w:type="character" w:styleId="af">
+  <w:style w:type="character" w:styleId="Strong">
     <w:name w:val="Strong"/>
-    <w:uiPriority w:val="22"/>
     <w:qFormat/>
     <w:rPr>
       <w:b/>
       <w:bCs/>
     </w:rPr>
   </w:style>
-  <w:style w:type="character" w:customStyle="1" w:styleId="SourceText">
+  <w:style w:type="character" w:styleId="SourceText">
     <w:name w:val="Source Text"/>
     <w:qFormat/>
     <w:rPr>
-      <w:rFonts w:ascii="Liberation Mono" w:eastAsia="Noto Sans Mono CJK SC" w:hAnsi="Liberation Mono" w:cs="Liberation Mono"/>
+      <w:rFonts w:ascii="Liberation Mono" w:hAnsi="Liberation Mono" w:eastAsia="Noto Sans Mono CJK SC" w:cs="Liberation Mono"/>
     </w:rPr>
   </w:style>
-  <w:style w:type="paragraph" w:customStyle="1" w:styleId="Heading">
+  <w:style w:type="paragraph" w:styleId="Heading">
     <w:name w:val="Heading"/>
-    <w:basedOn w:val="a"/>
-    <w:next w:val="af0"/>
+    <w:basedOn w:val="Normal"/>
+    <w:next w:val="BodyText"/>
     <w:qFormat/>
     <w:pPr>
-      <w:keepNext/>
+      <w:keepNext w:val="true"/>
       <w:spacing w:before="240" w:after="120"/>
     </w:pPr>
     <w:rPr>
-      <w:rFonts w:ascii="Liberation Sans" w:eastAsia="Noto Sans CJK SC" w:hAnsi="Liberation Sans" w:cs="Liberation Sans"/>
+      <w:rFonts w:ascii="Liberation Sans" w:hAnsi="Liberation Sans" w:eastAsia="Noto Sans CJK SC" w:cs="Liberation Sans"/>
       <w:sz w:val="28"/>
       <w:szCs w:val="28"/>
     </w:rPr>
   </w:style>
-  <w:style w:type="paragraph" w:styleId="af0">
+  <w:style w:type="paragraph" w:styleId="BodyText">
     <w:name w:val="Body Text"/>
-    <w:basedOn w:val="a"/>
+    <w:basedOn w:val="Normal"/>
     <w:pPr>
-      <w:spacing w:after="140"/>
+      <w:spacing w:lineRule="auto" w:line="276" w:before="0" w:after="140"/>
     </w:pPr>
+    <w:rPr/>
   </w:style>
-  <w:style w:type="paragraph" w:styleId="af1">
+  <w:style w:type="paragraph" w:styleId="List">
     <w:name w:val="List"/>
-    <w:basedOn w:val="af0"/>
+    <w:basedOn w:val="BodyText"/>
+    <w:pPr/>
     <w:rPr>
       <w:rFonts w:cs="Noto Sans Devanagari"/>
     </w:rPr>
   </w:style>
-  <w:style w:type="paragraph" w:styleId="af2">
+  <w:style w:type="paragraph" w:styleId="Caption">
     <w:name w:val="caption"/>
-    <w:basedOn w:val="a"/>
+    <w:basedOn w:val="Normal"/>
     <w:qFormat/>
     <w:pPr>
       <w:suppressLineNumbers/>
@@ -5292,9 +6219,9 @@
       <w:szCs w:val="24"/>
     </w:rPr>
   </w:style>
-  <w:style w:type="paragraph" w:customStyle="1" w:styleId="Index">
+  <w:style w:type="paragraph" w:styleId="Index">
     <w:name w:val="Index"/>
-    <w:basedOn w:val="a"/>
+    <w:basedOn w:val="Normal"/>
     <w:qFormat/>
     <w:pPr>
       <w:suppressLineNumbers/>
@@ -5303,26 +6230,24 @@
       <w:rFonts w:cs="Liberation Sans"/>
     </w:rPr>
   </w:style>
-  <w:style w:type="paragraph" w:styleId="af3">
-    <w:name w:val="Title"/>
-    <w:basedOn w:val="normal1"/>
-    <w:next w:val="normal1"/>
-    <w:uiPriority w:val="10"/>
+  <w:style w:type="paragraph" w:styleId="Style13">
+    <w:name w:val="Заголовок"/>
+    <w:basedOn w:val="Normal"/>
+    <w:next w:val="BodyText"/>
     <w:qFormat/>
     <w:pPr>
-      <w:keepNext/>
-      <w:keepLines/>
-      <w:spacing w:before="480" w:after="120"/>
+      <w:keepNext w:val="true"/>
+      <w:spacing w:before="240" w:after="120"/>
     </w:pPr>
     <w:rPr>
-      <w:b/>
-      <w:sz w:val="72"/>
-      <w:szCs w:val="72"/>
+      <w:rFonts w:ascii="Liberation Sans" w:hAnsi="Liberation Sans" w:eastAsia="Noto Sans CJK SC" w:cs="Noto Sans Devanagari"/>
+      <w:sz w:val="28"/>
+      <w:szCs w:val="28"/>
     </w:rPr>
   </w:style>
-  <w:style w:type="paragraph" w:styleId="af4">
-    <w:name w:val="index heading"/>
-    <w:basedOn w:val="a"/>
+  <w:style w:type="paragraph" w:styleId="Style14">
+    <w:name w:val="Указатель"/>
+    <w:basedOn w:val="Normal"/>
     <w:qFormat/>
     <w:pPr>
       <w:suppressLineNumbers/>
@@ -5331,179 +6256,265 @@
       <w:rFonts w:cs="Noto Sans Devanagari"/>
     </w:rPr>
   </w:style>
-  <w:style w:type="paragraph" w:customStyle="1" w:styleId="normal1">
+  <w:style w:type="paragraph" w:styleId="normal1" w:default="1">
     <w:name w:val="normal1"/>
     <w:qFormat/>
     <w:pPr>
-      <w:spacing w:after="200"/>
+      <w:widowControl/>
+      <w:suppressAutoHyphens w:val="true"/>
+      <w:bidi w:val="0"/>
+      <w:spacing w:lineRule="auto" w:line="240" w:before="0" w:after="200"/>
+      <w:jc w:val="left"/>
     </w:pPr>
+    <w:rPr>
+      <w:rFonts w:ascii="Calibri" w:hAnsi="Calibri" w:eastAsia="Calibri" w:cs="Calibri"/>
+      <w:color w:val="auto"/>
+      <w:kern w:val="0"/>
+      <w:sz w:val="22"/>
+      <w:szCs w:val="22"/>
+      <w:lang w:val="ru-RU" w:eastAsia="zh-CN" w:bidi="hi-IN"/>
+    </w:rPr>
   </w:style>
-  <w:style w:type="paragraph" w:styleId="af5">
+  <w:style w:type="paragraph" w:styleId="Title">
+    <w:name w:val="Title"/>
+    <w:basedOn w:val="normal1"/>
+    <w:next w:val="normal1"/>
+    <w:qFormat/>
+    <w:pPr>
+      <w:keepNext w:val="true"/>
+      <w:keepLines/>
+      <w:pageBreakBefore w:val="false"/>
+      <w:spacing w:lineRule="auto" w:line="240" w:before="480" w:after="120"/>
+    </w:pPr>
+    <w:rPr>
+      <w:b/>
+      <w:sz w:val="72"/>
+      <w:szCs w:val="72"/>
+    </w:rPr>
+  </w:style>
+  <w:style w:type="paragraph" w:styleId="NoSpacing">
     <w:name w:val="No Spacing"/>
     <w:uiPriority w:val="99"/>
     <w:qFormat/>
-    <w:rsid w:val="00940E25"/>
+    <w:rsid w:val="00940e25"/>
+    <w:pPr>
+      <w:widowControl/>
+      <w:suppressAutoHyphens w:val="true"/>
+      <w:bidi w:val="0"/>
+      <w:spacing w:lineRule="auto" w:line="240" w:before="0" w:after="0"/>
+      <w:jc w:val="left"/>
+    </w:pPr>
     <w:rPr>
-      <w:rFonts w:eastAsia="Times New Roman"/>
+      <w:rFonts w:ascii="Calibri" w:hAnsi="Calibri" w:eastAsia="Times New Roman" w:cs="Calibri"/>
+      <w:color w:val="auto"/>
+      <w:kern w:val="0"/>
+      <w:sz w:val="22"/>
+      <w:szCs w:val="22"/>
+      <w:lang w:val="ru-RU" w:eastAsia="zh-CN" w:bidi="hi-IN"/>
     </w:rPr>
   </w:style>
-  <w:style w:type="paragraph" w:customStyle="1" w:styleId="21">
+  <w:style w:type="paragraph" w:styleId="21" w:customStyle="1">
     <w:name w:val="Основной текст (2)"/>
-    <w:link w:val="20"/>
+    <w:link w:val="2"/>
     <w:uiPriority w:val="99"/>
     <w:qFormat/>
-    <w:rsid w:val="00940E25"/>
+    <w:rsid w:val="00940e25"/>
     <w:pPr>
-      <w:widowControl w:val="0"/>
+      <w:widowControl w:val="false"/>
       <w:shd w:val="clear" w:color="auto" w:fill="FFFFFF"/>
-      <w:spacing w:before="240" w:line="264" w:lineRule="exact"/>
+      <w:suppressAutoHyphens w:val="true"/>
+      <w:bidi w:val="0"/>
+      <w:spacing w:lineRule="exact" w:line="264" w:before="240" w:after="0"/>
       <w:jc w:val="both"/>
     </w:pPr>
     <w:rPr>
-      <w:rFonts w:asciiTheme="minorHAnsi" w:eastAsiaTheme="minorHAnsi" w:hAnsiTheme="minorHAnsi" w:cstheme="minorBidi"/>
+      <w:rFonts w:ascii="Calibri" w:hAnsi="Calibri" w:eastAsia="Calibri" w:cs="" w:asciiTheme="minorHAnsi" w:cstheme="minorBidi" w:eastAsiaTheme="minorHAnsi" w:hAnsiTheme="minorHAnsi"/>
+      <w:color w:val="auto"/>
+      <w:kern w:val="0"/>
+      <w:sz w:val="22"/>
+      <w:szCs w:val="22"/>
+      <w:lang w:val="ru-RU" w:eastAsia="zh-CN" w:bidi="hi-IN"/>
     </w:rPr>
   </w:style>
-  <w:style w:type="paragraph" w:customStyle="1" w:styleId="1">
+  <w:style w:type="paragraph" w:styleId="1" w:customStyle="1">
     <w:name w:val="Стиль1"/>
     <w:uiPriority w:val="99"/>
     <w:qFormat/>
-    <w:rsid w:val="004E1112"/>
+    <w:rsid w:val="004e1112"/>
     <w:pPr>
+      <w:widowControl/>
       <w:numPr>
+        <w:ilvl w:val="0"/>
         <w:numId w:val="1"/>
       </w:numPr>
+      <w:suppressAutoHyphens w:val="true"/>
+      <w:bidi w:val="0"/>
+      <w:spacing w:lineRule="auto" w:line="240" w:before="0" w:after="0"/>
       <w:jc w:val="both"/>
     </w:pPr>
     <w:rPr>
-      <w:rFonts w:cs="Times New Roman"/>
+      <w:rFonts w:ascii="Calibri" w:hAnsi="Calibri" w:eastAsia="Calibri" w:cs="Times New Roman"/>
+      <w:color w:val="auto"/>
+      <w:kern w:val="0"/>
       <w:sz w:val="28"/>
       <w:szCs w:val="28"/>
-      <w:lang w:eastAsia="ru-RU"/>
+      <w:lang w:val="ru-RU" w:eastAsia="ru-RU" w:bidi="hi-IN"/>
     </w:rPr>
   </w:style>
-  <w:style w:type="paragraph" w:customStyle="1" w:styleId="HeaderandFooter">
+  <w:style w:type="paragraph" w:styleId="HeaderandFooter">
     <w:name w:val="Header and Footer"/>
-    <w:basedOn w:val="a"/>
+    <w:basedOn w:val="Normal"/>
     <w:qFormat/>
+    <w:pPr/>
+    <w:rPr/>
   </w:style>
-  <w:style w:type="paragraph" w:styleId="a4">
+  <w:style w:type="paragraph" w:styleId="Header">
     <w:name w:val="header"/>
     <w:basedOn w:val="HeaderandFooter"/>
-    <w:link w:val="a3"/>
+    <w:link w:val="Style8"/>
     <w:uiPriority w:val="99"/>
     <w:unhideWhenUsed/>
-    <w:rsid w:val="00A9586A"/>
+    <w:rsid w:val="00a9586a"/>
     <w:pPr>
       <w:tabs>
-        <w:tab w:val="center" w:pos="4677"/>
-        <w:tab w:val="right" w:pos="9355"/>
+        <w:tab w:val="clear" w:pos="720"/>
+        <w:tab w:val="center" w:pos="4677" w:leader="none"/>
+        <w:tab w:val="right" w:pos="9355" w:leader="none"/>
       </w:tabs>
-      <w:spacing w:after="0" w:line="240" w:lineRule="auto"/>
+      <w:spacing w:lineRule="auto" w:line="240" w:before="0" w:after="0"/>
     </w:pPr>
+    <w:rPr/>
   </w:style>
-  <w:style w:type="paragraph" w:styleId="a6">
+  <w:style w:type="paragraph" w:styleId="Footer">
     <w:name w:val="footer"/>
     <w:basedOn w:val="HeaderandFooter"/>
-    <w:link w:val="a5"/>
+    <w:link w:val="Style9"/>
     <w:uiPriority w:val="99"/>
     <w:unhideWhenUsed/>
-    <w:rsid w:val="00A9586A"/>
+    <w:rsid w:val="00a9586a"/>
     <w:pPr>
       <w:tabs>
-        <w:tab w:val="center" w:pos="4677"/>
-        <w:tab w:val="right" w:pos="9355"/>
+        <w:tab w:val="clear" w:pos="720"/>
+        <w:tab w:val="center" w:pos="4677" w:leader="none"/>
+        <w:tab w:val="right" w:pos="9355" w:leader="none"/>
       </w:tabs>
-      <w:spacing w:after="0" w:line="240" w:lineRule="auto"/>
+      <w:spacing w:lineRule="auto" w:line="240" w:before="0" w:after="0"/>
     </w:pPr>
+    <w:rPr/>
   </w:style>
-  <w:style w:type="paragraph" w:styleId="af6">
+  <w:style w:type="paragraph" w:styleId="ListParagraph">
     <w:name w:val="List Paragraph"/>
     <w:uiPriority w:val="34"/>
     <w:qFormat/>
     <w:rsid w:val="00380526"/>
     <w:pPr>
-      <w:spacing w:after="200" w:line="276" w:lineRule="auto"/>
+      <w:widowControl/>
+      <w:suppressAutoHyphens w:val="true"/>
+      <w:bidi w:val="0"/>
+      <w:spacing w:lineRule="auto" w:line="276" w:before="0" w:after="200"/>
       <w:ind w:left="720"/>
+      <w:jc w:val="left"/>
     </w:pPr>
+    <w:rPr>
+      <w:rFonts w:ascii="Calibri" w:hAnsi="Calibri" w:eastAsia="Calibri" w:cs="Calibri"/>
+      <w:color w:val="auto"/>
+      <w:kern w:val="0"/>
+      <w:sz w:val="22"/>
+      <w:szCs w:val="22"/>
+      <w:lang w:val="ru-RU" w:eastAsia="zh-CN" w:bidi="hi-IN"/>
+    </w:rPr>
   </w:style>
-  <w:style w:type="paragraph" w:styleId="a8">
+  <w:style w:type="paragraph" w:styleId="BalloonText">
     <w:name w:val="Balloon Text"/>
-    <w:link w:val="a7"/>
+    <w:link w:val="Style10"/>
     <w:uiPriority w:val="99"/>
     <w:semiHidden/>
     <w:unhideWhenUsed/>
     <w:qFormat/>
-    <w:rsid w:val="00E541CD"/>
+    <w:rsid w:val="00e541cd"/>
+    <w:pPr>
+      <w:widowControl/>
+      <w:suppressAutoHyphens w:val="true"/>
+      <w:bidi w:val="0"/>
+      <w:spacing w:lineRule="auto" w:line="240" w:before="0" w:after="0"/>
+      <w:jc w:val="left"/>
+    </w:pPr>
     <w:rPr>
-      <w:rFonts w:ascii="Segoe UI" w:hAnsi="Segoe UI" w:cs="Segoe UI"/>
+      <w:rFonts w:ascii="Segoe UI" w:hAnsi="Segoe UI" w:eastAsia="Calibri" w:cs="Segoe UI"/>
+      <w:color w:val="auto"/>
+      <w:kern w:val="0"/>
       <w:sz w:val="18"/>
       <w:szCs w:val="18"/>
+      <w:lang w:val="ru-RU" w:eastAsia="zh-CN" w:bidi="hi-IN"/>
     </w:rPr>
   </w:style>
-  <w:style w:type="paragraph" w:styleId="ab">
+  <w:style w:type="paragraph" w:styleId="CommentText">
     <w:name w:val="annotation text"/>
-    <w:basedOn w:val="af0"/>
-    <w:link w:val="aa"/>
+    <w:basedOn w:val="BodyText"/>
+    <w:link w:val="Style11"/>
     <w:uiPriority w:val="99"/>
     <w:semiHidden/>
     <w:unhideWhenUsed/>
     <w:rsid w:val="00282234"/>
     <w:pPr>
-      <w:spacing w:line="240" w:lineRule="auto"/>
+      <w:spacing w:lineRule="auto" w:line="240"/>
     </w:pPr>
     <w:rPr>
       <w:sz w:val="20"/>
       <w:szCs w:val="20"/>
     </w:rPr>
   </w:style>
-  <w:style w:type="paragraph" w:styleId="ad">
+  <w:style w:type="paragraph" w:styleId="annotationsubject">
     <w:name w:val="annotation subject"/>
-    <w:basedOn w:val="ab"/>
-    <w:next w:val="ab"/>
-    <w:link w:val="ac"/>
+    <w:basedOn w:val="CommentText"/>
+    <w:next w:val="CommentText"/>
+    <w:link w:val="Style12"/>
     <w:uiPriority w:val="99"/>
     <w:semiHidden/>
     <w:unhideWhenUsed/>
     <w:qFormat/>
     <w:rsid w:val="00282234"/>
+    <w:pPr/>
     <w:rPr>
       <w:b/>
       <w:bCs/>
     </w:rPr>
   </w:style>
-  <w:style w:type="paragraph" w:styleId="af7">
+  <w:style w:type="paragraph" w:styleId="Subtitle">
     <w:name w:val="Subtitle"/>
     <w:basedOn w:val="normal1"/>
     <w:next w:val="normal1"/>
-    <w:uiPriority w:val="11"/>
     <w:qFormat/>
     <w:pPr>
-      <w:keepNext/>
+      <w:keepNext w:val="true"/>
       <w:keepLines/>
-      <w:spacing w:before="360" w:after="80"/>
+      <w:pageBreakBefore w:val="false"/>
+      <w:spacing w:lineRule="auto" w:line="240" w:before="360" w:after="80"/>
     </w:pPr>
     <w:rPr>
-      <w:rFonts w:ascii="Georgia" w:eastAsia="Georgia" w:hAnsi="Georgia" w:cs="Georgia"/>
+      <w:rFonts w:ascii="Georgia" w:hAnsi="Georgia" w:eastAsia="Georgia" w:cs="Georgia"/>
       <w:i/>
       <w:color w:val="666666"/>
       <w:sz w:val="48"/>
       <w:szCs w:val="48"/>
     </w:rPr>
   </w:style>
-  <w:style w:type="paragraph" w:customStyle="1" w:styleId="af8">
+  <w:style w:type="paragraph" w:styleId="Style15">
     <w:name w:val="Содержимое таблицы"/>
-    <w:basedOn w:val="a"/>
+    <w:basedOn w:val="Normal"/>
     <w:qFormat/>
     <w:pPr>
-      <w:widowControl w:val="0"/>
+      <w:widowControl w:val="false"/>
       <w:suppressLineNumbers/>
     </w:pPr>
+    <w:rPr/>
   </w:style>
-  <w:style w:type="paragraph" w:customStyle="1" w:styleId="af9">
+  <w:style w:type="paragraph" w:styleId="Style16">
     <w:name w:val="Заголовок таблицы"/>
-    <w:basedOn w:val="af8"/>
+    <w:basedOn w:val="Style15"/>
     <w:qFormat/>
     <w:pPr>
+      <w:suppressLineNumbers/>
       <w:jc w:val="center"/>
     </w:pPr>
     <w:rPr>
@@ -5511,20 +6522,22 @@
       <w:bCs/>
     </w:rPr>
   </w:style>
-  <w:style w:type="paragraph" w:customStyle="1" w:styleId="TableContents">
+  <w:style w:type="paragraph" w:styleId="TableContents">
     <w:name w:val="Table Contents"/>
-    <w:basedOn w:val="a"/>
+    <w:basedOn w:val="Normal"/>
     <w:qFormat/>
     <w:pPr>
-      <w:widowControl w:val="0"/>
+      <w:widowControl w:val="false"/>
       <w:suppressLineNumbers/>
     </w:pPr>
+    <w:rPr/>
   </w:style>
-  <w:style w:type="paragraph" w:customStyle="1" w:styleId="TableHeading">
+  <w:style w:type="paragraph" w:styleId="TableHeading">
     <w:name w:val="Table Heading"/>
     <w:basedOn w:val="TableContents"/>
     <w:qFormat/>
     <w:pPr>
+      <w:suppressLineNumbers/>
       <w:jc w:val="center"/>
     </w:pPr>
     <w:rPr>
@@ -5532,36 +6545,45 @@
       <w:bCs/>
     </w:rPr>
   </w:style>
-  <w:style w:type="numbering" w:customStyle="1" w:styleId="afa">
+  <w:style w:type="numbering" w:styleId="Style17" w:default="1">
     <w:name w:val="Без списка"/>
     <w:uiPriority w:val="99"/>
     <w:semiHidden/>
     <w:unhideWhenUsed/>
     <w:qFormat/>
   </w:style>
-  <w:style w:type="table" w:customStyle="1" w:styleId="TableNormal">
+  <w:style w:type="table" w:default="1" w:styleId="TableNormal">
     <w:name w:val="TableNormal"/>
+  </w:style>
+  <w:style w:type="table" w:default="1" w:styleId="a1">
+    <w:name w:val="Normal Table"/>
+    <w:uiPriority w:val="99"/>
+    <w:semiHidden/>
+    <w:unhideWhenUsed/>
     <w:tblPr>
       <w:tblCellMar>
         <w:top w:w="0" w:type="dxa"/>
-        <w:left w:w="0" w:type="dxa"/>
+        <w:left w:w="108" w:type="dxa"/>
         <w:bottom w:w="0" w:type="dxa"/>
-        <w:right w:w="0" w:type="dxa"/>
+        <w:right w:w="108" w:type="dxa"/>
       </w:tblCellMar>
     </w:tblPr>
   </w:style>
-  <w:style w:type="table" w:styleId="afb">
+  <w:style w:type="table" w:styleId="a4">
     <w:name w:val="Table Grid"/>
     <w:basedOn w:val="a1"/>
-    <w:rsid w:val="004E1112"/>
+    <w:rsid w:val="004e1112"/>
+    <w:pPr>
+      <w:spacing w:after="0" w:line="240" w:lineRule="auto"/>
+    </w:pPr>
     <w:tblPr>
       <w:tblBorders>
-        <w:top w:val="single" w:sz="4" w:space="0" w:color="auto"/>
-        <w:left w:val="single" w:sz="4" w:space="0" w:color="auto"/>
-        <w:bottom w:val="single" w:sz="4" w:space="0" w:color="auto"/>
-        <w:right w:val="single" w:sz="4" w:space="0" w:color="auto"/>
-        <w:insideH w:val="single" w:sz="4" w:space="0" w:color="auto"/>
-        <w:insideV w:val="single" w:sz="4" w:space="0" w:color="auto"/>
+        <w:top w:val="single" w:color="auto" w:sz="4" w:space="0"/>
+        <w:left w:val="single" w:color="auto" w:sz="4" w:space="0"/>
+        <w:bottom w:val="single" w:color="auto" w:sz="4" w:space="0"/>
+        <w:right w:val="single" w:color="auto" w:sz="4" w:space="0"/>
+        <w:insideH w:val="single" w:color="auto" w:sz="4" w:space="0"/>
+        <w:insideV w:val="single" w:color="auto" w:sz="4" w:space="0"/>
       </w:tblBorders>
     </w:tblPr>
   </w:style>
@@ -5569,54 +6591,54 @@
 </file>
 
 <file path=word/theme/theme1.xml><?xml version="1.0" encoding="utf-8"?>
-<a:theme xmlns:a="http://schemas.openxmlformats.org/drawingml/2006/main" name="Тема Office">
+<a:theme xmlns:a="http://schemas.openxmlformats.org/drawingml/2006/main" xmlns:r="http://schemas.openxmlformats.org/officeDocument/2006/relationships" name="Тема Office">
   <a:themeElements>
     <a:clrScheme name="Стандартная">
       <a:dk1>
         <a:srgbClr val="000000"/>
       </a:dk1>
       <a:lt1>
-        <a:srgbClr val="FFFFFF"/>
+        <a:srgbClr val="ffffff"/>
       </a:lt1>
       <a:dk2>
-        <a:srgbClr val="44546A"/>
+        <a:srgbClr val="44546a"/>
       </a:dk2>
       <a:lt2>
-        <a:srgbClr val="E7E6E6"/>
+        <a:srgbClr val="e7e6e6"/>
       </a:lt2>
       <a:accent1>
-        <a:srgbClr val="4472C4"/>
+        <a:srgbClr val="4472c4"/>
       </a:accent1>
       <a:accent2>
-        <a:srgbClr val="ED7D31"/>
+        <a:srgbClr val="ed7d31"/>
       </a:accent2>
       <a:accent3>
-        <a:srgbClr val="A5A5A5"/>
+        <a:srgbClr val="a5a5a5"/>
       </a:accent3>
       <a:accent4>
-        <a:srgbClr val="FFC000"/>
+        <a:srgbClr val="ffc000"/>
       </a:accent4>
       <a:accent5>
-        <a:srgbClr val="5B9BD5"/>
+        <a:srgbClr val="5b9bd5"/>
       </a:accent5>
       <a:accent6>
-        <a:srgbClr val="70AD47"/>
+        <a:srgbClr val="70ad47"/>
       </a:accent6>
       <a:hlink>
-        <a:srgbClr val="0563C1"/>
+        <a:srgbClr val="0563c1"/>
       </a:hlink>
       <a:folHlink>
-        <a:srgbClr val="954F72"/>
+        <a:srgbClr val="954f72"/>
       </a:folHlink>
     </a:clrScheme>
     <a:fontScheme name="Стандартная">
       <a:majorFont>
-        <a:latin typeface="Calibri Light" panose="020F0302020204030204"/>
+        <a:latin typeface="Calibri Light" panose="020F0302020204030204" pitchFamily="0" charset="1"/>
         <a:ea typeface=""/>
         <a:cs typeface=""/>
       </a:majorFont>
       <a:minorFont>
-        <a:latin typeface="Calibri" panose="020F0502020204030204"/>
+        <a:latin typeface="Calibri" panose="020F0502020204030204" pitchFamily="0" charset="1"/>
         <a:ea typeface=""/>
         <a:cs typeface=""/>
       </a:minorFont>
@@ -5648,7 +6670,7 @@
             </a:gs>
           </a:gsLst>
           <a:lin ang="5400000" scaled="0"/>
-          <a:tileRect/>
+          <a:tileRect l="0" t="0" r="0" b="0"/>
         </a:gradFill>
         <a:gradFill>
           <a:gsLst>
@@ -5672,7 +6694,7 @@
             </a:gs>
           </a:gsLst>
           <a:lin ang="5400000" scaled="0"/>
-          <a:tileRect/>
+          <a:tileRect l="0" t="0" r="0" b="0"/>
         </a:gradFill>
       </a:fillStyleLst>
       <a:lnStyleLst>
@@ -5732,13 +6754,11 @@
             </a:gs>
           </a:gsLst>
           <a:lin ang="5400000" scaled="0"/>
-          <a:tileRect/>
+          <a:tileRect l="0" t="0" r="0" b="0"/>
         </a:gradFill>
       </a:bgFillStyleLst>
     </a:fmtScheme>
   </a:themeElements>
-  <a:objectDefaults/>
-  <a:extraClrSchemeLst/>
 </a:theme>
 </file>
 
@@ -5751,8 +6771,8 @@
 <file path=customXml/itemProps1.xml><?xml version="1.0" encoding="utf-8"?>
 <ds:datastoreItem xmlns:ds="http://schemas.openxmlformats.org/officeDocument/2006/customXml" ds:itemID="{11111111-1234-1234-1234-123412341234}">
   <ds:schemaRefs>
+    <ds:schemaRef ds:uri="http://schemas.openxmlformats.org/officeDocument/2006/relationships"/>
     <ds:schemaRef ds:uri="http://customooxmlschemas.google.com/"/>
-    <ds:schemaRef ds:uri="http://schemas.openxmlformats.org/officeDocument/2006/relationships"/>
   </ds:schemaRefs>
 </ds:datastoreItem>
 </file>
--- a/data/templates/claim.docx
+++ b/data/templates/claim.docx
@@ -179,7 +179,7 @@
                 <w:bCs/>
                 <w:sz w:val="24"/>
                 <w:szCs w:val="24"/>
-                <w:lang w:eastAsia="ru-RU"/>
+                <w:lang w:val="en-US" w:eastAsia="ru-RU"/>
               </w:rPr>
             </w:pPr>
             <w:r>
@@ -189,7 +189,7 @@
                 <w:bCs/>
                 <w:sz w:val="24"/>
                 <w:szCs w:val="24"/>
-                <w:lang w:eastAsia="ru-RU"/>
+                <w:lang w:val="en-US" w:eastAsia="ru-RU"/>
               </w:rPr>
               <w:t>ISTECFULLNAME</w:t>
             </w:r>
@@ -198,7 +198,67 @@
             <w:pPr>
               <w:spacing w:after="0" w:line="240" w:lineRule="auto"/>
               <w:jc w:val="both"/>
+              <w:rPr>
+                <w:lang w:val="en-US"/>
+              </w:rPr>
             </w:pPr>
+            <w:r>
+              <w:rPr>
+                <w:rFonts w:ascii="Times New Roman" w:eastAsia="Times New Roman" w:hAnsi="Times New Roman" w:cs="Times New Roman"/>
+                <w:sz w:val="24"/>
+                <w:szCs w:val="24"/>
+                <w:lang w:val="en-US" w:eastAsia="ru-RU"/>
+              </w:rPr>
+              <w:t>(</w:t>
+            </w:r>
+            <w:r>
+              <w:rPr>
+                <w:rFonts w:ascii="Times New Roman" w:eastAsia="Times New Roman" w:hAnsi="Times New Roman" w:cs="Times New Roman"/>
+                <w:sz w:val="24"/>
+                <w:szCs w:val="24"/>
+                <w:shd w:val="clear" w:color="auto" w:fill="FFFFFF"/>
+              </w:rPr>
+              <w:t>ОГРН</w:t>
+            </w:r>
+            <w:r>
+              <w:rPr>
+                <w:rFonts w:ascii="Times New Roman" w:eastAsia="Times New Roman" w:hAnsi="Times New Roman" w:cs="Times New Roman"/>
+                <w:sz w:val="24"/>
+                <w:szCs w:val="24"/>
+                <w:shd w:val="clear" w:color="auto" w:fill="FFFFFF"/>
+                <w:lang w:val="en-US"/>
+              </w:rPr>
+              <w:t xml:space="preserve"> </w:t>
+            </w:r>
+            <w:r>
+              <w:rPr>
+                <w:rFonts w:ascii="Times New Roman" w:eastAsia="Times New Roman" w:hAnsi="Times New Roman" w:cs="Times New Roman"/>
+                <w:sz w:val="24"/>
+                <w:szCs w:val="24"/>
+                <w:shd w:val="clear" w:color="auto" w:fill="FFFFFF"/>
+                <w:lang w:val="en-US"/>
+              </w:rPr>
+              <w:t>ISTECOGRN</w:t>
+            </w:r>
+            <w:r>
+              <w:rPr>
+                <w:rFonts w:ascii="Times New Roman" w:eastAsia="Times New Roman" w:hAnsi="Times New Roman" w:cs="Times New Roman"/>
+                <w:sz w:val="24"/>
+                <w:szCs w:val="24"/>
+                <w:shd w:val="clear" w:color="auto" w:fill="FFFFFF"/>
+                <w:lang w:val="en-US"/>
+              </w:rPr>
+              <w:t>,</w:t>
+            </w:r>
+            <w:r>
+              <w:rPr>
+                <w:rFonts w:ascii="Times New Roman" w:eastAsia="Times New Roman" w:hAnsi="Times New Roman" w:cs="Times New Roman"/>
+                <w:sz w:val="24"/>
+                <w:szCs w:val="24"/>
+                <w:lang w:val="en-US" w:eastAsia="ru-RU"/>
+              </w:rPr>
+              <w:t xml:space="preserve"> </w:t>
+            </w:r>
             <w:r>
               <w:rPr>
                 <w:rFonts w:ascii="Times New Roman" w:eastAsia="Times New Roman" w:hAnsi="Times New Roman" w:cs="Times New Roman"/>
@@ -206,59 +266,32 @@
                 <w:szCs w:val="24"/>
                 <w:lang w:eastAsia="ru-RU"/>
               </w:rPr>
-              <w:t>(</w:t>
+              <w:t>ИНН</w:t>
             </w:r>
             <w:r>
               <w:rPr>
                 <w:rFonts w:ascii="Times New Roman" w:eastAsia="Times New Roman" w:hAnsi="Times New Roman" w:cs="Times New Roman"/>
                 <w:sz w:val="24"/>
                 <w:szCs w:val="24"/>
-                <w:shd w:val="clear" w:color="auto" w:fill="FFFFFF"/>
-              </w:rPr>
-              <w:t xml:space="preserve">ОГРН </w:t>
+                <w:lang w:val="en-US" w:eastAsia="ru-RU"/>
+              </w:rPr>
+              <w:t xml:space="preserve"> </w:t>
             </w:r>
             <w:r>
               <w:rPr>
                 <w:rFonts w:ascii="Times New Roman" w:eastAsia="Times New Roman" w:hAnsi="Times New Roman" w:cs="Times New Roman"/>
                 <w:sz w:val="24"/>
                 <w:szCs w:val="24"/>
-                <w:shd w:val="clear" w:color="auto" w:fill="FFFFFF"/>
-              </w:rPr>
-              <w:t>ISTECOGRN</w:t>
+                <w:lang w:val="en-US" w:eastAsia="ru-RU"/>
+              </w:rPr>
+              <w:t>ISTECINN</w:t>
             </w:r>
             <w:r>
               <w:rPr>
                 <w:rFonts w:ascii="Times New Roman" w:eastAsia="Times New Roman" w:hAnsi="Times New Roman" w:cs="Times New Roman"/>
                 <w:sz w:val="24"/>
                 <w:szCs w:val="24"/>
-                <w:shd w:val="clear" w:color="auto" w:fill="FFFFFF"/>
-              </w:rPr>
-              <w:t>,</w:t>
-            </w:r>
-            <w:r>
-              <w:rPr>
-                <w:rFonts w:ascii="Times New Roman" w:eastAsia="Times New Roman" w:hAnsi="Times New Roman" w:cs="Times New Roman"/>
-                <w:sz w:val="24"/>
-                <w:szCs w:val="24"/>
-                <w:lang w:eastAsia="ru-RU"/>
-              </w:rPr>
-              <w:t xml:space="preserve"> ИНН </w:t>
-            </w:r>
-            <w:r>
-              <w:rPr>
-                <w:rFonts w:ascii="Times New Roman" w:eastAsia="Times New Roman" w:hAnsi="Times New Roman" w:cs="Times New Roman"/>
-                <w:sz w:val="24"/>
-                <w:szCs w:val="24"/>
-                <w:lang w:eastAsia="ru-RU"/>
-              </w:rPr>
-              <w:t>ISTECINN</w:t>
-            </w:r>
-            <w:r>
-              <w:rPr>
-                <w:rFonts w:ascii="Times New Roman" w:eastAsia="Times New Roman" w:hAnsi="Times New Roman" w:cs="Times New Roman"/>
-                <w:sz w:val="24"/>
-                <w:szCs w:val="24"/>
-                <w:lang w:eastAsia="ru-RU"/>
+                <w:lang w:val="en-US" w:eastAsia="ru-RU"/>
               </w:rPr>
               <w:t>)</w:t>
             </w:r>
@@ -485,7 +518,7 @@
                 <w:color w:val="000000"/>
                 <w:sz w:val="24"/>
                 <w:szCs w:val="24"/>
-                <w:lang w:eastAsia="ru-RU"/>
+                <w:lang w:val="en-US" w:eastAsia="ru-RU"/>
               </w:rPr>
               <w:t xml:space="preserve"> </w:t>
             </w:r>
@@ -910,6 +943,8 @@
           <w:rFonts w:ascii="Times New Roman" w:hAnsi="Times New Roman" w:cs="Times New Roman"/>
           <w:b/>
           <w:bCs/>
+          <w:sz w:val="24"/>
+          <w:szCs w:val="24"/>
         </w:rPr>
         <w:t>«МОСКОВСКАЯ ОБЪЕДИНЕННАЯ ЭНЕРГЕТИЧЕСКАЯ КОМПАНИЯ»</w:t>
       </w:r>
@@ -919,7 +954,15 @@
           <w:sz w:val="24"/>
           <w:szCs w:val="24"/>
         </w:rPr>
-        <w:t xml:space="preserve"> (далее – ПАО «МОЭК», Истец) и </w:t>
+        <w:t xml:space="preserve"> </w:t>
+      </w:r>
+      <w:r>
+        <w:rPr>
+          <w:rFonts w:ascii="Times New Roman" w:eastAsia="Times New Roman" w:hAnsi="Times New Roman" w:cs="Times New Roman"/>
+          <w:sz w:val="24"/>
+          <w:szCs w:val="24"/>
+        </w:rPr>
+        <w:t xml:space="preserve">(далее – ПАО «МОЭК», Истец) и </w:t>
       </w:r>
       <w:r>
         <w:rPr>
@@ -1000,12 +1043,13 @@
     </w:p>
     <w:tbl>
       <w:tblPr>
-        <w:tblW w:w="9476" w:type="dxa"/>
+        <w:tblW w:w="9368" w:type="dxa"/>
+        <w:tblInd w:w="108" w:type="dxa"/>
         <w:tblLayout w:type="fixed"/>
         <w:tblLook w:val="0400" w:firstRow="0" w:lastRow="0" w:firstColumn="0" w:lastColumn="0" w:noHBand="0" w:noVBand="1"/>
       </w:tblPr>
       <w:tblGrid>
-        <w:gridCol w:w="1964"/>
+        <w:gridCol w:w="1856"/>
         <w:gridCol w:w="1846"/>
         <w:gridCol w:w="2398"/>
         <w:gridCol w:w="1842"/>
@@ -1018,7 +1062,7 @@
         </w:trPr>
         <w:tc>
           <w:tcPr>
-            <w:tcW w:w="1964" w:type="dxa"/>
+            <w:tcW w:w="1856" w:type="dxa"/>
             <w:tcBorders>
               <w:top w:val="double" w:sz="2" w:space="0" w:color="000000"/>
               <w:left w:val="double" w:sz="2" w:space="0" w:color="000000"/>
@@ -1048,7 +1092,7 @@
         </w:tc>
         <w:tc>
           <w:tcPr>
-            <w:tcW w:w="1845" w:type="dxa"/>
+            <w:tcW w:w="1846" w:type="dxa"/>
             <w:tcBorders>
               <w:top w:val="double" w:sz="2" w:space="0" w:color="000000"/>
               <w:left w:val="double" w:sz="2" w:space="0" w:color="000000"/>
@@ -1175,7 +1219,7 @@
         </w:trPr>
         <w:tc>
           <w:tcPr>
-            <w:tcW w:w="1964" w:type="dxa"/>
+            <w:tcW w:w="1856" w:type="dxa"/>
             <w:tcBorders>
               <w:left w:val="double" w:sz="2" w:space="0" w:color="000000"/>
               <w:bottom w:val="double" w:sz="2" w:space="0" w:color="000000"/>
@@ -1200,7 +1244,7 @@
         </w:tc>
         <w:tc>
           <w:tcPr>
-            <w:tcW w:w="1845" w:type="dxa"/>
+            <w:tcW w:w="1846" w:type="dxa"/>
             <w:tcBorders>
               <w:left w:val="double" w:sz="2" w:space="0" w:color="000000"/>
               <w:bottom w:val="double" w:sz="2" w:space="0" w:color="000000"/>
@@ -1314,7 +1358,7 @@
         </w:trPr>
         <w:tc>
           <w:tcPr>
-            <w:tcW w:w="3810" w:type="dxa"/>
+            <w:tcW w:w="3702" w:type="dxa"/>
             <w:gridSpan w:val="2"/>
             <w:tcBorders>
               <w:left w:val="double" w:sz="2" w:space="0" w:color="000000"/>
@@ -1418,7 +1462,6 @@
         </w:rPr>
         <w:t xml:space="preserve">Поставка (подача) ресурсов производилась на условиях, определенных </w:t>
       </w:r>
-      <w:bookmarkStart w:id="2" w:name="_GoBack"/>
       <w:r>
         <w:rPr>
           <w:rFonts w:ascii="Times New Roman" w:eastAsia="Times New Roman" w:hAnsi="Times New Roman" w:cs="Times New Roman"/>
@@ -1428,7 +1471,6 @@
         </w:rPr>
         <w:t>MNCH1</w:t>
       </w:r>
-      <w:bookmarkEnd w:id="2"/>
       <w:r>
         <w:rPr>
           <w:rFonts w:ascii="Times New Roman" w:eastAsia="Times New Roman" w:hAnsi="Times New Roman" w:cs="Times New Roman"/>
@@ -2050,17 +2092,7 @@
           <w:sz w:val="24"/>
           <w:szCs w:val="24"/>
         </w:rPr>
-        <w:t xml:space="preserve"> исполнил ненадлежащим образом, Истцом </w:t>
-      </w:r>
-      <w:proofErr w:type="spellStart"/>
-      <w:r>
-        <w:rPr>
-          <w:rFonts w:ascii="Times New Roman" w:eastAsia="Times New Roman" w:hAnsi="Times New Roman" w:cs="Times New Roman"/>
-          <w:color w:val="000000"/>
-          <w:sz w:val="24"/>
-          <w:szCs w:val="24"/>
-        </w:rPr>
-        <w:t>направлен</w:t>
+        <w:t xml:space="preserve"> исполнил ненадлежащим образом, Истцом направлен</w:t>
       </w:r>
       <w:r>
         <w:rPr>
@@ -2071,7 +2103,6 @@
         </w:rPr>
         <w:t>DIRECTEDENDING</w:t>
       </w:r>
-      <w:proofErr w:type="spellEnd"/>
       <w:r>
         <w:rPr>
           <w:rFonts w:ascii="Times New Roman" w:eastAsia="Times New Roman" w:hAnsi="Times New Roman" w:cs="Times New Roman"/>
@@ -2081,7 +2112,6 @@
         </w:rPr>
         <w:t xml:space="preserve"> в его адрес </w:t>
       </w:r>
-      <w:proofErr w:type="spellStart"/>
       <w:r>
         <w:rPr>
           <w:rFonts w:ascii="Times New Roman" w:eastAsia="Times New Roman" w:hAnsi="Times New Roman" w:cs="Times New Roman"/>
@@ -2102,7 +2132,6 @@
         </w:rPr>
         <w:t>CLAIMENDINGIP</w:t>
       </w:r>
-      <w:proofErr w:type="spellEnd"/>
       <w:r>
         <w:rPr>
           <w:rFonts w:ascii="Times New Roman" w:eastAsia="Times New Roman" w:hAnsi="Times New Roman" w:cs="Times New Roman"/>
@@ -2125,8 +2154,8 @@
         <w:ind w:left="992" w:hanging="357"/>
         <w:jc w:val="both"/>
       </w:pPr>
-      <w:bookmarkStart w:id="3" w:name="_heading=h.ra5tosunmtw0"/>
-      <w:bookmarkEnd w:id="3"/>
+      <w:bookmarkStart w:id="2" w:name="_heading=h.ra5tosunmtw0"/>
+      <w:bookmarkEnd w:id="2"/>
       <w:r>
         <w:rPr>
           <w:rFonts w:ascii="Times New Roman" w:eastAsia="Times New Roman" w:hAnsi="Times New Roman" w:cs="Times New Roman"/>
@@ -2184,17 +2213,7 @@
           <w:sz w:val="24"/>
           <w:szCs w:val="24"/>
         </w:rPr>
-        <w:t xml:space="preserve">, </w:t>
-      </w:r>
-      <w:proofErr w:type="spellStart"/>
-      <w:r>
-        <w:rPr>
-          <w:rFonts w:ascii="Times New Roman" w:eastAsia="Times New Roman" w:hAnsi="Times New Roman" w:cs="Times New Roman"/>
-          <w:color w:val="000000"/>
-          <w:sz w:val="24"/>
-          <w:szCs w:val="24"/>
-        </w:rPr>
-        <w:t>котор</w:t>
+        <w:t>, котор</w:t>
       </w:r>
       <w:r>
         <w:rPr>
@@ -2205,25 +2224,14 @@
         </w:rPr>
         <w:t>WHICHENDING</w:t>
       </w:r>
-      <w:proofErr w:type="spellEnd"/>
-      <w:r>
-        <w:rPr>
-          <w:rFonts w:ascii="Times New Roman" w:eastAsia="Times New Roman" w:hAnsi="Times New Roman" w:cs="Times New Roman"/>
-          <w:color w:val="000000"/>
-          <w:sz w:val="24"/>
-          <w:szCs w:val="24"/>
-        </w:rPr>
-        <w:t xml:space="preserve"> </w:t>
-      </w:r>
-      <w:proofErr w:type="spellStart"/>
-      <w:r>
-        <w:rPr>
-          <w:rFonts w:ascii="Times New Roman" w:eastAsia="Times New Roman" w:hAnsi="Times New Roman" w:cs="Times New Roman"/>
-          <w:color w:val="000000"/>
-          <w:sz w:val="24"/>
-          <w:szCs w:val="24"/>
-        </w:rPr>
-        <w:t>оставлен</w:t>
+      <w:r>
+        <w:rPr>
+          <w:rFonts w:ascii="Times New Roman" w:eastAsia="Times New Roman" w:hAnsi="Times New Roman" w:cs="Times New Roman"/>
+          <w:color w:val="000000"/>
+          <w:sz w:val="24"/>
+          <w:szCs w:val="24"/>
+        </w:rPr>
+        <w:t xml:space="preserve"> оставлен</w:t>
       </w:r>
       <w:r>
         <w:rPr>
@@ -2234,25 +2242,14 @@
         </w:rPr>
         <w:t>ABANDONEDENDING</w:t>
       </w:r>
-      <w:proofErr w:type="spellEnd"/>
-      <w:r>
-        <w:rPr>
-          <w:rFonts w:ascii="Times New Roman" w:eastAsia="Times New Roman" w:hAnsi="Times New Roman" w:cs="Times New Roman"/>
-          <w:color w:val="000000"/>
-          <w:sz w:val="24"/>
-          <w:szCs w:val="24"/>
-        </w:rPr>
-        <w:t xml:space="preserve"> Ответчиком без ответа. Задолженность в полном объеме не погашена. </w:t>
-      </w:r>
-      <w:proofErr w:type="spellStart"/>
-      <w:r>
-        <w:rPr>
-          <w:rFonts w:ascii="Times New Roman" w:eastAsia="Times New Roman" w:hAnsi="Times New Roman" w:cs="Times New Roman"/>
-          <w:color w:val="000000"/>
-          <w:sz w:val="24"/>
-          <w:szCs w:val="24"/>
-        </w:rPr>
-        <w:t>Копи</w:t>
+      <w:r>
+        <w:rPr>
+          <w:rFonts w:ascii="Times New Roman" w:eastAsia="Times New Roman" w:hAnsi="Times New Roman" w:cs="Times New Roman"/>
+          <w:color w:val="000000"/>
+          <w:sz w:val="24"/>
+          <w:szCs w:val="24"/>
+        </w:rPr>
+        <w:t xml:space="preserve"> Ответчиком без ответа. Задолженность в полном объеме не погашена. Копи</w:t>
       </w:r>
       <w:r>
         <w:rPr>
@@ -2263,25 +2260,14 @@
         </w:rPr>
         <w:t>COPYENDING</w:t>
       </w:r>
-      <w:proofErr w:type="spellEnd"/>
-      <w:r>
-        <w:rPr>
-          <w:rFonts w:ascii="Times New Roman" w:eastAsia="Times New Roman" w:hAnsi="Times New Roman" w:cs="Times New Roman"/>
-          <w:color w:val="000000"/>
-          <w:sz w:val="24"/>
-          <w:szCs w:val="24"/>
-        </w:rPr>
-        <w:t xml:space="preserve"> </w:t>
-      </w:r>
-      <w:proofErr w:type="spellStart"/>
-      <w:r>
-        <w:rPr>
-          <w:rFonts w:ascii="Times New Roman" w:eastAsia="Times New Roman" w:hAnsi="Times New Roman" w:cs="Times New Roman"/>
-          <w:color w:val="000000"/>
-          <w:sz w:val="24"/>
-          <w:szCs w:val="24"/>
-        </w:rPr>
-        <w:t>претензи</w:t>
+      <w:r>
+        <w:rPr>
+          <w:rFonts w:ascii="Times New Roman" w:eastAsia="Times New Roman" w:hAnsi="Times New Roman" w:cs="Times New Roman"/>
+          <w:color w:val="000000"/>
+          <w:sz w:val="24"/>
+          <w:szCs w:val="24"/>
+        </w:rPr>
+        <w:t xml:space="preserve"> претензи</w:t>
       </w:r>
       <w:r>
         <w:rPr>
@@ -2292,7 +2278,6 @@
         </w:rPr>
         <w:t>CLAIMENDINGRP</w:t>
       </w:r>
-      <w:proofErr w:type="spellEnd"/>
       <w:r>
         <w:rPr>
           <w:rFonts w:ascii="Times New Roman" w:eastAsia="Times New Roman" w:hAnsi="Times New Roman" w:cs="Times New Roman"/>
@@ -2590,12 +2575,13 @@
     </w:p>
     <w:tbl>
       <w:tblPr>
-        <w:tblW w:w="9464" w:type="dxa"/>
+        <w:tblW w:w="9356" w:type="dxa"/>
+        <w:tblInd w:w="108" w:type="dxa"/>
         <w:tblLayout w:type="fixed"/>
         <w:tblLook w:val="0400" w:firstRow="0" w:lastRow="0" w:firstColumn="0" w:lastColumn="0" w:noHBand="0" w:noVBand="1"/>
       </w:tblPr>
       <w:tblGrid>
-        <w:gridCol w:w="2110"/>
+        <w:gridCol w:w="2002"/>
         <w:gridCol w:w="1847"/>
         <w:gridCol w:w="1698"/>
         <w:gridCol w:w="1420"/>
@@ -2607,7 +2593,7 @@
         </w:trPr>
         <w:tc>
           <w:tcPr>
-            <w:tcW w:w="2110" w:type="dxa"/>
+            <w:tcW w:w="2002" w:type="dxa"/>
             <w:tcBorders>
               <w:top w:val="double" w:sz="2" w:space="0" w:color="000000"/>
               <w:left w:val="double" w:sz="2" w:space="0" w:color="000000"/>
@@ -2822,7 +2808,7 @@
         </w:trPr>
         <w:tc>
           <w:tcPr>
-            <w:tcW w:w="2110" w:type="dxa"/>
+            <w:tcW w:w="2002" w:type="dxa"/>
             <w:tcBorders>
               <w:left w:val="double" w:sz="2" w:space="0" w:color="000000"/>
               <w:bottom w:val="double" w:sz="2" w:space="0" w:color="000000"/>
@@ -2944,7 +2930,7 @@
         </w:trPr>
         <w:tc>
           <w:tcPr>
-            <w:tcW w:w="3957" w:type="dxa"/>
+            <w:tcW w:w="3849" w:type="dxa"/>
             <w:gridSpan w:val="2"/>
             <w:tcBorders>
               <w:left w:val="double" w:sz="2" w:space="0" w:color="000000"/>
@@ -3096,8 +3082,8 @@
           <w:szCs w:val="24"/>
         </w:rPr>
       </w:pPr>
-      <w:bookmarkStart w:id="4" w:name="_heading=h.k52ivkynkc9v"/>
-      <w:bookmarkEnd w:id="4"/>
+      <w:bookmarkStart w:id="3" w:name="_heading=h.k52ivkynkc9v"/>
+      <w:bookmarkEnd w:id="3"/>
       <w:r>
         <w:rPr>
           <w:rFonts w:ascii="Times New Roman" w:eastAsia="Times New Roman" w:hAnsi="Times New Roman" w:cs="Times New Roman"/>
@@ -3168,8 +3154,8 @@
           <w:szCs w:val="24"/>
         </w:rPr>
       </w:pPr>
-      <w:bookmarkStart w:id="5" w:name="_heading=h.iyq143tfb8u6"/>
-      <w:bookmarkEnd w:id="5"/>
+      <w:bookmarkStart w:id="4" w:name="_heading=h.iyq143tfb8u6"/>
+      <w:bookmarkEnd w:id="4"/>
       <w:r>
         <w:rPr>
           <w:rFonts w:ascii="Times New Roman" w:eastAsia="Times New Roman" w:hAnsi="Times New Roman" w:cs="Times New Roman"/>
@@ -3580,7 +3566,6 @@
         <w:ind w:left="993"/>
         <w:jc w:val="both"/>
       </w:pPr>
-      <w:proofErr w:type="spellStart"/>
       <w:r>
         <w:rPr>
           <w:rFonts w:ascii="Times New Roman" w:hAnsi="Times New Roman" w:cs="Times New Roman"/>
@@ -3596,14 +3581,15 @@
       <w:r>
         <w:rPr>
           <w:rFonts w:ascii="Times New Roman" w:hAnsi="Times New Roman" w:cs="Times New Roman"/>
+          <w:b/>
+          <w:bCs/>
           <w:color w:val="000000"/>
           <w:sz w:val="24"/>
           <w:szCs w:val="24"/>
           <w:lang w:eastAsia="ru-RU"/>
         </w:rPr>
-        <w:t>руб</w:t>
-      </w:r>
-      <w:proofErr w:type="spellEnd"/>
+        <w:t xml:space="preserve"> </w:t>
+      </w:r>
       <w:r>
         <w:rPr>
           <w:rFonts w:ascii="Times New Roman" w:hAnsi="Times New Roman" w:cs="Times New Roman"/>
@@ -3612,9 +3598,8 @@
           <w:szCs w:val="24"/>
           <w:lang w:eastAsia="ru-RU"/>
         </w:rPr>
-        <w:t xml:space="preserve">. – доля годовой корректировки за </w:t>
-      </w:r>
-      <w:proofErr w:type="spellStart"/>
+        <w:t xml:space="preserve">руб. – доля годовой корректировки за </w:t>
+      </w:r>
       <w:r>
         <w:rPr>
           <w:rFonts w:ascii="Times New Roman" w:hAnsi="Times New Roman" w:cs="Times New Roman"/>
@@ -3633,9 +3618,8 @@
           <w:szCs w:val="24"/>
           <w:lang w:eastAsia="ru-RU"/>
         </w:rPr>
-        <w:t>год</w:t>
-      </w:r>
-      <w:proofErr w:type="spellEnd"/>
+        <w:t xml:space="preserve"> </w:t>
+      </w:r>
       <w:r>
         <w:rPr>
           <w:rFonts w:ascii="Times New Roman" w:hAnsi="Times New Roman" w:cs="Times New Roman"/>
@@ -3644,7 +3628,7 @@
           <w:szCs w:val="24"/>
           <w:lang w:eastAsia="ru-RU"/>
         </w:rPr>
-        <w:t xml:space="preserve"> за период </w:t>
+        <w:t xml:space="preserve">год за период </w:t>
       </w:r>
       <w:r>
         <w:rPr>
@@ -3745,8 +3729,8 @@
         <w:ind w:left="992"/>
         <w:jc w:val="both"/>
       </w:pPr>
-      <w:bookmarkStart w:id="6" w:name="_heading=h.5z6qu5hcxdqu"/>
-      <w:bookmarkEnd w:id="6"/>
+      <w:bookmarkStart w:id="5" w:name="_heading=h.5z6qu5hcxdqu"/>
+      <w:bookmarkEnd w:id="5"/>
       <w:r>
         <w:rPr>
           <w:rFonts w:ascii="Times New Roman" w:eastAsia="Times New Roman" w:hAnsi="Times New Roman" w:cs="Times New Roman"/>
@@ -3906,27 +3890,18 @@
           <w:sz w:val="24"/>
           <w:szCs w:val="24"/>
         </w:rPr>
-        <w:t xml:space="preserve">) расходы по оплате государственной </w:t>
-      </w:r>
-      <w:proofErr w:type="gramStart"/>
-      <w:r>
-        <w:rPr>
-          <w:rFonts w:ascii="Times New Roman" w:eastAsia="Times New Roman" w:hAnsi="Times New Roman" w:cs="Times New Roman"/>
-          <w:color w:val="000000"/>
-          <w:sz w:val="24"/>
-          <w:szCs w:val="24"/>
-        </w:rPr>
-        <w:t>пошлины  за</w:t>
-      </w:r>
-      <w:proofErr w:type="gramEnd"/>
-      <w:r>
-        <w:rPr>
-          <w:rFonts w:ascii="Times New Roman" w:eastAsia="Times New Roman" w:hAnsi="Times New Roman" w:cs="Times New Roman"/>
-          <w:color w:val="000000"/>
-          <w:sz w:val="24"/>
-          <w:szCs w:val="24"/>
-        </w:rPr>
-        <w:t xml:space="preserve"> подачу настоящего иска </w:t>
+        <w:t>) расходы по оплате государственной пошлины</w:t>
+      </w:r>
+      <w:bookmarkStart w:id="6" w:name="_GoBack"/>
+      <w:bookmarkEnd w:id="6"/>
+      <w:r>
+        <w:rPr>
+          <w:rFonts w:ascii="Times New Roman" w:eastAsia="Times New Roman" w:hAnsi="Times New Roman" w:cs="Times New Roman"/>
+          <w:color w:val="000000"/>
+          <w:sz w:val="24"/>
+          <w:szCs w:val="24"/>
+        </w:rPr>
+        <w:t xml:space="preserve"> за подачу настоящего иска </w:t>
       </w:r>
       <w:r>
         <w:rPr>
